--- a/projects/LonghornERP/03-design-documentation/LonghornERP_HLD.docx
+++ b/projects/LonghornERP/03-design-documentation/LonghornERP_HLD.docx
@@ -447,7 +447,7 @@
       </w:r>
     </w:p>
     <w:bookmarkEnd w:id="21"/>
-    <w:bookmarkStart w:id="26" w:name="system-overview"/>
+    <w:bookmarkStart w:id="27" w:name="system-overview"/>
     <w:p>
       <w:pPr>
         <w:pStyle w:val="Heading1"/>
@@ -471,6 +471,14 @@
       </w:pPr>
       <w:r>
         <w:t xml:space="preserve">Longhorn ERP is a multi-tenant, service-oriented, cloud-hosted Enterprise Resource Planning (ERP) platform built for small-to-medium enterprises (SMEs) and cooperative organisations across Uganda and East Africa. The platform delivers a unified suite of business management modules — accounting, inventory, sales, procurement, human resources, manufacturing, cooperative procurement, and more — through a single shared codebase that serves every tenant simultaneously.</w:t>
+      </w:r>
+    </w:p>
+    <w:p>
+      <w:pPr>
+        <w:pStyle w:val="BodyText"/>
+      </w:pPr>
+      <w:r>
+        <w:t xml:space="preserve">For industrial and logistics-intensive tenants, the high-level architecture treats Product Lifecycle Management (PLM), MES-grade Manufacturing, and Transportation &amp; Fleet Operations as first-class bounded capabilities within the same platform. These capabilities are designed as peer domains alongside finance, inventory, procurement, and HR so that engineering control, production execution, and transport execution can evolve independently while still sharing the same tenancy, security, integration, audit, and master-data foundations.</w:t>
       </w:r>
     </w:p>
     <w:p>
@@ -726,7 +734,7 @@
         <w:rPr>
           <w:rStyle w:val="VerbatimChar"/>
         </w:rPr>
-        <w:t xml:space="preserve">  │  Customers / │◀─────│  │  /public/   │  │  [Domain]/            │   │</w:t>
+        <w:t xml:space="preserve">  │  Customers / │◀─────│  │  /public/   │  │  PLM / Manufacturing  │   │</w:t>
       </w:r>
       <w:r>
         <w:br/>
@@ -874,7 +882,99 @@
       </w:r>
     </w:p>
     <w:bookmarkEnd w:id="23"/>
-    <w:bookmarkStart w:id="24" w:name="Xed5ac50128e73743c1da0aa16c1a95cf2837a43"/>
+    <w:bookmarkStart w:id="24" w:name="X1f92cb51622a94b6a2c5b722144597e0a33a254"/>
+    <w:p>
+      <w:pPr>
+        <w:pStyle w:val="Heading2"/>
+      </w:pPr>
+      <w:r>
+        <w:t xml:space="preserve">1.2.1 First-Class Bounded Capabilities</w:t>
+      </w:r>
+    </w:p>
+    <w:p>
+      <w:pPr>
+        <w:pStyle w:val="FirstParagraph"/>
+      </w:pPr>
+      <w:r>
+        <w:t xml:space="preserve">Within the service layer, Longhorn ERP organises its industrial workflows into explicit bounded capabilities so that high-change operational domains remain cohesive and independently evolvable:</w:t>
+      </w:r>
+    </w:p>
+    <w:p>
+      <w:pPr>
+        <w:pStyle w:val="Compact"/>
+        <w:numPr>
+          <w:ilvl w:val="0"/>
+          <w:numId w:val="1002"/>
+        </w:numPr>
+      </w:pPr>
+      <w:r>
+        <w:rPr>
+          <w:b/>
+          <w:bCs/>
+        </w:rPr>
+        <w:t xml:space="preserve">PLM:</w:t>
+      </w:r>
+      <w:r>
+        <w:t xml:space="preserve"> </w:t>
+      </w:r>
+      <w:r>
+        <w:t xml:space="preserve">Owns product definitions, product structures, revisions, engineering change control, specifications, and controlled release of approved product master data into downstream operational modules.</w:t>
+      </w:r>
+    </w:p>
+    <w:p>
+      <w:pPr>
+        <w:pStyle w:val="Compact"/>
+        <w:numPr>
+          <w:ilvl w:val="0"/>
+          <w:numId w:val="1002"/>
+        </w:numPr>
+      </w:pPr>
+      <w:r>
+        <w:rPr>
+          <w:b/>
+          <w:bCs/>
+        </w:rPr>
+        <w:t xml:space="preserve">Manufacturing (MES-grade):</w:t>
+      </w:r>
+      <w:r>
+        <w:t xml:space="preserve"> </w:t>
+      </w:r>
+      <w:r>
+        <w:t xml:space="preserve">Owns production planning and execution, including bills of materials, routings, work centres, dispatching, work-order execution, in-process quality, traceability, downtime capture, and production performance monitoring.</w:t>
+      </w:r>
+    </w:p>
+    <w:p>
+      <w:pPr>
+        <w:pStyle w:val="Compact"/>
+        <w:numPr>
+          <w:ilvl w:val="0"/>
+          <w:numId w:val="1002"/>
+        </w:numPr>
+      </w:pPr>
+      <w:r>
+        <w:rPr>
+          <w:b/>
+          <w:bCs/>
+        </w:rPr>
+        <w:t xml:space="preserve">Transportation &amp; Fleet Operations:</w:t>
+      </w:r>
+      <w:r>
+        <w:t xml:space="preserve"> </w:t>
+      </w:r>
+      <w:r>
+        <w:t xml:space="preserve">Owns transport planning, dispatch, route and trip execution, load assignment, proof of delivery, vehicle and driver utilisation, fleet telemetry integration, and transport-operational visibility.</w:t>
+      </w:r>
+    </w:p>
+    <w:p>
+      <w:pPr>
+        <w:pStyle w:val="FirstParagraph"/>
+      </w:pPr>
+      <w:r>
+        <w:t xml:space="preserve">These bounded capabilities integrate with Inventory, Procurement, Sales, Assets, Finance, CRM, and mobile channels through the shared service layer and tenant-aware data platform shown above. This preserves the existing service-oriented SaaS architecture while making industrial lifecycle management and logistics execution explicit in the high-level design.</w:t>
+      </w:r>
+    </w:p>
+    <w:bookmarkEnd w:id="24"/>
+    <w:bookmarkStart w:id="25" w:name="Xed5ac50128e73743c1da0aa16c1a95cf2837a43"/>
     <w:p>
       <w:pPr>
         <w:pStyle w:val="Heading2"/>
@@ -1283,8 +1383,8 @@
         </w:tc>
       </w:tr>
     </w:tbl>
-    <w:bookmarkEnd w:id="24"/>
-    <w:bookmarkStart w:id="25" w:name="X841f344590ed763a1fba5f959a28a1efadd58b1"/>
+    <w:bookmarkEnd w:id="25"/>
+    <w:bookmarkStart w:id="26" w:name="X841f344590ed763a1fba5f959a28a1efadd58b1"/>
     <w:p>
       <w:pPr>
         <w:pStyle w:val="Heading2"/>
@@ -1316,9 +1416,9 @@
         <w:t xml:space="preserve">foreign key). The platform shall support ≥ 500 concurrent active tenants on a single deployment without degradation beyond NFR-PERF-001 and NFR-PERF-003 thresholds (NFR-SCALE-001).</w:t>
       </w:r>
     </w:p>
-    <w:bookmarkEnd w:id="25"/>
     <w:bookmarkEnd w:id="26"/>
-    <w:bookmarkStart w:id="43" w:name="three-tier-panel-architecture"/>
+    <w:bookmarkEnd w:id="27"/>
+    <w:bookmarkStart w:id="44" w:name="three-tier-panel-architecture"/>
     <w:p>
       <w:pPr>
         <w:pStyle w:val="Heading1"/>
@@ -1335,7 +1435,7 @@
         <w:t xml:space="preserve">Longhorn ERP exposes three distinct web panels, each serving a different class of user at a different URL path. All three panels run within the same PHP application but enforce separate authentication scopes, session contexts, and permission models.</w:t>
       </w:r>
     </w:p>
-    <w:bookmarkStart w:id="27" w:name="Xb4334db5d47a6b0d25d8f77561c2a6ed9873438"/>
+    <w:bookmarkStart w:id="28" w:name="Xb4334db5d47a6b0d25d8f77561c2a6ed9873438"/>
     <w:p>
       <w:pPr>
         <w:pStyle w:val="Heading2"/>
@@ -1569,8 +1669,8 @@
         </w:pict>
       </w:r>
     </w:p>
-    <w:bookmarkEnd w:id="27"/>
-    <w:bookmarkStart w:id="32" w:name="X2e28915a5ea595a85cf45ef8d074acd7eb9f888"/>
+    <w:bookmarkEnd w:id="28"/>
+    <w:bookmarkStart w:id="33" w:name="X2e28915a5ea595a85cf45ef8d074acd7eb9f888"/>
     <w:p>
       <w:pPr>
         <w:pStyle w:val="Heading2"/>
@@ -1588,7 +1688,7 @@
         <w:t xml:space="preserve">)</w:t>
       </w:r>
     </w:p>
-    <w:bookmarkStart w:id="28" w:name="url-path"/>
+    <w:bookmarkStart w:id="29" w:name="url-path"/>
     <w:p>
       <w:pPr>
         <w:pStyle w:val="Heading3"/>
@@ -1608,8 +1708,8 @@
         <w:t xml:space="preserve">/public/</w:t>
       </w:r>
     </w:p>
-    <w:bookmarkEnd w:id="28"/>
-    <w:bookmarkStart w:id="29" w:name="primary-users"/>
+    <w:bookmarkEnd w:id="29"/>
+    <w:bookmarkStart w:id="30" w:name="primary-users"/>
     <w:p>
       <w:pPr>
         <w:pStyle w:val="Heading3"/>
@@ -1626,206 +1726,8 @@
         <w:t xml:space="preserve">All staff users who belong to an active tenant: accountants, sales representatives, procurement officers, warehouse staff, HR managers, branch managers, and any other role defined within the tenant's Role-Based Access Control (RBAC) configuration.</w:t>
       </w:r>
     </w:p>
-    <w:bookmarkEnd w:id="29"/>
-    <w:bookmarkStart w:id="30" w:name="key-capabilities"/>
-    <w:p>
-      <w:pPr>
-        <w:pStyle w:val="Heading3"/>
-      </w:pPr>
-      <w:r>
-        <w:t xml:space="preserve">Key Capabilities</w:t>
-      </w:r>
-    </w:p>
-    <w:p>
-      <w:pPr>
-        <w:pStyle w:val="Compact"/>
-        <w:numPr>
-          <w:ilvl w:val="0"/>
-          <w:numId w:val="1002"/>
-        </w:numPr>
-      </w:pPr>
-      <w:r>
-        <w:t xml:space="preserve">Full access to all modules the tenant has activated under its subscription plan.</w:t>
-      </w:r>
-    </w:p>
-    <w:p>
-      <w:pPr>
-        <w:pStyle w:val="Compact"/>
-        <w:numPr>
-          <w:ilvl w:val="0"/>
-          <w:numId w:val="1002"/>
-        </w:numPr>
-      </w:pPr>
-      <w:r>
-        <w:t xml:space="preserve">Branch-scoped operations: every session is bound to a branch, and all data entry and reporting is branch-aware.</w:t>
-      </w:r>
-    </w:p>
-    <w:p>
-      <w:pPr>
-        <w:pStyle w:val="Compact"/>
-        <w:numPr>
-          <w:ilvl w:val="0"/>
-          <w:numId w:val="1002"/>
-        </w:numPr>
-      </w:pPr>
-      <w:r>
-        <w:t xml:space="preserve">Granular RBAC: every page and API endpoint enforces</w:t>
-      </w:r>
-      <w:r>
-        <w:t xml:space="preserve"> </w:t>
-      </w:r>
-      <w:r>
-        <w:rPr>
-          <w:rStyle w:val="VerbatimChar"/>
-        </w:rPr>
-        <w:t xml:space="preserve">RequirePermission</w:t>
-      </w:r>
-      <w:r>
-        <w:t xml:space="preserve"> </w:t>
-      </w:r>
-      <w:r>
-        <w:t xml:space="preserve">middleware checks against the authenticated user's role.</w:t>
-      </w:r>
-    </w:p>
-    <w:p>
-      <w:pPr>
-        <w:pStyle w:val="Compact"/>
-        <w:numPr>
-          <w:ilvl w:val="0"/>
-          <w:numId w:val="1002"/>
-        </w:numPr>
-      </w:pPr>
-      <w:r>
-        <w:t xml:space="preserve">Multi-currency transactions, localised tax computation, and statutory deduction processing driven by the tenant's active localisation profile.</w:t>
-      </w:r>
-    </w:p>
-    <w:p>
-      <w:pPr>
-        <w:pStyle w:val="Compact"/>
-        <w:numPr>
-          <w:ilvl w:val="0"/>
-          <w:numId w:val="1002"/>
-        </w:numPr>
-      </w:pPr>
-      <w:r>
-        <w:t xml:space="preserve">Real-time dashboard, data-entry forms, approval workflows, and reporting across all active modules.</w:t>
-      </w:r>
-    </w:p>
     <w:bookmarkEnd w:id="30"/>
-    <w:bookmarkStart w:id="31" w:name="authentication-method"/>
-    <w:p>
-      <w:pPr>
-        <w:pStyle w:val="Heading3"/>
-      </w:pPr>
-      <w:r>
-        <w:t xml:space="preserve">Authentication Method</w:t>
-      </w:r>
-    </w:p>
-    <w:p>
-      <w:pPr>
-        <w:pStyle w:val="FirstParagraph"/>
-      </w:pPr>
-      <w:r>
-        <w:t xml:space="preserve">Session-based authentication using the</w:t>
-      </w:r>
-      <w:r>
-        <w:t xml:space="preserve"> </w:t>
-      </w:r>
-      <w:r>
-        <w:rPr>
-          <w:rStyle w:val="VerbatimChar"/>
-        </w:rPr>
-        <w:t xml:space="preserve">LONGHORN_ERP_SESSION</w:t>
-      </w:r>
-      <w:r>
-        <w:t xml:space="preserve"> </w:t>
-      </w:r>
-      <w:r>
-        <w:t xml:space="preserve">cookie (HttpOnly, SameSite=Strict). The full middleware pipeline —</w:t>
-      </w:r>
-      <w:r>
-        <w:t xml:space="preserve"> </w:t>
-      </w:r>
-      <w:r>
-        <w:rPr>
-          <w:rStyle w:val="VerbatimChar"/>
-        </w:rPr>
-        <w:t xml:space="preserve">EnsureAuthenticated → EnsureTenantSelected → EnsureTenantActive → EnsureBranchSelected → RequirePermission</w:t>
-      </w:r>
-      <w:r>
-        <w:t xml:space="preserve"> </w:t>
-      </w:r>
-      <w:r>
-        <w:t xml:space="preserve">— executes on every request to this panel. See Section 4 for the complete middleware specification.</w:t>
-      </w:r>
-    </w:p>
-    <w:p>
-      <w:r>
-        <w:pict>
-          <v:rect style="width:0;height:1.5pt" o:hralign="center" o:hrstd="t" o:hr="t"/>
-        </w:pict>
-      </w:r>
-    </w:p>
-    <w:bookmarkEnd w:id="31"/>
-    <w:bookmarkEnd w:id="32"/>
-    <w:bookmarkStart w:id="37" w:name="X5974d0581ab2e9c7300facd88c231fca89f3bff"/>
-    <w:p>
-      <w:pPr>
-        <w:pStyle w:val="Heading2"/>
-      </w:pPr>
-      <w:r>
-        <w:t xml:space="preserve">2.3 Super Admin Panel (</w:t>
-      </w:r>
-      <w:r>
-        <w:rPr>
-          <w:rStyle w:val="VerbatimChar"/>
-        </w:rPr>
-        <w:t xml:space="preserve">/public/superadmin/</w:t>
-      </w:r>
-      <w:r>
-        <w:t xml:space="preserve">)</w:t>
-      </w:r>
-    </w:p>
-    <w:bookmarkStart w:id="33" w:name="url-path-1"/>
-    <w:p>
-      <w:pPr>
-        <w:pStyle w:val="Heading3"/>
-      </w:pPr>
-      <w:r>
-        <w:t xml:space="preserve">URL Path</w:t>
-      </w:r>
-    </w:p>
-    <w:p>
-      <w:pPr>
-        <w:pStyle w:val="FirstParagraph"/>
-      </w:pPr>
-      <w:r>
-        <w:rPr>
-          <w:rStyle w:val="VerbatimChar"/>
-        </w:rPr>
-        <w:t xml:space="preserve">/public/superadmin/</w:t>
-      </w:r>
-    </w:p>
-    <w:bookmarkEnd w:id="33"/>
-    <w:bookmarkStart w:id="34" w:name="primary-users-1"/>
-    <w:p>
-      <w:pPr>
-        <w:pStyle w:val="Heading3"/>
-      </w:pPr>
-      <w:r>
-        <w:t xml:space="preserve">Primary Users</w:t>
-      </w:r>
-    </w:p>
-    <w:p>
-      <w:pPr>
-        <w:pStyle w:val="FirstParagraph"/>
-      </w:pPr>
-      <w:r>
-        <w:t xml:space="preserve">Chwezi Core Systems platform operators responsible for managing the SaaS platform itself. Super admin users do not belong to any tenant and operate outside the tenant isolation boundary.</w:t>
-      </w:r>
-    </w:p>
-    <w:bookmarkEnd w:id="34"/>
-    <w:bookmarkStart w:id="35" w:name="key-capabilities-1"/>
+    <w:bookmarkStart w:id="31" w:name="key-capabilities"/>
     <w:p>
       <w:pPr>
         <w:pStyle w:val="Heading3"/>
@@ -1843,7 +1745,7 @@
         </w:numPr>
       </w:pPr>
       <w:r>
-        <w:t xml:space="preserve">Tenant provisioning: create, configure, and onboard new tenants.</w:t>
+        <w:t xml:space="preserve">Full access to all modules the tenant has activated under its subscription plan.</w:t>
       </w:r>
     </w:p>
     <w:p>
@@ -1855,7 +1757,7 @@
         </w:numPr>
       </w:pPr>
       <w:r>
-        <w:t xml:space="preserve">Subscription management: assign subscription plans, activate or deactivate add-on modules, set billing cycles.</w:t>
+        <w:t xml:space="preserve">Branch-scoped operations: every session is bound to a branch, and all data entry and reporting is branch-aware.</w:t>
       </w:r>
     </w:p>
     <w:p>
@@ -1867,7 +1769,22 @@
         </w:numPr>
       </w:pPr>
       <w:r>
-        <w:t xml:space="preserve">Tenant lifecycle management: transition tenants through Trial → Active → Overdue → Suspended → Archived states.</w:t>
+        <w:t xml:space="preserve">Granular RBAC: every page and API endpoint enforces</w:t>
+      </w:r>
+      <w:r>
+        <w:t xml:space="preserve"> </w:t>
+      </w:r>
+      <w:r>
+        <w:rPr>
+          <w:rStyle w:val="VerbatimChar"/>
+        </w:rPr>
+        <w:t xml:space="preserve">RequirePermission</w:t>
+      </w:r>
+      <w:r>
+        <w:t xml:space="preserve"> </w:t>
+      </w:r>
+      <w:r>
+        <w:t xml:space="preserve">middleware checks against the authenticated user's role.</w:t>
       </w:r>
     </w:p>
     <w:p>
@@ -1879,7 +1796,7 @@
         </w:numPr>
       </w:pPr>
       <w:r>
-        <w:t xml:space="preserve">Billing and invoice generation for all tenants.</w:t>
+        <w:t xml:space="preserve">Multi-currency transactions, localised tax computation, and statutory deduction processing driven by the tenant's active localisation profile.</w:t>
       </w:r>
     </w:p>
     <w:p>
@@ -1891,35 +1808,11 @@
         </w:numPr>
       </w:pPr>
       <w:r>
-        <w:t xml:space="preserve">Platform-wide monitoring: tenant activity, error rates, storage usage.</w:t>
-      </w:r>
-    </w:p>
-    <w:p>
-      <w:pPr>
-        <w:pStyle w:val="Compact"/>
-        <w:numPr>
-          <w:ilvl w:val="0"/>
-          <w:numId w:val="1003"/>
-        </w:numPr>
-      </w:pPr>
-      <w:r>
-        <w:t xml:space="preserve">Super admin user management: create and manage Chwezi operator accounts.</w:t>
-      </w:r>
-    </w:p>
-    <w:p>
-      <w:pPr>
-        <w:pStyle w:val="Compact"/>
-        <w:numPr>
-          <w:ilvl w:val="0"/>
-          <w:numId w:val="1003"/>
-        </w:numPr>
-      </w:pPr>
-      <w:r>
-        <w:t xml:space="preserve">Read-only access to tenant data for support escalations (access is logged in the audit trail).</w:t>
-      </w:r>
-    </w:p>
-    <w:bookmarkEnd w:id="35"/>
-    <w:bookmarkStart w:id="36" w:name="authentication-method-1"/>
+        <w:t xml:space="preserve">Real-time dashboard, data-entry forms, approval workflows, and reporting across all active modules.</w:t>
+      </w:r>
+    </w:p>
+    <w:bookmarkEnd w:id="31"/>
+    <w:bookmarkStart w:id="32" w:name="authentication-method"/>
     <w:p>
       <w:pPr>
         <w:pStyle w:val="Heading3"/>
@@ -1933,34 +1826,37 @@
         <w:pStyle w:val="FirstParagraph"/>
       </w:pPr>
       <w:r>
-        <w:t xml:space="preserve">Dedicated super admin session (separate cookie scope from tenant sessions). Super admin credentials are stored in an isolated user table with no</w:t>
-      </w:r>
-      <w:r>
-        <w:t xml:space="preserve"> </w:t>
-      </w:r>
-      <w:r>
-        <w:rPr>
-          <w:rStyle w:val="VerbatimChar"/>
-        </w:rPr>
-        <w:t xml:space="preserve">tenant_id</w:t>
-      </w:r>
-      <w:r>
-        <w:t xml:space="preserve">. All super admin API calls route through</w:t>
-      </w:r>
-      <w:r>
-        <w:t xml:space="preserve"> </w:t>
-      </w:r>
-      <w:r>
-        <w:rPr>
-          <w:rStyle w:val="VerbatimChar"/>
-        </w:rPr>
-        <w:t xml:space="preserve">/public/superadmin/api/</w:t>
-      </w:r>
-      <w:r>
-        <w:t xml:space="preserve"> </w:t>
-      </w:r>
-      <w:r>
-        <w:t xml:space="preserve">and enforce super admin session validation on every request.</w:t>
+        <w:t xml:space="preserve">Session-based authentication using the</w:t>
+      </w:r>
+      <w:r>
+        <w:t xml:space="preserve"> </w:t>
+      </w:r>
+      <w:r>
+        <w:rPr>
+          <w:rStyle w:val="VerbatimChar"/>
+        </w:rPr>
+        <w:t xml:space="preserve">LONGHORN_ERP_SESSION</w:t>
+      </w:r>
+      <w:r>
+        <w:t xml:space="preserve"> </w:t>
+      </w:r>
+      <w:r>
+        <w:t xml:space="preserve">cookie (HttpOnly, SameSite=Strict). The full middleware pipeline —</w:t>
+      </w:r>
+      <w:r>
+        <w:t xml:space="preserve"> </w:t>
+      </w:r>
+      <w:r>
+        <w:rPr>
+          <w:rStyle w:val="VerbatimChar"/>
+        </w:rPr>
+        <w:t xml:space="preserve">EnsureAuthenticated → EnsureTenantSelected → EnsureTenantActive → EnsureBranchSelected → RequirePermission</w:t>
+      </w:r>
+      <w:r>
+        <w:t xml:space="preserve"> </w:t>
+      </w:r>
+      <w:r>
+        <w:t xml:space="preserve">— executes on every request to this panel. See Section 4 for the complete middleware specification.</w:t>
       </w:r>
     </w:p>
     <w:p>
@@ -1970,27 +1866,27 @@
         </w:pict>
       </w:r>
     </w:p>
-    <w:bookmarkEnd w:id="36"/>
-    <w:bookmarkEnd w:id="37"/>
-    <w:bookmarkStart w:id="42" w:name="X1f666bee5fb9fbda0b6e241b2ba1d7e801db51d"/>
+    <w:bookmarkEnd w:id="32"/>
+    <w:bookmarkEnd w:id="33"/>
+    <w:bookmarkStart w:id="38" w:name="X5974d0581ab2e9c7300facd88c231fca89f3bff"/>
     <w:p>
       <w:pPr>
         <w:pStyle w:val="Heading2"/>
       </w:pPr>
       <w:r>
-        <w:t xml:space="preserve">2.4 End-User Portal (</w:t>
-      </w:r>
-      <w:r>
-        <w:rPr>
-          <w:rStyle w:val="VerbatimChar"/>
-        </w:rPr>
-        <w:t xml:space="preserve">/public/portal/</w:t>
+        <w:t xml:space="preserve">2.3 Super Admin Panel (</w:t>
+      </w:r>
+      <w:r>
+        <w:rPr>
+          <w:rStyle w:val="VerbatimChar"/>
+        </w:rPr>
+        <w:t xml:space="preserve">/public/superadmin/</w:t>
       </w:r>
       <w:r>
         <w:t xml:space="preserve">)</w:t>
       </w:r>
     </w:p>
-    <w:bookmarkStart w:id="38" w:name="url-path-2"/>
+    <w:bookmarkStart w:id="34" w:name="url-path-1"/>
     <w:p>
       <w:pPr>
         <w:pStyle w:val="Heading3"/>
@@ -2007,11 +1903,11 @@
         <w:rPr>
           <w:rStyle w:val="VerbatimChar"/>
         </w:rPr>
-        <w:t xml:space="preserve">/public/portal/</w:t>
-      </w:r>
-    </w:p>
-    <w:bookmarkEnd w:id="38"/>
-    <w:bookmarkStart w:id="39" w:name="primary-users-2"/>
+        <w:t xml:space="preserve">/public/superadmin/</w:t>
+      </w:r>
+    </w:p>
+    <w:bookmarkEnd w:id="34"/>
+    <w:bookmarkStart w:id="35" w:name="primary-users-1"/>
     <w:p>
       <w:pPr>
         <w:pStyle w:val="Heading3"/>
@@ -2025,7 +1921,17 @@
         <w:pStyle w:val="FirstParagraph"/>
       </w:pPr>
       <w:r>
-        <w:t xml:space="preserve">Four classes of external or limited-access users who require read-only or self-service access to specific data:</w:t>
+        <w:t xml:space="preserve">Chwezi Core Systems platform operators responsible for managing the SaaS platform itself. Super admin users do not belong to any tenant and operate outside the tenant isolation boundary.</w:t>
+      </w:r>
+    </w:p>
+    <w:bookmarkEnd w:id="35"/>
+    <w:bookmarkStart w:id="36" w:name="key-capabilities-1"/>
+    <w:p>
+      <w:pPr>
+        <w:pStyle w:val="Heading3"/>
+      </w:pPr>
+      <w:r>
+        <w:t xml:space="preserve">Key Capabilities</w:t>
       </w:r>
     </w:p>
     <w:p>
@@ -2037,17 +1943,7 @@
         </w:numPr>
       </w:pPr>
       <w:r>
-        <w:rPr>
-          <w:i/>
-          <w:iCs/>
-        </w:rPr>
-        <w:t xml:space="preserve">Employees</w:t>
-      </w:r>
-      <w:r>
-        <w:t xml:space="preserve"> </w:t>
-      </w:r>
-      <w:r>
-        <w:t xml:space="preserve">— access payslips, leave balances, leave applications, and attendance records via the Employee Self-Service (ESS) interface.</w:t>
+        <w:t xml:space="preserve">Tenant provisioning: create, configure, and onboard new tenants.</w:t>
       </w:r>
     </w:p>
     <w:p>
@@ -2059,17 +1955,7 @@
         </w:numPr>
       </w:pPr>
       <w:r>
-        <w:rPr>
-          <w:i/>
-          <w:iCs/>
-        </w:rPr>
-        <w:t xml:space="preserve">Customers</w:t>
-      </w:r>
-      <w:r>
-        <w:t xml:space="preserve"> </w:t>
-      </w:r>
-      <w:r>
-        <w:t xml:space="preserve">— access account statements, invoice history, and outstanding balances.</w:t>
+        <w:t xml:space="preserve">Subscription management: assign subscription plans, activate or deactivate add-on modules, set billing cycles.</w:t>
       </w:r>
     </w:p>
     <w:p>
@@ -2081,17 +1967,7 @@
         </w:numPr>
       </w:pPr>
       <w:r>
-        <w:rPr>
-          <w:i/>
-          <w:iCs/>
-        </w:rPr>
-        <w:t xml:space="preserve">Agents</w:t>
-      </w:r>
-      <w:r>
-        <w:t xml:space="preserve"> </w:t>
-      </w:r>
-      <w:r>
-        <w:t xml:space="preserve">— access commission statements, target progress, and payment history via the Sales Agents portal.</w:t>
+        <w:t xml:space="preserve">Tenant lifecycle management: transition tenants through Trial → Active → Overdue → Suspended → Archived states.</w:t>
       </w:r>
     </w:p>
     <w:p>
@@ -2103,27 +1979,153 @@
         </w:numPr>
       </w:pPr>
       <w:r>
-        <w:rPr>
-          <w:i/>
-          <w:iCs/>
-        </w:rPr>
-        <w:t xml:space="preserve">Farmers / Outgrowers</w:t>
-      </w:r>
-      <w:r>
-        <w:t xml:space="preserve"> </w:t>
-      </w:r>
-      <w:r>
-        <w:t xml:space="preserve">— access commodity intake records, input loan balances, and payment statements via the Cooperative Procurement farmer portal.</w:t>
+        <w:t xml:space="preserve">Billing and invoice generation for all tenants.</w:t>
+      </w:r>
+    </w:p>
+    <w:p>
+      <w:pPr>
+        <w:pStyle w:val="Compact"/>
+        <w:numPr>
+          <w:ilvl w:val="0"/>
+          <w:numId w:val="1004"/>
+        </w:numPr>
+      </w:pPr>
+      <w:r>
+        <w:t xml:space="preserve">Platform-wide monitoring: tenant activity, error rates, storage usage.</w:t>
+      </w:r>
+    </w:p>
+    <w:p>
+      <w:pPr>
+        <w:pStyle w:val="Compact"/>
+        <w:numPr>
+          <w:ilvl w:val="0"/>
+          <w:numId w:val="1004"/>
+        </w:numPr>
+      </w:pPr>
+      <w:r>
+        <w:t xml:space="preserve">Super admin user management: create and manage Chwezi operator accounts.</w:t>
+      </w:r>
+    </w:p>
+    <w:p>
+      <w:pPr>
+        <w:pStyle w:val="Compact"/>
+        <w:numPr>
+          <w:ilvl w:val="0"/>
+          <w:numId w:val="1004"/>
+        </w:numPr>
+      </w:pPr>
+      <w:r>
+        <w:t xml:space="preserve">Read-only access to tenant data for support escalations (access is logged in the audit trail).</w:t>
+      </w:r>
+    </w:p>
+    <w:bookmarkEnd w:id="36"/>
+    <w:bookmarkStart w:id="37" w:name="authentication-method-1"/>
+    <w:p>
+      <w:pPr>
+        <w:pStyle w:val="Heading3"/>
+      </w:pPr>
+      <w:r>
+        <w:t xml:space="preserve">Authentication Method</w:t>
+      </w:r>
+    </w:p>
+    <w:p>
+      <w:pPr>
+        <w:pStyle w:val="FirstParagraph"/>
+      </w:pPr>
+      <w:r>
+        <w:t xml:space="preserve">Dedicated super admin session (separate cookie scope from tenant sessions). Super admin credentials are stored in an isolated user table with no</w:t>
+      </w:r>
+      <w:r>
+        <w:t xml:space="preserve"> </w:t>
+      </w:r>
+      <w:r>
+        <w:rPr>
+          <w:rStyle w:val="VerbatimChar"/>
+        </w:rPr>
+        <w:t xml:space="preserve">tenant_id</w:t>
+      </w:r>
+      <w:r>
+        <w:t xml:space="preserve">. All super admin API calls route through</w:t>
+      </w:r>
+      <w:r>
+        <w:t xml:space="preserve"> </w:t>
+      </w:r>
+      <w:r>
+        <w:rPr>
+          <w:rStyle w:val="VerbatimChar"/>
+        </w:rPr>
+        <w:t xml:space="preserve">/public/superadmin/api/</w:t>
+      </w:r>
+      <w:r>
+        <w:t xml:space="preserve"> </w:t>
+      </w:r>
+      <w:r>
+        <w:t xml:space="preserve">and enforce super admin session validation on every request.</w:t>
+      </w:r>
+    </w:p>
+    <w:p>
+      <w:r>
+        <w:pict>
+          <v:rect style="width:0;height:1.5pt" o:hralign="center" o:hrstd="t" o:hr="t"/>
+        </w:pict>
+      </w:r>
+    </w:p>
+    <w:bookmarkEnd w:id="37"/>
+    <w:bookmarkEnd w:id="38"/>
+    <w:bookmarkStart w:id="43" w:name="X1f666bee5fb9fbda0b6e241b2ba1d7e801db51d"/>
+    <w:p>
+      <w:pPr>
+        <w:pStyle w:val="Heading2"/>
+      </w:pPr>
+      <w:r>
+        <w:t xml:space="preserve">2.4 End-User Portal (</w:t>
+      </w:r>
+      <w:r>
+        <w:rPr>
+          <w:rStyle w:val="VerbatimChar"/>
+        </w:rPr>
+        <w:t xml:space="preserve">/public/portal/</w:t>
+      </w:r>
+      <w:r>
+        <w:t xml:space="preserve">)</w:t>
+      </w:r>
+    </w:p>
+    <w:bookmarkStart w:id="39" w:name="url-path-2"/>
+    <w:p>
+      <w:pPr>
+        <w:pStyle w:val="Heading3"/>
+      </w:pPr>
+      <w:r>
+        <w:t xml:space="preserve">URL Path</w:t>
+      </w:r>
+    </w:p>
+    <w:p>
+      <w:pPr>
+        <w:pStyle w:val="FirstParagraph"/>
+      </w:pPr>
+      <w:r>
+        <w:rPr>
+          <w:rStyle w:val="VerbatimChar"/>
+        </w:rPr>
+        <w:t xml:space="preserve">/public/portal/</w:t>
       </w:r>
     </w:p>
     <w:bookmarkEnd w:id="39"/>
-    <w:bookmarkStart w:id="40" w:name="key-capabilities-2"/>
+    <w:bookmarkStart w:id="40" w:name="primary-users-2"/>
     <w:p>
       <w:pPr>
         <w:pStyle w:val="Heading3"/>
       </w:pPr>
       <w:r>
-        <w:t xml:space="preserve">Key Capabilities</w:t>
+        <w:t xml:space="preserve">Primary Users</w:t>
+      </w:r>
+    </w:p>
+    <w:p>
+      <w:pPr>
+        <w:pStyle w:val="FirstParagraph"/>
+      </w:pPr>
+      <w:r>
+        <w:t xml:space="preserve">Four classes of external or limited-access users who require read-only or self-service access to specific data:</w:t>
       </w:r>
     </w:p>
     <w:p>
@@ -2135,7 +2137,17 @@
         </w:numPr>
       </w:pPr>
       <w:r>
-        <w:t xml:space="preserve">Read-only views of tenant data relevant to the authenticated end-user's identity.</w:t>
+        <w:rPr>
+          <w:i/>
+          <w:iCs/>
+        </w:rPr>
+        <w:t xml:space="preserve">Employees</w:t>
+      </w:r>
+      <w:r>
+        <w:t xml:space="preserve"> </w:t>
+      </w:r>
+      <w:r>
+        <w:t xml:space="preserve">— access payslips, leave balances, leave applications, and attendance records via the Employee Self-Service (ESS) interface.</w:t>
       </w:r>
     </w:p>
     <w:p>
@@ -2147,7 +2159,17 @@
         </w:numPr>
       </w:pPr>
       <w:r>
-        <w:t xml:space="preserve">PDF download of payslips, statements, and commission summaries.</w:t>
+        <w:rPr>
+          <w:i/>
+          <w:iCs/>
+        </w:rPr>
+        <w:t xml:space="preserve">Customers</w:t>
+      </w:r>
+      <w:r>
+        <w:t xml:space="preserve"> </w:t>
+      </w:r>
+      <w:r>
+        <w:t xml:space="preserve">— access account statements, invoice history, and outstanding balances.</w:t>
       </w:r>
     </w:p>
     <w:p>
@@ -2159,7 +2181,17 @@
         </w:numPr>
       </w:pPr>
       <w:r>
-        <w:t xml:space="preserve">Leave application submission (employees only).</w:t>
+        <w:rPr>
+          <w:i/>
+          <w:iCs/>
+        </w:rPr>
+        <w:t xml:space="preserve">Agents</w:t>
+      </w:r>
+      <w:r>
+        <w:t xml:space="preserve"> </w:t>
+      </w:r>
+      <w:r>
+        <w:t xml:space="preserve">— access commission statements, target progress, and payment history via the Sales Agents portal.</w:t>
       </w:r>
     </w:p>
     <w:p>
@@ -2171,7 +2203,27 @@
         </w:numPr>
       </w:pPr>
       <w:r>
-        <w:t xml:space="preserve">Responsive, mobile-optimised layout for low-bandwidth access.</w:t>
+        <w:rPr>
+          <w:i/>
+          <w:iCs/>
+        </w:rPr>
+        <w:t xml:space="preserve">Farmers / Outgrowers</w:t>
+      </w:r>
+      <w:r>
+        <w:t xml:space="preserve"> </w:t>
+      </w:r>
+      <w:r>
+        <w:t xml:space="preserve">— access commodity intake records, input loan balances, and payment statements via the Cooperative Procurement farmer portal.</w:t>
+      </w:r>
+    </w:p>
+    <w:bookmarkEnd w:id="40"/>
+    <w:bookmarkStart w:id="41" w:name="key-capabilities-2"/>
+    <w:p>
+      <w:pPr>
+        <w:pStyle w:val="Heading3"/>
+      </w:pPr>
+      <w:r>
+        <w:t xml:space="preserve">Key Capabilities</w:t>
       </w:r>
     </w:p>
     <w:p>
@@ -2179,15 +2231,63 @@
         <w:pStyle w:val="Compact"/>
         <w:numPr>
           <w:ilvl w:val="0"/>
-          <w:numId w:val="1005"/>
+          <w:numId w:val="1006"/>
         </w:numPr>
       </w:pPr>
       <w:r>
+        <w:t xml:space="preserve">Read-only views of tenant data relevant to the authenticated end-user's identity.</w:t>
+      </w:r>
+    </w:p>
+    <w:p>
+      <w:pPr>
+        <w:pStyle w:val="Compact"/>
+        <w:numPr>
+          <w:ilvl w:val="0"/>
+          <w:numId w:val="1006"/>
+        </w:numPr>
+      </w:pPr>
+      <w:r>
+        <w:t xml:space="preserve">PDF download of payslips, statements, and commission summaries.</w:t>
+      </w:r>
+    </w:p>
+    <w:p>
+      <w:pPr>
+        <w:pStyle w:val="Compact"/>
+        <w:numPr>
+          <w:ilvl w:val="0"/>
+          <w:numId w:val="1006"/>
+        </w:numPr>
+      </w:pPr>
+      <w:r>
+        <w:t xml:space="preserve">Leave application submission (employees only).</w:t>
+      </w:r>
+    </w:p>
+    <w:p>
+      <w:pPr>
+        <w:pStyle w:val="Compact"/>
+        <w:numPr>
+          <w:ilvl w:val="0"/>
+          <w:numId w:val="1006"/>
+        </w:numPr>
+      </w:pPr>
+      <w:r>
+        <w:t xml:space="preserve">Responsive, mobile-optimised layout for low-bandwidth access.</w:t>
+      </w:r>
+    </w:p>
+    <w:p>
+      <w:pPr>
+        <w:pStyle w:val="Compact"/>
+        <w:numPr>
+          <w:ilvl w:val="0"/>
+          <w:numId w:val="1006"/>
+        </w:numPr>
+      </w:pPr>
+      <w:r>
         <w:t xml:space="preserve">Localised currency and date formatting driven by the tenant's localisation profile.</w:t>
       </w:r>
     </w:p>
-    <w:bookmarkEnd w:id="40"/>
-    <w:bookmarkStart w:id="41" w:name="authentication-method-2"/>
+    <w:bookmarkEnd w:id="41"/>
+    <w:bookmarkStart w:id="42" w:name="authentication-method-2"/>
     <w:p>
       <w:pPr>
         <w:pStyle w:val="Heading3"/>
@@ -2204,10 +2304,10 @@
         <w:t xml:space="preserve">Dedicated portal session scoped to the end-user's identity class (employee, customer, agent, or farmer). Portal users authenticate with a credential set issued by the tenant. The portal session enforces the tenant context so that a portal user can only retrieve data belonging to their own tenant and their own identity record.</w:t>
       </w:r>
     </w:p>
-    <w:bookmarkEnd w:id="41"/>
     <w:bookmarkEnd w:id="42"/>
     <w:bookmarkEnd w:id="43"/>
-    <w:bookmarkStart w:id="52" w:name="middleware-stack"/>
+    <w:bookmarkEnd w:id="44"/>
+    <w:bookmarkStart w:id="53" w:name="middleware-stack"/>
     <w:p>
       <w:pPr>
         <w:pStyle w:val="Heading1"/>
@@ -2216,7 +2316,7 @@
         <w:t xml:space="preserve">Middleware Stack</w:t>
       </w:r>
     </w:p>
-    <w:bookmarkStart w:id="44" w:name="Xce277a57138908fd87fb4d74b3db575ffb3e40f"/>
+    <w:bookmarkStart w:id="45" w:name="Xce277a57138908fd87fb4d74b3db575ffb3e40f"/>
     <w:p>
       <w:pPr>
         <w:pStyle w:val="Heading2"/>
@@ -2403,8 +2503,8 @@
         </w:pict>
       </w:r>
     </w:p>
-    <w:bookmarkEnd w:id="44"/>
-    <w:bookmarkStart w:id="50" w:name="X704e40da5d854709408baf6e240af1cc0fedcae"/>
+    <w:bookmarkEnd w:id="45"/>
+    <w:bookmarkStart w:id="51" w:name="X704e40da5d854709408baf6e240af1cc0fedcae"/>
     <w:p>
       <w:pPr>
         <w:pStyle w:val="Heading2"/>
@@ -2413,7 +2513,7 @@
         <w:t xml:space="preserve">3.2 Layer Specifications</w:t>
       </w:r>
     </w:p>
-    <w:bookmarkStart w:id="45" w:name="layer-1--ensureauthenticated"/>
+    <w:bookmarkStart w:id="46" w:name="layer-1--ensureauthenticated"/>
     <w:p>
       <w:pPr>
         <w:pStyle w:val="Heading3"/>
@@ -2564,8 +2664,8 @@
         </w:pict>
       </w:r>
     </w:p>
-    <w:bookmarkEnd w:id="45"/>
-    <w:bookmarkStart w:id="46" w:name="layer-2--ensuretenantselected"/>
+    <w:bookmarkEnd w:id="46"/>
+    <w:bookmarkStart w:id="47" w:name="layer-2--ensuretenantselected"/>
     <w:p>
       <w:pPr>
         <w:pStyle w:val="Heading3"/>
@@ -2764,8 +2864,8 @@
         </w:pict>
       </w:r>
     </w:p>
-    <w:bookmarkEnd w:id="46"/>
-    <w:bookmarkStart w:id="47" w:name="layer-3--ensuretenantactive"/>
+    <w:bookmarkEnd w:id="47"/>
+    <w:bookmarkStart w:id="48" w:name="layer-3--ensuretenantactive"/>
     <w:p>
       <w:pPr>
         <w:pStyle w:val="Heading3"/>
@@ -3008,8 +3108,8 @@
         </w:pict>
       </w:r>
     </w:p>
-    <w:bookmarkEnd w:id="47"/>
-    <w:bookmarkStart w:id="48" w:name="layer-4--ensurebranchselected"/>
+    <w:bookmarkEnd w:id="48"/>
+    <w:bookmarkStart w:id="49" w:name="layer-4--ensurebranchselected"/>
     <w:p>
       <w:pPr>
         <w:pStyle w:val="Heading3"/>
@@ -3115,8 +3215,8 @@
         </w:pict>
       </w:r>
     </w:p>
-    <w:bookmarkEnd w:id="48"/>
-    <w:bookmarkStart w:id="49" w:name="layer-5--requirepermission"/>
+    <w:bookmarkEnd w:id="49"/>
+    <w:bookmarkStart w:id="50" w:name="layer-5--requirepermission"/>
     <w:p>
       <w:pPr>
         <w:pStyle w:val="Heading3"/>
@@ -3210,9 +3310,9 @@
         </w:pict>
       </w:r>
     </w:p>
-    <w:bookmarkEnd w:id="49"/>
     <w:bookmarkEnd w:id="50"/>
-    <w:bookmarkStart w:id="51" w:name="X5585cc1956af54b2482d5912ca72f17ecbb0471"/>
+    <w:bookmarkEnd w:id="51"/>
+    <w:bookmarkStart w:id="52" w:name="X5585cc1956af54b2482d5912ca72f17ecbb0471"/>
     <w:p>
       <w:pPr>
         <w:pStyle w:val="Heading2"/>
@@ -3302,835 +3402,6 @@
       </w:r>
       <w:r>
         <w:t xml:space="preserve">via constructor injection. The context exposes:</w:t>
-      </w:r>
-    </w:p>
-    <w:p>
-      <w:pPr>
-        <w:pStyle w:val="Compact"/>
-        <w:numPr>
-          <w:ilvl w:val="0"/>
-          <w:numId w:val="1006"/>
-        </w:numPr>
-      </w:pPr>
-      <w:r>
-        <w:rPr>
-          <w:rStyle w:val="VerbatimChar"/>
-        </w:rPr>
-        <w:t xml:space="preserve">getTenantId()</w:t>
-      </w:r>
-      <w:r>
-        <w:t xml:space="preserve"> </w:t>
-      </w:r>
-      <w:r>
-        <w:t xml:space="preserve">— the authoritative</w:t>
-      </w:r>
-      <w:r>
-        <w:t xml:space="preserve"> </w:t>
-      </w:r>
-      <w:r>
-        <w:rPr>
-          <w:rStyle w:val="VerbatimChar"/>
-        </w:rPr>
-        <w:t xml:space="preserve">tenant_id</w:t>
-      </w:r>
-      <w:r>
-        <w:t xml:space="preserve"> </w:t>
-      </w:r>
-      <w:r>
-        <w:t xml:space="preserve">for all SQL queries.</w:t>
-      </w:r>
-    </w:p>
-    <w:p>
-      <w:pPr>
-        <w:pStyle w:val="Compact"/>
-        <w:numPr>
-          <w:ilvl w:val="0"/>
-          <w:numId w:val="1006"/>
-        </w:numPr>
-      </w:pPr>
-      <w:r>
-        <w:rPr>
-          <w:rStyle w:val="VerbatimChar"/>
-        </w:rPr>
-        <w:t xml:space="preserve">getCurrency()</w:t>
-      </w:r>
-      <w:r>
-        <w:t xml:space="preserve"> </w:t>
-      </w:r>
-      <w:r>
-        <w:t xml:space="preserve">— the tenant's configured currency code (ISO 4217).</w:t>
-      </w:r>
-    </w:p>
-    <w:p>
-      <w:pPr>
-        <w:pStyle w:val="Compact"/>
-        <w:numPr>
-          <w:ilvl w:val="0"/>
-          <w:numId w:val="1006"/>
-        </w:numPr>
-      </w:pPr>
-      <w:r>
-        <w:rPr>
-          <w:rStyle w:val="VerbatimChar"/>
-        </w:rPr>
-        <w:t xml:space="preserve">getTimezone()</w:t>
-      </w:r>
-      <w:r>
-        <w:t xml:space="preserve"> </w:t>
-      </w:r>
-      <w:r>
-        <w:t xml:space="preserve">— the tenant's timezone identifier.</w:t>
-      </w:r>
-    </w:p>
-    <w:p>
-      <w:pPr>
-        <w:pStyle w:val="Compact"/>
-        <w:numPr>
-          <w:ilvl w:val="0"/>
-          <w:numId w:val="1006"/>
-        </w:numPr>
-      </w:pPr>
-      <w:r>
-        <w:rPr>
-          <w:rStyle w:val="VerbatimChar"/>
-        </w:rPr>
-        <w:t xml:space="preserve">getLocalisationProfile()</w:t>
-      </w:r>
-      <w:r>
-        <w:t xml:space="preserve"> </w:t>
-      </w:r>
-      <w:r>
-        <w:t xml:space="preserve">— the full localisation configuration object.</w:t>
-      </w:r>
-    </w:p>
-    <w:p>
-      <w:pPr>
-        <w:pStyle w:val="Compact"/>
-        <w:numPr>
-          <w:ilvl w:val="0"/>
-          <w:numId w:val="1006"/>
-        </w:numPr>
-      </w:pPr>
-      <w:r>
-        <w:rPr>
-          <w:rStyle w:val="VerbatimChar"/>
-        </w:rPr>
-        <w:t xml:space="preserve">isModuleActive(string $moduleCode)</w:t>
-      </w:r>
-      <w:r>
-        <w:t xml:space="preserve"> </w:t>
-      </w:r>
-      <w:r>
-        <w:t xml:space="preserve">— returns</w:t>
-      </w:r>
-      <w:r>
-        <w:t xml:space="preserve"> </w:t>
-      </w:r>
-      <w:r>
-        <w:rPr>
-          <w:rStyle w:val="VerbatimChar"/>
-        </w:rPr>
-        <w:t xml:space="preserve">true</w:t>
-      </w:r>
-      <w:r>
-        <w:t xml:space="preserve"> </w:t>
-      </w:r>
-      <w:r>
-        <w:t xml:space="preserve">if the given module code is activated for this tenant.</w:t>
-      </w:r>
-    </w:p>
-    <w:p>
-      <w:pPr>
-        <w:pStyle w:val="Compact"/>
-        <w:numPr>
-          <w:ilvl w:val="0"/>
-          <w:numId w:val="1006"/>
-        </w:numPr>
-      </w:pPr>
-      <w:r>
-        <w:rPr>
-          <w:rStyle w:val="VerbatimChar"/>
-        </w:rPr>
-        <w:t xml:space="preserve">getBranchId()</w:t>
-      </w:r>
-      <w:r>
-        <w:t xml:space="preserve"> </w:t>
-      </w:r>
-      <w:r>
-        <w:t xml:space="preserve">— the session-active branch identifier.</w:t>
-      </w:r>
-    </w:p>
-    <w:p>
-      <w:pPr>
-        <w:pStyle w:val="FirstParagraph"/>
-      </w:pPr>
-      <w:r>
-        <w:t xml:space="preserve">No service may construct or override a</w:t>
-      </w:r>
-      <w:r>
-        <w:t xml:space="preserve"> </w:t>
-      </w:r>
-      <w:r>
-        <w:rPr>
-          <w:rStyle w:val="VerbatimChar"/>
-        </w:rPr>
-        <w:t xml:space="preserve">TenantContext</w:t>
-      </w:r>
-      <w:r>
-        <w:t xml:space="preserve"> </w:t>
-      </w:r>
-      <w:r>
-        <w:t xml:space="preserve">from request parameters. The only authorised source is the session-validated middleware pipeline.</w:t>
-      </w:r>
-    </w:p>
-    <w:bookmarkEnd w:id="51"/>
-    <w:bookmarkEnd w:id="52"/>
-    <w:bookmarkStart w:id="60" w:name="service-layer-architecture"/>
-    <w:p>
-      <w:pPr>
-        <w:pStyle w:val="Heading1"/>
-      </w:pPr>
-      <w:r>
-        <w:t xml:space="preserve">Service Layer Architecture</w:t>
-      </w:r>
-    </w:p>
-    <w:bookmarkStart w:id="53" w:name="X2c5fb3b248eec35d5e7d107852cc081da612304"/>
-    <w:p>
-      <w:pPr>
-        <w:pStyle w:val="Heading2"/>
-      </w:pPr>
-      <w:r>
-        <w:t xml:space="preserve">4.1 Principle</w:t>
-      </w:r>
-    </w:p>
-    <w:p>
-      <w:pPr>
-        <w:pStyle w:val="FirstParagraph"/>
-      </w:pPr>
-      <w:r>
-        <w:t xml:space="preserve">All business logic resides in the service layer. No page handler, API endpoint, or middleware layer shall contain domain logic directly. This separation ensures that business rules are testable in isolation (via PHPUnit 11.2), reusable across web and mobile entry points, and auditable as distinct units during code review.</w:t>
-      </w:r>
-    </w:p>
-    <w:bookmarkEnd w:id="53"/>
-    <w:bookmarkStart w:id="54" w:name="X38032187a2291f945b0bd1409a6d4867c469240"/>
-    <w:p>
-      <w:pPr>
-        <w:pStyle w:val="Heading2"/>
-      </w:pPr>
-      <w:r>
-        <w:t xml:space="preserve">4.2 Service Directory Structure</w:t>
-      </w:r>
-    </w:p>
-    <w:p>
-      <w:pPr>
-        <w:pStyle w:val="FirstParagraph"/>
-      </w:pPr>
-      <w:r>
-        <w:t xml:space="preserve">Services are organised by domain under</w:t>
-      </w:r>
-      <w:r>
-        <w:t xml:space="preserve"> </w:t>
-      </w:r>
-      <w:r>
-        <w:rPr>
-          <w:rStyle w:val="VerbatimChar"/>
-        </w:rPr>
-        <w:t xml:space="preserve">src/Services/</w:t>
-      </w:r>
-      <w:r>
-        <w:t xml:space="preserve">:</w:t>
-      </w:r>
-    </w:p>
-    <w:p>
-      <w:pPr>
-        <w:pStyle w:val="SourceCode"/>
-      </w:pPr>
-      <w:r>
-        <w:rPr>
-          <w:rStyle w:val="VerbatimChar"/>
-        </w:rPr>
-        <w:t xml:space="preserve">src/</w:t>
-      </w:r>
-      <w:r>
-        <w:br/>
-      </w:r>
-      <w:r>
-        <w:rPr>
-          <w:rStyle w:val="VerbatimChar"/>
-        </w:rPr>
-        <w:t xml:space="preserve">└── Services/</w:t>
-      </w:r>
-      <w:r>
-        <w:br/>
-      </w:r>
-      <w:r>
-        <w:rPr>
-          <w:rStyle w:val="VerbatimChar"/>
-        </w:rPr>
-        <w:t xml:space="preserve">    ├── Accounting/</w:t>
-      </w:r>
-      <w:r>
-        <w:br/>
-      </w:r>
-      <w:r>
-        <w:rPr>
-          <w:rStyle w:val="VerbatimChar"/>
-        </w:rPr>
-        <w:t xml:space="preserve">    │   ├── GeneralLedgerService.php</w:t>
-      </w:r>
-      <w:r>
-        <w:br/>
-      </w:r>
-      <w:r>
-        <w:rPr>
-          <w:rStyle w:val="VerbatimChar"/>
-        </w:rPr>
-        <w:t xml:space="preserve">    │   ├── AccountsPayableService.php</w:t>
-      </w:r>
-      <w:r>
-        <w:br/>
-      </w:r>
-      <w:r>
-        <w:rPr>
-          <w:rStyle w:val="VerbatimChar"/>
-        </w:rPr>
-        <w:t xml:space="preserve">    │   └── ...</w:t>
-      </w:r>
-      <w:r>
-        <w:br/>
-      </w:r>
-      <w:r>
-        <w:rPr>
-          <w:rStyle w:val="VerbatimChar"/>
-        </w:rPr>
-        <w:t xml:space="preserve">    ├── Inventory/</w:t>
-      </w:r>
-      <w:r>
-        <w:br/>
-      </w:r>
-      <w:r>
-        <w:rPr>
-          <w:rStyle w:val="VerbatimChar"/>
-        </w:rPr>
-        <w:t xml:space="preserve">    │   ├── StockService.php</w:t>
-      </w:r>
-      <w:r>
-        <w:br/>
-      </w:r>
-      <w:r>
-        <w:rPr>
-          <w:rStyle w:val="VerbatimChar"/>
-        </w:rPr>
-        <w:t xml:space="preserve">    │   └── ...</w:t>
-      </w:r>
-      <w:r>
-        <w:br/>
-      </w:r>
-      <w:r>
-        <w:rPr>
-          <w:rStyle w:val="VerbatimChar"/>
-        </w:rPr>
-        <w:t xml:space="preserve">    ├── Sales/</w:t>
-      </w:r>
-      <w:r>
-        <w:br/>
-      </w:r>
-      <w:r>
-        <w:rPr>
-          <w:rStyle w:val="VerbatimChar"/>
-        </w:rPr>
-        <w:t xml:space="preserve">    │   ├── InvoiceService.php</w:t>
-      </w:r>
-      <w:r>
-        <w:br/>
-      </w:r>
-      <w:r>
-        <w:rPr>
-          <w:rStyle w:val="VerbatimChar"/>
-        </w:rPr>
-        <w:t xml:space="preserve">    │   └── ...</w:t>
-      </w:r>
-      <w:r>
-        <w:br/>
-      </w:r>
-      <w:r>
-        <w:rPr>
-          <w:rStyle w:val="VerbatimChar"/>
-        </w:rPr>
-        <w:t xml:space="preserve">    ├── Procurement/</w:t>
-      </w:r>
-      <w:r>
-        <w:br/>
-      </w:r>
-      <w:r>
-        <w:rPr>
-          <w:rStyle w:val="VerbatimChar"/>
-        </w:rPr>
-        <w:t xml:space="preserve">    │   └── ...</w:t>
-      </w:r>
-      <w:r>
-        <w:br/>
-      </w:r>
-      <w:r>
-        <w:rPr>
-          <w:rStyle w:val="VerbatimChar"/>
-        </w:rPr>
-        <w:t xml:space="preserve">    ├── HR/</w:t>
-      </w:r>
-      <w:r>
-        <w:br/>
-      </w:r>
-      <w:r>
-        <w:rPr>
-          <w:rStyle w:val="VerbatimChar"/>
-        </w:rPr>
-        <w:t xml:space="preserve">    │   └── ...</w:t>
-      </w:r>
-      <w:r>
-        <w:br/>
-      </w:r>
-      <w:r>
-        <w:rPr>
-          <w:rStyle w:val="VerbatimChar"/>
-        </w:rPr>
-        <w:t xml:space="preserve">    ├── Manufacturing/</w:t>
-      </w:r>
-      <w:r>
-        <w:br/>
-      </w:r>
-      <w:r>
-        <w:rPr>
-          <w:rStyle w:val="VerbatimChar"/>
-        </w:rPr>
-        <w:t xml:space="preserve">    │   └── ...</w:t>
-      </w:r>
-      <w:r>
-        <w:br/>
-      </w:r>
-      <w:r>
-        <w:rPr>
-          <w:rStyle w:val="VerbatimChar"/>
-        </w:rPr>
-        <w:t xml:space="preserve">    ├── Cooperative/</w:t>
-      </w:r>
-      <w:r>
-        <w:br/>
-      </w:r>
-      <w:r>
-        <w:rPr>
-          <w:rStyle w:val="VerbatimChar"/>
-        </w:rPr>
-        <w:t xml:space="preserve">    │   └── ...</w:t>
-      </w:r>
-      <w:r>
-        <w:br/>
-      </w:r>
-      <w:r>
-        <w:rPr>
-          <w:rStyle w:val="VerbatimChar"/>
-        </w:rPr>
-        <w:t xml:space="preserve">    ├── Auth/</w:t>
-      </w:r>
-      <w:r>
-        <w:br/>
-      </w:r>
-      <w:r>
-        <w:rPr>
-          <w:rStyle w:val="VerbatimChar"/>
-        </w:rPr>
-        <w:t xml:space="preserve">    │   └── ...</w:t>
-      </w:r>
-      <w:r>
-        <w:br/>
-      </w:r>
-      <w:r>
-        <w:rPr>
-          <w:rStyle w:val="VerbatimChar"/>
-        </w:rPr>
-        <w:t xml:space="preserve">    └── Platform/</w:t>
-      </w:r>
-      <w:r>
-        <w:br/>
-      </w:r>
-      <w:r>
-        <w:rPr>
-          <w:rStyle w:val="VerbatimChar"/>
-        </w:rPr>
-        <w:t xml:space="preserve">        ├── TenantContext.php</w:t>
-      </w:r>
-      <w:r>
-        <w:br/>
-      </w:r>
-      <w:r>
-        <w:rPr>
-          <w:rStyle w:val="VerbatimChar"/>
-        </w:rPr>
-        <w:t xml:space="preserve">        ├── ModuleGate.php</w:t>
-      </w:r>
-      <w:r>
-        <w:br/>
-      </w:r>
-      <w:r>
-        <w:rPr>
-          <w:rStyle w:val="VerbatimChar"/>
-        </w:rPr>
-        <w:t xml:space="preserve">        └── ...</w:t>
-      </w:r>
-    </w:p>
-    <w:p>
-      <w:pPr>
-        <w:pStyle w:val="FirstParagraph"/>
-      </w:pPr>
-      <w:r>
-        <w:t xml:space="preserve">Each domain directory maps directly to the corresponding module code. Services within a domain directory may call other services within the same domain. Cross-domain calls (e.g.,</w:t>
-      </w:r>
-      <w:r>
-        <w:t xml:space="preserve"> </w:t>
-      </w:r>
-      <w:r>
-        <w:rPr>
-          <w:rStyle w:val="VerbatimChar"/>
-        </w:rPr>
-        <w:t xml:space="preserve">InvoiceService</w:t>
-      </w:r>
-      <w:r>
-        <w:t xml:space="preserve"> </w:t>
-      </w:r>
-      <w:r>
-        <w:t xml:space="preserve">calling</w:t>
-      </w:r>
-      <w:r>
-        <w:t xml:space="preserve"> </w:t>
-      </w:r>
-      <w:r>
-        <w:rPr>
-          <w:rStyle w:val="VerbatimChar"/>
-        </w:rPr>
-        <w:t xml:space="preserve">GeneralLedgerService</w:t>
-      </w:r>
-      <w:r>
-        <w:t xml:space="preserve"> </w:t>
-      </w:r>
-      <w:r>
-        <w:t xml:space="preserve">to post a receivable) are explicitly modelled as inter-service dependencies registered in the container.</w:t>
-      </w:r>
-    </w:p>
-    <w:bookmarkEnd w:id="54"/>
-    <w:bookmarkStart w:id="55" w:name="X074b9be54397036c88c5485102f7b689671f019"/>
-    <w:p>
-      <w:pPr>
-        <w:pStyle w:val="Heading2"/>
-      </w:pPr>
-      <w:r>
-        <w:t xml:space="preserve">4.3 Dependency Injection Container</w:t>
-      </w:r>
-    </w:p>
-    <w:p>
-      <w:pPr>
-        <w:pStyle w:val="FirstParagraph"/>
-      </w:pPr>
-      <w:r>
-        <w:t xml:space="preserve">All services are registered in</w:t>
-      </w:r>
-      <w:r>
-        <w:t xml:space="preserve"> </w:t>
-      </w:r>
-      <w:r>
-        <w:rPr>
-          <w:rStyle w:val="VerbatimChar"/>
-        </w:rPr>
-        <w:t xml:space="preserve">bootstrap/container.php</w:t>
-      </w:r>
-      <w:r>
-        <w:t xml:space="preserve"> </w:t>
-      </w:r>
-      <w:r>
-        <w:t xml:space="preserve">using PHP-DI 7.0. The container is the single authorised mechanism for resolving service instances. Direct</w:t>
-      </w:r>
-      <w:r>
-        <w:t xml:space="preserve"> </w:t>
-      </w:r>
-      <w:r>
-        <w:rPr>
-          <w:rStyle w:val="VerbatimChar"/>
-        </w:rPr>
-        <w:t xml:space="preserve">new ServiceClass()</w:t>
-      </w:r>
-      <w:r>
-        <w:t xml:space="preserve"> </w:t>
-      </w:r>
-      <w:r>
-        <w:t xml:space="preserve">instantiation outside the container is prohibited.</w:t>
-      </w:r>
-    </w:p>
-    <w:p>
-      <w:pPr>
-        <w:pStyle w:val="BodyText"/>
-      </w:pPr>
-      <w:r>
-        <w:t xml:space="preserve">Registration follows the constructor injection pattern:</w:t>
-      </w:r>
-    </w:p>
-    <w:p>
-      <w:pPr>
-        <w:pStyle w:val="SourceCode"/>
-      </w:pPr>
-      <w:r>
-        <w:rPr>
-          <w:rStyle w:val="CommentTok"/>
-        </w:rPr>
-        <w:t xml:space="preserve">// bootstrap/container.php (illustrative — prospective)</w:t>
-      </w:r>
-      <w:r>
-        <w:br/>
-      </w:r>
-      <w:r>
-        <w:rPr>
-          <w:rStyle w:val="VariableTok"/>
-        </w:rPr>
-        <w:t xml:space="preserve">$container</w:t>
-      </w:r>
-      <w:r>
-        <w:rPr>
-          <w:rStyle w:val="NormalTok"/>
-        </w:rPr>
-        <w:t xml:space="preserve">-&gt;set(InvoiceService::</w:t>
-      </w:r>
-      <w:r>
-        <w:rPr>
-          <w:rStyle w:val="KeywordTok"/>
-        </w:rPr>
-        <w:t xml:space="preserve">class</w:t>
-      </w:r>
-      <w:r>
-        <w:rPr>
-          <w:rStyle w:val="OtherTok"/>
-        </w:rPr>
-        <w:t xml:space="preserve">,</w:t>
-      </w:r>
-      <w:r>
-        <w:rPr>
-          <w:rStyle w:val="NormalTok"/>
-        </w:rPr>
-        <w:t xml:space="preserve"> </w:t>
-      </w:r>
-      <w:r>
-        <w:rPr>
-          <w:rStyle w:val="KeywordTok"/>
-        </w:rPr>
-        <w:t xml:space="preserve">function</w:t>
-      </w:r>
-      <w:r>
-        <w:rPr>
-          <w:rStyle w:val="NormalTok"/>
-        </w:rPr>
-        <w:t xml:space="preserve"> (Container </w:t>
-      </w:r>
-      <w:r>
-        <w:rPr>
-          <w:rStyle w:val="VariableTok"/>
-        </w:rPr>
-        <w:t xml:space="preserve">$c</w:t>
-      </w:r>
-      <w:r>
-        <w:rPr>
-          <w:rStyle w:val="NormalTok"/>
-        </w:rPr>
-        <w:t xml:space="preserve">) {</w:t>
-      </w:r>
-      <w:r>
-        <w:br/>
-      </w:r>
-      <w:r>
-        <w:rPr>
-          <w:rStyle w:val="NormalTok"/>
-        </w:rPr>
-        <w:t xml:space="preserve">    </w:t>
-      </w:r>
-      <w:r>
-        <w:rPr>
-          <w:rStyle w:val="ControlFlowTok"/>
-        </w:rPr>
-        <w:t xml:space="preserve">return</w:t>
-      </w:r>
-      <w:r>
-        <w:rPr>
-          <w:rStyle w:val="NormalTok"/>
-        </w:rPr>
-        <w:t xml:space="preserve"> </w:t>
-      </w:r>
-      <w:r>
-        <w:rPr>
-          <w:rStyle w:val="KeywordTok"/>
-        </w:rPr>
-        <w:t xml:space="preserve">new</w:t>
-      </w:r>
-      <w:r>
-        <w:rPr>
-          <w:rStyle w:val="NormalTok"/>
-        </w:rPr>
-        <w:t xml:space="preserve"> InvoiceService(</w:t>
-      </w:r>
-      <w:r>
-        <w:br/>
-      </w:r>
-      <w:r>
-        <w:rPr>
-          <w:rStyle w:val="NormalTok"/>
-        </w:rPr>
-        <w:t xml:space="preserve">        </w:t>
-      </w:r>
-      <w:r>
-        <w:rPr>
-          <w:rStyle w:val="VariableTok"/>
-        </w:rPr>
-        <w:t xml:space="preserve">$c</w:t>
-      </w:r>
-      <w:r>
-        <w:rPr>
-          <w:rStyle w:val="NormalTok"/>
-        </w:rPr>
-        <w:t xml:space="preserve">-&gt;get(TenantContext::</w:t>
-      </w:r>
-      <w:r>
-        <w:rPr>
-          <w:rStyle w:val="KeywordTok"/>
-        </w:rPr>
-        <w:t xml:space="preserve">class</w:t>
-      </w:r>
-      <w:r>
-        <w:rPr>
-          <w:rStyle w:val="NormalTok"/>
-        </w:rPr>
-        <w:t xml:space="preserve">)</w:t>
-      </w:r>
-      <w:r>
-        <w:rPr>
-          <w:rStyle w:val="OtherTok"/>
-        </w:rPr>
-        <w:t xml:space="preserve">,</w:t>
-      </w:r>
-      <w:r>
-        <w:br/>
-      </w:r>
-      <w:r>
-        <w:rPr>
-          <w:rStyle w:val="NormalTok"/>
-        </w:rPr>
-        <w:t xml:space="preserve">        </w:t>
-      </w:r>
-      <w:r>
-        <w:rPr>
-          <w:rStyle w:val="VariableTok"/>
-        </w:rPr>
-        <w:t xml:space="preserve">$c</w:t>
-      </w:r>
-      <w:r>
-        <w:rPr>
-          <w:rStyle w:val="NormalTok"/>
-        </w:rPr>
-        <w:t xml:space="preserve">-&gt;get(GeneralLedgerService::</w:t>
-      </w:r>
-      <w:r>
-        <w:rPr>
-          <w:rStyle w:val="KeywordTok"/>
-        </w:rPr>
-        <w:t xml:space="preserve">class</w:t>
-      </w:r>
-      <w:r>
-        <w:rPr>
-          <w:rStyle w:val="NormalTok"/>
-        </w:rPr>
-        <w:t xml:space="preserve">)</w:t>
-      </w:r>
-      <w:r>
-        <w:rPr>
-          <w:rStyle w:val="OtherTok"/>
-        </w:rPr>
-        <w:t xml:space="preserve">,</w:t>
-      </w:r>
-      <w:r>
-        <w:br/>
-      </w:r>
-      <w:r>
-        <w:rPr>
-          <w:rStyle w:val="NormalTok"/>
-        </w:rPr>
-        <w:t xml:space="preserve">        </w:t>
-      </w:r>
-      <w:r>
-        <w:rPr>
-          <w:rStyle w:val="VariableTok"/>
-        </w:rPr>
-        <w:t xml:space="preserve">$c</w:t>
-      </w:r>
-      <w:r>
-        <w:rPr>
-          <w:rStyle w:val="NormalTok"/>
-        </w:rPr>
-        <w:t xml:space="preserve">-&gt;get(</w:t>
-      </w:r>
-      <w:r>
-        <w:rPr>
-          <w:rStyle w:val="BuiltInTok"/>
-        </w:rPr>
-        <w:t xml:space="preserve">PDO</w:t>
-      </w:r>
-      <w:r>
-        <w:rPr>
-          <w:rStyle w:val="NormalTok"/>
-        </w:rPr>
-        <w:t xml:space="preserve">::</w:t>
-      </w:r>
-      <w:r>
-        <w:rPr>
-          <w:rStyle w:val="KeywordTok"/>
-        </w:rPr>
-        <w:t xml:space="preserve">class</w:t>
-      </w:r>
-      <w:r>
-        <w:rPr>
-          <w:rStyle w:val="NormalTok"/>
-        </w:rPr>
-        <w:t xml:space="preserve">)</w:t>
-      </w:r>
-      <w:r>
-        <w:br/>
-      </w:r>
-      <w:r>
-        <w:rPr>
-          <w:rStyle w:val="NormalTok"/>
-        </w:rPr>
-        <w:t xml:space="preserve">    )</w:t>
-      </w:r>
-      <w:r>
-        <w:rPr>
-          <w:rStyle w:val="OtherTok"/>
-        </w:rPr>
-        <w:t xml:space="preserve">;</w:t>
-      </w:r>
-      <w:r>
-        <w:br/>
-      </w:r>
-      <w:r>
-        <w:rPr>
-          <w:rStyle w:val="NormalTok"/>
-        </w:rPr>
-        <w:t xml:space="preserve">})</w:t>
-      </w:r>
-      <w:r>
-        <w:rPr>
-          <w:rStyle w:val="OtherTok"/>
-        </w:rPr>
-        <w:t xml:space="preserve">;</w:t>
-      </w:r>
-    </w:p>
-    <w:p>
-      <w:pPr>
-        <w:pStyle w:val="FirstParagraph"/>
-      </w:pPr>
-      <w:r>
-        <w:t xml:space="preserve">Services are injected into:</w:t>
       </w:r>
     </w:p>
     <w:p>
@@ -4142,22 +3413,31 @@
         </w:numPr>
       </w:pPr>
       <w:r>
-        <w:t xml:space="preserve">API endpoint files under</w:t>
-      </w:r>
-      <w:r>
-        <w:t xml:space="preserve"> </w:t>
-      </w:r>
-      <w:r>
-        <w:rPr>
-          <w:rStyle w:val="VerbatimChar"/>
-        </w:rPr>
-        <w:t xml:space="preserve">public/api/[domain]/endpoint.php</w:t>
-      </w:r>
-      <w:r>
-        <w:t xml:space="preserve"> </w:t>
-      </w:r>
-      <w:r>
-        <w:t xml:space="preserve">— resolved from the container at the top of each file.</w:t>
+        <w:rPr>
+          <w:rStyle w:val="VerbatimChar"/>
+        </w:rPr>
+        <w:t xml:space="preserve">getTenantId()</w:t>
+      </w:r>
+      <w:r>
+        <w:t xml:space="preserve"> </w:t>
+      </w:r>
+      <w:r>
+        <w:t xml:space="preserve">— the authoritative</w:t>
+      </w:r>
+      <w:r>
+        <w:t xml:space="preserve"> </w:t>
+      </w:r>
+      <w:r>
+        <w:rPr>
+          <w:rStyle w:val="VerbatimChar"/>
+        </w:rPr>
+        <w:t xml:space="preserve">tenant_id</w:t>
+      </w:r>
+      <w:r>
+        <w:t xml:space="preserve"> </w:t>
+      </w:r>
+      <w:r>
+        <w:t xml:space="preserve">for all SQL queries.</w:t>
       </w:r>
     </w:p>
     <w:p>
@@ -4169,32 +3449,158 @@
         </w:numPr>
       </w:pPr>
       <w:r>
-        <w:t xml:space="preserve">Page handler files under</w:t>
-      </w:r>
-      <w:r>
-        <w:t xml:space="preserve"> </w:t>
-      </w:r>
-      <w:r>
-        <w:rPr>
-          <w:rStyle w:val="VerbatimChar"/>
-        </w:rPr>
-        <w:t xml:space="preserve">public/[domain]/page.php</w:t>
-      </w:r>
-      <w:r>
-        <w:t xml:space="preserve"> </w:t>
-      </w:r>
-      <w:r>
-        <w:t xml:space="preserve">— resolved from the container at the top of each file.</w:t>
-      </w:r>
-    </w:p>
-    <w:bookmarkEnd w:id="55"/>
-    <w:bookmarkStart w:id="56" w:name="X63584c3aa19875a83028862586dfe0bbf9b942e"/>
+        <w:rPr>
+          <w:rStyle w:val="VerbatimChar"/>
+        </w:rPr>
+        <w:t xml:space="preserve">getCurrency()</w:t>
+      </w:r>
+      <w:r>
+        <w:t xml:space="preserve"> </w:t>
+      </w:r>
+      <w:r>
+        <w:t xml:space="preserve">— the tenant's configured currency code (ISO 4217).</w:t>
+      </w:r>
+    </w:p>
+    <w:p>
+      <w:pPr>
+        <w:pStyle w:val="Compact"/>
+        <w:numPr>
+          <w:ilvl w:val="0"/>
+          <w:numId w:val="1007"/>
+        </w:numPr>
+      </w:pPr>
+      <w:r>
+        <w:rPr>
+          <w:rStyle w:val="VerbatimChar"/>
+        </w:rPr>
+        <w:t xml:space="preserve">getTimezone()</w:t>
+      </w:r>
+      <w:r>
+        <w:t xml:space="preserve"> </w:t>
+      </w:r>
+      <w:r>
+        <w:t xml:space="preserve">— the tenant's timezone identifier.</w:t>
+      </w:r>
+    </w:p>
+    <w:p>
+      <w:pPr>
+        <w:pStyle w:val="Compact"/>
+        <w:numPr>
+          <w:ilvl w:val="0"/>
+          <w:numId w:val="1007"/>
+        </w:numPr>
+      </w:pPr>
+      <w:r>
+        <w:rPr>
+          <w:rStyle w:val="VerbatimChar"/>
+        </w:rPr>
+        <w:t xml:space="preserve">getLocalisationProfile()</w:t>
+      </w:r>
+      <w:r>
+        <w:t xml:space="preserve"> </w:t>
+      </w:r>
+      <w:r>
+        <w:t xml:space="preserve">— the full localisation configuration object.</w:t>
+      </w:r>
+    </w:p>
+    <w:p>
+      <w:pPr>
+        <w:pStyle w:val="Compact"/>
+        <w:numPr>
+          <w:ilvl w:val="0"/>
+          <w:numId w:val="1007"/>
+        </w:numPr>
+      </w:pPr>
+      <w:r>
+        <w:rPr>
+          <w:rStyle w:val="VerbatimChar"/>
+        </w:rPr>
+        <w:t xml:space="preserve">isModuleActive(string $moduleCode)</w:t>
+      </w:r>
+      <w:r>
+        <w:t xml:space="preserve"> </w:t>
+      </w:r>
+      <w:r>
+        <w:t xml:space="preserve">— returns</w:t>
+      </w:r>
+      <w:r>
+        <w:t xml:space="preserve"> </w:t>
+      </w:r>
+      <w:r>
+        <w:rPr>
+          <w:rStyle w:val="VerbatimChar"/>
+        </w:rPr>
+        <w:t xml:space="preserve">true</w:t>
+      </w:r>
+      <w:r>
+        <w:t xml:space="preserve"> </w:t>
+      </w:r>
+      <w:r>
+        <w:t xml:space="preserve">if the given module code is activated for this tenant.</w:t>
+      </w:r>
+    </w:p>
+    <w:p>
+      <w:pPr>
+        <w:pStyle w:val="Compact"/>
+        <w:numPr>
+          <w:ilvl w:val="0"/>
+          <w:numId w:val="1007"/>
+        </w:numPr>
+      </w:pPr>
+      <w:r>
+        <w:rPr>
+          <w:rStyle w:val="VerbatimChar"/>
+        </w:rPr>
+        <w:t xml:space="preserve">getBranchId()</w:t>
+      </w:r>
+      <w:r>
+        <w:t xml:space="preserve"> </w:t>
+      </w:r>
+      <w:r>
+        <w:t xml:space="preserve">— the session-active branch identifier.</w:t>
+      </w:r>
+    </w:p>
+    <w:p>
+      <w:pPr>
+        <w:pStyle w:val="FirstParagraph"/>
+      </w:pPr>
+      <w:r>
+        <w:t xml:space="preserve">No service may construct or override a</w:t>
+      </w:r>
+      <w:r>
+        <w:t xml:space="preserve"> </w:t>
+      </w:r>
+      <w:r>
+        <w:rPr>
+          <w:rStyle w:val="VerbatimChar"/>
+        </w:rPr>
+        <w:t xml:space="preserve">TenantContext</w:t>
+      </w:r>
+      <w:r>
+        <w:t xml:space="preserve"> </w:t>
+      </w:r>
+      <w:r>
+        <w:t xml:space="preserve">from request parameters. The only authorised source is the session-validated middleware pipeline.</w:t>
+      </w:r>
+    </w:p>
+    <w:bookmarkEnd w:id="52"/>
+    <w:bookmarkEnd w:id="53"/>
+    <w:bookmarkStart w:id="61" w:name="service-layer-architecture"/>
+    <w:p>
+      <w:pPr>
+        <w:pStyle w:val="Heading1"/>
+      </w:pPr>
+      <w:r>
+        <w:t xml:space="preserve">Service Layer Architecture</w:t>
+      </w:r>
+    </w:p>
+    <w:bookmarkStart w:id="54" w:name="X2c5fb3b248eec35d5e7d107852cc081da612304"/>
     <w:p>
       <w:pPr>
         <w:pStyle w:val="Heading2"/>
       </w:pPr>
       <w:r>
-        <w:t xml:space="preserve">4.4 TenantContext Injection into Services</w:t>
+        <w:t xml:space="preserve">4.1 Principle</w:t>
       </w:r>
     </w:p>
     <w:p>
@@ -4202,67 +3608,37 @@
         <w:pStyle w:val="FirstParagraph"/>
       </w:pPr>
       <w:r>
-        <w:t xml:space="preserve">Every service that accesses operational data shall receive</w:t>
-      </w:r>
-      <w:r>
-        <w:t xml:space="preserve"> </w:t>
-      </w:r>
-      <w:r>
-        <w:rPr>
-          <w:rStyle w:val="VerbatimChar"/>
-        </w:rPr>
-        <w:t xml:space="preserve">TenantContext</w:t>
-      </w:r>
-      <w:r>
-        <w:t xml:space="preserve"> </w:t>
-      </w:r>
-      <w:r>
-        <w:t xml:space="preserve">as the first constructor parameter. The service uses</w:t>
-      </w:r>
-      <w:r>
-        <w:t xml:space="preserve"> </w:t>
-      </w:r>
-      <w:r>
-        <w:rPr>
-          <w:rStyle w:val="VerbatimChar"/>
-        </w:rPr>
-        <w:t xml:space="preserve">$this-&gt;tenantContext-&gt;getTenantId()</w:t>
-      </w:r>
-      <w:r>
-        <w:t xml:space="preserve"> </w:t>
-      </w:r>
-      <w:r>
-        <w:t xml:space="preserve">as the value for the</w:t>
-      </w:r>
-      <w:r>
-        <w:t xml:space="preserve"> </w:t>
-      </w:r>
-      <w:r>
-        <w:rPr>
-          <w:rStyle w:val="VerbatimChar"/>
-        </w:rPr>
-        <w:t xml:space="preserve">tenant_id</w:t>
-      </w:r>
-      <w:r>
-        <w:t xml:space="preserve"> </w:t>
-      </w:r>
-      <w:r>
-        <w:t xml:space="preserve">clause on every SQL query. No service shall accept a</w:t>
-      </w:r>
-      <w:r>
-        <w:t xml:space="preserve"> </w:t>
-      </w:r>
-      <w:r>
-        <w:rPr>
-          <w:rStyle w:val="VerbatimChar"/>
-        </w:rPr>
-        <w:t xml:space="preserve">tenant_id</w:t>
-      </w:r>
-      <w:r>
-        <w:t xml:space="preserve"> </w:t>
-      </w:r>
-      <w:r>
-        <w:t xml:space="preserve">parameter from a caller — the tenant identity is always derived from the injected context.</w:t>
+        <w:t xml:space="preserve">All business logic resides in the service layer. No page handler, API endpoint, or middleware layer shall contain domain logic directly. This separation ensures that business rules are testable in isolation (via PHPUnit 11.2), reusable across web and mobile entry points, and auditable as distinct units during code review.</w:t>
+      </w:r>
+    </w:p>
+    <w:bookmarkEnd w:id="54"/>
+    <w:bookmarkStart w:id="55" w:name="X38032187a2291f945b0bd1409a6d4867c469240"/>
+    <w:p>
+      <w:pPr>
+        <w:pStyle w:val="Heading2"/>
+      </w:pPr>
+      <w:r>
+        <w:t xml:space="preserve">4.2 Service Directory Structure</w:t>
+      </w:r>
+    </w:p>
+    <w:p>
+      <w:pPr>
+        <w:pStyle w:val="FirstParagraph"/>
+      </w:pPr>
+      <w:r>
+        <w:t xml:space="preserve">Services are organised by domain under</w:t>
+      </w:r>
+      <w:r>
+        <w:t xml:space="preserve"> </w:t>
+      </w:r>
+      <w:r>
+        <w:rPr>
+          <w:rStyle w:val="VerbatimChar"/>
+        </w:rPr>
+        <w:t xml:space="preserve">src/Services/</w:t>
+      </w:r>
+      <w:r>
+        <w:t xml:space="preserve">:</w:t>
       </w:r>
     </w:p>
     <w:p>
@@ -4271,247 +3647,270 @@
       </w:pPr>
       <w:r>
         <w:rPr>
-          <w:rStyle w:val="CommentTok"/>
-        </w:rPr>
-        <w:t xml:space="preserve">// Illustrative service constructor (prospective)</w:t>
+          <w:rStyle w:val="VerbatimChar"/>
+        </w:rPr>
+        <w:t xml:space="preserve">src/</w:t>
       </w:r>
       <w:r>
         <w:br/>
       </w:r>
       <w:r>
         <w:rPr>
-          <w:rStyle w:val="KeywordTok"/>
-        </w:rPr>
-        <w:t xml:space="preserve">class</w:t>
-      </w:r>
-      <w:r>
-        <w:rPr>
-          <w:rStyle w:val="NormalTok"/>
-        </w:rPr>
-        <w:t xml:space="preserve"> InvoiceService</w:t>
+          <w:rStyle w:val="VerbatimChar"/>
+        </w:rPr>
+        <w:t xml:space="preserve">└── Services/</w:t>
       </w:r>
       <w:r>
         <w:br/>
       </w:r>
       <w:r>
         <w:rPr>
-          <w:rStyle w:val="NormalTok"/>
-        </w:rPr>
-        <w:t xml:space="preserve">{</w:t>
+          <w:rStyle w:val="VerbatimChar"/>
+        </w:rPr>
+        <w:t xml:space="preserve">    ├── Accounting/</w:t>
       </w:r>
       <w:r>
         <w:br/>
       </w:r>
       <w:r>
         <w:rPr>
-          <w:rStyle w:val="NormalTok"/>
-        </w:rPr>
-        <w:t xml:space="preserve">    </w:t>
-      </w:r>
-      <w:r>
-        <w:rPr>
-          <w:rStyle w:val="KeywordTok"/>
-        </w:rPr>
-        <w:t xml:space="preserve">public</w:t>
-      </w:r>
-      <w:r>
-        <w:rPr>
-          <w:rStyle w:val="NormalTok"/>
-        </w:rPr>
-        <w:t xml:space="preserve"> </w:t>
-      </w:r>
-      <w:r>
-        <w:rPr>
-          <w:rStyle w:val="KeywordTok"/>
-        </w:rPr>
-        <w:t xml:space="preserve">function</w:t>
-      </w:r>
-      <w:r>
-        <w:rPr>
-          <w:rStyle w:val="NormalTok"/>
-        </w:rPr>
-        <w:t xml:space="preserve"> </w:t>
-      </w:r>
-      <w:r>
-        <w:rPr>
-          <w:rStyle w:val="BuiltInTok"/>
-        </w:rPr>
-        <w:t xml:space="preserve">__construct</w:t>
-      </w:r>
-      <w:r>
-        <w:rPr>
-          <w:rStyle w:val="NormalTok"/>
-        </w:rPr>
-        <w:t xml:space="preserve">(</w:t>
+          <w:rStyle w:val="VerbatimChar"/>
+        </w:rPr>
+        <w:t xml:space="preserve">    │   ├── GeneralLedgerService.php</w:t>
       </w:r>
       <w:r>
         <w:br/>
       </w:r>
       <w:r>
         <w:rPr>
-          <w:rStyle w:val="NormalTok"/>
-        </w:rPr>
-        <w:t xml:space="preserve">        </w:t>
-      </w:r>
-      <w:r>
-        <w:rPr>
-          <w:rStyle w:val="KeywordTok"/>
-        </w:rPr>
-        <w:t xml:space="preserve">private</w:t>
-      </w:r>
-      <w:r>
-        <w:rPr>
-          <w:rStyle w:val="NormalTok"/>
-        </w:rPr>
-        <w:t xml:space="preserve"> </w:t>
-      </w:r>
-      <w:r>
-        <w:rPr>
-          <w:rStyle w:val="DataTypeTok"/>
-        </w:rPr>
-        <w:t xml:space="preserve">readonly</w:t>
-      </w:r>
-      <w:r>
-        <w:rPr>
-          <w:rStyle w:val="NormalTok"/>
-        </w:rPr>
-        <w:t xml:space="preserve"> TenantContext </w:t>
-      </w:r>
-      <w:r>
-        <w:rPr>
-          <w:rStyle w:val="VariableTok"/>
-        </w:rPr>
-        <w:t xml:space="preserve">$tenantContext</w:t>
-      </w:r>
-      <w:r>
-        <w:rPr>
-          <w:rStyle w:val="OtherTok"/>
-        </w:rPr>
-        <w:t xml:space="preserve">,</w:t>
+          <w:rStyle w:val="VerbatimChar"/>
+        </w:rPr>
+        <w:t xml:space="preserve">    │   ├── AccountsPayableService.php</w:t>
       </w:r>
       <w:r>
         <w:br/>
       </w:r>
       <w:r>
         <w:rPr>
-          <w:rStyle w:val="NormalTok"/>
-        </w:rPr>
-        <w:t xml:space="preserve">        </w:t>
-      </w:r>
-      <w:r>
-        <w:rPr>
-          <w:rStyle w:val="KeywordTok"/>
-        </w:rPr>
-        <w:t xml:space="preserve">private</w:t>
-      </w:r>
-      <w:r>
-        <w:rPr>
-          <w:rStyle w:val="NormalTok"/>
-        </w:rPr>
-        <w:t xml:space="preserve"> </w:t>
-      </w:r>
-      <w:r>
-        <w:rPr>
-          <w:rStyle w:val="DataTypeTok"/>
-        </w:rPr>
-        <w:t xml:space="preserve">readonly</w:t>
-      </w:r>
-      <w:r>
-        <w:rPr>
-          <w:rStyle w:val="NormalTok"/>
-        </w:rPr>
-        <w:t xml:space="preserve"> GeneralLedgerService </w:t>
-      </w:r>
-      <w:r>
-        <w:rPr>
-          <w:rStyle w:val="VariableTok"/>
-        </w:rPr>
-        <w:t xml:space="preserve">$gl</w:t>
-      </w:r>
-      <w:r>
-        <w:rPr>
-          <w:rStyle w:val="OtherTok"/>
-        </w:rPr>
-        <w:t xml:space="preserve">,</w:t>
+          <w:rStyle w:val="VerbatimChar"/>
+        </w:rPr>
+        <w:t xml:space="preserve">    │   └── ...</w:t>
       </w:r>
       <w:r>
         <w:br/>
       </w:r>
       <w:r>
         <w:rPr>
-          <w:rStyle w:val="NormalTok"/>
-        </w:rPr>
-        <w:t xml:space="preserve">        </w:t>
-      </w:r>
-      <w:r>
-        <w:rPr>
-          <w:rStyle w:val="KeywordTok"/>
-        </w:rPr>
-        <w:t xml:space="preserve">private</w:t>
-      </w:r>
-      <w:r>
-        <w:rPr>
-          <w:rStyle w:val="NormalTok"/>
-        </w:rPr>
-        <w:t xml:space="preserve"> </w:t>
-      </w:r>
-      <w:r>
-        <w:rPr>
-          <w:rStyle w:val="DataTypeTok"/>
-        </w:rPr>
-        <w:t xml:space="preserve">readonly</w:t>
-      </w:r>
-      <w:r>
-        <w:rPr>
-          <w:rStyle w:val="NormalTok"/>
-        </w:rPr>
-        <w:t xml:space="preserve"> </w:t>
-      </w:r>
-      <w:r>
-        <w:rPr>
-          <w:rStyle w:val="BuiltInTok"/>
-        </w:rPr>
-        <w:t xml:space="preserve">PDO</w:t>
-      </w:r>
-      <w:r>
-        <w:rPr>
-          <w:rStyle w:val="NormalTok"/>
-        </w:rPr>
-        <w:t xml:space="preserve"> </w:t>
-      </w:r>
-      <w:r>
-        <w:rPr>
-          <w:rStyle w:val="VariableTok"/>
-        </w:rPr>
-        <w:t xml:space="preserve">$pdo</w:t>
+          <w:rStyle w:val="VerbatimChar"/>
+        </w:rPr>
+        <w:t xml:space="preserve">    ├── Inventory/</w:t>
       </w:r>
       <w:r>
         <w:br/>
       </w:r>
       <w:r>
         <w:rPr>
-          <w:rStyle w:val="NormalTok"/>
-        </w:rPr>
-        <w:t xml:space="preserve">    ) {}</w:t>
+          <w:rStyle w:val="VerbatimChar"/>
+        </w:rPr>
+        <w:t xml:space="preserve">    │   ├── StockService.php</w:t>
       </w:r>
       <w:r>
         <w:br/>
       </w:r>
       <w:r>
         <w:rPr>
-          <w:rStyle w:val="NormalTok"/>
-        </w:rPr>
-        <w:t xml:space="preserve">}</w:t>
-      </w:r>
-    </w:p>
-    <w:bookmarkEnd w:id="56"/>
-    <w:bookmarkStart w:id="57" w:name="Xd51abc367bc778e17648c585e695bc1313e6f8b"/>
-    <w:p>
-      <w:pPr>
-        <w:pStyle w:val="Heading2"/>
-      </w:pPr>
-      <w:r>
-        <w:t xml:space="preserve">4.5 ApiResponse Standard</w:t>
+          <w:rStyle w:val="VerbatimChar"/>
+        </w:rPr>
+        <w:t xml:space="preserve">    │   └── ...</w:t>
+      </w:r>
+      <w:r>
+        <w:br/>
+      </w:r>
+      <w:r>
+        <w:rPr>
+          <w:rStyle w:val="VerbatimChar"/>
+        </w:rPr>
+        <w:t xml:space="preserve">    ├── Sales/</w:t>
+      </w:r>
+      <w:r>
+        <w:br/>
+      </w:r>
+      <w:r>
+        <w:rPr>
+          <w:rStyle w:val="VerbatimChar"/>
+        </w:rPr>
+        <w:t xml:space="preserve">    │   ├── InvoiceService.php</w:t>
+      </w:r>
+      <w:r>
+        <w:br/>
+      </w:r>
+      <w:r>
+        <w:rPr>
+          <w:rStyle w:val="VerbatimChar"/>
+        </w:rPr>
+        <w:t xml:space="preserve">    │   └── ...</w:t>
+      </w:r>
+      <w:r>
+        <w:br/>
+      </w:r>
+      <w:r>
+        <w:rPr>
+          <w:rStyle w:val="VerbatimChar"/>
+        </w:rPr>
+        <w:t xml:space="preserve">    ├── Procurement/</w:t>
+      </w:r>
+      <w:r>
+        <w:br/>
+      </w:r>
+      <w:r>
+        <w:rPr>
+          <w:rStyle w:val="VerbatimChar"/>
+        </w:rPr>
+        <w:t xml:space="preserve">    │   └── ...</w:t>
+      </w:r>
+      <w:r>
+        <w:br/>
+      </w:r>
+      <w:r>
+        <w:rPr>
+          <w:rStyle w:val="VerbatimChar"/>
+        </w:rPr>
+        <w:t xml:space="preserve">    ├── HR/</w:t>
+      </w:r>
+      <w:r>
+        <w:br/>
+      </w:r>
+      <w:r>
+        <w:rPr>
+          <w:rStyle w:val="VerbatimChar"/>
+        </w:rPr>
+        <w:t xml:space="preserve">    │   └── ...</w:t>
+      </w:r>
+      <w:r>
+        <w:br/>
+      </w:r>
+      <w:r>
+        <w:rPr>
+          <w:rStyle w:val="VerbatimChar"/>
+        </w:rPr>
+        <w:t xml:space="preserve">    ├── Manufacturing/</w:t>
+      </w:r>
+      <w:r>
+        <w:br/>
+      </w:r>
+      <w:r>
+        <w:rPr>
+          <w:rStyle w:val="VerbatimChar"/>
+        </w:rPr>
+        <w:t xml:space="preserve">    │   └── ...</w:t>
+      </w:r>
+      <w:r>
+        <w:br/>
+      </w:r>
+      <w:r>
+        <w:rPr>
+          <w:rStyle w:val="VerbatimChar"/>
+        </w:rPr>
+        <w:t xml:space="preserve">    ├── PLM/</w:t>
+      </w:r>
+      <w:r>
+        <w:br/>
+      </w:r>
+      <w:r>
+        <w:rPr>
+          <w:rStyle w:val="VerbatimChar"/>
+        </w:rPr>
+        <w:t xml:space="preserve">    │   └── ...</w:t>
+      </w:r>
+      <w:r>
+        <w:br/>
+      </w:r>
+      <w:r>
+        <w:rPr>
+          <w:rStyle w:val="VerbatimChar"/>
+        </w:rPr>
+        <w:t xml:space="preserve">    ├── Transportation/</w:t>
+      </w:r>
+      <w:r>
+        <w:br/>
+      </w:r>
+      <w:r>
+        <w:rPr>
+          <w:rStyle w:val="VerbatimChar"/>
+        </w:rPr>
+        <w:t xml:space="preserve">    │   └── ...</w:t>
+      </w:r>
+      <w:r>
+        <w:br/>
+      </w:r>
+      <w:r>
+        <w:rPr>
+          <w:rStyle w:val="VerbatimChar"/>
+        </w:rPr>
+        <w:t xml:space="preserve">    ├── Cooperative/</w:t>
+      </w:r>
+      <w:r>
+        <w:br/>
+      </w:r>
+      <w:r>
+        <w:rPr>
+          <w:rStyle w:val="VerbatimChar"/>
+        </w:rPr>
+        <w:t xml:space="preserve">    │   └── ...</w:t>
+      </w:r>
+      <w:r>
+        <w:br/>
+      </w:r>
+      <w:r>
+        <w:rPr>
+          <w:rStyle w:val="VerbatimChar"/>
+        </w:rPr>
+        <w:t xml:space="preserve">    ├── Auth/</w:t>
+      </w:r>
+      <w:r>
+        <w:br/>
+      </w:r>
+      <w:r>
+        <w:rPr>
+          <w:rStyle w:val="VerbatimChar"/>
+        </w:rPr>
+        <w:t xml:space="preserve">    │   └── ...</w:t>
+      </w:r>
+      <w:r>
+        <w:br/>
+      </w:r>
+      <w:r>
+        <w:rPr>
+          <w:rStyle w:val="VerbatimChar"/>
+        </w:rPr>
+        <w:t xml:space="preserve">    └── Platform/</w:t>
+      </w:r>
+      <w:r>
+        <w:br/>
+      </w:r>
+      <w:r>
+        <w:rPr>
+          <w:rStyle w:val="VerbatimChar"/>
+        </w:rPr>
+        <w:t xml:space="preserve">        ├── TenantContext.php</w:t>
+      </w:r>
+      <w:r>
+        <w:br/>
+      </w:r>
+      <w:r>
+        <w:rPr>
+          <w:rStyle w:val="VerbatimChar"/>
+        </w:rPr>
+        <w:t xml:space="preserve">        ├── ModuleGate.php</w:t>
+      </w:r>
+      <w:r>
+        <w:br/>
+      </w:r>
+      <w:r>
+        <w:rPr>
+          <w:rStyle w:val="VerbatimChar"/>
+        </w:rPr>
+        <w:t xml:space="preserve">        └── ...</w:t>
       </w:r>
     </w:p>
     <w:p>
@@ -4519,50 +3918,45 @@
         <w:pStyle w:val="FirstParagraph"/>
       </w:pPr>
       <w:r>
-        <w:t xml:space="preserve">All REST API endpoints shall return responses using the</w:t>
-      </w:r>
-      <w:r>
-        <w:t xml:space="preserve"> </w:t>
-      </w:r>
-      <w:r>
-        <w:rPr>
-          <w:rStyle w:val="VerbatimChar"/>
-        </w:rPr>
-        <w:t xml:space="preserve">ApiResponse</w:t>
-      </w:r>
-      <w:r>
-        <w:t xml:space="preserve"> </w:t>
-      </w:r>
-      <w:r>
-        <w:t xml:space="preserve">class. The class enforces the standardised JSON envelope defined in Section 9:</w:t>
-      </w:r>
-    </w:p>
-    <w:p>
-      <w:pPr>
-        <w:pStyle w:val="SourceCode"/>
-      </w:pPr>
-      <w:r>
-        <w:rPr>
-          <w:rStyle w:val="VerbatimChar"/>
-        </w:rPr>
-        <w:t xml:space="preserve">{ "success": bool, "data": {}, "error": {} }</w:t>
-      </w:r>
-    </w:p>
-    <w:p>
-      <w:pPr>
-        <w:pStyle w:val="FirstParagraph"/>
-      </w:pPr>
-      <w:r>
-        <w:rPr>
-          <w:rStyle w:val="VerbatimChar"/>
-        </w:rPr>
-        <w:t xml:space="preserve">ApiResponse</w:t>
-      </w:r>
-      <w:r>
-        <w:t xml:space="preserve"> </w:t>
-      </w:r>
-      <w:r>
-        <w:t xml:space="preserve">provides the following static factory methods:</w:t>
+        <w:t xml:space="preserve">Each domain directory maps directly to the corresponding module code. Services within a domain directory may call other services within the same domain. Cross-domain calls (e.g.,</w:t>
+      </w:r>
+      <w:r>
+        <w:t xml:space="preserve"> </w:t>
+      </w:r>
+      <w:r>
+        <w:rPr>
+          <w:rStyle w:val="VerbatimChar"/>
+        </w:rPr>
+        <w:t xml:space="preserve">InvoiceService</w:t>
+      </w:r>
+      <w:r>
+        <w:t xml:space="preserve"> </w:t>
+      </w:r>
+      <w:r>
+        <w:t xml:space="preserve">calling</w:t>
+      </w:r>
+      <w:r>
+        <w:t xml:space="preserve"> </w:t>
+      </w:r>
+      <w:r>
+        <w:rPr>
+          <w:rStyle w:val="VerbatimChar"/>
+        </w:rPr>
+        <w:t xml:space="preserve">GeneralLedgerService</w:t>
+      </w:r>
+      <w:r>
+        <w:t xml:space="preserve"> </w:t>
+      </w:r>
+      <w:r>
+        <w:t xml:space="preserve">to post a receivable) are explicitly modelled as inter-service dependencies registered in the container.</w:t>
+      </w:r>
+    </w:p>
+    <w:p>
+      <w:pPr>
+        <w:pStyle w:val="BodyText"/>
+      </w:pPr>
+      <w:r>
+        <w:t xml:space="preserve">For the industrial operating model, the service layer shall preserve these ownership boundaries:</w:t>
       </w:r>
     </w:p>
     <w:p>
@@ -4577,13 +3971,13 @@
         <w:rPr>
           <w:rStyle w:val="VerbatimChar"/>
         </w:rPr>
-        <w:t xml:space="preserve">ApiResponse::success(mixed $data, int $httpCode = 200)</w:t>
-      </w:r>
-      <w:r>
-        <w:t xml:space="preserve"> </w:t>
-      </w:r>
-      <w:r>
-        <w:t xml:space="preserve">— returns a success envelope.</w:t>
+        <w:t xml:space="preserve">PLM</w:t>
+      </w:r>
+      <w:r>
+        <w:t xml:space="preserve"> </w:t>
+      </w:r>
+      <w:r>
+        <w:t xml:space="preserve">owns engineering items, revisions, changes, document control, and downstream release publication.</w:t>
       </w:r>
     </w:p>
     <w:p>
@@ -4598,13 +3992,77 @@
         <w:rPr>
           <w:rStyle w:val="VerbatimChar"/>
         </w:rPr>
-        <w:t xml:space="preserve">ApiResponse::error(string $message, string $code, int $httpCode)</w:t>
-      </w:r>
-      <w:r>
-        <w:t xml:space="preserve"> </w:t>
-      </w:r>
-      <w:r>
-        <w:t xml:space="preserve">— returns an error envelope.</w:t>
+        <w:t xml:space="preserve">Manufacturing</w:t>
+      </w:r>
+      <w:r>
+        <w:t xml:space="preserve"> </w:t>
+      </w:r>
+      <w:r>
+        <w:t xml:space="preserve">owns routings, production execution, work-centre operations, genealogy, quality execution, and costing.</w:t>
+      </w:r>
+    </w:p>
+    <w:p>
+      <w:pPr>
+        <w:pStyle w:val="Compact"/>
+        <w:numPr>
+          <w:ilvl w:val="0"/>
+          <w:numId w:val="1008"/>
+        </w:numPr>
+      </w:pPr>
+      <w:r>
+        <w:rPr>
+          <w:rStyle w:val="VerbatimChar"/>
+        </w:rPr>
+        <w:t xml:space="preserve">Transportation</w:t>
+      </w:r>
+      <w:r>
+        <w:t xml:space="preserve"> </w:t>
+      </w:r>
+      <w:r>
+        <w:t xml:space="preserve">owns shipment planning, dispatch, trip execution, proof capture, transport exceptions, and freight settlement.</w:t>
+      </w:r>
+    </w:p>
+    <w:p>
+      <w:pPr>
+        <w:pStyle w:val="Compact"/>
+        <w:numPr>
+          <w:ilvl w:val="0"/>
+          <w:numId w:val="1008"/>
+        </w:numPr>
+      </w:pPr>
+      <w:r>
+        <w:rPr>
+          <w:rStyle w:val="VerbatimChar"/>
+        </w:rPr>
+        <w:t xml:space="preserve">Assets</w:t>
+      </w:r>
+      <w:r>
+        <w:t xml:space="preserve"> </w:t>
+      </w:r>
+      <w:r>
+        <w:t xml:space="preserve">may expose vehicle-reference data to</w:t>
+      </w:r>
+      <w:r>
+        <w:t xml:space="preserve"> </w:t>
+      </w:r>
+      <w:r>
+        <w:rPr>
+          <w:rStyle w:val="VerbatimChar"/>
+        </w:rPr>
+        <w:t xml:space="preserve">Transportation</w:t>
+      </w:r>
+      <w:r>
+        <w:t xml:space="preserve">, but it does not own trip state or dispatch logic.</w:t>
+      </w:r>
+    </w:p>
+    <w:bookmarkEnd w:id="55"/>
+    <w:bookmarkStart w:id="56" w:name="X074b9be54397036c88c5485102f7b689671f019"/>
+    <w:p>
+      <w:pPr>
+        <w:pStyle w:val="Heading2"/>
+      </w:pPr>
+      <w:r>
+        <w:t xml:space="preserve">4.3 Dependency Injection Container</w:t>
       </w:r>
     </w:p>
     <w:p>
@@ -4612,44 +4070,299 @@
         <w:pStyle w:val="FirstParagraph"/>
       </w:pPr>
       <w:r>
-        <w:t xml:space="preserve">No endpoint shall write raw</w:t>
-      </w:r>
-      <w:r>
-        <w:t xml:space="preserve"> </w:t>
-      </w:r>
-      <w:r>
-        <w:rPr>
-          <w:rStyle w:val="VerbatimChar"/>
-        </w:rPr>
-        <w:t xml:space="preserve">echo json_encode(...)</w:t>
-      </w:r>
-      <w:r>
-        <w:t xml:space="preserve"> </w:t>
-      </w:r>
-      <w:r>
-        <w:t xml:space="preserve">output. All output is routed through</w:t>
-      </w:r>
-      <w:r>
-        <w:t xml:space="preserve"> </w:t>
-      </w:r>
-      <w:r>
-        <w:rPr>
-          <w:rStyle w:val="VerbatimChar"/>
-        </w:rPr>
-        <w:t xml:space="preserve">ApiResponse</w:t>
-      </w:r>
-      <w:r>
-        <w:t xml:space="preserve">.</w:t>
-      </w:r>
-    </w:p>
-    <w:bookmarkEnd w:id="57"/>
-    <w:bookmarkStart w:id="58" w:name="X128dd57b8cf0196e5e9b8c1853bb3d00b8bb46d"/>
-    <w:p>
-      <w:pPr>
-        <w:pStyle w:val="Heading2"/>
-      </w:pPr>
-      <w:r>
-        <w:t xml:space="preserve">4.6 JavaScript Architecture</w:t>
+        <w:t xml:space="preserve">All services are registered in</w:t>
+      </w:r>
+      <w:r>
+        <w:t xml:space="preserve"> </w:t>
+      </w:r>
+      <w:r>
+        <w:rPr>
+          <w:rStyle w:val="VerbatimChar"/>
+        </w:rPr>
+        <w:t xml:space="preserve">bootstrap/container.php</w:t>
+      </w:r>
+      <w:r>
+        <w:t xml:space="preserve"> </w:t>
+      </w:r>
+      <w:r>
+        <w:t xml:space="preserve">using PHP-DI 7.0. The container is the single authorised mechanism for resolving service instances. Direct</w:t>
+      </w:r>
+      <w:r>
+        <w:t xml:space="preserve"> </w:t>
+      </w:r>
+      <w:r>
+        <w:rPr>
+          <w:rStyle w:val="VerbatimChar"/>
+        </w:rPr>
+        <w:t xml:space="preserve">new ServiceClass()</w:t>
+      </w:r>
+      <w:r>
+        <w:t xml:space="preserve"> </w:t>
+      </w:r>
+      <w:r>
+        <w:t xml:space="preserve">instantiation outside the container is prohibited.</w:t>
+      </w:r>
+    </w:p>
+    <w:p>
+      <w:pPr>
+        <w:pStyle w:val="BodyText"/>
+      </w:pPr>
+      <w:r>
+        <w:t xml:space="preserve">Registration follows the constructor injection pattern:</w:t>
+      </w:r>
+    </w:p>
+    <w:p>
+      <w:pPr>
+        <w:pStyle w:val="SourceCode"/>
+      </w:pPr>
+      <w:r>
+        <w:rPr>
+          <w:rStyle w:val="CommentTok"/>
+        </w:rPr>
+        <w:t xml:space="preserve">// bootstrap/container.php (illustrative - prospective)</w:t>
+      </w:r>
+      <w:r>
+        <w:br/>
+      </w:r>
+      <w:r>
+        <w:rPr>
+          <w:rStyle w:val="VariableTok"/>
+        </w:rPr>
+        <w:t xml:space="preserve">$container</w:t>
+      </w:r>
+      <w:r>
+        <w:rPr>
+          <w:rStyle w:val="NormalTok"/>
+        </w:rPr>
+        <w:t xml:space="preserve">-&gt;set(InvoiceService::</w:t>
+      </w:r>
+      <w:r>
+        <w:rPr>
+          <w:rStyle w:val="KeywordTok"/>
+        </w:rPr>
+        <w:t xml:space="preserve">class</w:t>
+      </w:r>
+      <w:r>
+        <w:rPr>
+          <w:rStyle w:val="OtherTok"/>
+        </w:rPr>
+        <w:t xml:space="preserve">,</w:t>
+      </w:r>
+      <w:r>
+        <w:rPr>
+          <w:rStyle w:val="NormalTok"/>
+        </w:rPr>
+        <w:t xml:space="preserve"> </w:t>
+      </w:r>
+      <w:r>
+        <w:rPr>
+          <w:rStyle w:val="KeywordTok"/>
+        </w:rPr>
+        <w:t xml:space="preserve">function</w:t>
+      </w:r>
+      <w:r>
+        <w:rPr>
+          <w:rStyle w:val="NormalTok"/>
+        </w:rPr>
+        <w:t xml:space="preserve"> (Container </w:t>
+      </w:r>
+      <w:r>
+        <w:rPr>
+          <w:rStyle w:val="VariableTok"/>
+        </w:rPr>
+        <w:t xml:space="preserve">$c</w:t>
+      </w:r>
+      <w:r>
+        <w:rPr>
+          <w:rStyle w:val="NormalTok"/>
+        </w:rPr>
+        <w:t xml:space="preserve">) {</w:t>
+      </w:r>
+      <w:r>
+        <w:br/>
+      </w:r>
+      <w:r>
+        <w:rPr>
+          <w:rStyle w:val="NormalTok"/>
+        </w:rPr>
+        <w:t xml:space="preserve">    </w:t>
+      </w:r>
+      <w:r>
+        <w:rPr>
+          <w:rStyle w:val="ControlFlowTok"/>
+        </w:rPr>
+        <w:t xml:space="preserve">return</w:t>
+      </w:r>
+      <w:r>
+        <w:rPr>
+          <w:rStyle w:val="NormalTok"/>
+        </w:rPr>
+        <w:t xml:space="preserve"> </w:t>
+      </w:r>
+      <w:r>
+        <w:rPr>
+          <w:rStyle w:val="KeywordTok"/>
+        </w:rPr>
+        <w:t xml:space="preserve">new</w:t>
+      </w:r>
+      <w:r>
+        <w:rPr>
+          <w:rStyle w:val="NormalTok"/>
+        </w:rPr>
+        <w:t xml:space="preserve"> InvoiceService(</w:t>
+      </w:r>
+      <w:r>
+        <w:br/>
+      </w:r>
+      <w:r>
+        <w:rPr>
+          <w:rStyle w:val="NormalTok"/>
+        </w:rPr>
+        <w:t xml:space="preserve">        </w:t>
+      </w:r>
+      <w:r>
+        <w:rPr>
+          <w:rStyle w:val="VariableTok"/>
+        </w:rPr>
+        <w:t xml:space="preserve">$c</w:t>
+      </w:r>
+      <w:r>
+        <w:rPr>
+          <w:rStyle w:val="NormalTok"/>
+        </w:rPr>
+        <w:t xml:space="preserve">-&gt;get(TenantContext::</w:t>
+      </w:r>
+      <w:r>
+        <w:rPr>
+          <w:rStyle w:val="KeywordTok"/>
+        </w:rPr>
+        <w:t xml:space="preserve">class</w:t>
+      </w:r>
+      <w:r>
+        <w:rPr>
+          <w:rStyle w:val="NormalTok"/>
+        </w:rPr>
+        <w:t xml:space="preserve">)</w:t>
+      </w:r>
+      <w:r>
+        <w:rPr>
+          <w:rStyle w:val="OtherTok"/>
+        </w:rPr>
+        <w:t xml:space="preserve">,</w:t>
+      </w:r>
+      <w:r>
+        <w:br/>
+      </w:r>
+      <w:r>
+        <w:rPr>
+          <w:rStyle w:val="NormalTok"/>
+        </w:rPr>
+        <w:t xml:space="preserve">        </w:t>
+      </w:r>
+      <w:r>
+        <w:rPr>
+          <w:rStyle w:val="VariableTok"/>
+        </w:rPr>
+        <w:t xml:space="preserve">$c</w:t>
+      </w:r>
+      <w:r>
+        <w:rPr>
+          <w:rStyle w:val="NormalTok"/>
+        </w:rPr>
+        <w:t xml:space="preserve">-&gt;get(GeneralLedgerService::</w:t>
+      </w:r>
+      <w:r>
+        <w:rPr>
+          <w:rStyle w:val="KeywordTok"/>
+        </w:rPr>
+        <w:t xml:space="preserve">class</w:t>
+      </w:r>
+      <w:r>
+        <w:rPr>
+          <w:rStyle w:val="NormalTok"/>
+        </w:rPr>
+        <w:t xml:space="preserve">)</w:t>
+      </w:r>
+      <w:r>
+        <w:rPr>
+          <w:rStyle w:val="OtherTok"/>
+        </w:rPr>
+        <w:t xml:space="preserve">,</w:t>
+      </w:r>
+      <w:r>
+        <w:br/>
+      </w:r>
+      <w:r>
+        <w:rPr>
+          <w:rStyle w:val="NormalTok"/>
+        </w:rPr>
+        <w:t xml:space="preserve">        </w:t>
+      </w:r>
+      <w:r>
+        <w:rPr>
+          <w:rStyle w:val="VariableTok"/>
+        </w:rPr>
+        <w:t xml:space="preserve">$c</w:t>
+      </w:r>
+      <w:r>
+        <w:rPr>
+          <w:rStyle w:val="NormalTok"/>
+        </w:rPr>
+        <w:t xml:space="preserve">-&gt;get(</w:t>
+      </w:r>
+      <w:r>
+        <w:rPr>
+          <w:rStyle w:val="BuiltInTok"/>
+        </w:rPr>
+        <w:t xml:space="preserve">PDO</w:t>
+      </w:r>
+      <w:r>
+        <w:rPr>
+          <w:rStyle w:val="NormalTok"/>
+        </w:rPr>
+        <w:t xml:space="preserve">::</w:t>
+      </w:r>
+      <w:r>
+        <w:rPr>
+          <w:rStyle w:val="KeywordTok"/>
+        </w:rPr>
+        <w:t xml:space="preserve">class</w:t>
+      </w:r>
+      <w:r>
+        <w:rPr>
+          <w:rStyle w:val="NormalTok"/>
+        </w:rPr>
+        <w:t xml:space="preserve">)</w:t>
+      </w:r>
+      <w:r>
+        <w:br/>
+      </w:r>
+      <w:r>
+        <w:rPr>
+          <w:rStyle w:val="NormalTok"/>
+        </w:rPr>
+        <w:t xml:space="preserve">    )</w:t>
+      </w:r>
+      <w:r>
+        <w:rPr>
+          <w:rStyle w:val="OtherTok"/>
+        </w:rPr>
+        <w:t xml:space="preserve">;</w:t>
+      </w:r>
+      <w:r>
+        <w:br/>
+      </w:r>
+      <w:r>
+        <w:rPr>
+          <w:rStyle w:val="NormalTok"/>
+        </w:rPr>
+        <w:t xml:space="preserve">})</w:t>
+      </w:r>
+      <w:r>
+        <w:rPr>
+          <w:rStyle w:val="OtherTok"/>
+        </w:rPr>
+        <w:t xml:space="preserve">;</w:t>
       </w:r>
     </w:p>
     <w:p>
@@ -4657,289 +4370,7 @@
         <w:pStyle w:val="FirstParagraph"/>
       </w:pPr>
       <w:r>
-        <w:t xml:space="preserve">Each page that requires client-side behaviour shall have exactly 1 dedicated JavaScript file at</w:t>
-      </w:r>
-      <w:r>
-        <w:t xml:space="preserve"> </w:t>
-      </w:r>
-      <w:r>
-        <w:rPr>
-          <w:rStyle w:val="VerbatimChar"/>
-        </w:rPr>
-        <w:t xml:space="preserve">public/js/[page-name].js</w:t>
-      </w:r>
-      <w:r>
-        <w:t xml:space="preserve">. Inline</w:t>
-      </w:r>
-      <w:r>
-        <w:t xml:space="preserve"> </w:t>
-      </w:r>
-      <w:r>
-        <w:rPr>
-          <w:rStyle w:val="VerbatimChar"/>
-        </w:rPr>
-        <w:t xml:space="preserve">&lt;script&gt;</w:t>
-      </w:r>
-      <w:r>
-        <w:t xml:space="preserve"> </w:t>
-      </w:r>
-      <w:r>
-        <w:t xml:space="preserve">blocks in PHP page files are prohibited.</w:t>
-      </w:r>
-    </w:p>
-    <w:p>
-      <w:pPr>
-        <w:pStyle w:val="BodyText"/>
-      </w:pPr>
-      <w:r>
-        <w:t xml:space="preserve">JavaScript files shall reference API endpoints using relative paths (e.g.,</w:t>
-      </w:r>
-      <w:r>
-        <w:t xml:space="preserve"> </w:t>
-      </w:r>
-      <w:r>
-        <w:rPr>
-          <w:rStyle w:val="VerbatimChar"/>
-        </w:rPr>
-        <w:t xml:space="preserve">./api/invoices/create.php</w:t>
-      </w:r>
-      <w:r>
-        <w:t xml:space="preserve">). Absolute URL construction in JavaScript is prohibited, as it breaks multi-path deployments.</w:t>
-      </w:r>
-    </w:p>
-    <w:p>
-      <w:pPr>
-        <w:pStyle w:val="BodyText"/>
-      </w:pPr>
-      <w:r>
-        <w:t xml:space="preserve">All AJAX calls made from page JavaScript shall include the</w:t>
-      </w:r>
-      <w:r>
-        <w:t xml:space="preserve"> </w:t>
-      </w:r>
-      <w:r>
-        <w:rPr>
-          <w:rStyle w:val="VerbatimChar"/>
-        </w:rPr>
-        <w:t xml:space="preserve">X-CSRF-Token</w:t>
-      </w:r>
-      <w:r>
-        <w:t xml:space="preserve"> </w:t>
-      </w:r>
-      <w:r>
-        <w:t xml:space="preserve">header populated from the session token injected into the page by the PHP renderer.</w:t>
-      </w:r>
-    </w:p>
-    <w:bookmarkEnd w:id="58"/>
-    <w:bookmarkStart w:id="59" w:name="X842f760413cbc424ad55e228b5234cd7f6d62e8"/>
-    <w:p>
-      <w:pPr>
-        <w:pStyle w:val="Heading2"/>
-      </w:pPr>
-      <w:r>
-        <w:t xml:space="preserve">4.7 Database Access Standards</w:t>
-      </w:r>
-    </w:p>
-    <w:p>
-      <w:pPr>
-        <w:pStyle w:val="FirstParagraph"/>
-      </w:pPr>
-      <w:r>
-        <w:t xml:space="preserve">All database access shall use PHP Data Objects (PDO) with prepared statements. Raw SQL string concatenation is prohibited. This applies to all service classes, stored procedure calls, and any direct PDO usage in API endpoints.</w:t>
-      </w:r>
-    </w:p>
-    <w:p>
-      <w:pPr>
-        <w:pStyle w:val="SourceCode"/>
-      </w:pPr>
-      <w:r>
-        <w:rPr>
-          <w:rStyle w:val="CommentTok"/>
-        </w:rPr>
-        <w:t xml:space="preserve">// Required pattern (prospective):</w:t>
-      </w:r>
-      <w:r>
-        <w:br/>
-      </w:r>
-      <w:r>
-        <w:rPr>
-          <w:rStyle w:val="VariableTok"/>
-        </w:rPr>
-        <w:t xml:space="preserve">$stmt</w:t>
-      </w:r>
-      <w:r>
-        <w:rPr>
-          <w:rStyle w:val="NormalTok"/>
-        </w:rPr>
-        <w:t xml:space="preserve"> </w:t>
-      </w:r>
-      <w:r>
-        <w:rPr>
-          <w:rStyle w:val="OperatorTok"/>
-        </w:rPr>
-        <w:t xml:space="preserve">=</w:t>
-      </w:r>
-      <w:r>
-        <w:rPr>
-          <w:rStyle w:val="NormalTok"/>
-        </w:rPr>
-        <w:t xml:space="preserve"> </w:t>
-      </w:r>
-      <w:r>
-        <w:rPr>
-          <w:rStyle w:val="VariableTok"/>
-        </w:rPr>
-        <w:t xml:space="preserve">$this</w:t>
-      </w:r>
-      <w:r>
-        <w:rPr>
-          <w:rStyle w:val="NormalTok"/>
-        </w:rPr>
-        <w:t xml:space="preserve">-&gt;</w:t>
-      </w:r>
-      <w:r>
-        <w:rPr>
-          <w:rStyle w:val="BuiltInTok"/>
-        </w:rPr>
-        <w:t xml:space="preserve">pdo</w:t>
-      </w:r>
-      <w:r>
-        <w:rPr>
-          <w:rStyle w:val="NormalTok"/>
-        </w:rPr>
-        <w:t xml:space="preserve">-&gt;prepare(</w:t>
-      </w:r>
-      <w:r>
-        <w:br/>
-      </w:r>
-      <w:r>
-        <w:rPr>
-          <w:rStyle w:val="NormalTok"/>
-        </w:rPr>
-        <w:t xml:space="preserve">    </w:t>
-      </w:r>
-      <w:r>
-        <w:rPr>
-          <w:rStyle w:val="StringTok"/>
-        </w:rPr>
-        <w:t xml:space="preserve">'SELECT * FROM invoices WHERE tenant_id = ? AND id = ?'</w:t>
-      </w:r>
-      <w:r>
-        <w:br/>
-      </w:r>
-      <w:r>
-        <w:rPr>
-          <w:rStyle w:val="NormalTok"/>
-        </w:rPr>
-        <w:t xml:space="preserve">)</w:t>
-      </w:r>
-      <w:r>
-        <w:rPr>
-          <w:rStyle w:val="OtherTok"/>
-        </w:rPr>
-        <w:t xml:space="preserve">;</w:t>
-      </w:r>
-      <w:r>
-        <w:br/>
-      </w:r>
-      <w:r>
-        <w:rPr>
-          <w:rStyle w:val="VariableTok"/>
-        </w:rPr>
-        <w:t xml:space="preserve">$stmt</w:t>
-      </w:r>
-      <w:r>
-        <w:rPr>
-          <w:rStyle w:val="NormalTok"/>
-        </w:rPr>
-        <w:t xml:space="preserve">-&gt;execute([</w:t>
-      </w:r>
-      <w:r>
-        <w:rPr>
-          <w:rStyle w:val="VariableTok"/>
-        </w:rPr>
-        <w:t xml:space="preserve">$this</w:t>
-      </w:r>
-      <w:r>
-        <w:rPr>
-          <w:rStyle w:val="NormalTok"/>
-        </w:rPr>
-        <w:t xml:space="preserve">-&gt;tenantContext-&gt;getTenantId()</w:t>
-      </w:r>
-      <w:r>
-        <w:rPr>
-          <w:rStyle w:val="OtherTok"/>
-        </w:rPr>
-        <w:t xml:space="preserve">,</w:t>
-      </w:r>
-      <w:r>
-        <w:rPr>
-          <w:rStyle w:val="NormalTok"/>
-        </w:rPr>
-        <w:t xml:space="preserve"> </w:t>
-      </w:r>
-      <w:r>
-        <w:rPr>
-          <w:rStyle w:val="VariableTok"/>
-        </w:rPr>
-        <w:t xml:space="preserve">$invoiceId</w:t>
-      </w:r>
-      <w:r>
-        <w:rPr>
-          <w:rStyle w:val="NormalTok"/>
-        </w:rPr>
-        <w:t xml:space="preserve">])</w:t>
-      </w:r>
-      <w:r>
-        <w:rPr>
-          <w:rStyle w:val="OtherTok"/>
-        </w:rPr>
-        <w:t xml:space="preserve">;</w:t>
-      </w:r>
-    </w:p>
-    <w:p>
-      <w:pPr>
-        <w:pStyle w:val="FirstParagraph"/>
-      </w:pPr>
-      <w:r>
-        <w:t xml:space="preserve">Stored procedures in MySQL 9.1 are used for complex multi-step operations (General Ledger posting, sequential document numbering, account mapping). Stored procedure calls shall also use PDO prepared statement syntax (</w:t>
-      </w:r>
-      <w:r>
-        <w:rPr>
-          <w:rStyle w:val="VerbatimChar"/>
-        </w:rPr>
-        <w:t xml:space="preserve">CALL procedure_name(?, ?)</w:t>
-      </w:r>
-      <w:r>
-        <w:t xml:space="preserve">) and shall never interpolate values into the call string.</w:t>
-      </w:r>
-    </w:p>
-    <w:bookmarkEnd w:id="59"/>
-    <w:bookmarkEnd w:id="60"/>
-    <w:bookmarkStart w:id="68" w:name="multi-tenancy-design"/>
-    <w:p>
-      <w:pPr>
-        <w:pStyle w:val="Heading1"/>
-      </w:pPr>
-      <w:r>
-        <w:t xml:space="preserve">Multi-Tenancy Design</w:t>
-      </w:r>
-    </w:p>
-    <w:bookmarkStart w:id="61" w:name="Xaa9e2b940e5c2448ecd46634d4cba740fe818d0"/>
-    <w:p>
-      <w:pPr>
-        <w:pStyle w:val="Heading2"/>
-      </w:pPr>
-      <w:r>
-        <w:t xml:space="preserve">5.1 Architecture Pattern: Shared Database, Row-Level Isolation</w:t>
-      </w:r>
-    </w:p>
-    <w:p>
-      <w:pPr>
-        <w:pStyle w:val="FirstParagraph"/>
-      </w:pPr>
-      <w:r>
-        <w:t xml:space="preserve">Longhorn ERP adopts a shared-database multi-tenancy model. All tenants reside in the same MySQL 9.1 database instance. Tenant data isolation is enforced at the application layer through:</w:t>
+        <w:t xml:space="preserve">Services are injected into:</w:t>
       </w:r>
     </w:p>
     <w:p>
@@ -4951,22 +4382,22 @@
         </w:numPr>
       </w:pPr>
       <w:r>
-        <w:t xml:space="preserve">A</w:t>
-      </w:r>
-      <w:r>
-        <w:t xml:space="preserve"> </w:t>
-      </w:r>
-      <w:r>
-        <w:rPr>
-          <w:rStyle w:val="VerbatimChar"/>
-        </w:rPr>
-        <w:t xml:space="preserve">tenant_id</w:t>
-      </w:r>
-      <w:r>
-        <w:t xml:space="preserve"> </w:t>
-      </w:r>
-      <w:r>
-        <w:t xml:space="preserve">foreign key on every operational table.</w:t>
+        <w:t xml:space="preserve">API endpoint files under</w:t>
+      </w:r>
+      <w:r>
+        <w:t xml:space="preserve"> </w:t>
+      </w:r>
+      <w:r>
+        <w:rPr>
+          <w:rStyle w:val="VerbatimChar"/>
+        </w:rPr>
+        <w:t xml:space="preserve">public/api/[domain]/endpoint.php</w:t>
+      </w:r>
+      <w:r>
+        <w:t xml:space="preserve"> </w:t>
+      </w:r>
+      <w:r>
+        <w:t xml:space="preserve">- resolved from the container at the top of each file.</w:t>
       </w:r>
     </w:p>
     <w:p>
@@ -4978,7 +4409,40 @@
         </w:numPr>
       </w:pPr>
       <w:r>
-        <w:t xml:space="preserve">The middleware pipeline, which populates</w:t>
+        <w:t xml:space="preserve">Page handler files under</w:t>
+      </w:r>
+      <w:r>
+        <w:t xml:space="preserve"> </w:t>
+      </w:r>
+      <w:r>
+        <w:rPr>
+          <w:rStyle w:val="VerbatimChar"/>
+        </w:rPr>
+        <w:t xml:space="preserve">public/[domain]/page.php</w:t>
+      </w:r>
+      <w:r>
+        <w:t xml:space="preserve"> </w:t>
+      </w:r>
+      <w:r>
+        <w:t xml:space="preserve">- resolved from the container at the top of each file.</w:t>
+      </w:r>
+    </w:p>
+    <w:bookmarkEnd w:id="56"/>
+    <w:bookmarkStart w:id="57" w:name="X63584c3aa19875a83028862586dfe0bbf9b942e"/>
+    <w:p>
+      <w:pPr>
+        <w:pStyle w:val="Heading2"/>
+      </w:pPr>
+      <w:r>
+        <w:t xml:space="preserve">4.4 TenantContext Injection into Services</w:t>
+      </w:r>
+    </w:p>
+    <w:p>
+      <w:pPr>
+        <w:pStyle w:val="FirstParagraph"/>
+      </w:pPr>
+      <w:r>
+        <w:t xml:space="preserve">Every service that accesses operational data shall receive</w:t>
       </w:r>
       <w:r>
         <w:t xml:space="preserve"> </w:t>
@@ -4993,7 +4457,352 @@
         <w:t xml:space="preserve"> </w:t>
       </w:r>
       <w:r>
-        <w:t xml:space="preserve">from the authenticated session before any page handler or service executes.</w:t>
+        <w:t xml:space="preserve">as the first constructor parameter. The service uses</w:t>
+      </w:r>
+      <w:r>
+        <w:t xml:space="preserve"> </w:t>
+      </w:r>
+      <w:r>
+        <w:rPr>
+          <w:rStyle w:val="VerbatimChar"/>
+        </w:rPr>
+        <w:t xml:space="preserve">$this-&gt;tenantContext-&gt;getTenantId()</w:t>
+      </w:r>
+      <w:r>
+        <w:t xml:space="preserve"> </w:t>
+      </w:r>
+      <w:r>
+        <w:t xml:space="preserve">as the value for the</w:t>
+      </w:r>
+      <w:r>
+        <w:t xml:space="preserve"> </w:t>
+      </w:r>
+      <w:r>
+        <w:rPr>
+          <w:rStyle w:val="VerbatimChar"/>
+        </w:rPr>
+        <w:t xml:space="preserve">tenant_id</w:t>
+      </w:r>
+      <w:r>
+        <w:t xml:space="preserve"> </w:t>
+      </w:r>
+      <w:r>
+        <w:t xml:space="preserve">clause on every SQL query. No service shall accept a</w:t>
+      </w:r>
+      <w:r>
+        <w:t xml:space="preserve"> </w:t>
+      </w:r>
+      <w:r>
+        <w:rPr>
+          <w:rStyle w:val="VerbatimChar"/>
+        </w:rPr>
+        <w:t xml:space="preserve">tenant_id</w:t>
+      </w:r>
+      <w:r>
+        <w:t xml:space="preserve"> </w:t>
+      </w:r>
+      <w:r>
+        <w:t xml:space="preserve">parameter from a caller - the tenant identity is always derived from the injected context.</w:t>
+      </w:r>
+    </w:p>
+    <w:p>
+      <w:pPr>
+        <w:pStyle w:val="SourceCode"/>
+      </w:pPr>
+      <w:r>
+        <w:rPr>
+          <w:rStyle w:val="CommentTok"/>
+        </w:rPr>
+        <w:t xml:space="preserve">// Illustrative service constructor (prospective)</w:t>
+      </w:r>
+      <w:r>
+        <w:br/>
+      </w:r>
+      <w:r>
+        <w:rPr>
+          <w:rStyle w:val="KeywordTok"/>
+        </w:rPr>
+        <w:t xml:space="preserve">class</w:t>
+      </w:r>
+      <w:r>
+        <w:rPr>
+          <w:rStyle w:val="NormalTok"/>
+        </w:rPr>
+        <w:t xml:space="preserve"> InvoiceService</w:t>
+      </w:r>
+      <w:r>
+        <w:br/>
+      </w:r>
+      <w:r>
+        <w:rPr>
+          <w:rStyle w:val="NormalTok"/>
+        </w:rPr>
+        <w:t xml:space="preserve">{</w:t>
+      </w:r>
+      <w:r>
+        <w:br/>
+      </w:r>
+      <w:r>
+        <w:rPr>
+          <w:rStyle w:val="NormalTok"/>
+        </w:rPr>
+        <w:t xml:space="preserve">    </w:t>
+      </w:r>
+      <w:r>
+        <w:rPr>
+          <w:rStyle w:val="KeywordTok"/>
+        </w:rPr>
+        <w:t xml:space="preserve">public</w:t>
+      </w:r>
+      <w:r>
+        <w:rPr>
+          <w:rStyle w:val="NormalTok"/>
+        </w:rPr>
+        <w:t xml:space="preserve"> </w:t>
+      </w:r>
+      <w:r>
+        <w:rPr>
+          <w:rStyle w:val="KeywordTok"/>
+        </w:rPr>
+        <w:t xml:space="preserve">function</w:t>
+      </w:r>
+      <w:r>
+        <w:rPr>
+          <w:rStyle w:val="NormalTok"/>
+        </w:rPr>
+        <w:t xml:space="preserve"> </w:t>
+      </w:r>
+      <w:r>
+        <w:rPr>
+          <w:rStyle w:val="BuiltInTok"/>
+        </w:rPr>
+        <w:t xml:space="preserve">__construct</w:t>
+      </w:r>
+      <w:r>
+        <w:rPr>
+          <w:rStyle w:val="NormalTok"/>
+        </w:rPr>
+        <w:t xml:space="preserve">(</w:t>
+      </w:r>
+      <w:r>
+        <w:br/>
+      </w:r>
+      <w:r>
+        <w:rPr>
+          <w:rStyle w:val="NormalTok"/>
+        </w:rPr>
+        <w:t xml:space="preserve">        </w:t>
+      </w:r>
+      <w:r>
+        <w:rPr>
+          <w:rStyle w:val="KeywordTok"/>
+        </w:rPr>
+        <w:t xml:space="preserve">private</w:t>
+      </w:r>
+      <w:r>
+        <w:rPr>
+          <w:rStyle w:val="NormalTok"/>
+        </w:rPr>
+        <w:t xml:space="preserve"> </w:t>
+      </w:r>
+      <w:r>
+        <w:rPr>
+          <w:rStyle w:val="DataTypeTok"/>
+        </w:rPr>
+        <w:t xml:space="preserve">readonly</w:t>
+      </w:r>
+      <w:r>
+        <w:rPr>
+          <w:rStyle w:val="NormalTok"/>
+        </w:rPr>
+        <w:t xml:space="preserve"> TenantContext </w:t>
+      </w:r>
+      <w:r>
+        <w:rPr>
+          <w:rStyle w:val="VariableTok"/>
+        </w:rPr>
+        <w:t xml:space="preserve">$tenantContext</w:t>
+      </w:r>
+      <w:r>
+        <w:rPr>
+          <w:rStyle w:val="OtherTok"/>
+        </w:rPr>
+        <w:t xml:space="preserve">,</w:t>
+      </w:r>
+      <w:r>
+        <w:br/>
+      </w:r>
+      <w:r>
+        <w:rPr>
+          <w:rStyle w:val="NormalTok"/>
+        </w:rPr>
+        <w:t xml:space="preserve">        </w:t>
+      </w:r>
+      <w:r>
+        <w:rPr>
+          <w:rStyle w:val="KeywordTok"/>
+        </w:rPr>
+        <w:t xml:space="preserve">private</w:t>
+      </w:r>
+      <w:r>
+        <w:rPr>
+          <w:rStyle w:val="NormalTok"/>
+        </w:rPr>
+        <w:t xml:space="preserve"> </w:t>
+      </w:r>
+      <w:r>
+        <w:rPr>
+          <w:rStyle w:val="DataTypeTok"/>
+        </w:rPr>
+        <w:t xml:space="preserve">readonly</w:t>
+      </w:r>
+      <w:r>
+        <w:rPr>
+          <w:rStyle w:val="NormalTok"/>
+        </w:rPr>
+        <w:t xml:space="preserve"> GeneralLedgerService </w:t>
+      </w:r>
+      <w:r>
+        <w:rPr>
+          <w:rStyle w:val="VariableTok"/>
+        </w:rPr>
+        <w:t xml:space="preserve">$gl</w:t>
+      </w:r>
+      <w:r>
+        <w:rPr>
+          <w:rStyle w:val="OtherTok"/>
+        </w:rPr>
+        <w:t xml:space="preserve">,</w:t>
+      </w:r>
+      <w:r>
+        <w:br/>
+      </w:r>
+      <w:r>
+        <w:rPr>
+          <w:rStyle w:val="NormalTok"/>
+        </w:rPr>
+        <w:t xml:space="preserve">        </w:t>
+      </w:r>
+      <w:r>
+        <w:rPr>
+          <w:rStyle w:val="KeywordTok"/>
+        </w:rPr>
+        <w:t xml:space="preserve">private</w:t>
+      </w:r>
+      <w:r>
+        <w:rPr>
+          <w:rStyle w:val="NormalTok"/>
+        </w:rPr>
+        <w:t xml:space="preserve"> </w:t>
+      </w:r>
+      <w:r>
+        <w:rPr>
+          <w:rStyle w:val="DataTypeTok"/>
+        </w:rPr>
+        <w:t xml:space="preserve">readonly</w:t>
+      </w:r>
+      <w:r>
+        <w:rPr>
+          <w:rStyle w:val="NormalTok"/>
+        </w:rPr>
+        <w:t xml:space="preserve"> </w:t>
+      </w:r>
+      <w:r>
+        <w:rPr>
+          <w:rStyle w:val="BuiltInTok"/>
+        </w:rPr>
+        <w:t xml:space="preserve">PDO</w:t>
+      </w:r>
+      <w:r>
+        <w:rPr>
+          <w:rStyle w:val="NormalTok"/>
+        </w:rPr>
+        <w:t xml:space="preserve"> </w:t>
+      </w:r>
+      <w:r>
+        <w:rPr>
+          <w:rStyle w:val="VariableTok"/>
+        </w:rPr>
+        <w:t xml:space="preserve">$pdo</w:t>
+      </w:r>
+      <w:r>
+        <w:br/>
+      </w:r>
+      <w:r>
+        <w:rPr>
+          <w:rStyle w:val="NormalTok"/>
+        </w:rPr>
+        <w:t xml:space="preserve">    ) {}</w:t>
+      </w:r>
+      <w:r>
+        <w:br/>
+      </w:r>
+      <w:r>
+        <w:rPr>
+          <w:rStyle w:val="NormalTok"/>
+        </w:rPr>
+        <w:t xml:space="preserve">}</w:t>
+      </w:r>
+    </w:p>
+    <w:bookmarkEnd w:id="57"/>
+    <w:bookmarkStart w:id="58" w:name="Xd51abc367bc778e17648c585e695bc1313e6f8b"/>
+    <w:p>
+      <w:pPr>
+        <w:pStyle w:val="Heading2"/>
+      </w:pPr>
+      <w:r>
+        <w:t xml:space="preserve">4.5 ApiResponse Standard</w:t>
+      </w:r>
+    </w:p>
+    <w:p>
+      <w:pPr>
+        <w:pStyle w:val="FirstParagraph"/>
+      </w:pPr>
+      <w:r>
+        <w:t xml:space="preserve">All REST API endpoints shall return responses using the</w:t>
+      </w:r>
+      <w:r>
+        <w:t xml:space="preserve"> </w:t>
+      </w:r>
+      <w:r>
+        <w:rPr>
+          <w:rStyle w:val="VerbatimChar"/>
+        </w:rPr>
+        <w:t xml:space="preserve">ApiResponse</w:t>
+      </w:r>
+      <w:r>
+        <w:t xml:space="preserve"> </w:t>
+      </w:r>
+      <w:r>
+        <w:t xml:space="preserve">class. The class enforces the standardised JSON envelope defined in Section 9:</w:t>
+      </w:r>
+    </w:p>
+    <w:p>
+      <w:pPr>
+        <w:pStyle w:val="SourceCode"/>
+      </w:pPr>
+      <w:r>
+        <w:rPr>
+          <w:rStyle w:val="VerbatimChar"/>
+        </w:rPr>
+        <w:t xml:space="preserve">{ "success": bool, "data": {}, "error": {} }</w:t>
+      </w:r>
+    </w:p>
+    <w:p>
+      <w:pPr>
+        <w:pStyle w:val="FirstParagraph"/>
+      </w:pPr>
+      <w:r>
+        <w:rPr>
+          <w:rStyle w:val="VerbatimChar"/>
+        </w:rPr>
+        <w:t xml:space="preserve">ApiResponse</w:t>
+      </w:r>
+      <w:r>
+        <w:t xml:space="preserve"> </w:t>
+      </w:r>
+      <w:r>
+        <w:t xml:space="preserve">provides the following static factory methods:</w:t>
       </w:r>
     </w:p>
     <w:p>
@@ -5001,10 +4810,441 @@
         <w:pStyle w:val="Compact"/>
         <w:numPr>
           <w:ilvl w:val="0"/>
-          <w:numId w:val="1009"/>
+          <w:numId w:val="1010"/>
         </w:numPr>
       </w:pPr>
       <w:r>
+        <w:rPr>
+          <w:rStyle w:val="VerbatimChar"/>
+        </w:rPr>
+        <w:t xml:space="preserve">ApiResponse::success(mixed $data, int $httpCode = 200)</w:t>
+      </w:r>
+      <w:r>
+        <w:t xml:space="preserve"> </w:t>
+      </w:r>
+      <w:r>
+        <w:t xml:space="preserve">- returns a success envelope.</w:t>
+      </w:r>
+    </w:p>
+    <w:p>
+      <w:pPr>
+        <w:pStyle w:val="Compact"/>
+        <w:numPr>
+          <w:ilvl w:val="0"/>
+          <w:numId w:val="1010"/>
+        </w:numPr>
+      </w:pPr>
+      <w:r>
+        <w:rPr>
+          <w:rStyle w:val="VerbatimChar"/>
+        </w:rPr>
+        <w:t xml:space="preserve">ApiResponse::error(string $message, string $code, int $httpCode)</w:t>
+      </w:r>
+      <w:r>
+        <w:t xml:space="preserve"> </w:t>
+      </w:r>
+      <w:r>
+        <w:t xml:space="preserve">- returns an error envelope.</w:t>
+      </w:r>
+    </w:p>
+    <w:p>
+      <w:pPr>
+        <w:pStyle w:val="FirstParagraph"/>
+      </w:pPr>
+      <w:r>
+        <w:t xml:space="preserve">No endpoint shall write raw</w:t>
+      </w:r>
+      <w:r>
+        <w:t xml:space="preserve"> </w:t>
+      </w:r>
+      <w:r>
+        <w:rPr>
+          <w:rStyle w:val="VerbatimChar"/>
+        </w:rPr>
+        <w:t xml:space="preserve">echo json_encode(...)</w:t>
+      </w:r>
+      <w:r>
+        <w:t xml:space="preserve"> </w:t>
+      </w:r>
+      <w:r>
+        <w:t xml:space="preserve">output. All output is routed through</w:t>
+      </w:r>
+      <w:r>
+        <w:t xml:space="preserve"> </w:t>
+      </w:r>
+      <w:r>
+        <w:rPr>
+          <w:rStyle w:val="VerbatimChar"/>
+        </w:rPr>
+        <w:t xml:space="preserve">ApiResponse</w:t>
+      </w:r>
+      <w:r>
+        <w:t xml:space="preserve">.</w:t>
+      </w:r>
+    </w:p>
+    <w:bookmarkEnd w:id="58"/>
+    <w:bookmarkStart w:id="59" w:name="X128dd57b8cf0196e5e9b8c1853bb3d00b8bb46d"/>
+    <w:p>
+      <w:pPr>
+        <w:pStyle w:val="Heading2"/>
+      </w:pPr>
+      <w:r>
+        <w:t xml:space="preserve">4.6 JavaScript Architecture</w:t>
+      </w:r>
+    </w:p>
+    <w:p>
+      <w:pPr>
+        <w:pStyle w:val="FirstParagraph"/>
+      </w:pPr>
+      <w:r>
+        <w:t xml:space="preserve">Each page that requires client-side behaviour shall have exactly 1 dedicated JavaScript file at</w:t>
+      </w:r>
+      <w:r>
+        <w:t xml:space="preserve"> </w:t>
+      </w:r>
+      <w:r>
+        <w:rPr>
+          <w:rStyle w:val="VerbatimChar"/>
+        </w:rPr>
+        <w:t xml:space="preserve">public/js/[page-name].js</w:t>
+      </w:r>
+      <w:r>
+        <w:t xml:space="preserve">. Inline</w:t>
+      </w:r>
+      <w:r>
+        <w:t xml:space="preserve"> </w:t>
+      </w:r>
+      <w:r>
+        <w:rPr>
+          <w:rStyle w:val="VerbatimChar"/>
+        </w:rPr>
+        <w:t xml:space="preserve">&lt;script&gt;</w:t>
+      </w:r>
+      <w:r>
+        <w:t xml:space="preserve"> </w:t>
+      </w:r>
+      <w:r>
+        <w:t xml:space="preserve">blocks in PHP page files are prohibited.</w:t>
+      </w:r>
+    </w:p>
+    <w:p>
+      <w:pPr>
+        <w:pStyle w:val="BodyText"/>
+      </w:pPr>
+      <w:r>
+        <w:t xml:space="preserve">JavaScript files shall reference API endpoints using relative paths (e.g.,</w:t>
+      </w:r>
+      <w:r>
+        <w:t xml:space="preserve"> </w:t>
+      </w:r>
+      <w:r>
+        <w:rPr>
+          <w:rStyle w:val="VerbatimChar"/>
+        </w:rPr>
+        <w:t xml:space="preserve">./api/invoices/create.php</w:t>
+      </w:r>
+      <w:r>
+        <w:t xml:space="preserve">). Absolute URL construction in JavaScript is prohibited, as it breaks multi-path deployments.</w:t>
+      </w:r>
+    </w:p>
+    <w:p>
+      <w:pPr>
+        <w:pStyle w:val="BodyText"/>
+      </w:pPr>
+      <w:r>
+        <w:t xml:space="preserve">All AJAX calls made from page JavaScript shall include the</w:t>
+      </w:r>
+      <w:r>
+        <w:t xml:space="preserve"> </w:t>
+      </w:r>
+      <w:r>
+        <w:rPr>
+          <w:rStyle w:val="VerbatimChar"/>
+        </w:rPr>
+        <w:t xml:space="preserve">X-CSRF-Token</w:t>
+      </w:r>
+      <w:r>
+        <w:t xml:space="preserve"> </w:t>
+      </w:r>
+      <w:r>
+        <w:t xml:space="preserve">header populated from the session token injected into the page by the PHP renderer.</w:t>
+      </w:r>
+    </w:p>
+    <w:bookmarkEnd w:id="59"/>
+    <w:bookmarkStart w:id="60" w:name="X842f760413cbc424ad55e228b5234cd7f6d62e8"/>
+    <w:p>
+      <w:pPr>
+        <w:pStyle w:val="Heading2"/>
+      </w:pPr>
+      <w:r>
+        <w:t xml:space="preserve">4.7 Database Access Standards</w:t>
+      </w:r>
+    </w:p>
+    <w:p>
+      <w:pPr>
+        <w:pStyle w:val="FirstParagraph"/>
+      </w:pPr>
+      <w:r>
+        <w:t xml:space="preserve">All database access shall use PHP Data Objects (PDO) with prepared statements. Raw SQL string concatenation is prohibited. This applies to all service classes, stored procedure calls, and any direct PDO usage in API endpoints.</w:t>
+      </w:r>
+    </w:p>
+    <w:p>
+      <w:pPr>
+        <w:pStyle w:val="SourceCode"/>
+      </w:pPr>
+      <w:r>
+        <w:rPr>
+          <w:rStyle w:val="CommentTok"/>
+        </w:rPr>
+        <w:t xml:space="preserve">// Required pattern (prospective):</w:t>
+      </w:r>
+      <w:r>
+        <w:br/>
+      </w:r>
+      <w:r>
+        <w:rPr>
+          <w:rStyle w:val="VariableTok"/>
+        </w:rPr>
+        <w:t xml:space="preserve">$stmt</w:t>
+      </w:r>
+      <w:r>
+        <w:rPr>
+          <w:rStyle w:val="NormalTok"/>
+        </w:rPr>
+        <w:t xml:space="preserve"> </w:t>
+      </w:r>
+      <w:r>
+        <w:rPr>
+          <w:rStyle w:val="OperatorTok"/>
+        </w:rPr>
+        <w:t xml:space="preserve">=</w:t>
+      </w:r>
+      <w:r>
+        <w:rPr>
+          <w:rStyle w:val="NormalTok"/>
+        </w:rPr>
+        <w:t xml:space="preserve"> </w:t>
+      </w:r>
+      <w:r>
+        <w:rPr>
+          <w:rStyle w:val="VariableTok"/>
+        </w:rPr>
+        <w:t xml:space="preserve">$this</w:t>
+      </w:r>
+      <w:r>
+        <w:rPr>
+          <w:rStyle w:val="NormalTok"/>
+        </w:rPr>
+        <w:t xml:space="preserve">-&gt;</w:t>
+      </w:r>
+      <w:r>
+        <w:rPr>
+          <w:rStyle w:val="BuiltInTok"/>
+        </w:rPr>
+        <w:t xml:space="preserve">pdo</w:t>
+      </w:r>
+      <w:r>
+        <w:rPr>
+          <w:rStyle w:val="NormalTok"/>
+        </w:rPr>
+        <w:t xml:space="preserve">-&gt;prepare(</w:t>
+      </w:r>
+      <w:r>
+        <w:br/>
+      </w:r>
+      <w:r>
+        <w:rPr>
+          <w:rStyle w:val="NormalTok"/>
+        </w:rPr>
+        <w:t xml:space="preserve">    </w:t>
+      </w:r>
+      <w:r>
+        <w:rPr>
+          <w:rStyle w:val="StringTok"/>
+        </w:rPr>
+        <w:t xml:space="preserve">'SELECT * FROM invoices WHERE tenant_id = ? AND id = ?'</w:t>
+      </w:r>
+      <w:r>
+        <w:br/>
+      </w:r>
+      <w:r>
+        <w:rPr>
+          <w:rStyle w:val="NormalTok"/>
+        </w:rPr>
+        <w:t xml:space="preserve">)</w:t>
+      </w:r>
+      <w:r>
+        <w:rPr>
+          <w:rStyle w:val="OtherTok"/>
+        </w:rPr>
+        <w:t xml:space="preserve">;</w:t>
+      </w:r>
+      <w:r>
+        <w:br/>
+      </w:r>
+      <w:r>
+        <w:rPr>
+          <w:rStyle w:val="VariableTok"/>
+        </w:rPr>
+        <w:t xml:space="preserve">$stmt</w:t>
+      </w:r>
+      <w:r>
+        <w:rPr>
+          <w:rStyle w:val="NormalTok"/>
+        </w:rPr>
+        <w:t xml:space="preserve">-&gt;execute([</w:t>
+      </w:r>
+      <w:r>
+        <w:rPr>
+          <w:rStyle w:val="VariableTok"/>
+        </w:rPr>
+        <w:t xml:space="preserve">$this</w:t>
+      </w:r>
+      <w:r>
+        <w:rPr>
+          <w:rStyle w:val="NormalTok"/>
+        </w:rPr>
+        <w:t xml:space="preserve">-&gt;tenantContext-&gt;getTenantId()</w:t>
+      </w:r>
+      <w:r>
+        <w:rPr>
+          <w:rStyle w:val="OtherTok"/>
+        </w:rPr>
+        <w:t xml:space="preserve">,</w:t>
+      </w:r>
+      <w:r>
+        <w:rPr>
+          <w:rStyle w:val="NormalTok"/>
+        </w:rPr>
+        <w:t xml:space="preserve"> </w:t>
+      </w:r>
+      <w:r>
+        <w:rPr>
+          <w:rStyle w:val="VariableTok"/>
+        </w:rPr>
+        <w:t xml:space="preserve">$invoiceId</w:t>
+      </w:r>
+      <w:r>
+        <w:rPr>
+          <w:rStyle w:val="NormalTok"/>
+        </w:rPr>
+        <w:t xml:space="preserve">])</w:t>
+      </w:r>
+      <w:r>
+        <w:rPr>
+          <w:rStyle w:val="OtherTok"/>
+        </w:rPr>
+        <w:t xml:space="preserve">;</w:t>
+      </w:r>
+    </w:p>
+    <w:p>
+      <w:pPr>
+        <w:pStyle w:val="FirstParagraph"/>
+      </w:pPr>
+      <w:r>
+        <w:t xml:space="preserve">Stored procedures in MySQL 9.1 are used for complex multi-step operations (General Ledger posting, sequential document numbering, account mapping). Stored procedure calls shall also use PDO prepared statement syntax (</w:t>
+      </w:r>
+      <w:r>
+        <w:rPr>
+          <w:rStyle w:val="VerbatimChar"/>
+        </w:rPr>
+        <w:t xml:space="preserve">CALL procedure_name(?, ?)</w:t>
+      </w:r>
+      <w:r>
+        <w:t xml:space="preserve">) and shall never interpolate values into the call string.</w:t>
+      </w:r>
+    </w:p>
+    <w:bookmarkEnd w:id="60"/>
+    <w:bookmarkEnd w:id="61"/>
+    <w:bookmarkStart w:id="69" w:name="multi-tenancy-design"/>
+    <w:p>
+      <w:pPr>
+        <w:pStyle w:val="Heading1"/>
+      </w:pPr>
+      <w:r>
+        <w:t xml:space="preserve">Multi-Tenancy Design</w:t>
+      </w:r>
+    </w:p>
+    <w:bookmarkStart w:id="62" w:name="Xaa9e2b940e5c2448ecd46634d4cba740fe818d0"/>
+    <w:p>
+      <w:pPr>
+        <w:pStyle w:val="Heading2"/>
+      </w:pPr>
+      <w:r>
+        <w:t xml:space="preserve">5.1 Architecture Pattern: Shared Database, Row-Level Isolation</w:t>
+      </w:r>
+    </w:p>
+    <w:p>
+      <w:pPr>
+        <w:pStyle w:val="FirstParagraph"/>
+      </w:pPr>
+      <w:r>
+        <w:t xml:space="preserve">Longhorn ERP adopts a shared-database multi-tenancy model. All tenants reside in the same MySQL 9.1 database instance. Tenant data isolation is enforced at the application layer through:</w:t>
+      </w:r>
+    </w:p>
+    <w:p>
+      <w:pPr>
+        <w:pStyle w:val="Compact"/>
+        <w:numPr>
+          <w:ilvl w:val="0"/>
+          <w:numId w:val="1011"/>
+        </w:numPr>
+      </w:pPr>
+      <w:r>
+        <w:t xml:space="preserve">A</w:t>
+      </w:r>
+      <w:r>
+        <w:t xml:space="preserve"> </w:t>
+      </w:r>
+      <w:r>
+        <w:rPr>
+          <w:rStyle w:val="VerbatimChar"/>
+        </w:rPr>
+        <w:t xml:space="preserve">tenant_id</w:t>
+      </w:r>
+      <w:r>
+        <w:t xml:space="preserve"> </w:t>
+      </w:r>
+      <w:r>
+        <w:t xml:space="preserve">foreign key on every operational table.</w:t>
+      </w:r>
+    </w:p>
+    <w:p>
+      <w:pPr>
+        <w:pStyle w:val="Compact"/>
+        <w:numPr>
+          <w:ilvl w:val="0"/>
+          <w:numId w:val="1011"/>
+        </w:numPr>
+      </w:pPr>
+      <w:r>
+        <w:t xml:space="preserve">The middleware pipeline, which populates</w:t>
+      </w:r>
+      <w:r>
+        <w:t xml:space="preserve"> </w:t>
+      </w:r>
+      <w:r>
+        <w:rPr>
+          <w:rStyle w:val="VerbatimChar"/>
+        </w:rPr>
+        <w:t xml:space="preserve">TenantContext</w:t>
+      </w:r>
+      <w:r>
+        <w:t xml:space="preserve"> </w:t>
+      </w:r>
+      <w:r>
+        <w:t xml:space="preserve">from the authenticated session before any page handler or service executes.</w:t>
+      </w:r>
+    </w:p>
+    <w:p>
+      <w:pPr>
+        <w:pStyle w:val="Compact"/>
+        <w:numPr>
+          <w:ilvl w:val="0"/>
+          <w:numId w:val="1011"/>
+        </w:numPr>
+      </w:pPr>
+      <w:r>
         <w:t xml:space="preserve">The convention that every SQL query against an operational table includes a</w:t>
       </w:r>
       <w:r>
@@ -5043,8 +5283,8 @@
         <w:t xml:space="preserve">This approach was selected for operational simplicity and cost efficiency (see ADR-001 in Section 12).</w:t>
       </w:r>
     </w:p>
-    <w:bookmarkEnd w:id="61"/>
-    <w:bookmarkStart w:id="62" w:name="X6cd3aefb32463eb3c9958728c98d2c9473343f9"/>
+    <w:bookmarkEnd w:id="62"/>
+    <w:bookmarkStart w:id="63" w:name="X6cd3aefb32463eb3c9958728c98d2c9473343f9"/>
     <w:p>
       <w:pPr>
         <w:pStyle w:val="Heading2"/>
@@ -5256,8 +5496,8 @@
         <w:t xml:space="preserve">class is the single authorised accessor.</w:t>
       </w:r>
     </w:p>
-    <w:bookmarkEnd w:id="62"/>
-    <w:bookmarkStart w:id="63" w:name="Xe1ede0cbd1c4a5bf9136472de34085d510e811e"/>
+    <w:bookmarkEnd w:id="63"/>
+    <w:bookmarkStart w:id="64" w:name="Xe1ede0cbd1c4a5bf9136472de34085d510e811e"/>
     <w:p>
       <w:pPr>
         <w:pStyle w:val="Heading2"/>
@@ -5297,8 +5537,8 @@
         <w:t xml:space="preserve">event type, regardless of whether the attempt was malicious or the result of a misconfigured request.</w:t>
       </w:r>
     </w:p>
-    <w:bookmarkEnd w:id="63"/>
-    <w:bookmarkStart w:id="64" w:name="X118e4e592981523834d81895d8369cd839197e2"/>
+    <w:bookmarkEnd w:id="64"/>
+    <w:bookmarkStart w:id="65" w:name="X118e4e592981523834d81895d8369cd839197e2"/>
     <w:p>
       <w:pPr>
         <w:pStyle w:val="Heading2"/>
@@ -5368,8 +5608,8 @@
         <w:t xml:space="preserve">gating, but the function is idempotent for these codes and will not block access if called.</w:t>
       </w:r>
     </w:p>
-    <w:bookmarkEnd w:id="64"/>
-    <w:bookmarkStart w:id="65" w:name="Xb01a2f914ec8873d5d4d981cfec6ebf348906fc"/>
+    <w:bookmarkEnd w:id="65"/>
+    <w:bookmarkStart w:id="66" w:name="Xb01a2f914ec8873d5d4d981cfec6ebf348906fc"/>
     <w:p>
       <w:pPr>
         <w:pStyle w:val="Heading2"/>
@@ -5784,8 +6024,8 @@
         <w:t xml:space="preserve">Tenant lifecycle transitions are initiated from the Super Admin Panel and are recorded in the platform audit log.</w:t>
       </w:r>
     </w:p>
-    <w:bookmarkEnd w:id="65"/>
-    <w:bookmarkStart w:id="66" w:name="X862daf9995b40a4acb129fce7f7be72efec5674"/>
+    <w:bookmarkEnd w:id="66"/>
+    <w:bookmarkStart w:id="67" w:name="X862daf9995b40a4acb129fce7f7be72efec5674"/>
     <w:p>
       <w:pPr>
         <w:pStyle w:val="Heading2"/>
@@ -5807,7 +6047,7 @@
         <w:pStyle w:val="Compact"/>
         <w:numPr>
           <w:ilvl w:val="0"/>
-          <w:numId w:val="1010"/>
+          <w:numId w:val="1012"/>
         </w:numPr>
       </w:pPr>
       <w:r>
@@ -5865,7 +6105,7 @@
         <w:pStyle w:val="Compact"/>
         <w:numPr>
           <w:ilvl w:val="0"/>
-          <w:numId w:val="1010"/>
+          <w:numId w:val="1012"/>
         </w:numPr>
       </w:pPr>
       <w:r>
@@ -5899,7 +6139,7 @@
         <w:pStyle w:val="Compact"/>
         <w:numPr>
           <w:ilvl w:val="0"/>
-          <w:numId w:val="1010"/>
+          <w:numId w:val="1012"/>
         </w:numPr>
       </w:pPr>
       <w:r>
@@ -5921,7 +6161,7 @@
         <w:pStyle w:val="Compact"/>
         <w:numPr>
           <w:ilvl w:val="0"/>
-          <w:numId w:val="1010"/>
+          <w:numId w:val="1012"/>
         </w:numPr>
       </w:pPr>
       <w:r>
@@ -5943,7 +6183,7 @@
         <w:pStyle w:val="Compact"/>
         <w:numPr>
           <w:ilvl w:val="0"/>
-          <w:numId w:val="1010"/>
+          <w:numId w:val="1012"/>
         </w:numPr>
       </w:pPr>
       <w:r>
@@ -5965,7 +6205,7 @@
         <w:pStyle w:val="Compact"/>
         <w:numPr>
           <w:ilvl w:val="0"/>
-          <w:numId w:val="1010"/>
+          <w:numId w:val="1012"/>
         </w:numPr>
       </w:pPr>
       <w:r>
@@ -5987,7 +6227,7 @@
         <w:pStyle w:val="Compact"/>
         <w:numPr>
           <w:ilvl w:val="0"/>
-          <w:numId w:val="1010"/>
+          <w:numId w:val="1012"/>
         </w:numPr>
       </w:pPr>
       <w:r>
@@ -6012,8 +6252,8 @@
         <w:t xml:space="preserve">Configuration is managed via the Tenant Workspace settings area and the Super Admin Panel. Configuration changes take effect on the next page load (no application restart required).</w:t>
       </w:r>
     </w:p>
-    <w:bookmarkEnd w:id="66"/>
-    <w:bookmarkStart w:id="67" w:name="Xf07ac8af26e4b67f0b107c2c56323c06de625e8"/>
+    <w:bookmarkEnd w:id="67"/>
+    <w:bookmarkStart w:id="68" w:name="Xf07ac8af26e4b67f0b107c2c56323c06de625e8"/>
     <w:p>
       <w:pPr>
         <w:pStyle w:val="Heading2"/>
@@ -6487,9 +6727,9 @@
         <w:t xml:space="preserve">column is indexed on all operational tables to ensure that tenant-scoped queries execute with a predictable execution plan that does not degrade as the number of tenants grows.</w:t>
       </w:r>
     </w:p>
-    <w:bookmarkEnd w:id="67"/>
     <w:bookmarkEnd w:id="68"/>
-    <w:bookmarkStart w:id="77" w:name="security-architecture"/>
+    <w:bookmarkEnd w:id="69"/>
+    <w:bookmarkStart w:id="78" w:name="security-architecture"/>
     <w:p>
       <w:pPr>
         <w:pStyle w:val="Heading1"/>
@@ -6498,7 +6738,7 @@
         <w:t xml:space="preserve">Security Architecture</w:t>
       </w:r>
     </w:p>
-    <w:bookmarkStart w:id="69" w:name="X2b4d19dface0bd64065274bdc59058dda5fbca1"/>
+    <w:bookmarkStart w:id="70" w:name="X2b4d19dface0bd64065274bdc59058dda5fbca1"/>
     <w:p>
       <w:pPr>
         <w:pStyle w:val="Heading2"/>
@@ -6515,8 +6755,8 @@
         <w:t xml:space="preserve">The Longhorn ERP security model addresses four threat surfaces: web browser clients, mobile native clients, the REST API, and the shared-database multi-tenant data layer. Each surface has a distinct authentication and authorisation mechanism. The model is designed to satisfy OWASP Top 10 (2021), NIST SP 800-63B authentication assurance levels, and the Uganda Data Protection and Privacy Act 2019.</w:t>
       </w:r>
     </w:p>
-    <w:bookmarkEnd w:id="69"/>
-    <w:bookmarkStart w:id="70" w:name="X427f17792d8710b097b593476e6cf06e16e303f"/>
+    <w:bookmarkEnd w:id="70"/>
+    <w:bookmarkStart w:id="71" w:name="X427f17792d8710b097b593476e6cf06e16e303f"/>
     <w:p>
       <w:pPr>
         <w:pStyle w:val="Heading2"/>
@@ -6832,8 +7072,8 @@
         <w:t xml:space="preserve">Supported via time-based one-time password (TOTP) per NIST SP 800-63B AAL2. 2FA enforcement is configurable per tenant role.</w:t>
       </w:r>
     </w:p>
-    <w:bookmarkEnd w:id="70"/>
-    <w:bookmarkStart w:id="71" w:name="X3dd99e9d91f2fb26a8e3a21a9904b010ed13a4a"/>
+    <w:bookmarkEnd w:id="71"/>
+    <w:bookmarkStart w:id="72" w:name="X3dd99e9d91f2fb26a8e3a21a9904b010ed13a4a"/>
     <w:p>
       <w:pPr>
         <w:pStyle w:val="Heading2"/>
@@ -7163,8 +7403,8 @@
         <w:t xml:space="preserve">Revoked token identifiers are stored in a blocklist table checked on every authenticated API request.</w:t>
       </w:r>
     </w:p>
-    <w:bookmarkEnd w:id="71"/>
-    <w:bookmarkStart w:id="72" w:name="Xd9708d713f481f984754e3ea3c4fa35f997dbc3"/>
+    <w:bookmarkEnd w:id="72"/>
+    <w:bookmarkStart w:id="73" w:name="Xd9708d713f481f984754e3ea3c4fa35f997dbc3"/>
     <w:p>
       <w:pPr>
         <w:pStyle w:val="Heading2"/>
@@ -7233,8 +7473,8 @@
         <w:t xml:space="preserve">) because mobile clients are stateless and authenticate via JWT Bearer token, which is inherently CSRF-resistant.</w:t>
       </w:r>
     </w:p>
-    <w:bookmarkEnd w:id="72"/>
-    <w:bookmarkStart w:id="73" w:name="X64db6619c1d86b31479c05f877802d35155c0fc"/>
+    <w:bookmarkEnd w:id="73"/>
+    <w:bookmarkStart w:id="74" w:name="X64db6619c1d86b31479c05f877802d35155c0fc"/>
     <w:p>
       <w:pPr>
         <w:pStyle w:val="Heading2"/>
@@ -7412,8 +7652,8 @@
         <w:t xml:space="preserve">header. Rate limit counters shall be stored in a sub-millisecond key-value store (e.g., Redis or APCu) and shall reset on the rolling window boundary.</w:t>
       </w:r>
     </w:p>
-    <w:bookmarkEnd w:id="73"/>
-    <w:bookmarkStart w:id="74" w:name="Xee8d6346a83a7ce37baf9530bf1a7fa676fa2c4"/>
+    <w:bookmarkEnd w:id="74"/>
+    <w:bookmarkStart w:id="75" w:name="Xee8d6346a83a7ce37baf9530bf1a7fa676fa2c4"/>
     <w:p>
       <w:pPr>
         <w:pStyle w:val="Heading2"/>
@@ -7563,7 +7803,7 @@
         <w:pStyle w:val="Compact"/>
         <w:numPr>
           <w:ilvl w:val="0"/>
-          <w:numId w:val="1011"/>
+          <w:numId w:val="1013"/>
         </w:numPr>
       </w:pPr>
       <w:r>
@@ -7602,7 +7842,7 @@
         <w:pStyle w:val="Compact"/>
         <w:numPr>
           <w:ilvl w:val="0"/>
-          <w:numId w:val="1011"/>
+          <w:numId w:val="1013"/>
         </w:numPr>
       </w:pPr>
       <w:r>
@@ -7614,7 +7854,7 @@
         <w:pStyle w:val="Compact"/>
         <w:numPr>
           <w:ilvl w:val="0"/>
-          <w:numId w:val="1011"/>
+          <w:numId w:val="1013"/>
         </w:numPr>
       </w:pPr>
       <w:r>
@@ -7626,7 +7866,7 @@
         <w:pStyle w:val="Compact"/>
         <w:numPr>
           <w:ilvl w:val="0"/>
-          <w:numId w:val="1011"/>
+          <w:numId w:val="1013"/>
         </w:numPr>
       </w:pPr>
       <w:r>
@@ -7638,7 +7878,7 @@
         <w:pStyle w:val="Compact"/>
         <w:numPr>
           <w:ilvl w:val="0"/>
-          <w:numId w:val="1011"/>
+          <w:numId w:val="1013"/>
         </w:numPr>
       </w:pPr>
       <w:r>
@@ -7653,8 +7893,8 @@
         <w:t xml:space="preserve">Audit records shall be retained for a minimum of 7 years per the AUDIT module specification, satisfying Uganda Companies Act requirements.</w:t>
       </w:r>
     </w:p>
-    <w:bookmarkEnd w:id="74"/>
-    <w:bookmarkStart w:id="75" w:name="X5dff0e5729024260e24acad75f8e0c26b9b9ef8"/>
+    <w:bookmarkEnd w:id="75"/>
+    <w:bookmarkStart w:id="76" w:name="X5dff0e5729024260e24acad75f8e0c26b9b9ef8"/>
     <w:p>
       <w:pPr>
         <w:pStyle w:val="Heading2"/>
@@ -7668,7 +7908,7 @@
         <w:pStyle w:val="Compact"/>
         <w:numPr>
           <w:ilvl w:val="0"/>
-          <w:numId w:val="1012"/>
+          <w:numId w:val="1014"/>
         </w:numPr>
       </w:pPr>
       <w:r>
@@ -7690,7 +7930,7 @@
         <w:pStyle w:val="Compact"/>
         <w:numPr>
           <w:ilvl w:val="0"/>
-          <w:numId w:val="1012"/>
+          <w:numId w:val="1014"/>
         </w:numPr>
       </w:pPr>
       <w:r>
@@ -7712,7 +7952,7 @@
         <w:pStyle w:val="Compact"/>
         <w:numPr>
           <w:ilvl w:val="0"/>
-          <w:numId w:val="1012"/>
+          <w:numId w:val="1014"/>
         </w:numPr>
       </w:pPr>
       <w:r>
@@ -7729,8 +7969,8 @@
         <w:t xml:space="preserve">shall be encrypted using AES-256 before writing to storage.</w:t>
       </w:r>
     </w:p>
-    <w:bookmarkEnd w:id="75"/>
-    <w:bookmarkStart w:id="76" w:name="X1151bf6ce627d36d3701b79ed3909371a29dfda"/>
+    <w:bookmarkEnd w:id="76"/>
+    <w:bookmarkStart w:id="77" w:name="X1151bf6ce627d36d3701b79ed3909371a29dfda"/>
     <w:p>
       <w:pPr>
         <w:pStyle w:val="Heading2"/>
@@ -8121,9 +8361,9 @@
         </w:tc>
       </w:tr>
     </w:tbl>
-    <w:bookmarkEnd w:id="76"/>
     <w:bookmarkEnd w:id="77"/>
-    <w:bookmarkStart w:id="87" w:name="module-system"/>
+    <w:bookmarkEnd w:id="78"/>
+    <w:bookmarkStart w:id="88" w:name="module-system"/>
     <w:p>
       <w:pPr>
         <w:pStyle w:val="Heading1"/>
@@ -8132,7 +8372,7 @@
         <w:t xml:space="preserve">Module System</w:t>
       </w:r>
     </w:p>
-    <w:bookmarkStart w:id="80" w:name="X2a47caec73e11f80420771298155dd0765aa930"/>
+    <w:bookmarkStart w:id="81" w:name="X2a47caec73e11f80420771298155dd0765aa930"/>
     <w:p>
       <w:pPr>
         <w:pStyle w:val="Heading2"/>
@@ -8149,7 +8389,7 @@
         <w:t xml:space="preserve">The module system uses two database tables to manage the global module catalogue and per-tenant activation:</w:t>
       </w:r>
     </w:p>
-    <w:bookmarkStart w:id="78" w:name="module_registry-table"/>
+    <w:bookmarkStart w:id="79" w:name="module_registry-table"/>
     <w:p>
       <w:pPr>
         <w:pStyle w:val="Heading3"/>
@@ -8531,8 +8771,8 @@
         </w:tc>
       </w:tr>
     </w:tbl>
-    <w:bookmarkEnd w:id="78"/>
-    <w:bookmarkStart w:id="79" w:name="tenant_modules-table"/>
+    <w:bookmarkEnd w:id="79"/>
+    <w:bookmarkStart w:id="80" w:name="tenant_modules-table"/>
     <w:p>
       <w:pPr>
         <w:pStyle w:val="Heading3"/>
@@ -8917,9 +9157,9 @@
         </w:tc>
       </w:tr>
     </w:tbl>
-    <w:bookmarkEnd w:id="79"/>
     <w:bookmarkEnd w:id="80"/>
-    <w:bookmarkStart w:id="81" w:name="X9223b8532058efee45eb4afa608e52857c7c6c5"/>
+    <w:bookmarkEnd w:id="81"/>
+    <w:bookmarkStart w:id="82" w:name="X9223b8532058efee45eb4afa608e52857c7c6c5"/>
     <w:p>
       <w:pPr>
         <w:pStyle w:val="Heading2"/>
@@ -9183,8 +9423,8 @@
         <w:t xml:space="preserve">table.</w:t>
       </w:r>
     </w:p>
-    <w:bookmarkEnd w:id="81"/>
-    <w:bookmarkStart w:id="82" w:name="X3e3c72162d4e14d3351141332046a2cf7b72177"/>
+    <w:bookmarkEnd w:id="82"/>
+    <w:bookmarkStart w:id="83" w:name="X3e3c72162d4e14d3351141332046a2cf7b72177"/>
     <w:p>
       <w:pPr>
         <w:pStyle w:val="Heading2"/>
@@ -9198,7 +9438,7 @@
         <w:pStyle w:val="FirstParagraph"/>
       </w:pPr>
       <w:r>
-        <w:t xml:space="preserve">The following 10 add-on modules are available for per-tenant activation based on the tenant's subscription plan:</w:t>
+        <w:t xml:space="preserve">The following 13 add-on modules are available for per-tenant activation based on the tenant's subscription plan:</w:t>
       </w:r>
     </w:p>
     <w:tbl>
@@ -9508,9 +9748,90 @@
           </w:p>
         </w:tc>
       </w:tr>
+      <w:tr>
+        <w:tc>
+          <w:tcPr/>
+          <w:p>
+            <w:pPr>
+              <w:pStyle w:val="Compact"/>
+            </w:pPr>
+            <w:r>
+              <w:t xml:space="preserve">AI Intelligence</w:t>
+            </w:r>
+          </w:p>
+        </w:tc>
+        <w:tc>
+          <w:tcPr/>
+          <w:p>
+            <w:pPr>
+              <w:pStyle w:val="Compact"/>
+            </w:pPr>
+            <w:r>
+              <w:rPr>
+                <w:rStyle w:val="VerbatimChar"/>
+              </w:rPr>
+              <w:t xml:space="preserve">AI_INTELLIGENCE</w:t>
+            </w:r>
+          </w:p>
+        </w:tc>
+      </w:tr>
+      <w:tr>
+        <w:tc>
+          <w:tcPr/>
+          <w:p>
+            <w:pPr>
+              <w:pStyle w:val="Compact"/>
+            </w:pPr>
+            <w:r>
+              <w:t xml:space="preserve">Product Lifecycle Management</w:t>
+            </w:r>
+          </w:p>
+        </w:tc>
+        <w:tc>
+          <w:tcPr/>
+          <w:p>
+            <w:pPr>
+              <w:pStyle w:val="Compact"/>
+            </w:pPr>
+            <w:r>
+              <w:rPr>
+                <w:rStyle w:val="VerbatimChar"/>
+              </w:rPr>
+              <w:t xml:space="preserve">PLM</w:t>
+            </w:r>
+          </w:p>
+        </w:tc>
+      </w:tr>
+      <w:tr>
+        <w:tc>
+          <w:tcPr/>
+          <w:p>
+            <w:pPr>
+              <w:pStyle w:val="Compact"/>
+            </w:pPr>
+            <w:r>
+              <w:t xml:space="preserve">Transportation &amp; Fleet Operations</w:t>
+            </w:r>
+          </w:p>
+        </w:tc>
+        <w:tc>
+          <w:tcPr/>
+          <w:p>
+            <w:pPr>
+              <w:pStyle w:val="Compact"/>
+            </w:pPr>
+            <w:r>
+              <w:rPr>
+                <w:rStyle w:val="VerbatimChar"/>
+              </w:rPr>
+              <w:t xml:space="preserve">TRANSPORTATION</w:t>
+            </w:r>
+          </w:p>
+        </w:tc>
+      </w:tr>
     </w:tbl>
-    <w:bookmarkEnd w:id="82"/>
-    <w:bookmarkStart w:id="83" w:name="Xbb10c3c742b13dfcd3db94daf952f20de919e34"/>
+    <w:bookmarkEnd w:id="83"/>
+    <w:bookmarkStart w:id="84" w:name="Xbb10c3c742b13dfcd3db94daf952f20de919e34"/>
     <w:p>
       <w:pPr>
         <w:pStyle w:val="Heading2"/>
@@ -9584,7 +9905,7 @@
         <w:pStyle w:val="Compact"/>
         <w:numPr>
           <w:ilvl w:val="0"/>
-          <w:numId w:val="1013"/>
+          <w:numId w:val="1015"/>
         </w:numPr>
       </w:pPr>
       <w:r>
@@ -9603,7 +9924,7 @@
         <w:t xml:space="preserve"> </w:t>
       </w:r>
       <w:r>
-        <w:t xml:space="preserve">— checks the</w:t>
+        <w:t xml:space="preserve">- checks the</w:t>
       </w:r>
       <w:r>
         <w:t xml:space="preserve"> </w:t>
@@ -9626,7 +9947,7 @@
         <w:pStyle w:val="Compact"/>
         <w:numPr>
           <w:ilvl w:val="0"/>
-          <w:numId w:val="1013"/>
+          <w:numId w:val="1015"/>
         </w:numPr>
       </w:pPr>
       <w:r>
@@ -9665,8 +9986,8 @@
         <w:t xml:space="preserve">and shall be available throughout the tenant workspace without additional imports.</w:t>
       </w:r>
     </w:p>
-    <w:bookmarkEnd w:id="83"/>
-    <w:bookmarkStart w:id="84" w:name="X37a6120fccaee6ddac36cd68d3c797b0be8811b"/>
+    <w:bookmarkEnd w:id="84"/>
+    <w:bookmarkStart w:id="85" w:name="X37a6120fccaee6ddac36cd68d3c797b0be8811b"/>
     <w:p>
       <w:pPr>
         <w:pStyle w:val="Heading2"/>
@@ -9799,7 +10120,106 @@
               <w:t xml:space="preserve"> </w:t>
             </w:r>
             <w:r>
-              <w:t xml:space="preserve">to be active (core — always satisfied).</w:t>
+              <w:t xml:space="preserve">to be active (core - always satisfied).</w:t>
+            </w:r>
+          </w:p>
+        </w:tc>
+      </w:tr>
+      <w:tr>
+        <w:tc>
+          <w:tcPr/>
+          <w:p>
+            <w:pPr>
+              <w:pStyle w:val="Compact"/>
+            </w:pPr>
+            <w:r>
+              <w:rPr>
+                <w:rStyle w:val="VerbatimChar"/>
+              </w:rPr>
+              <w:t xml:space="preserve">PLM</w:t>
+            </w:r>
+          </w:p>
+        </w:tc>
+        <w:tc>
+          <w:tcPr/>
+          <w:p>
+            <w:pPr>
+              <w:pStyle w:val="Compact"/>
+            </w:pPr>
+            <w:r>
+              <w:t xml:space="preserve">No hard activation dependency; downstream publication targets depend on whichever operational modules the tenant has enabled.</w:t>
+            </w:r>
+          </w:p>
+        </w:tc>
+      </w:tr>
+      <w:tr>
+        <w:tc>
+          <w:tcPr/>
+          <w:p>
+            <w:pPr>
+              <w:pStyle w:val="Compact"/>
+            </w:pPr>
+            <w:r>
+              <w:rPr>
+                <w:rStyle w:val="VerbatimChar"/>
+              </w:rPr>
+              <w:t xml:space="preserve">TRANSPORTATION</w:t>
+            </w:r>
+          </w:p>
+        </w:tc>
+        <w:tc>
+          <w:tcPr/>
+          <w:p>
+            <w:pPr>
+              <w:pStyle w:val="Compact"/>
+            </w:pPr>
+            <w:r>
+              <w:t xml:space="preserve">Requires</w:t>
+            </w:r>
+            <w:r>
+              <w:t xml:space="preserve"> </w:t>
+            </w:r>
+            <w:r>
+              <w:rPr>
+                <w:rStyle w:val="VerbatimChar"/>
+              </w:rPr>
+              <w:t xml:space="preserve">SALES</w:t>
+            </w:r>
+            <w:r>
+              <w:t xml:space="preserve"> </w:t>
+            </w:r>
+            <w:r>
+              <w:t xml:space="preserve">and</w:t>
+            </w:r>
+            <w:r>
+              <w:t xml:space="preserve"> </w:t>
+            </w:r>
+            <w:r>
+              <w:rPr>
+                <w:rStyle w:val="VerbatimChar"/>
+              </w:rPr>
+              <w:t xml:space="preserve">INVENTORY</w:t>
+            </w:r>
+            <w:r>
+              <w:t xml:space="preserve"> </w:t>
+            </w:r>
+            <w:r>
+              <w:t xml:space="preserve">to be active (both core - always satisfied). Internal-fleet mode additionally requires</w:t>
+            </w:r>
+            <w:r>
+              <w:t xml:space="preserve"> </w:t>
+            </w:r>
+            <w:r>
+              <w:rPr>
+                <w:rStyle w:val="VerbatimChar"/>
+              </w:rPr>
+              <w:t xml:space="preserve">ASSETS</w:t>
+            </w:r>
+            <w:r>
+              <w:t xml:space="preserve"> </w:t>
+            </w:r>
+            <w:r>
+              <w:t xml:space="preserve">for vehicle reference data.</w:t>
             </w:r>
           </w:p>
         </w:tc>
@@ -9820,11 +10240,11 @@
         <w:t xml:space="preserve"> </w:t>
       </w:r>
       <w:r>
-        <w:t xml:space="preserve">[CONTEXT-GAP: GAP-005] — A formal dependency map covering all 10 add-on modules has not yet been defined. The two rules above represent the confirmed dependencies. The Super Admin Panel shall enforce dependency checks before activating any module and display a clear error message listing unmet dependencies if activation is blocked.</w:t>
-      </w:r>
-    </w:p>
-    <w:bookmarkEnd w:id="84"/>
-    <w:bookmarkStart w:id="85" w:name="X94f068a728ff654578fcb83ec5b038c7576e7f9"/>
+        <w:t xml:space="preserve">A formal dependency map covering all add-on modules shall still be maintained in the Super Admin Panel configuration. The rules above represent the confirmed dependencies that must be enforced at activation time.</w:t>
+      </w:r>
+    </w:p>
+    <w:bookmarkEnd w:id="85"/>
+    <w:bookmarkStart w:id="86" w:name="X94f068a728ff654578fcb83ec5b038c7576e7f9"/>
     <w:p>
       <w:pPr>
         <w:pStyle w:val="Heading2"/>
@@ -9898,8 +10318,8 @@
         <w:t xml:space="preserve">records.</w:t>
       </w:r>
     </w:p>
-    <w:bookmarkEnd w:id="85"/>
-    <w:bookmarkStart w:id="86" w:name="X54ca973211177fc2880cd1c870c9497bedf3be2"/>
+    <w:bookmarkEnd w:id="86"/>
+    <w:bookmarkStart w:id="87" w:name="X54ca973211177fc2880cd1c870c9497bedf3be2"/>
     <w:p>
       <w:pPr>
         <w:pStyle w:val="Heading2"/>
@@ -10133,9 +10553,9 @@
         </w:tc>
       </w:tr>
     </w:tbl>
-    <w:bookmarkEnd w:id="86"/>
     <w:bookmarkEnd w:id="87"/>
-    <w:bookmarkStart w:id="108" w:name="api-architecture"/>
+    <w:bookmarkEnd w:id="88"/>
+    <w:bookmarkStart w:id="109" w:name="api-architecture"/>
     <w:p>
       <w:pPr>
         <w:pStyle w:val="Heading1"/>
@@ -10144,7 +10564,7 @@
         <w:t xml:space="preserve">API Architecture</w:t>
       </w:r>
     </w:p>
-    <w:bookmarkStart w:id="88" w:name="Xade4321dad749554cf9ff4cdb2ad29b92c6fa7d"/>
+    <w:bookmarkStart w:id="89" w:name="Xade4321dad749554cf9ff4cdb2ad29b92c6fa7d"/>
     <w:p>
       <w:pPr>
         <w:pStyle w:val="Heading2"/>
@@ -10370,8 +10790,8 @@
         </w:tc>
       </w:tr>
     </w:tbl>
-    <w:bookmarkEnd w:id="88"/>
-    <w:bookmarkStart w:id="94" w:name="X97da0b12338891bf8e527ced8f5cd8cb108ab0f"/>
+    <w:bookmarkEnd w:id="89"/>
+    <w:bookmarkStart w:id="95" w:name="X97da0b12338891bf8e527ced8f5cd8cb108ab0f"/>
     <w:p>
       <w:pPr>
         <w:pStyle w:val="Heading2"/>
@@ -10389,7 +10809,7 @@
         <w:t xml:space="preserve">)</w:t>
       </w:r>
     </w:p>
-    <w:bookmarkStart w:id="89" w:name="purpose"/>
+    <w:bookmarkStart w:id="90" w:name="purpose"/>
     <w:p>
       <w:pPr>
         <w:pStyle w:val="Heading3"/>
@@ -10406,8 +10826,8 @@
         <w:t xml:space="preserve">The Web UI API serves AJAX requests from the tenant workspace browser pages. It is not a general-purpose API and is not documented for third-party consumption.</w:t>
       </w:r>
     </w:p>
-    <w:bookmarkEnd w:id="89"/>
-    <w:bookmarkStart w:id="90" w:name="authentication"/>
+    <w:bookmarkEnd w:id="90"/>
+    <w:bookmarkStart w:id="91" w:name="authentication"/>
     <w:p>
       <w:pPr>
         <w:pStyle w:val="Heading3"/>
@@ -10454,8 +10874,8 @@
         <w:t xml:space="preserve">middleware pipeline as page requests. Requests without a valid session are rejected with HTTP 401.</w:t>
       </w:r>
     </w:p>
-    <w:bookmarkEnd w:id="90"/>
-    <w:bookmarkStart w:id="91" w:name="csrf-protection"/>
+    <w:bookmarkEnd w:id="91"/>
+    <w:bookmarkStart w:id="92" w:name="csrf-protection"/>
     <w:p>
       <w:pPr>
         <w:pStyle w:val="Heading3"/>
@@ -10487,8 +10907,8 @@
         <w:t xml:space="preserve">header populated from the session token. Requests missing this header are rejected with HTTP 403.</w:t>
       </w:r>
     </w:p>
-    <w:bookmarkEnd w:id="91"/>
-    <w:bookmarkStart w:id="92" w:name="directory-organisation"/>
+    <w:bookmarkEnd w:id="92"/>
+    <w:bookmarkStart w:id="93" w:name="directory-organisation"/>
     <w:p>
       <w:pPr>
         <w:pStyle w:val="Heading3"/>
@@ -10627,8 +11047,8 @@
         <w:t xml:space="preserve">└── ...</w:t>
       </w:r>
     </w:p>
-    <w:bookmarkEnd w:id="92"/>
-    <w:bookmarkStart w:id="93" w:name="response-format"/>
+    <w:bookmarkEnd w:id="93"/>
+    <w:bookmarkStart w:id="94" w:name="response-format"/>
     <w:p>
       <w:pPr>
         <w:pStyle w:val="Heading3"/>
@@ -10660,9 +11080,9 @@
         <w:t xml:space="preserve">JSON envelope. See Section 8.5.</w:t>
       </w:r>
     </w:p>
-    <w:bookmarkEnd w:id="93"/>
     <w:bookmarkEnd w:id="94"/>
-    <w:bookmarkStart w:id="101" w:name="Xecab99db5e79d99789e9bd7419c2ce1d1c8a4f0"/>
+    <w:bookmarkEnd w:id="95"/>
+    <w:bookmarkStart w:id="102" w:name="Xecab99db5e79d99789e9bd7419c2ce1d1c8a4f0"/>
     <w:p>
       <w:pPr>
         <w:pStyle w:val="Heading2"/>
@@ -10680,7 +11100,7 @@
         <w:t xml:space="preserve">)</w:t>
       </w:r>
     </w:p>
-    <w:bookmarkStart w:id="95" w:name="purpose-1"/>
+    <w:bookmarkStart w:id="96" w:name="purpose-1"/>
     <w:p>
       <w:pPr>
         <w:pStyle w:val="Heading3"/>
@@ -10697,8 +11117,8 @@
         <w:t xml:space="preserve">The Mobile API v1 is the public REST API consumed by the Longhorn ERP Android (Kotlin + Jetpack Compose) and iOS (Swift + SwiftUI) native applications. It is versioned so that breaking changes can be introduced in v2 without affecting v1 clients.</w:t>
       </w:r>
     </w:p>
-    <w:bookmarkEnd w:id="95"/>
-    <w:bookmarkStart w:id="96" w:name="authentication-1"/>
+    <w:bookmarkEnd w:id="96"/>
+    <w:bookmarkStart w:id="97" w:name="authentication-1"/>
     <w:p>
       <w:pPr>
         <w:pStyle w:val="Heading3"/>
@@ -10820,8 +11240,8 @@
         <w:t xml:space="preserve">used for all SQL queries, not any request body parameter.</w:t>
       </w:r>
     </w:p>
-    <w:bookmarkEnd w:id="96"/>
-    <w:bookmarkStart w:id="97" w:name="versioning"/>
+    <w:bookmarkEnd w:id="97"/>
+    <w:bookmarkStart w:id="98" w:name="versioning"/>
     <w:p>
       <w:pPr>
         <w:pStyle w:val="Heading3"/>
@@ -10868,8 +11288,8 @@
         <w:t xml:space="preserve">shall be created with the updated endpoint implementations. Both versions shall operate concurrently during a migration window.</w:t>
       </w:r>
     </w:p>
-    <w:bookmarkEnd w:id="97"/>
-    <w:bookmarkStart w:id="98" w:name="rate-limiting"/>
+    <w:bookmarkEnd w:id="98"/>
+    <w:bookmarkStart w:id="99" w:name="rate-limiting"/>
     <w:p>
       <w:pPr>
         <w:pStyle w:val="Heading3"/>
@@ -10901,8 +11321,8 @@
         <w:t xml:space="preserve">header on HTTP 429 responses.</w:t>
       </w:r>
     </w:p>
-    <w:bookmarkEnd w:id="98"/>
-    <w:bookmarkStart w:id="99" w:name="cors"/>
+    <w:bookmarkEnd w:id="99"/>
+    <w:bookmarkStart w:id="100" w:name="cors"/>
     <w:p>
       <w:pPr>
         <w:pStyle w:val="Heading3"/>
@@ -10919,8 +11339,8 @@
         <w:t xml:space="preserve">Cross-Origin Resource Sharing (CORS) headers are enabled for the Mobile API path to permit requests from native app WebView components and any hybrid client contexts. Allowed origins are restricted to the Longhorn ERP app bundle identifiers.</w:t>
       </w:r>
     </w:p>
-    <w:bookmarkEnd w:id="99"/>
-    <w:bookmarkStart w:id="100" w:name="offline-sync-endpoints"/>
+    <w:bookmarkEnd w:id="100"/>
+    <w:bookmarkStart w:id="101" w:name="offline-sync-endpoints"/>
     <w:p>
       <w:pPr>
         <w:pStyle w:val="Heading3"/>
@@ -10952,9 +11372,9 @@
         <w:t xml:space="preserve">timestamp parameter. The server returns only records modified after that timestamp (delta sync). This supports the offline resilience requirement: the Cooperative Procurement module shall allow offline intake for up to 72 hours and sync all pending transactions within 60 seconds of connectivity restoration (NFR-MOBILE-001).</w:t>
       </w:r>
     </w:p>
-    <w:bookmarkEnd w:id="100"/>
     <w:bookmarkEnd w:id="101"/>
-    <w:bookmarkStart w:id="105" w:name="Xd4eae279e5ce6cb32382e873389c21344766ff8"/>
+    <w:bookmarkEnd w:id="102"/>
+    <w:bookmarkStart w:id="106" w:name="Xd4eae279e5ce6cb32382e873389c21344766ff8"/>
     <w:p>
       <w:pPr>
         <w:pStyle w:val="Heading2"/>
@@ -10972,7 +11392,7 @@
         <w:t xml:space="preserve">)</w:t>
       </w:r>
     </w:p>
-    <w:bookmarkStart w:id="102" w:name="purpose-2"/>
+    <w:bookmarkStart w:id="103" w:name="purpose-2"/>
     <w:p>
       <w:pPr>
         <w:pStyle w:val="Heading3"/>
@@ -10989,8 +11409,8 @@
         <w:t xml:space="preserve">The Super Admin API serves AJAX requests from the Super Admin Panel browser pages. It handles tenant provisioning, subscription management, billing, and platform monitoring operations.</w:t>
       </w:r>
     </w:p>
-    <w:bookmarkEnd w:id="102"/>
-    <w:bookmarkStart w:id="103" w:name="authentication-2"/>
+    <w:bookmarkEnd w:id="103"/>
+    <w:bookmarkStart w:id="104" w:name="authentication-2"/>
     <w:p>
       <w:pPr>
         <w:pStyle w:val="Heading3"/>
@@ -11007,8 +11427,8 @@
         <w:t xml:space="preserve">Super admin session. Requests are validated against the super admin session scope. No tenant context is injected — super admin API endpoints operate outside tenant isolation boundaries.</w:t>
       </w:r>
     </w:p>
-    <w:bookmarkEnd w:id="103"/>
-    <w:bookmarkStart w:id="104" w:name="csrf-protection-1"/>
+    <w:bookmarkEnd w:id="104"/>
+    <w:bookmarkStart w:id="105" w:name="csrf-protection-1"/>
     <w:p>
       <w:pPr>
         <w:pStyle w:val="Heading3"/>
@@ -11040,9 +11460,9 @@
         <w:t xml:space="preserve">header requirement applies to all state-changing Super Admin API requests.</w:t>
       </w:r>
     </w:p>
-    <w:bookmarkEnd w:id="104"/>
     <w:bookmarkEnd w:id="105"/>
-    <w:bookmarkStart w:id="106" w:name="X7c175075feab088e782325c5b97f1085600cebd"/>
+    <w:bookmarkEnd w:id="106"/>
+    <w:bookmarkStart w:id="107" w:name="X7c175075feab088e782325c5b97f1085600cebd"/>
     <w:p>
       <w:pPr>
         <w:pStyle w:val="Heading2"/>
@@ -11461,8 +11881,8 @@
         <w:t xml:space="preserve">HTTP status codes are always set correctly: 200 for success, 201 for created, 400 for validation errors, 401 for unauthenticated, 403 for unauthorised, 404 for not found (including cross-tenant attempts), 422 for business rule violations, 429 for rate limit exceeded, 500 for server errors.</w:t>
       </w:r>
     </w:p>
-    <w:bookmarkEnd w:id="106"/>
-    <w:bookmarkStart w:id="107" w:name="X71f607fef1251ef86954cc641a41038db209f0e"/>
+    <w:bookmarkEnd w:id="107"/>
+    <w:bookmarkStart w:id="108" w:name="X71f607fef1251ef86954cc641a41038db209f0e"/>
     <w:p>
       <w:pPr>
         <w:pStyle w:val="Heading2"/>
@@ -11529,9 +11949,9 @@
         <w:t xml:space="preserve">All SQL inputs are handled via PDO prepared statements (see Section 4.7). API endpoints do not construct SQL queries directly — all data operations are delegated to service layer methods.</w:t>
       </w:r>
     </w:p>
-    <w:bookmarkEnd w:id="107"/>
     <w:bookmarkEnd w:id="108"/>
-    <w:bookmarkStart w:id="116" w:name="localisation-engine"/>
+    <w:bookmarkEnd w:id="109"/>
+    <w:bookmarkStart w:id="117" w:name="localisation-engine"/>
     <w:p>
       <w:pPr>
         <w:pStyle w:val="Heading1"/>
@@ -11540,7 +11960,7 @@
         <w:t xml:space="preserve">Localisation Engine</w:t>
       </w:r>
     </w:p>
-    <w:bookmarkStart w:id="109" w:name="X90dfa4fe70fe89648bcaf07162f417f37cde9cf"/>
+    <w:bookmarkStart w:id="110" w:name="X90dfa4fe70fe89648bcaf07162f417f37cde9cf"/>
     <w:p>
       <w:pPr>
         <w:pStyle w:val="Heading2"/>
@@ -11562,7 +11982,7 @@
         <w:pStyle w:val="Compact"/>
         <w:numPr>
           <w:ilvl w:val="0"/>
-          <w:numId w:val="1014"/>
+          <w:numId w:val="1016"/>
         </w:numPr>
       </w:pPr>
       <w:r>
@@ -11574,7 +11994,7 @@
         <w:pStyle w:val="Compact"/>
         <w:numPr>
           <w:ilvl w:val="0"/>
-          <w:numId w:val="1014"/>
+          <w:numId w:val="1016"/>
         </w:numPr>
       </w:pPr>
       <w:r>
@@ -11586,7 +12006,7 @@
         <w:pStyle w:val="Compact"/>
         <w:numPr>
           <w:ilvl w:val="0"/>
-          <w:numId w:val="1014"/>
+          <w:numId w:val="1016"/>
         </w:numPr>
       </w:pPr>
       <w:r>
@@ -11601,8 +12021,8 @@
         <w:t xml:space="preserve">No code branches, no country-specific forks, and no per-country deployment pipelines.</w:t>
       </w:r>
     </w:p>
-    <w:bookmarkEnd w:id="109"/>
-    <w:bookmarkStart w:id="110" w:name="X8ad629401d8e192e44f471a319229f49e31982a"/>
+    <w:bookmarkEnd w:id="110"/>
+    <w:bookmarkStart w:id="111" w:name="X8ad629401d8e192e44f471a319229f49e31982a"/>
     <w:p>
       <w:pPr>
         <w:pStyle w:val="Heading2"/>
@@ -12038,8 +12458,8 @@
         </w:tc>
       </w:tr>
     </w:tbl>
-    <w:bookmarkEnd w:id="110"/>
-    <w:bookmarkStart w:id="111" w:name="X655eb1ae63e12a61c93063a19494e4cfed2af18"/>
+    <w:bookmarkEnd w:id="111"/>
+    <w:bookmarkStart w:id="112" w:name="X655eb1ae63e12a61c93063a19494e4cfed2af18"/>
     <w:p>
       <w:pPr>
         <w:pStyle w:val="Heading2"/>
@@ -12100,8 +12520,8 @@
         <w:t xml:space="preserve">Example application in the HR &amp; Payroll module: "The system shall calculate PAYE by applying the income tax band table from the tenant's active localisation profile to the employee's gross taxable pay for the period." The same code path executes for a Uganda tenant (Uganda Income Tax Act bands) and a Kenya tenant (KRA iTax bands) because the band table is in the profile, not in the code.</w:t>
       </w:r>
     </w:p>
-    <w:bookmarkEnd w:id="111"/>
-    <w:bookmarkStart w:id="113" w:name="Xd02b650940204995aa26b2e8e1785acc4400acb"/>
+    <w:bookmarkEnd w:id="112"/>
+    <w:bookmarkStart w:id="114" w:name="Xd02b650940204995aa26b2e8e1785acc4400acb"/>
     <w:p>
       <w:pPr>
         <w:pStyle w:val="Heading2"/>
@@ -12118,7 +12538,7 @@
         <w:t xml:space="preserve">Uganda is the Phase 1 reference implementation. The Uganda localisation profile is the first fully defined profile and serves as the template and validation baseline for all subsequent profiles.</w:t>
       </w:r>
     </w:p>
-    <w:bookmarkStart w:id="112" w:name="uganda-profile-summary"/>
+    <w:bookmarkStart w:id="113" w:name="uganda-profile-summary"/>
     <w:p>
       <w:pPr>
         <w:pStyle w:val="Heading3"/>
@@ -12501,9 +12921,9 @@
         </w:tc>
       </w:tr>
     </w:tbl>
-    <w:bookmarkEnd w:id="112"/>
     <w:bookmarkEnd w:id="113"/>
-    <w:bookmarkStart w:id="114" w:name="X319d4d560a6690abe673c9014691b5686d90062"/>
+    <w:bookmarkEnd w:id="114"/>
+    <w:bookmarkStart w:id="115" w:name="X319d4d560a6690abe673c9014691b5686d90062"/>
     <w:p>
       <w:pPr>
         <w:pStyle w:val="Heading2"/>
@@ -12535,8 +12955,8 @@
         <w:t xml:space="preserve">table supports versioned rate tables linked by effective date. When a new financial year begins or new rates are gazetted, Chwezi operators publish a new rate table version. The system applies the rate table version whose effective date is ≤ the transaction date, ensuring that historical payroll runs and financial reports remain accurate without retroactive data corruption.</w:t>
       </w:r>
     </w:p>
-    <w:bookmarkEnd w:id="114"/>
-    <w:bookmarkStart w:id="115" w:name="Xf5132e356c7b8983610c3d6350bb82ebec7d3b4"/>
+    <w:bookmarkEnd w:id="115"/>
+    <w:bookmarkStart w:id="116" w:name="Xf5132e356c7b8983610c3d6350bb82ebec7d3b4"/>
     <w:p>
       <w:pPr>
         <w:pStyle w:val="Heading2"/>
@@ -12558,7 +12978,7 @@
         <w:pStyle w:val="Compact"/>
         <w:numPr>
           <w:ilvl w:val="0"/>
-          <w:numId w:val="1015"/>
+          <w:numId w:val="1017"/>
         </w:numPr>
       </w:pPr>
       <w:r>
@@ -12570,7 +12990,7 @@
         <w:pStyle w:val="Compact"/>
         <w:numPr>
           <w:ilvl w:val="0"/>
-          <w:numId w:val="1015"/>
+          <w:numId w:val="1017"/>
         </w:numPr>
       </w:pPr>
       <w:r>
@@ -12582,7 +13002,7 @@
         <w:pStyle w:val="Compact"/>
         <w:numPr>
           <w:ilvl w:val="0"/>
-          <w:numId w:val="1015"/>
+          <w:numId w:val="1017"/>
         </w:numPr>
       </w:pPr>
       <w:r>
@@ -12594,7 +13014,7 @@
         <w:pStyle w:val="Compact"/>
         <w:numPr>
           <w:ilvl w:val="0"/>
-          <w:numId w:val="1015"/>
+          <w:numId w:val="1017"/>
         </w:numPr>
       </w:pPr>
       <w:r>
@@ -12606,7 +13026,7 @@
         <w:pStyle w:val="Compact"/>
         <w:numPr>
           <w:ilvl w:val="0"/>
-          <w:numId w:val="1015"/>
+          <w:numId w:val="1017"/>
         </w:numPr>
       </w:pPr>
       <w:r>
@@ -12618,7 +13038,7 @@
         <w:pStyle w:val="Compact"/>
         <w:numPr>
           <w:ilvl w:val="0"/>
-          <w:numId w:val="1015"/>
+          <w:numId w:val="1017"/>
         </w:numPr>
       </w:pPr>
       <w:r>
@@ -12633,9 +13053,9 @@
         <w:t xml:space="preserve">No application code is modified, no deployment is required, and existing tenants are unaffected.</w:t>
       </w:r>
     </w:p>
-    <w:bookmarkEnd w:id="115"/>
     <w:bookmarkEnd w:id="116"/>
-    <w:bookmarkStart w:id="127" w:name="mobile-architecture"/>
+    <w:bookmarkEnd w:id="117"/>
+    <w:bookmarkStart w:id="128" w:name="mobile-architecture"/>
     <w:p>
       <w:pPr>
         <w:pStyle w:val="Heading1"/>
@@ -12644,7 +13064,7 @@
         <w:t xml:space="preserve">Mobile Architecture</w:t>
       </w:r>
     </w:p>
-    <w:bookmarkStart w:id="117" w:name="Xf1286945ed726676dbb9ba9a7e00aca9f57558a"/>
+    <w:bookmarkStart w:id="118" w:name="Xf1286945ed726676dbb9ba9a7e00aca9f57558a"/>
     <w:p>
       <w:pPr>
         <w:pStyle w:val="Heading2"/>
@@ -12661,8 +13081,8 @@
         <w:t xml:space="preserve">Longhorn ERP shall deliver a native mobile experience for both Android and iOS platforms. The mobile applications are companion clients to the web platform: they consume the same tenant data through the JWT-secured Mobile API v1 and enforce the same multi-tenancy, RBAC, and localisation rules.</w:t>
       </w:r>
     </w:p>
-    <w:bookmarkEnd w:id="117"/>
-    <w:bookmarkStart w:id="118" w:name="X32b11c8c6795756e579eb09750c5c14ab3f1419"/>
+    <w:bookmarkEnd w:id="118"/>
+    <w:bookmarkStart w:id="119" w:name="X32b11c8c6795756e579eb09750c5c14ab3f1419"/>
     <w:p>
       <w:pPr>
         <w:pStyle w:val="Heading2"/>
@@ -12799,8 +13219,8 @@
         <w:t xml:space="preserve">Both applications are built as native clients — no cross-platform bridge framework is used. Native development is chosen to maximise integration with device capabilities (biometric authentication, offline storage, push notifications, background sync).</w:t>
       </w:r>
     </w:p>
-    <w:bookmarkEnd w:id="118"/>
-    <w:bookmarkStart w:id="119" w:name="Xaab88ada69ef0d45c091f52506d3b48c7d13ba9"/>
+    <w:bookmarkEnd w:id="119"/>
+    <w:bookmarkStart w:id="120" w:name="Xaab88ada69ef0d45c091f52506d3b48c7d13ba9"/>
     <w:p>
       <w:pPr>
         <w:pStyle w:val="Heading2"/>
@@ -12827,288 +13247,6 @@
       </w:r>
       <w:r>
         <w:t xml:space="preserve">. All API communication uses:</w:t>
-      </w:r>
-    </w:p>
-    <w:p>
-      <w:pPr>
-        <w:pStyle w:val="Compact"/>
-        <w:numPr>
-          <w:ilvl w:val="0"/>
-          <w:numId w:val="1016"/>
-        </w:numPr>
-      </w:pPr>
-      <w:r>
-        <w:rPr>
-          <w:b/>
-          <w:bCs/>
-        </w:rPr>
-        <w:t xml:space="preserve">Protocol:</w:t>
-      </w:r>
-      <w:r>
-        <w:t xml:space="preserve"> </w:t>
-      </w:r>
-      <w:r>
-        <w:t xml:space="preserve">REST over HTTPS (TLS 1.3).</w:t>
-      </w:r>
-    </w:p>
-    <w:p>
-      <w:pPr>
-        <w:pStyle w:val="Compact"/>
-        <w:numPr>
-          <w:ilvl w:val="0"/>
-          <w:numId w:val="1016"/>
-        </w:numPr>
-      </w:pPr>
-      <w:r>
-        <w:rPr>
-          <w:b/>
-          <w:bCs/>
-        </w:rPr>
-        <w:t xml:space="preserve">Data format:</w:t>
-      </w:r>
-      <w:r>
-        <w:t xml:space="preserve"> </w:t>
-      </w:r>
-      <w:r>
-        <w:t xml:space="preserve">JSON.</w:t>
-      </w:r>
-    </w:p>
-    <w:p>
-      <w:pPr>
-        <w:pStyle w:val="Compact"/>
-        <w:numPr>
-          <w:ilvl w:val="0"/>
-          <w:numId w:val="1016"/>
-        </w:numPr>
-      </w:pPr>
-      <w:r>
-        <w:rPr>
-          <w:b/>
-          <w:bCs/>
-        </w:rPr>
-        <w:t xml:space="preserve">Authentication:</w:t>
-      </w:r>
-      <w:r>
-        <w:t xml:space="preserve"> </w:t>
-      </w:r>
-      <w:r>
-        <w:t xml:space="preserve">JWT Bearer token (see Section 6.3 for token structure and refresh rotation).</w:t>
-      </w:r>
-    </w:p>
-    <w:p>
-      <w:pPr>
-        <w:pStyle w:val="Compact"/>
-        <w:numPr>
-          <w:ilvl w:val="0"/>
-          <w:numId w:val="1016"/>
-        </w:numPr>
-      </w:pPr>
-      <w:r>
-        <w:rPr>
-          <w:b/>
-          <w:bCs/>
-        </w:rPr>
-        <w:t xml:space="preserve">Tenant isolation:</w:t>
-      </w:r>
-      <w:r>
-        <w:t xml:space="preserve"> </w:t>
-      </w:r>
-      <w:r>
-        <w:t xml:space="preserve">The</w:t>
-      </w:r>
-      <w:r>
-        <w:t xml:space="preserve"> </w:t>
-      </w:r>
-      <w:r>
-        <w:rPr>
-          <w:rStyle w:val="VerbatimChar"/>
-        </w:rPr>
-        <w:t xml:space="preserve">tid</w:t>
-      </w:r>
-      <w:r>
-        <w:t xml:space="preserve"> </w:t>
-      </w:r>
-      <w:r>
-        <w:t xml:space="preserve">JWT claim carries the</w:t>
-      </w:r>
-      <w:r>
-        <w:t xml:space="preserve"> </w:t>
-      </w:r>
-      <w:r>
-        <w:rPr>
-          <w:rStyle w:val="VerbatimChar"/>
-        </w:rPr>
-        <w:t xml:space="preserve">tenant_id</w:t>
-      </w:r>
-      <w:r>
-        <w:t xml:space="preserve">. The mobile client never sends</w:t>
-      </w:r>
-      <w:r>
-        <w:t xml:space="preserve"> </w:t>
-      </w:r>
-      <w:r>
-        <w:rPr>
-          <w:rStyle w:val="VerbatimChar"/>
-        </w:rPr>
-        <w:t xml:space="preserve">tenant_id</w:t>
-      </w:r>
-      <w:r>
-        <w:t xml:space="preserve"> </w:t>
-      </w:r>
-      <w:r>
-        <w:t xml:space="preserve">as a request body parameter — the server always derives it from the validated token.</w:t>
-      </w:r>
-    </w:p>
-    <w:bookmarkEnd w:id="119"/>
-    <w:bookmarkStart w:id="122" w:name="X45409f37852be2dba487af26fe22c4ecca0a117"/>
-    <w:p>
-      <w:pPr>
-        <w:pStyle w:val="Heading2"/>
-      </w:pPr>
-      <w:r>
-        <w:t xml:space="preserve">10.4 Offline Sync Architecture</w:t>
-      </w:r>
-    </w:p>
-    <w:p>
-      <w:pPr>
-        <w:pStyle w:val="FirstParagraph"/>
-      </w:pPr>
-      <w:r>
-        <w:t xml:space="preserve">Network conditions in Uganda and East Africa range from fibre broadband (≥ 10 Mbps) to intermittent 2G/EDGE (&lt; 200 kbps). The mobile architecture shall maintain core functionality at ≤ 200 kbps connection throughput.</w:t>
-      </w:r>
-    </w:p>
-    <w:bookmarkStart w:id="120" w:name="sync-protocol"/>
-    <w:p>
-      <w:pPr>
-        <w:pStyle w:val="Heading3"/>
-      </w:pPr>
-      <w:r>
-        <w:t xml:space="preserve">Sync Protocol</w:t>
-      </w:r>
-    </w:p>
-    <w:p>
-      <w:pPr>
-        <w:pStyle w:val="FirstParagraph"/>
-      </w:pPr>
-      <w:r>
-        <w:t xml:space="preserve">The system uses a last-modified timestamp synchronisation protocol:</w:t>
-      </w:r>
-    </w:p>
-    <w:p>
-      <w:pPr>
-        <w:pStyle w:val="Compact"/>
-        <w:numPr>
-          <w:ilvl w:val="0"/>
-          <w:numId w:val="1017"/>
-        </w:numPr>
-      </w:pPr>
-      <w:r>
-        <w:t xml:space="preserve">The mobile client stores a</w:t>
-      </w:r>
-      <w:r>
-        <w:t xml:space="preserve"> </w:t>
-      </w:r>
-      <w:r>
-        <w:rPr>
-          <w:rStyle w:val="VerbatimChar"/>
-        </w:rPr>
-        <w:t xml:space="preserve">last_sync_timestamp</w:t>
-      </w:r>
-      <w:r>
-        <w:t xml:space="preserve"> </w:t>
-      </w:r>
-      <w:r>
-        <w:t xml:space="preserve">per entity type (e.g., customers, items, invoices).</w:t>
-      </w:r>
-    </w:p>
-    <w:p>
-      <w:pPr>
-        <w:pStyle w:val="Compact"/>
-        <w:numPr>
-          <w:ilvl w:val="0"/>
-          <w:numId w:val="1017"/>
-        </w:numPr>
-      </w:pPr>
-      <w:r>
-        <w:t xml:space="preserve">On sync, the client sends a request to the relevant sync endpoint with the</w:t>
-      </w:r>
-      <w:r>
-        <w:t xml:space="preserve"> </w:t>
-      </w:r>
-      <w:r>
-        <w:rPr>
-          <w:rStyle w:val="VerbatimChar"/>
-        </w:rPr>
-        <w:t xml:space="preserve">last_modified</w:t>
-      </w:r>
-      <w:r>
-        <w:t xml:space="preserve"> </w:t>
-      </w:r>
-      <w:r>
-        <w:t xml:space="preserve">query parameter set to the stored timestamp.</w:t>
-      </w:r>
-    </w:p>
-    <w:p>
-      <w:pPr>
-        <w:pStyle w:val="Compact"/>
-        <w:numPr>
-          <w:ilvl w:val="0"/>
-          <w:numId w:val="1017"/>
-        </w:numPr>
-      </w:pPr>
-      <w:r>
-        <w:t xml:space="preserve">The server returns only records modified after that timestamp (delta sync).</w:t>
-      </w:r>
-    </w:p>
-    <w:p>
-      <w:pPr>
-        <w:pStyle w:val="Compact"/>
-        <w:numPr>
-          <w:ilvl w:val="0"/>
-          <w:numId w:val="1017"/>
-        </w:numPr>
-      </w:pPr>
-      <w:r>
-        <w:t xml:space="preserve">The client applies the delta to its local store and updates</w:t>
-      </w:r>
-      <w:r>
-        <w:t xml:space="preserve"> </w:t>
-      </w:r>
-      <w:r>
-        <w:rPr>
-          <w:rStyle w:val="VerbatimChar"/>
-        </w:rPr>
-        <w:t xml:space="preserve">last_sync_timestamp</w:t>
-      </w:r>
-      <w:r>
-        <w:t xml:space="preserve">.</w:t>
-      </w:r>
-    </w:p>
-    <w:bookmarkEnd w:id="120"/>
-    <w:bookmarkStart w:id="121" w:name="cooperative-procurement-offline-mode"/>
-    <w:p>
-      <w:pPr>
-        <w:pStyle w:val="Heading3"/>
-      </w:pPr>
-      <w:r>
-        <w:t xml:space="preserve">Cooperative Procurement Offline Mode</w:t>
-      </w:r>
-    </w:p>
-    <w:p>
-      <w:pPr>
-        <w:pStyle w:val="FirstParagraph"/>
-      </w:pPr>
-      <w:r>
-        <w:t xml:space="preserve">The Cooperative Procurement module (</w:t>
-      </w:r>
-      <w:r>
-        <w:rPr>
-          <w:rStyle w:val="VerbatimChar"/>
-        </w:rPr>
-        <w:t xml:space="preserve">COOPERATIVE</w:t>
-      </w:r>
-      <w:r>
-        <w:t xml:space="preserve">) shall support full offline intake for up to 72 hours. Field agents operating at farmer collection points without connectivity shall be able to:</w:t>
       </w:r>
     </w:p>
     <w:p>
@@ -13120,7 +13258,17 @@
         </w:numPr>
       </w:pPr>
       <w:r>
-        <w:t xml:space="preserve">Record commodity intake transactions (commodity type, weight, grading, farmer identity).</w:t>
+        <w:rPr>
+          <w:b/>
+          <w:bCs/>
+        </w:rPr>
+        <w:t xml:space="preserve">Protocol:</w:t>
+      </w:r>
+      <w:r>
+        <w:t xml:space="preserve"> </w:t>
+      </w:r>
+      <w:r>
+        <w:t xml:space="preserve">REST over HTTPS (TLS 1.3).</w:t>
       </w:r>
     </w:p>
     <w:p>
@@ -13132,7 +13280,17 @@
         </w:numPr>
       </w:pPr>
       <w:r>
-        <w:t xml:space="preserve">View the farmer's running balance and previous intake records (last synced).</w:t>
+        <w:rPr>
+          <w:b/>
+          <w:bCs/>
+        </w:rPr>
+        <w:t xml:space="preserve">Data format:</w:t>
+      </w:r>
+      <w:r>
+        <w:t xml:space="preserve"> </w:t>
+      </w:r>
+      <w:r>
+        <w:t xml:space="preserve">JSON.</w:t>
       </w:r>
     </w:p>
     <w:p>
@@ -13144,6 +13302,268 @@
         </w:numPr>
       </w:pPr>
       <w:r>
+        <w:rPr>
+          <w:b/>
+          <w:bCs/>
+        </w:rPr>
+        <w:t xml:space="preserve">Authentication:</w:t>
+      </w:r>
+      <w:r>
+        <w:t xml:space="preserve"> </w:t>
+      </w:r>
+      <w:r>
+        <w:t xml:space="preserve">JWT Bearer token (see Section 6.3 for token structure and refresh rotation).</w:t>
+      </w:r>
+    </w:p>
+    <w:p>
+      <w:pPr>
+        <w:pStyle w:val="Compact"/>
+        <w:numPr>
+          <w:ilvl w:val="0"/>
+          <w:numId w:val="1018"/>
+        </w:numPr>
+      </w:pPr>
+      <w:r>
+        <w:rPr>
+          <w:b/>
+          <w:bCs/>
+        </w:rPr>
+        <w:t xml:space="preserve">Tenant isolation:</w:t>
+      </w:r>
+      <w:r>
+        <w:t xml:space="preserve"> </w:t>
+      </w:r>
+      <w:r>
+        <w:t xml:space="preserve">The</w:t>
+      </w:r>
+      <w:r>
+        <w:t xml:space="preserve"> </w:t>
+      </w:r>
+      <w:r>
+        <w:rPr>
+          <w:rStyle w:val="VerbatimChar"/>
+        </w:rPr>
+        <w:t xml:space="preserve">tid</w:t>
+      </w:r>
+      <w:r>
+        <w:t xml:space="preserve"> </w:t>
+      </w:r>
+      <w:r>
+        <w:t xml:space="preserve">JWT claim carries the</w:t>
+      </w:r>
+      <w:r>
+        <w:t xml:space="preserve"> </w:t>
+      </w:r>
+      <w:r>
+        <w:rPr>
+          <w:rStyle w:val="VerbatimChar"/>
+        </w:rPr>
+        <w:t xml:space="preserve">tenant_id</w:t>
+      </w:r>
+      <w:r>
+        <w:t xml:space="preserve">. The mobile client never sends</w:t>
+      </w:r>
+      <w:r>
+        <w:t xml:space="preserve"> </w:t>
+      </w:r>
+      <w:r>
+        <w:rPr>
+          <w:rStyle w:val="VerbatimChar"/>
+        </w:rPr>
+        <w:t xml:space="preserve">tenant_id</w:t>
+      </w:r>
+      <w:r>
+        <w:t xml:space="preserve"> </w:t>
+      </w:r>
+      <w:r>
+        <w:t xml:space="preserve">as a request body parameter — the server always derives it from the validated token.</w:t>
+      </w:r>
+    </w:p>
+    <w:bookmarkEnd w:id="120"/>
+    <w:bookmarkStart w:id="123" w:name="X45409f37852be2dba487af26fe22c4ecca0a117"/>
+    <w:p>
+      <w:pPr>
+        <w:pStyle w:val="Heading2"/>
+      </w:pPr>
+      <w:r>
+        <w:t xml:space="preserve">10.4 Offline Sync Architecture</w:t>
+      </w:r>
+    </w:p>
+    <w:p>
+      <w:pPr>
+        <w:pStyle w:val="FirstParagraph"/>
+      </w:pPr>
+      <w:r>
+        <w:t xml:space="preserve">Network conditions in Uganda and East Africa range from fibre broadband (≥ 10 Mbps) to intermittent 2G/EDGE (&lt; 200 kbps). The mobile architecture shall maintain core functionality at ≤ 200 kbps connection throughput.</w:t>
+      </w:r>
+    </w:p>
+    <w:bookmarkStart w:id="121" w:name="sync-protocol"/>
+    <w:p>
+      <w:pPr>
+        <w:pStyle w:val="Heading3"/>
+      </w:pPr>
+      <w:r>
+        <w:t xml:space="preserve">Sync Protocol</w:t>
+      </w:r>
+    </w:p>
+    <w:p>
+      <w:pPr>
+        <w:pStyle w:val="FirstParagraph"/>
+      </w:pPr>
+      <w:r>
+        <w:t xml:space="preserve">The system uses a last-modified timestamp synchronisation protocol:</w:t>
+      </w:r>
+    </w:p>
+    <w:p>
+      <w:pPr>
+        <w:pStyle w:val="Compact"/>
+        <w:numPr>
+          <w:ilvl w:val="0"/>
+          <w:numId w:val="1019"/>
+        </w:numPr>
+      </w:pPr>
+      <w:r>
+        <w:t xml:space="preserve">The mobile client stores a</w:t>
+      </w:r>
+      <w:r>
+        <w:t xml:space="preserve"> </w:t>
+      </w:r>
+      <w:r>
+        <w:rPr>
+          <w:rStyle w:val="VerbatimChar"/>
+        </w:rPr>
+        <w:t xml:space="preserve">last_sync_timestamp</w:t>
+      </w:r>
+      <w:r>
+        <w:t xml:space="preserve"> </w:t>
+      </w:r>
+      <w:r>
+        <w:t xml:space="preserve">per entity type (e.g., customers, items, invoices).</w:t>
+      </w:r>
+    </w:p>
+    <w:p>
+      <w:pPr>
+        <w:pStyle w:val="Compact"/>
+        <w:numPr>
+          <w:ilvl w:val="0"/>
+          <w:numId w:val="1019"/>
+        </w:numPr>
+      </w:pPr>
+      <w:r>
+        <w:t xml:space="preserve">On sync, the client sends a request to the relevant sync endpoint with the</w:t>
+      </w:r>
+      <w:r>
+        <w:t xml:space="preserve"> </w:t>
+      </w:r>
+      <w:r>
+        <w:rPr>
+          <w:rStyle w:val="VerbatimChar"/>
+        </w:rPr>
+        <w:t xml:space="preserve">last_modified</w:t>
+      </w:r>
+      <w:r>
+        <w:t xml:space="preserve"> </w:t>
+      </w:r>
+      <w:r>
+        <w:t xml:space="preserve">query parameter set to the stored timestamp.</w:t>
+      </w:r>
+    </w:p>
+    <w:p>
+      <w:pPr>
+        <w:pStyle w:val="Compact"/>
+        <w:numPr>
+          <w:ilvl w:val="0"/>
+          <w:numId w:val="1019"/>
+        </w:numPr>
+      </w:pPr>
+      <w:r>
+        <w:t xml:space="preserve">The server returns only records modified after that timestamp (delta sync).</w:t>
+      </w:r>
+    </w:p>
+    <w:p>
+      <w:pPr>
+        <w:pStyle w:val="Compact"/>
+        <w:numPr>
+          <w:ilvl w:val="0"/>
+          <w:numId w:val="1019"/>
+        </w:numPr>
+      </w:pPr>
+      <w:r>
+        <w:t xml:space="preserve">The client applies the delta to its local store and updates</w:t>
+      </w:r>
+      <w:r>
+        <w:t xml:space="preserve"> </w:t>
+      </w:r>
+      <w:r>
+        <w:rPr>
+          <w:rStyle w:val="VerbatimChar"/>
+        </w:rPr>
+        <w:t xml:space="preserve">last_sync_timestamp</w:t>
+      </w:r>
+      <w:r>
+        <w:t xml:space="preserve">.</w:t>
+      </w:r>
+    </w:p>
+    <w:bookmarkEnd w:id="121"/>
+    <w:bookmarkStart w:id="122" w:name="cooperative-procurement-offline-mode"/>
+    <w:p>
+      <w:pPr>
+        <w:pStyle w:val="Heading3"/>
+      </w:pPr>
+      <w:r>
+        <w:t xml:space="preserve">Cooperative Procurement Offline Mode</w:t>
+      </w:r>
+    </w:p>
+    <w:p>
+      <w:pPr>
+        <w:pStyle w:val="FirstParagraph"/>
+      </w:pPr>
+      <w:r>
+        <w:t xml:space="preserve">The Cooperative Procurement module (</w:t>
+      </w:r>
+      <w:r>
+        <w:rPr>
+          <w:rStyle w:val="VerbatimChar"/>
+        </w:rPr>
+        <w:t xml:space="preserve">COOPERATIVE</w:t>
+      </w:r>
+      <w:r>
+        <w:t xml:space="preserve">) shall support full offline intake for up to 72 hours. Field agents operating at farmer collection points without connectivity shall be able to:</w:t>
+      </w:r>
+    </w:p>
+    <w:p>
+      <w:pPr>
+        <w:pStyle w:val="Compact"/>
+        <w:numPr>
+          <w:ilvl w:val="0"/>
+          <w:numId w:val="1020"/>
+        </w:numPr>
+      </w:pPr>
+      <w:r>
+        <w:t xml:space="preserve">Record commodity intake transactions (commodity type, weight, grading, farmer identity).</w:t>
+      </w:r>
+    </w:p>
+    <w:p>
+      <w:pPr>
+        <w:pStyle w:val="Compact"/>
+        <w:numPr>
+          <w:ilvl w:val="0"/>
+          <w:numId w:val="1020"/>
+        </w:numPr>
+      </w:pPr>
+      <w:r>
+        <w:t xml:space="preserve">View the farmer's running balance and previous intake records (last synced).</w:t>
+      </w:r>
+    </w:p>
+    <w:p>
+      <w:pPr>
+        <w:pStyle w:val="Compact"/>
+        <w:numPr>
+          <w:ilvl w:val="0"/>
+          <w:numId w:val="1020"/>
+        </w:numPr>
+      </w:pPr>
+      <w:r>
         <w:t xml:space="preserve">Issue printed or on-screen acknowledgement receipts.</w:t>
       </w:r>
     </w:p>
@@ -13155,9 +13575,9 @@
         <w:t xml:space="preserve">On reconnection, the system shall sync all pending offline transactions to the server within 60 seconds (NFR-MOBILE-001). Conflict resolution follows a last-write-wins policy with server-side timestamp authority; conflicts are flagged in the audit log for supervisor review.</w:t>
       </w:r>
     </w:p>
-    <w:bookmarkEnd w:id="121"/>
     <w:bookmarkEnd w:id="122"/>
-    <w:bookmarkStart w:id="123" w:name="X61686e855512c9ff182be053af0888895edc02a"/>
+    <w:bookmarkEnd w:id="123"/>
+    <w:bookmarkStart w:id="124" w:name="X61686e855512c9ff182be053af0888895edc02a"/>
     <w:p>
       <w:pPr>
         <w:pStyle w:val="Heading2"/>
@@ -13316,8 +13736,8 @@
         <w:t xml:space="preserve">Push notification delivery uses the platform notification service. The mobile app registers a device token on login; the server routes notifications to the device token associated with the authenticated user.</w:t>
       </w:r>
     </w:p>
-    <w:bookmarkEnd w:id="123"/>
-    <w:bookmarkStart w:id="124" w:name="X5dcef970392873e8868e2ac85edd8d0167ca091"/>
+    <w:bookmarkEnd w:id="124"/>
+    <w:bookmarkStart w:id="125" w:name="X5dcef970392873e8868e2ac85edd8d0167ca091"/>
     <w:p>
       <w:pPr>
         <w:pStyle w:val="Heading2"/>
@@ -13339,7 +13759,7 @@
         <w:pStyle w:val="Compact"/>
         <w:numPr>
           <w:ilvl w:val="0"/>
-          <w:numId w:val="1019"/>
+          <w:numId w:val="1021"/>
         </w:numPr>
       </w:pPr>
       <w:r>
@@ -13363,7 +13783,7 @@
         <w:pStyle w:val="Compact"/>
         <w:numPr>
           <w:ilvl w:val="0"/>
-          <w:numId w:val="1019"/>
+          <w:numId w:val="1021"/>
         </w:numPr>
       </w:pPr>
       <w:r>
@@ -13375,7 +13795,7 @@
         <w:pStyle w:val="Compact"/>
         <w:numPr>
           <w:ilvl w:val="0"/>
-          <w:numId w:val="1019"/>
+          <w:numId w:val="1021"/>
         </w:numPr>
       </w:pPr>
       <w:r>
@@ -13387,7 +13807,7 @@
         <w:pStyle w:val="Compact"/>
         <w:numPr>
           <w:ilvl w:val="0"/>
-          <w:numId w:val="1019"/>
+          <w:numId w:val="1021"/>
         </w:numPr>
       </w:pPr>
       <w:r>
@@ -13402,8 +13822,8 @@
         <w:t xml:space="preserve">Data-lite mode is activated manually by the user or automatically when the device reports a metered connection.</w:t>
       </w:r>
     </w:p>
-    <w:bookmarkEnd w:id="124"/>
-    <w:bookmarkStart w:id="125" w:name="Xee26173358858d4fbad25f1a3d07d29016393ed"/>
+    <w:bookmarkEnd w:id="125"/>
+    <w:bookmarkStart w:id="126" w:name="Xee26173358858d4fbad25f1a3d07d29016393ed"/>
     <w:p>
       <w:pPr>
         <w:pStyle w:val="Heading2"/>
@@ -13420,8 +13840,8 @@
         <w:t xml:space="preserve">The mobile app shall support biometric login (fingerprint and face recognition) on devices that provide the platform biometric API (Android BiometricPrompt; iOS LocalAuthentication). Biometric authentication unlocks a securely stored refresh token; the server is not involved in the biometric verification itself. The biometric-gated token must still pass server-side JWT validation on every API request.</w:t>
       </w:r>
     </w:p>
-    <w:bookmarkEnd w:id="125"/>
-    <w:bookmarkStart w:id="126" w:name="X441d8ee4c8b4891b4a33ceb823e45013905c373"/>
+    <w:bookmarkEnd w:id="126"/>
+    <w:bookmarkStart w:id="127" w:name="X441d8ee4c8b4891b4a33ceb823e45013905c373"/>
     <w:p>
       <w:pPr>
         <w:pStyle w:val="Heading2"/>
@@ -13570,9 +13990,9 @@
         </w:tc>
       </w:tr>
     </w:tbl>
-    <w:bookmarkEnd w:id="126"/>
     <w:bookmarkEnd w:id="127"/>
-    <w:bookmarkStart w:id="133" w:name="architecture-decision-records"/>
+    <w:bookmarkEnd w:id="128"/>
+    <w:bookmarkStart w:id="134" w:name="architecture-decision-records"/>
     <w:p>
       <w:pPr>
         <w:pStyle w:val="Heading1"/>
@@ -13596,7 +14016,7 @@
         </w:pict>
       </w:r>
     </w:p>
-    <w:bookmarkStart w:id="128" w:name="Xbf8b86b0d7cd60bda0185b3958a50427e76cc72"/>
+    <w:bookmarkStart w:id="129" w:name="Xbf8b86b0d7cd60bda0185b3958a50427e76cc72"/>
     <w:p>
       <w:pPr>
         <w:pStyle w:val="Heading2"/>
@@ -13694,462 +14114,6 @@
       </w:pPr>
       <w:r>
         <w:t xml:space="preserve">The system adopts option (c): shared database with row-level tenant isolation.</w:t>
-      </w:r>
-    </w:p>
-    <w:p>
-      <w:pPr>
-        <w:pStyle w:val="BodyText"/>
-      </w:pPr>
-      <w:r>
-        <w:rPr>
-          <w:b/>
-          <w:bCs/>
-        </w:rPr>
-        <w:t xml:space="preserve">Rationale:</w:t>
-      </w:r>
-    </w:p>
-    <w:p>
-      <w:pPr>
-        <w:pStyle w:val="Compact"/>
-        <w:numPr>
-          <w:ilvl w:val="0"/>
-          <w:numId w:val="1020"/>
-        </w:numPr>
-      </w:pPr>
-      <w:r>
-        <w:t xml:space="preserve">A separate database per tenant requires dynamic database connection management, complicates migrations (each tenant database must be migrated independently), and increases operational cost linearly with tenant count.</w:t>
-      </w:r>
-    </w:p>
-    <w:p>
-      <w:pPr>
-        <w:pStyle w:val="Compact"/>
-        <w:numPr>
-          <w:ilvl w:val="0"/>
-          <w:numId w:val="1020"/>
-        </w:numPr>
-      </w:pPr>
-      <w:r>
-        <w:t xml:space="preserve">A separate schema per tenant has similar migration complexity and limited support in MySQL 9.1 connection pooling.</w:t>
-      </w:r>
-    </w:p>
-    <w:p>
-      <w:pPr>
-        <w:pStyle w:val="Compact"/>
-        <w:numPr>
-          <w:ilvl w:val="0"/>
-          <w:numId w:val="1020"/>
-        </w:numPr>
-      </w:pPr>
-      <w:r>
-        <w:t xml:space="preserve">A shared database with row-level isolation allows a single migration script to update all tenants simultaneously, simplifies the connection pool configuration, and reduces infrastructure cost at the SME price points targeted by Longhorn ERP.</w:t>
-      </w:r>
-    </w:p>
-    <w:p>
-      <w:pPr>
-        <w:pStyle w:val="FirstParagraph"/>
-      </w:pPr>
-      <w:r>
-        <w:rPr>
-          <w:b/>
-          <w:bCs/>
-        </w:rPr>
-        <w:t xml:space="preserve">Mitigation:</w:t>
-      </w:r>
-    </w:p>
-    <w:p>
-      <w:pPr>
-        <w:pStyle w:val="BodyText"/>
-      </w:pPr>
-      <w:r>
-        <w:t xml:space="preserve">Row-level isolation is enforced by strict application-layer controls:</w:t>
-      </w:r>
-      <w:r>
-        <w:t xml:space="preserve"> </w:t>
-      </w:r>
-      <w:r>
-        <w:rPr>
-          <w:rStyle w:val="VerbatimChar"/>
-        </w:rPr>
-        <w:t xml:space="preserve">tenant_id</w:t>
-      </w:r>
-      <w:r>
-        <w:t xml:space="preserve"> </w:t>
-      </w:r>
-      <w:r>
-        <w:t xml:space="preserve">is always sourced from the authenticated session (never from request parameters); the middleware pipeline validates tenant context on every request; cross-tenant access returns HTTP 404 to prevent tenant enumeration; and all SQL queries are parameterised (no raw string concatenation). NFR-SEC-001 defines the compliance requirement.</w:t>
-      </w:r>
-    </w:p>
-    <w:p>
-      <w:pPr>
-        <w:pStyle w:val="BodyText"/>
-      </w:pPr>
-      <w:r>
-        <w:rPr>
-          <w:b/>
-          <w:bCs/>
-        </w:rPr>
-        <w:t xml:space="preserve">Trade-off Accepted:</w:t>
-      </w:r>
-    </w:p>
-    <w:p>
-      <w:pPr>
-        <w:pStyle w:val="BodyText"/>
-      </w:pPr>
-      <w:r>
-        <w:t xml:space="preserve">A misconfigured query that omits a</w:t>
-      </w:r>
-      <w:r>
-        <w:t xml:space="preserve"> </w:t>
-      </w:r>
-      <w:r>
-        <w:rPr>
-          <w:rStyle w:val="VerbatimChar"/>
-        </w:rPr>
-        <w:t xml:space="preserve">WHERE tenant_id = ?</w:t>
-      </w:r>
-      <w:r>
-        <w:t xml:space="preserve"> </w:t>
-      </w:r>
-      <w:r>
-        <w:t xml:space="preserve">clause could expose cross-tenant data. This risk is mitigated by code review standards, PHPStan 1.11 static analysis, and the PHPUnit integration test suite which verifies tenant isolation on every data-access method.</w:t>
-      </w:r>
-    </w:p>
-    <w:p>
-      <w:r>
-        <w:pict>
-          <v:rect style="width:0;height:1.5pt" o:hralign="center" o:hrstd="t" o:hr="t"/>
-        </w:pict>
-      </w:r>
-    </w:p>
-    <w:bookmarkEnd w:id="128"/>
-    <w:bookmarkStart w:id="129" w:name="Xd37e825f076155f4095a92338c11e67aadaa851"/>
-    <w:p>
-      <w:pPr>
-        <w:pStyle w:val="Heading2"/>
-      </w:pPr>
-      <w:r>
-        <w:t xml:space="preserve">ADR-002: PHP 8.3 + MySQL 9.1 vs. Node.js / PostgreSQL</w:t>
-      </w:r>
-    </w:p>
-    <w:p>
-      <w:pPr>
-        <w:pStyle w:val="FirstParagraph"/>
-      </w:pPr>
-      <w:r>
-        <w:rPr>
-          <w:b/>
-          <w:bCs/>
-        </w:rPr>
-        <w:t xml:space="preserve">Status:</w:t>
-      </w:r>
-      <w:r>
-        <w:t xml:space="preserve"> </w:t>
-      </w:r>
-      <w:r>
-        <w:t xml:space="preserve">Accepted</w:t>
-      </w:r>
-    </w:p>
-    <w:p>
-      <w:pPr>
-        <w:pStyle w:val="BodyText"/>
-      </w:pPr>
-      <w:r>
-        <w:rPr>
-          <w:b/>
-          <w:bCs/>
-        </w:rPr>
-        <w:t xml:space="preserve">Date:</w:t>
-      </w:r>
-      <w:r>
-        <w:t xml:space="preserve"> </w:t>
-      </w:r>
-      <w:r>
-        <w:t xml:space="preserve">2026-04-05</w:t>
-      </w:r>
-    </w:p>
-    <w:p>
-      <w:pPr>
-        <w:pStyle w:val="BodyText"/>
-      </w:pPr>
-      <w:r>
-        <w:rPr>
-          <w:b/>
-          <w:bCs/>
-        </w:rPr>
-        <w:t xml:space="preserve">Context:</w:t>
-      </w:r>
-    </w:p>
-    <w:p>
-      <w:pPr>
-        <w:pStyle w:val="BodyText"/>
-      </w:pPr>
-      <w:r>
-        <w:t xml:space="preserve">The backend technology stack must be chosen to support: a service-oriented architecture with dependency injection, a complex relational data model, a WAMP (Windows Apache MySQL PHP) development environment, and a solo developer with deep PHP expertise.</w:t>
-      </w:r>
-    </w:p>
-    <w:p>
-      <w:pPr>
-        <w:pStyle w:val="BodyText"/>
-      </w:pPr>
-      <w:r>
-        <w:rPr>
-          <w:b/>
-          <w:bCs/>
-        </w:rPr>
-        <w:t xml:space="preserve">Decision:</w:t>
-      </w:r>
-    </w:p>
-    <w:p>
-      <w:pPr>
-        <w:pStyle w:val="BodyText"/>
-      </w:pPr>
-      <w:r>
-        <w:t xml:space="preserve">The system adopts PHP 8.3 (strict types, PSR-4) with MySQL 9.1 (InnoDB, UTF8MB4).</w:t>
-      </w:r>
-    </w:p>
-    <w:p>
-      <w:pPr>
-        <w:pStyle w:val="BodyText"/>
-      </w:pPr>
-      <w:r>
-        <w:rPr>
-          <w:b/>
-          <w:bCs/>
-        </w:rPr>
-        <w:t xml:space="preserve">Rationale:</w:t>
-      </w:r>
-    </w:p>
-    <w:p>
-      <w:pPr>
-        <w:pStyle w:val="Compact"/>
-        <w:numPr>
-          <w:ilvl w:val="0"/>
-          <w:numId w:val="1021"/>
-        </w:numPr>
-      </w:pPr>
-      <w:r>
-        <w:t xml:space="preserve">The lead developer's primary expertise is PHP. A technology switch would introduce learning-curve risk without a clear technical benefit for this use case.</w:t>
-      </w:r>
-    </w:p>
-    <w:p>
-      <w:pPr>
-        <w:pStyle w:val="Compact"/>
-        <w:numPr>
-          <w:ilvl w:val="0"/>
-          <w:numId w:val="1021"/>
-        </w:numPr>
-      </w:pPr>
-      <w:r>
-        <w:t xml:space="preserve">PHP 8.3 offers strong type safety (strict types declaration), modern object-oriented features, named arguments, and fibers. PHP-DI 7.0 provides a production-grade dependency injection container.</w:t>
-      </w:r>
-    </w:p>
-    <w:p>
-      <w:pPr>
-        <w:pStyle w:val="Compact"/>
-        <w:numPr>
-          <w:ilvl w:val="0"/>
-          <w:numId w:val="1021"/>
-        </w:numPr>
-      </w:pPr>
-      <w:r>
-        <w:t xml:space="preserve">MySQL 9.1 InnoDB is the default engine in the WAMP development environment, ensuring parity between development and production. MySQL's stored procedure support is used for complex transactional operations (General Ledger posting, sequential numbering).</w:t>
-      </w:r>
-    </w:p>
-    <w:p>
-      <w:pPr>
-        <w:pStyle w:val="Compact"/>
-        <w:numPr>
-          <w:ilvl w:val="0"/>
-          <w:numId w:val="1021"/>
-        </w:numPr>
-      </w:pPr>
-      <w:r>
-        <w:t xml:space="preserve">The PHP ecosystem provides mature, well-maintained libraries for every integration requirement:</w:t>
-      </w:r>
-      <w:r>
-        <w:t xml:space="preserve"> </w:t>
-      </w:r>
-      <w:r>
-        <w:rPr>
-          <w:rStyle w:val="VerbatimChar"/>
-        </w:rPr>
-        <w:t xml:space="preserve">firebase/php-jwt</w:t>
-      </w:r>
-      <w:r>
-        <w:t xml:space="preserve">,</w:t>
-      </w:r>
-      <w:r>
-        <w:t xml:space="preserve"> </w:t>
-      </w:r>
-      <w:r>
-        <w:rPr>
-          <w:rStyle w:val="VerbatimChar"/>
-        </w:rPr>
-        <w:t xml:space="preserve">mPDF</w:t>
-      </w:r>
-      <w:r>
-        <w:t xml:space="preserve">,</w:t>
-      </w:r>
-      <w:r>
-        <w:t xml:space="preserve"> </w:t>
-      </w:r>
-      <w:r>
-        <w:rPr>
-          <w:rStyle w:val="VerbatimChar"/>
-        </w:rPr>
-        <w:t xml:space="preserve">PhpOffice/PhpSpreadsheet</w:t>
-      </w:r>
-      <w:r>
-        <w:t xml:space="preserve">,</w:t>
-      </w:r>
-      <w:r>
-        <w:t xml:space="preserve"> </w:t>
-      </w:r>
-      <w:r>
-        <w:rPr>
-          <w:rStyle w:val="VerbatimChar"/>
-        </w:rPr>
-        <w:t xml:space="preserve">PHPMailer</w:t>
-      </w:r>
-      <w:r>
-        <w:t xml:space="preserve">,</w:t>
-      </w:r>
-      <w:r>
-        <w:t xml:space="preserve"> </w:t>
-      </w:r>
-      <w:r>
-        <w:rPr>
-          <w:rStyle w:val="VerbatimChar"/>
-        </w:rPr>
-        <w:t xml:space="preserve">respect/validation</w:t>
-      </w:r>
-      <w:r>
-        <w:t xml:space="preserve">.</w:t>
-      </w:r>
-    </w:p>
-    <w:p>
-      <w:pPr>
-        <w:pStyle w:val="Compact"/>
-        <w:numPr>
-          <w:ilvl w:val="0"/>
-          <w:numId w:val="1021"/>
-        </w:numPr>
-      </w:pPr>
-      <w:r>
-        <w:t xml:space="preserve">Node.js/PostgreSQL would require rebuilding the entire tooling ecosystem, re-evaluating all library choices, and retraining the developer — without a compelling technical advantage for a synchronous, CRUD-heavy ERP workload.</w:t>
-      </w:r>
-    </w:p>
-    <w:p>
-      <w:pPr>
-        <w:pStyle w:val="FirstParagraph"/>
-      </w:pPr>
-      <w:r>
-        <w:rPr>
-          <w:b/>
-          <w:bCs/>
-        </w:rPr>
-        <w:t xml:space="preserve">Trade-off Accepted:</w:t>
-      </w:r>
-    </w:p>
-    <w:p>
-      <w:pPr>
-        <w:pStyle w:val="BodyText"/>
-      </w:pPr>
-      <w:r>
-        <w:t xml:space="preserve">PHP is not suited to long-lived asynchronous workloads (real-time event streaming, WebSocket servers). These workloads are addressed through polling patterns in the web UI and push notifications in the mobile app rather than persistent server-side connections.</w:t>
-      </w:r>
-    </w:p>
-    <w:p>
-      <w:r>
-        <w:pict>
-          <v:rect style="width:0;height:1.5pt" o:hralign="center" o:hrstd="t" o:hr="t"/>
-        </w:pict>
-      </w:r>
-    </w:p>
-    <w:bookmarkEnd w:id="129"/>
-    <w:bookmarkStart w:id="130" w:name="Xd21273ec4ccfdc8fd7ccbf1264e422846731a7d"/>
-    <w:p>
-      <w:pPr>
-        <w:pStyle w:val="Heading2"/>
-      </w:pPr>
-      <w:r>
-        <w:t xml:space="preserve">ADR-003: Session Auth (Web) + JWT (Mobile) vs. Unified Token Auth</w:t>
-      </w:r>
-    </w:p>
-    <w:p>
-      <w:pPr>
-        <w:pStyle w:val="FirstParagraph"/>
-      </w:pPr>
-      <w:r>
-        <w:rPr>
-          <w:b/>
-          <w:bCs/>
-        </w:rPr>
-        <w:t xml:space="preserve">Status:</w:t>
-      </w:r>
-      <w:r>
-        <w:t xml:space="preserve"> </w:t>
-      </w:r>
-      <w:r>
-        <w:t xml:space="preserve">Accepted</w:t>
-      </w:r>
-    </w:p>
-    <w:p>
-      <w:pPr>
-        <w:pStyle w:val="BodyText"/>
-      </w:pPr>
-      <w:r>
-        <w:rPr>
-          <w:b/>
-          <w:bCs/>
-        </w:rPr>
-        <w:t xml:space="preserve">Date:</w:t>
-      </w:r>
-      <w:r>
-        <w:t xml:space="preserve"> </w:t>
-      </w:r>
-      <w:r>
-        <w:t xml:space="preserve">2026-04-05</w:t>
-      </w:r>
-    </w:p>
-    <w:p>
-      <w:pPr>
-        <w:pStyle w:val="BodyText"/>
-      </w:pPr>
-      <w:r>
-        <w:rPr>
-          <w:b/>
-          <w:bCs/>
-        </w:rPr>
-        <w:t xml:space="preserve">Context:</w:t>
-      </w:r>
-    </w:p>
-    <w:p>
-      <w:pPr>
-        <w:pStyle w:val="BodyText"/>
-      </w:pPr>
-      <w:r>
-        <w:t xml:space="preserve">The system must authenticate both browser-based web clients and native mobile clients. Options considered: (a) session-based auth for both, (b) JWT-based auth for both, or (c) session-based auth for web with JWT for mobile.</w:t>
-      </w:r>
-    </w:p>
-    <w:p>
-      <w:pPr>
-        <w:pStyle w:val="BodyText"/>
-      </w:pPr>
-      <w:r>
-        <w:rPr>
-          <w:b/>
-          <w:bCs/>
-        </w:rPr>
-        <w:t xml:space="preserve">Decision:</w:t>
-      </w:r>
-    </w:p>
-    <w:p>
-      <w:pPr>
-        <w:pStyle w:val="BodyText"/>
-      </w:pPr>
-      <w:r>
-        <w:t xml:space="preserve">The system adopts option (c): session-based authentication for the web UI and JWT Bearer token authentication for the mobile API.</w:t>
       </w:r>
     </w:p>
     <w:p>
@@ -14173,7 +14137,7 @@
         </w:numPr>
       </w:pPr>
       <w:r>
-        <w:t xml:space="preserve">Browser clients benefit from session cookies: the browser manages the cookie lifecycle automatically, HttpOnly prevents JavaScript access, and SameSite=Strict provides CSRF protection at the browser level. There is no need for the web application to manage token storage in JavaScript.</w:t>
+        <w:t xml:space="preserve">A separate database per tenant requires dynamic database connection management, complicates migrations (each tenant database must be migrated independently), and increases operational cost linearly with tenant count.</w:t>
       </w:r>
     </w:p>
     <w:p>
@@ -14185,7 +14149,7 @@
         </w:numPr>
       </w:pPr>
       <w:r>
-        <w:t xml:space="preserve">Native mobile clients cannot use HTTP cookies reliably across app restarts and background/foreground transitions. JWT tokens stored in the device secure enclave (Android Keystore, iOS Secure Enclave) provide the appropriate security model for stateless mobile authentication.</w:t>
+        <w:t xml:space="preserve">A separate schema per tenant has similar migration complexity and limited support in MySQL 9.1 connection pooling.</w:t>
       </w:r>
     </w:p>
     <w:p>
@@ -14197,64 +14161,7 @@
         </w:numPr>
       </w:pPr>
       <w:r>
-        <w:t xml:space="preserve">JWT tokens carry the tenant context (</w:t>
-      </w:r>
-      <w:r>
-        <w:rPr>
-          <w:rStyle w:val="VerbatimChar"/>
-        </w:rPr>
-        <w:t xml:space="preserve">tid</w:t>
-      </w:r>
-      <w:r>
-        <w:t xml:space="preserve">,</w:t>
-      </w:r>
-      <w:r>
-        <w:t xml:space="preserve"> </w:t>
-      </w:r>
-      <w:r>
-        <w:rPr>
-          <w:rStyle w:val="VerbatimChar"/>
-        </w:rPr>
-        <w:t xml:space="preserve">uid</w:t>
-      </w:r>
-      <w:r>
-        <w:t xml:space="preserve">,</w:t>
-      </w:r>
-      <w:r>
-        <w:t xml:space="preserve"> </w:t>
-      </w:r>
-      <w:r>
-        <w:rPr>
-          <w:rStyle w:val="VerbatimChar"/>
-        </w:rPr>
-        <w:t xml:space="preserve">role</w:t>
-      </w:r>
-      <w:r>
-        <w:t xml:space="preserve">,</w:t>
-      </w:r>
-      <w:r>
-        <w:t xml:space="preserve"> </w:t>
-      </w:r>
-      <w:r>
-        <w:rPr>
-          <w:rStyle w:val="VerbatimChar"/>
-        </w:rPr>
-        <w:t xml:space="preserve">modules</w:t>
-      </w:r>
-      <w:r>
-        <w:t xml:space="preserve">) as claims, removing the need for a server-side session lookup on every mobile API request — important for stateless horizontal scaling.</w:t>
-      </w:r>
-    </w:p>
-    <w:p>
-      <w:pPr>
-        <w:pStyle w:val="Compact"/>
-        <w:numPr>
-          <w:ilvl w:val="0"/>
-          <w:numId w:val="1022"/>
-        </w:numPr>
-      </w:pPr>
-      <w:r>
-        <w:t xml:space="preserve">A unified JWT approach for the web would require the web application to manage token storage in JavaScript (localStorage or sessionStorage), increasing the XSS attack surface.</w:t>
+        <w:t xml:space="preserve">A shared database with row-level isolation allows a single migration script to update all tenants simultaneously, simplifies the connection pool configuration, and reduces infrastructure cost at the SME price points targeted by Longhorn ERP.</w:t>
       </w:r>
     </w:p>
     <w:p>
@@ -14266,6 +14173,41 @@
           <w:b/>
           <w:bCs/>
         </w:rPr>
+        <w:t xml:space="preserve">Mitigation:</w:t>
+      </w:r>
+    </w:p>
+    <w:p>
+      <w:pPr>
+        <w:pStyle w:val="BodyText"/>
+      </w:pPr>
+      <w:r>
+        <w:t xml:space="preserve">Row-level isolation is enforced by strict application-layer controls:</w:t>
+      </w:r>
+      <w:r>
+        <w:t xml:space="preserve"> </w:t>
+      </w:r>
+      <w:r>
+        <w:rPr>
+          <w:rStyle w:val="VerbatimChar"/>
+        </w:rPr>
+        <w:t xml:space="preserve">tenant_id</w:t>
+      </w:r>
+      <w:r>
+        <w:t xml:space="preserve"> </w:t>
+      </w:r>
+      <w:r>
+        <w:t xml:space="preserve">is always sourced from the authenticated session (never from request parameters); the middleware pipeline validates tenant context on every request; cross-tenant access returns HTTP 404 to prevent tenant enumeration; and all SQL queries are parameterised (no raw string concatenation). NFR-SEC-001 defines the compliance requirement.</w:t>
+      </w:r>
+    </w:p>
+    <w:p>
+      <w:pPr>
+        <w:pStyle w:val="BodyText"/>
+      </w:pPr>
+      <w:r>
+        <w:rPr>
+          <w:b/>
+          <w:bCs/>
+        </w:rPr>
         <w:t xml:space="preserve">Trade-off Accepted:</w:t>
       </w:r>
     </w:p>
@@ -14274,7 +14216,22 @@
         <w:pStyle w:val="BodyText"/>
       </w:pPr>
       <w:r>
-        <w:t xml:space="preserve">Two separate authentication mechanisms increase implementation complexity and mean that session management code and JWT validation code must both be maintained. This is accepted because the security properties of each mechanism align well with the respective client environment.</w:t>
+        <w:t xml:space="preserve">A misconfigured query that omits a</w:t>
+      </w:r>
+      <w:r>
+        <w:t xml:space="preserve"> </w:t>
+      </w:r>
+      <w:r>
+        <w:rPr>
+          <w:rStyle w:val="VerbatimChar"/>
+        </w:rPr>
+        <w:t xml:space="preserve">WHERE tenant_id = ?</w:t>
+      </w:r>
+      <w:r>
+        <w:t xml:space="preserve"> </w:t>
+      </w:r>
+      <w:r>
+        <w:t xml:space="preserve">clause could expose cross-tenant data. This risk is mitigated by code review standards, PHPStan 1.11 static analysis, and the PHPUnit integration test suite which verifies tenant isolation on every data-access method.</w:t>
       </w:r>
     </w:p>
     <w:p>
@@ -14284,14 +14241,14 @@
         </w:pict>
       </w:r>
     </w:p>
-    <w:bookmarkEnd w:id="130"/>
-    <w:bookmarkStart w:id="131" w:name="X49c964fc9fce77e941f483ecadfb497d257a68f"/>
+    <w:bookmarkEnd w:id="129"/>
+    <w:bookmarkStart w:id="130" w:name="Xd37e825f076155f4095a92338c11e67aadaa851"/>
     <w:p>
       <w:pPr>
         <w:pStyle w:val="Heading2"/>
       </w:pPr>
       <w:r>
-        <w:t xml:space="preserve">ADR-004: Configuration-Driven Localisation vs. Per-Country Code Forks</w:t>
+        <w:t xml:space="preserve">ADR-002: PHP 8.3 + MySQL 9.1 vs. Node.js / PostgreSQL</w:t>
       </w:r>
     </w:p>
     <w:p>
@@ -14347,7 +14304,7 @@
         <w:pStyle w:val="BodyText"/>
       </w:pPr>
       <w:r>
-        <w:t xml:space="preserve">Longhorn ERP targets multiple countries in Uganda (Phase 1), East Africa (Phase 2), Francophone Africa (Phase 3), and global markets (Phase 4). Each market has different currencies, tax rates, statutory deductions, regulatory integrations, and document formats. Options: (a) maintain a separate code branch per country, or (b) encode all jurisdiction-specific behaviour in a configuration profile consumed by a single codebase.</w:t>
+        <w:t xml:space="preserve">The backend technology stack must be chosen to support: a service-oriented architecture with dependency injection, a complex relational data model, a WAMP (Windows Apache MySQL PHP) development environment, and a solo developer with deep PHP expertise.</w:t>
       </w:r>
     </w:p>
     <w:p>
@@ -14367,34 +14324,7 @@
         <w:pStyle w:val="BodyText"/>
       </w:pPr>
       <w:r>
-        <w:t xml:space="preserve">The system adopts option (b): configuration-driven localisation. All jurisdiction-specific behaviour is stored in a</w:t>
-      </w:r>
-      <w:r>
-        <w:t xml:space="preserve"> </w:t>
-      </w:r>
-      <w:r>
-        <w:rPr>
-          <w:rStyle w:val="VerbatimChar"/>
-        </w:rPr>
-        <w:t xml:space="preserve">localisation_profiles</w:t>
-      </w:r>
-      <w:r>
-        <w:t xml:space="preserve"> </w:t>
-      </w:r>
-      <w:r>
-        <w:t xml:space="preserve">table. The application code references the active profile via</w:t>
-      </w:r>
-      <w:r>
-        <w:t xml:space="preserve"> </w:t>
-      </w:r>
-      <w:r>
-        <w:rPr>
-          <w:rStyle w:val="VerbatimChar"/>
-        </w:rPr>
-        <w:t xml:space="preserve">TenantContext::getLocalisationProfile()</w:t>
-      </w:r>
-      <w:r>
-        <w:t xml:space="preserve">.</w:t>
+        <w:t xml:space="preserve">The system adopts PHP 8.3 (strict types, PSR-4) with MySQL 9.1 (InnoDB, UTF8MB4).</w:t>
       </w:r>
     </w:p>
     <w:p>
@@ -14418,7 +14348,7 @@
         </w:numPr>
       </w:pPr>
       <w:r>
-        <w:t xml:space="preserve">Per-country code forks diverge over time and create unsustainable maintenance overhead. A bug fix in the core engine must be applied to every fork.</w:t>
+        <w:t xml:space="preserve">The lead developer's primary expertise is PHP. A technology switch would introduce learning-curve risk without a clear technical benefit for this use case.</w:t>
       </w:r>
     </w:p>
     <w:p>
@@ -14430,7 +14360,7 @@
         </w:numPr>
       </w:pPr>
       <w:r>
-        <w:t xml:space="preserve">Configuration-driven localisation allows the platform to expand to a new market without a code deployment. Only a new profile record and, if required, a new gateway adapter in the Integration Layer are needed.</w:t>
+        <w:t xml:space="preserve">PHP 8.3 offers strong type safety (strict types declaration), modern object-oriented features, named arguments, and fibers. PHP-DI 7.0 provides a production-grade dependency injection container.</w:t>
       </w:r>
     </w:p>
     <w:p>
@@ -14442,7 +14372,7 @@
         </w:numPr>
       </w:pPr>
       <w:r>
-        <w:t xml:space="preserve">The approach enforces a clean boundary between business logic ("how to calculate PAYE") and jurisdiction data ("what are Uganda's PAYE bands") — the same boundary required by IFRS and tax compliance standards.</w:t>
+        <w:t xml:space="preserve">MySQL 9.1 InnoDB is the default engine in the WAMP development environment, ensuring parity between development and production. MySQL's stored procedure support is used for complex transactional operations (General Ledger posting, sequential numbering).</w:t>
       </w:r>
     </w:p>
     <w:p>
@@ -14454,7 +14384,79 @@
         </w:numPr>
       </w:pPr>
       <w:r>
-        <w:t xml:space="preserve">Uganda is the Phase 1 reference implementation. The profile structure is validated against a fully defined Uganda profile before any additional market is onboarded.</w:t>
+        <w:t xml:space="preserve">The PHP ecosystem provides mature, well-maintained libraries for every integration requirement:</w:t>
+      </w:r>
+      <w:r>
+        <w:t xml:space="preserve"> </w:t>
+      </w:r>
+      <w:r>
+        <w:rPr>
+          <w:rStyle w:val="VerbatimChar"/>
+        </w:rPr>
+        <w:t xml:space="preserve">firebase/php-jwt</w:t>
+      </w:r>
+      <w:r>
+        <w:t xml:space="preserve">,</w:t>
+      </w:r>
+      <w:r>
+        <w:t xml:space="preserve"> </w:t>
+      </w:r>
+      <w:r>
+        <w:rPr>
+          <w:rStyle w:val="VerbatimChar"/>
+        </w:rPr>
+        <w:t xml:space="preserve">mPDF</w:t>
+      </w:r>
+      <w:r>
+        <w:t xml:space="preserve">,</w:t>
+      </w:r>
+      <w:r>
+        <w:t xml:space="preserve"> </w:t>
+      </w:r>
+      <w:r>
+        <w:rPr>
+          <w:rStyle w:val="VerbatimChar"/>
+        </w:rPr>
+        <w:t xml:space="preserve">PhpOffice/PhpSpreadsheet</w:t>
+      </w:r>
+      <w:r>
+        <w:t xml:space="preserve">,</w:t>
+      </w:r>
+      <w:r>
+        <w:t xml:space="preserve"> </w:t>
+      </w:r>
+      <w:r>
+        <w:rPr>
+          <w:rStyle w:val="VerbatimChar"/>
+        </w:rPr>
+        <w:t xml:space="preserve">PHPMailer</w:t>
+      </w:r>
+      <w:r>
+        <w:t xml:space="preserve">,</w:t>
+      </w:r>
+      <w:r>
+        <w:t xml:space="preserve"> </w:t>
+      </w:r>
+      <w:r>
+        <w:rPr>
+          <w:rStyle w:val="VerbatimChar"/>
+        </w:rPr>
+        <w:t xml:space="preserve">respect/validation</w:t>
+      </w:r>
+      <w:r>
+        <w:t xml:space="preserve">.</w:t>
+      </w:r>
+    </w:p>
+    <w:p>
+      <w:pPr>
+        <w:pStyle w:val="Compact"/>
+        <w:numPr>
+          <w:ilvl w:val="0"/>
+          <w:numId w:val="1023"/>
+        </w:numPr>
+      </w:pPr>
+      <w:r>
+        <w:t xml:space="preserve">Node.js/PostgreSQL would require rebuilding the entire tooling ecosystem, re-evaluating all library choices, and retraining the developer — without a compelling technical advantage for a synchronous, CRUD-heavy ERP workload.</w:t>
       </w:r>
     </w:p>
     <w:p>
@@ -14474,7 +14476,7 @@
         <w:pStyle w:val="BodyText"/>
       </w:pPr>
       <w:r>
-        <w:t xml:space="preserve">Some integrations (URA EFRIS, KRA iTax) require implementing gateway adapter classes in the Integration Layer. These adapters are code, not configuration. The ADR does not claim zero code per market — it claims zero code in the core business logic per market.</w:t>
+        <w:t xml:space="preserve">PHP is not suited to long-lived asynchronous workloads (real-time event streaming, WebSocket servers). These workloads are addressed through polling patterns in the web UI and push notifications in the mobile app rather than persistent server-side connections.</w:t>
       </w:r>
     </w:p>
     <w:p>
@@ -14484,14 +14486,14 @@
         </w:pict>
       </w:r>
     </w:p>
-    <w:bookmarkEnd w:id="131"/>
-    <w:bookmarkStart w:id="132" w:name="Xb802eb4c81b53a2a7a92dbb1b9299cfddb79431"/>
+    <w:bookmarkEnd w:id="130"/>
+    <w:bookmarkStart w:id="131" w:name="Xd21273ec4ccfdc8fd7ccbf1264e422846731a7d"/>
     <w:p>
       <w:pPr>
         <w:pStyle w:val="Heading2"/>
       </w:pPr>
       <w:r>
-        <w:t xml:space="preserve">ADR-005: Module Activation Per Tenant vs. Per User</w:t>
+        <w:t xml:space="preserve">ADR-003: Session Auth (Web) + JWT (Mobile) vs. Unified Token Auth</w:t>
       </w:r>
     </w:p>
     <w:p>
@@ -14547,7 +14549,7 @@
         <w:pStyle w:val="BodyText"/>
       </w:pPr>
       <w:r>
-        <w:t xml:space="preserve">Module access can be controlled at two granularities: (a) per-tenant (all users of a tenant either have access to the module or do not), or (b) per-user (individual users within a tenant can be granted or denied access to specific modules).</w:t>
+        <w:t xml:space="preserve">The system must authenticate both browser-based web clients and native mobile clients. Options considered: (a) session-based auth for both, (b) JWT-based auth for both, or (c) session-based auth for web with JWT for mobile.</w:t>
       </w:r>
     </w:p>
     <w:p>
@@ -14567,7 +14569,7 @@
         <w:pStyle w:val="BodyText"/>
       </w:pPr>
       <w:r>
-        <w:t xml:space="preserve">Module activation is controlled at the tenant level as the primary gate. Within an activated module, per-user access is controlled by the Role-Based Access Control (RBAC) system.</w:t>
+        <w:t xml:space="preserve">The system adopts option (c): session-based authentication for the web UI and JWT Bearer token authentication for the mobile API.</w:t>
       </w:r>
     </w:p>
     <w:p>
@@ -14591,7 +14593,7 @@
         </w:numPr>
       </w:pPr>
       <w:r>
-        <w:t xml:space="preserve">Module activation is a commercial decision tied to the tenant's subscription plan. It is appropriate to gate this at the tenant level because the subscription fee covers the whole organisation, not individual users.</w:t>
+        <w:t xml:space="preserve">Browser clients benefit from session cookies: the browser manages the cookie lifecycle automatically, HttpOnly prevents JavaScript access, and SameSite=Strict provides CSRF protection at the browser level. There is no need for the web application to manage token storage in JavaScript.</w:t>
       </w:r>
     </w:p>
     <w:p>
@@ -14603,7 +14605,7 @@
         </w:numPr>
       </w:pPr>
       <w:r>
-        <w:t xml:space="preserve">Per-user module activation would create an inconsistent user experience: two colleagues at the same company could see different navigation menus and features with no clear commercial reason.</w:t>
+        <w:t xml:space="preserve">Native mobile clients cannot use HTTP cookies reliably across app restarts and background/foreground transitions. JWT tokens stored in the device secure enclave (Android Keystore, iOS Secure Enclave) provide the appropriate security model for stateless mobile authentication.</w:t>
       </w:r>
     </w:p>
     <w:p>
@@ -14615,22 +14617,52 @@
         </w:numPr>
       </w:pPr>
       <w:r>
-        <w:t xml:space="preserve">RBAC already provides per-user access control within a module. A user with the HR &amp; Payroll module active can still be restricted from specific HR operations (e.g., payroll processing) by the</w:t>
-      </w:r>
-      <w:r>
-        <w:t xml:space="preserve"> </w:t>
-      </w:r>
-      <w:r>
-        <w:rPr>
-          <w:rStyle w:val="VerbatimChar"/>
-        </w:rPr>
-        <w:t xml:space="preserve">RequirePermission</w:t>
-      </w:r>
-      <w:r>
-        <w:t xml:space="preserve"> </w:t>
-      </w:r>
-      <w:r>
-        <w:t xml:space="preserve">middleware. This is the correct granularity for per-user control.</w:t>
+        <w:t xml:space="preserve">JWT tokens carry the tenant context (</w:t>
+      </w:r>
+      <w:r>
+        <w:rPr>
+          <w:rStyle w:val="VerbatimChar"/>
+        </w:rPr>
+        <w:t xml:space="preserve">tid</w:t>
+      </w:r>
+      <w:r>
+        <w:t xml:space="preserve">,</w:t>
+      </w:r>
+      <w:r>
+        <w:t xml:space="preserve"> </w:t>
+      </w:r>
+      <w:r>
+        <w:rPr>
+          <w:rStyle w:val="VerbatimChar"/>
+        </w:rPr>
+        <w:t xml:space="preserve">uid</w:t>
+      </w:r>
+      <w:r>
+        <w:t xml:space="preserve">,</w:t>
+      </w:r>
+      <w:r>
+        <w:t xml:space="preserve"> </w:t>
+      </w:r>
+      <w:r>
+        <w:rPr>
+          <w:rStyle w:val="VerbatimChar"/>
+        </w:rPr>
+        <w:t xml:space="preserve">role</w:t>
+      </w:r>
+      <w:r>
+        <w:t xml:space="preserve">,</w:t>
+      </w:r>
+      <w:r>
+        <w:t xml:space="preserve"> </w:t>
+      </w:r>
+      <w:r>
+        <w:rPr>
+          <w:rStyle w:val="VerbatimChar"/>
+        </w:rPr>
+        <w:t xml:space="preserve">modules</w:t>
+      </w:r>
+      <w:r>
+        <w:t xml:space="preserve">) as claims, removing the need for a server-side session lookup on every mobile API request — important for stateless horizontal scaling.</w:t>
       </w:r>
     </w:p>
     <w:p>
@@ -14642,7 +14674,7 @@
         </w:numPr>
       </w:pPr>
       <w:r>
-        <w:t xml:space="preserve">Keeping module gating at the tenant level simplifies the billing and subscription management logic: one activation record per module per tenant.</w:t>
+        <w:t xml:space="preserve">A unified JWT approach for the web would require the web application to manage token storage in JavaScript (localStorage or sessionStorage), increasing the XSS attack surface.</w:t>
       </w:r>
     </w:p>
     <w:p>
@@ -14662,11 +14694,1811 @@
         <w:pStyle w:val="BodyText"/>
       </w:pPr>
       <w:r>
+        <w:t xml:space="preserve">Two separate authentication mechanisms increase implementation complexity and mean that session management code and JWT validation code must both be maintained. This is accepted because the security properties of each mechanism align well with the respective client environment.</w:t>
+      </w:r>
+    </w:p>
+    <w:p>
+      <w:r>
+        <w:pict>
+          <v:rect style="width:0;height:1.5pt" o:hralign="center" o:hrstd="t" o:hr="t"/>
+        </w:pict>
+      </w:r>
+    </w:p>
+    <w:bookmarkEnd w:id="131"/>
+    <w:bookmarkStart w:id="132" w:name="X49c964fc9fce77e941f483ecadfb497d257a68f"/>
+    <w:p>
+      <w:pPr>
+        <w:pStyle w:val="Heading2"/>
+      </w:pPr>
+      <w:r>
+        <w:t xml:space="preserve">ADR-004: Configuration-Driven Localisation vs. Per-Country Code Forks</w:t>
+      </w:r>
+    </w:p>
+    <w:p>
+      <w:pPr>
+        <w:pStyle w:val="FirstParagraph"/>
+      </w:pPr>
+      <w:r>
+        <w:rPr>
+          <w:b/>
+          <w:bCs/>
+        </w:rPr>
+        <w:t xml:space="preserve">Status:</w:t>
+      </w:r>
+      <w:r>
+        <w:t xml:space="preserve"> </w:t>
+      </w:r>
+      <w:r>
+        <w:t xml:space="preserve">Accepted</w:t>
+      </w:r>
+    </w:p>
+    <w:p>
+      <w:pPr>
+        <w:pStyle w:val="BodyText"/>
+      </w:pPr>
+      <w:r>
+        <w:rPr>
+          <w:b/>
+          <w:bCs/>
+        </w:rPr>
+        <w:t xml:space="preserve">Date:</w:t>
+      </w:r>
+      <w:r>
+        <w:t xml:space="preserve"> </w:t>
+      </w:r>
+      <w:r>
+        <w:t xml:space="preserve">2026-04-05</w:t>
+      </w:r>
+    </w:p>
+    <w:p>
+      <w:pPr>
+        <w:pStyle w:val="BodyText"/>
+      </w:pPr>
+      <w:r>
+        <w:rPr>
+          <w:b/>
+          <w:bCs/>
+        </w:rPr>
+        <w:t xml:space="preserve">Context:</w:t>
+      </w:r>
+    </w:p>
+    <w:p>
+      <w:pPr>
+        <w:pStyle w:val="BodyText"/>
+      </w:pPr>
+      <w:r>
+        <w:t xml:space="preserve">Longhorn ERP targets multiple countries in Uganda (Phase 1), East Africa (Phase 2), Francophone Africa (Phase 3), and global markets (Phase 4). Each market has different currencies, tax rates, statutory deductions, regulatory integrations, and document formats. Options: (a) maintain a separate code branch per country, or (b) encode all jurisdiction-specific behaviour in a configuration profile consumed by a single codebase.</w:t>
+      </w:r>
+    </w:p>
+    <w:p>
+      <w:pPr>
+        <w:pStyle w:val="BodyText"/>
+      </w:pPr>
+      <w:r>
+        <w:rPr>
+          <w:b/>
+          <w:bCs/>
+        </w:rPr>
+        <w:t xml:space="preserve">Decision:</w:t>
+      </w:r>
+    </w:p>
+    <w:p>
+      <w:pPr>
+        <w:pStyle w:val="BodyText"/>
+      </w:pPr>
+      <w:r>
+        <w:t xml:space="preserve">The system adopts option (b): configuration-driven localisation. All jurisdiction-specific behaviour is stored in a</w:t>
+      </w:r>
+      <w:r>
+        <w:t xml:space="preserve"> </w:t>
+      </w:r>
+      <w:r>
+        <w:rPr>
+          <w:rStyle w:val="VerbatimChar"/>
+        </w:rPr>
+        <w:t xml:space="preserve">localisation_profiles</w:t>
+      </w:r>
+      <w:r>
+        <w:t xml:space="preserve"> </w:t>
+      </w:r>
+      <w:r>
+        <w:t xml:space="preserve">table. The application code references the active profile via</w:t>
+      </w:r>
+      <w:r>
+        <w:t xml:space="preserve"> </w:t>
+      </w:r>
+      <w:r>
+        <w:rPr>
+          <w:rStyle w:val="VerbatimChar"/>
+        </w:rPr>
+        <w:t xml:space="preserve">TenantContext::getLocalisationProfile()</w:t>
+      </w:r>
+      <w:r>
+        <w:t xml:space="preserve">.</w:t>
+      </w:r>
+    </w:p>
+    <w:p>
+      <w:pPr>
+        <w:pStyle w:val="BodyText"/>
+      </w:pPr>
+      <w:r>
+        <w:rPr>
+          <w:b/>
+          <w:bCs/>
+        </w:rPr>
+        <w:t xml:space="preserve">Rationale:</w:t>
+      </w:r>
+    </w:p>
+    <w:p>
+      <w:pPr>
+        <w:pStyle w:val="Compact"/>
+        <w:numPr>
+          <w:ilvl w:val="0"/>
+          <w:numId w:val="1025"/>
+        </w:numPr>
+      </w:pPr>
+      <w:r>
+        <w:t xml:space="preserve">Per-country code forks diverge over time and create unsustainable maintenance overhead. A bug fix in the core engine must be applied to every fork.</w:t>
+      </w:r>
+    </w:p>
+    <w:p>
+      <w:pPr>
+        <w:pStyle w:val="Compact"/>
+        <w:numPr>
+          <w:ilvl w:val="0"/>
+          <w:numId w:val="1025"/>
+        </w:numPr>
+      </w:pPr>
+      <w:r>
+        <w:t xml:space="preserve">Configuration-driven localisation allows the platform to expand to a new market without a code deployment. Only a new profile record and, if required, a new gateway adapter in the Integration Layer are needed.</w:t>
+      </w:r>
+    </w:p>
+    <w:p>
+      <w:pPr>
+        <w:pStyle w:val="Compact"/>
+        <w:numPr>
+          <w:ilvl w:val="0"/>
+          <w:numId w:val="1025"/>
+        </w:numPr>
+      </w:pPr>
+      <w:r>
+        <w:t xml:space="preserve">The approach enforces a clean boundary between business logic ("how to calculate PAYE") and jurisdiction data ("what are Uganda's PAYE bands") — the same boundary required by IFRS and tax compliance standards.</w:t>
+      </w:r>
+    </w:p>
+    <w:p>
+      <w:pPr>
+        <w:pStyle w:val="Compact"/>
+        <w:numPr>
+          <w:ilvl w:val="0"/>
+          <w:numId w:val="1025"/>
+        </w:numPr>
+      </w:pPr>
+      <w:r>
+        <w:t xml:space="preserve">Uganda is the Phase 1 reference implementation. The profile structure is validated against a fully defined Uganda profile before any additional market is onboarded.</w:t>
+      </w:r>
+    </w:p>
+    <w:p>
+      <w:pPr>
+        <w:pStyle w:val="FirstParagraph"/>
+      </w:pPr>
+      <w:r>
+        <w:rPr>
+          <w:b/>
+          <w:bCs/>
+        </w:rPr>
+        <w:t xml:space="preserve">Trade-off Accepted:</w:t>
+      </w:r>
+    </w:p>
+    <w:p>
+      <w:pPr>
+        <w:pStyle w:val="BodyText"/>
+      </w:pPr>
+      <w:r>
+        <w:t xml:space="preserve">Some integrations (URA EFRIS, KRA iTax) require implementing gateway adapter classes in the Integration Layer. These adapters are code, not configuration. The ADR does not claim zero code per market — it claims zero code in the core business logic per market.</w:t>
+      </w:r>
+    </w:p>
+    <w:p>
+      <w:r>
+        <w:pict>
+          <v:rect style="width:0;height:1.5pt" o:hralign="center" o:hrstd="t" o:hr="t"/>
+        </w:pict>
+      </w:r>
+    </w:p>
+    <w:bookmarkEnd w:id="132"/>
+    <w:bookmarkStart w:id="133" w:name="Xb802eb4c81b53a2a7a92dbb1b9299cfddb79431"/>
+    <w:p>
+      <w:pPr>
+        <w:pStyle w:val="Heading2"/>
+      </w:pPr>
+      <w:r>
+        <w:t xml:space="preserve">ADR-005: Module Activation Per Tenant vs. Per User</w:t>
+      </w:r>
+    </w:p>
+    <w:p>
+      <w:pPr>
+        <w:pStyle w:val="FirstParagraph"/>
+      </w:pPr>
+      <w:r>
+        <w:rPr>
+          <w:b/>
+          <w:bCs/>
+        </w:rPr>
+        <w:t xml:space="preserve">Status:</w:t>
+      </w:r>
+      <w:r>
+        <w:t xml:space="preserve"> </w:t>
+      </w:r>
+      <w:r>
+        <w:t xml:space="preserve">Accepted</w:t>
+      </w:r>
+    </w:p>
+    <w:p>
+      <w:pPr>
+        <w:pStyle w:val="BodyText"/>
+      </w:pPr>
+      <w:r>
+        <w:rPr>
+          <w:b/>
+          <w:bCs/>
+        </w:rPr>
+        <w:t xml:space="preserve">Date:</w:t>
+      </w:r>
+      <w:r>
+        <w:t xml:space="preserve"> </w:t>
+      </w:r>
+      <w:r>
+        <w:t xml:space="preserve">2026-04-05</w:t>
+      </w:r>
+    </w:p>
+    <w:p>
+      <w:pPr>
+        <w:pStyle w:val="BodyText"/>
+      </w:pPr>
+      <w:r>
+        <w:rPr>
+          <w:b/>
+          <w:bCs/>
+        </w:rPr>
+        <w:t xml:space="preserve">Context:</w:t>
+      </w:r>
+    </w:p>
+    <w:p>
+      <w:pPr>
+        <w:pStyle w:val="BodyText"/>
+      </w:pPr>
+      <w:r>
+        <w:t xml:space="preserve">Module access can be controlled at two granularities: (a) per-tenant (all users of a tenant either have access to the module or do not), or (b) per-user (individual users within a tenant can be granted or denied access to specific modules).</w:t>
+      </w:r>
+    </w:p>
+    <w:p>
+      <w:pPr>
+        <w:pStyle w:val="BodyText"/>
+      </w:pPr>
+      <w:r>
+        <w:rPr>
+          <w:b/>
+          <w:bCs/>
+        </w:rPr>
+        <w:t xml:space="preserve">Decision:</w:t>
+      </w:r>
+    </w:p>
+    <w:p>
+      <w:pPr>
+        <w:pStyle w:val="BodyText"/>
+      </w:pPr>
+      <w:r>
+        <w:t xml:space="preserve">Module activation is controlled at the tenant level as the primary gate. Within an activated module, per-user access is controlled by the Role-Based Access Control (RBAC) system.</w:t>
+      </w:r>
+    </w:p>
+    <w:p>
+      <w:pPr>
+        <w:pStyle w:val="BodyText"/>
+      </w:pPr>
+      <w:r>
+        <w:rPr>
+          <w:b/>
+          <w:bCs/>
+        </w:rPr>
+        <w:t xml:space="preserve">Rationale:</w:t>
+      </w:r>
+    </w:p>
+    <w:p>
+      <w:pPr>
+        <w:pStyle w:val="Compact"/>
+        <w:numPr>
+          <w:ilvl w:val="0"/>
+          <w:numId w:val="1026"/>
+        </w:numPr>
+      </w:pPr>
+      <w:r>
+        <w:t xml:space="preserve">Module activation is a commercial decision tied to the tenant's subscription plan. It is appropriate to gate this at the tenant level because the subscription fee covers the whole organisation, not individual users.</w:t>
+      </w:r>
+    </w:p>
+    <w:p>
+      <w:pPr>
+        <w:pStyle w:val="Compact"/>
+        <w:numPr>
+          <w:ilvl w:val="0"/>
+          <w:numId w:val="1026"/>
+        </w:numPr>
+      </w:pPr>
+      <w:r>
+        <w:t xml:space="preserve">Per-user module activation would create an inconsistent user experience: two colleagues at the same company could see different navigation menus and features with no clear commercial reason.</w:t>
+      </w:r>
+    </w:p>
+    <w:p>
+      <w:pPr>
+        <w:pStyle w:val="Compact"/>
+        <w:numPr>
+          <w:ilvl w:val="0"/>
+          <w:numId w:val="1026"/>
+        </w:numPr>
+      </w:pPr>
+      <w:r>
+        <w:t xml:space="preserve">RBAC already provides per-user access control within a module. A user with the HR &amp; Payroll module active can still be restricted from specific HR operations (e.g., payroll processing) by the</w:t>
+      </w:r>
+      <w:r>
+        <w:t xml:space="preserve"> </w:t>
+      </w:r>
+      <w:r>
+        <w:rPr>
+          <w:rStyle w:val="VerbatimChar"/>
+        </w:rPr>
+        <w:t xml:space="preserve">RequirePermission</w:t>
+      </w:r>
+      <w:r>
+        <w:t xml:space="preserve"> </w:t>
+      </w:r>
+      <w:r>
+        <w:t xml:space="preserve">middleware. This is the correct granularity for per-user control.</w:t>
+      </w:r>
+    </w:p>
+    <w:p>
+      <w:pPr>
+        <w:pStyle w:val="Compact"/>
+        <w:numPr>
+          <w:ilvl w:val="0"/>
+          <w:numId w:val="1026"/>
+        </w:numPr>
+      </w:pPr>
+      <w:r>
+        <w:t xml:space="preserve">Keeping module gating at the tenant level simplifies the billing and subscription management logic: one activation record per module per tenant.</w:t>
+      </w:r>
+    </w:p>
+    <w:p>
+      <w:pPr>
+        <w:pStyle w:val="FirstParagraph"/>
+      </w:pPr>
+      <w:r>
+        <w:rPr>
+          <w:b/>
+          <w:bCs/>
+        </w:rPr>
+        <w:t xml:space="preserve">Trade-off Accepted:</w:t>
+      </w:r>
+    </w:p>
+    <w:p>
+      <w:pPr>
+        <w:pStyle w:val="BodyText"/>
+      </w:pPr>
+      <w:r>
         <w:t xml:space="preserve">A tenant cannot activate a module for some users only. If a tenant wants only 2 out of 20 users to access the CRM module, they activate the module for the tenant and then restrict the remaining 18 users via RBAC role configuration. This is operationally straightforward and aligns with how ERP systems are typically administered.</w:t>
       </w:r>
     </w:p>
-    <w:bookmarkEnd w:id="132"/>
     <w:bookmarkEnd w:id="133"/>
+    <w:bookmarkEnd w:id="134"/>
+    <w:bookmarkStart w:id="150" w:name="industrial-module-architecture"/>
+    <w:p>
+      <w:pPr>
+        <w:pStyle w:val="Heading1"/>
+      </w:pPr>
+      <w:r>
+        <w:t xml:space="preserve">Industrial Module Architecture</w:t>
+      </w:r>
+    </w:p>
+    <w:bookmarkStart w:id="135" w:name="Xf84e3b0cc5fdd96f0e620a305d6c5fade35e640"/>
+    <w:p>
+      <w:pPr>
+        <w:pStyle w:val="Heading2"/>
+      </w:pPr>
+      <w:r>
+        <w:t xml:space="preserve">12.1 Purpose</w:t>
+      </w:r>
+    </w:p>
+    <w:p>
+      <w:pPr>
+        <w:pStyle w:val="FirstParagraph"/>
+      </w:pPr>
+      <w:r>
+        <w:t xml:space="preserve">This section defines the first-class high-level architecture for Longhorn ERP's industrial domains: Product Lifecycle Management (PLM), MES-grade Manufacturing, and Transportation &amp; Fleet Operations. These capabilities are modelled as peer bounded contexts, not as secondary features hidden inside inventory or asset accounting.</w:t>
+      </w:r>
+    </w:p>
+    <w:bookmarkEnd w:id="135"/>
+    <w:bookmarkStart w:id="139" w:name="X0bc11a6f663b87fe8ef41741f579bc012b766b8"/>
+    <w:p>
+      <w:pPr>
+        <w:pStyle w:val="Heading2"/>
+      </w:pPr>
+      <w:r>
+        <w:t xml:space="preserve">12.2 Bounded Contexts</w:t>
+      </w:r>
+    </w:p>
+    <w:bookmarkStart w:id="136" w:name="X870dd50fea6f34aab23938cf8579487ae836c3f"/>
+    <w:p>
+      <w:pPr>
+        <w:pStyle w:val="Heading3"/>
+      </w:pPr>
+      <w:r>
+        <w:t xml:space="preserve">12.2.1 PLM</w:t>
+      </w:r>
+    </w:p>
+    <w:p>
+      <w:pPr>
+        <w:pStyle w:val="FirstParagraph"/>
+      </w:pPr>
+      <w:r>
+        <w:rPr>
+          <w:rStyle w:val="VerbatimChar"/>
+        </w:rPr>
+        <w:t xml:space="preserve">PLM</w:t>
+      </w:r>
+      <w:r>
+        <w:t xml:space="preserve"> </w:t>
+      </w:r>
+      <w:r>
+        <w:t xml:space="preserve">is the system of record for engineering truth. It owns:</w:t>
+      </w:r>
+    </w:p>
+    <w:p>
+      <w:pPr>
+        <w:pStyle w:val="Compact"/>
+        <w:numPr>
+          <w:ilvl w:val="0"/>
+          <w:numId w:val="1027"/>
+        </w:numPr>
+      </w:pPr>
+      <w:r>
+        <w:t xml:space="preserve">engineering item master</w:t>
+      </w:r>
+    </w:p>
+    <w:p>
+      <w:pPr>
+        <w:pStyle w:val="Compact"/>
+        <w:numPr>
+          <w:ilvl w:val="0"/>
+          <w:numId w:val="1027"/>
+        </w:numPr>
+      </w:pPr>
+      <w:r>
+        <w:t xml:space="preserve">controlled revisions</w:t>
+      </w:r>
+    </w:p>
+    <w:p>
+      <w:pPr>
+        <w:pStyle w:val="Compact"/>
+        <w:numPr>
+          <w:ilvl w:val="0"/>
+          <w:numId w:val="1027"/>
+        </w:numPr>
+      </w:pPr>
+      <w:r>
+        <w:t xml:space="preserve">EBOM and MBOM governance</w:t>
+      </w:r>
+    </w:p>
+    <w:p>
+      <w:pPr>
+        <w:pStyle w:val="Compact"/>
+        <w:numPr>
+          <w:ilvl w:val="0"/>
+          <w:numId w:val="1027"/>
+        </w:numPr>
+      </w:pPr>
+      <w:r>
+        <w:t xml:space="preserve">engineering change request and order workflow</w:t>
+      </w:r>
+    </w:p>
+    <w:p>
+      <w:pPr>
+        <w:pStyle w:val="Compact"/>
+        <w:numPr>
+          <w:ilvl w:val="0"/>
+          <w:numId w:val="1027"/>
+        </w:numPr>
+      </w:pPr>
+      <w:r>
+        <w:t xml:space="preserve">technical document control</w:t>
+      </w:r>
+    </w:p>
+    <w:p>
+      <w:pPr>
+        <w:pStyle w:val="Compact"/>
+        <w:numPr>
+          <w:ilvl w:val="0"/>
+          <w:numId w:val="1027"/>
+        </w:numPr>
+      </w:pPr>
+      <w:r>
+        <w:t xml:space="preserve">effectivity logic</w:t>
+      </w:r>
+    </w:p>
+    <w:p>
+      <w:pPr>
+        <w:pStyle w:val="Compact"/>
+        <w:numPr>
+          <w:ilvl w:val="0"/>
+          <w:numId w:val="1027"/>
+        </w:numPr>
+      </w:pPr>
+      <w:r>
+        <w:t xml:space="preserve">NPI stage gates</w:t>
+      </w:r>
+    </w:p>
+    <w:p>
+      <w:pPr>
+        <w:pStyle w:val="Compact"/>
+        <w:numPr>
+          <w:ilvl w:val="0"/>
+          <w:numId w:val="1027"/>
+        </w:numPr>
+      </w:pPr>
+      <w:r>
+        <w:t xml:space="preserve">controlled publication of released definitions downstream</w:t>
+      </w:r>
+    </w:p>
+    <w:bookmarkEnd w:id="136"/>
+    <w:bookmarkStart w:id="137" w:name="Xd8162ad9b04b0ac153132f9863cbacafe0fed0b"/>
+    <w:p>
+      <w:pPr>
+        <w:pStyle w:val="Heading3"/>
+      </w:pPr>
+      <w:r>
+        <w:t xml:space="preserve">12.2.2 Manufacturing</w:t>
+      </w:r>
+    </w:p>
+    <w:p>
+      <w:pPr>
+        <w:pStyle w:val="FirstParagraph"/>
+      </w:pPr>
+      <w:r>
+        <w:rPr>
+          <w:rStyle w:val="VerbatimChar"/>
+        </w:rPr>
+        <w:t xml:space="preserve">Manufacturing</w:t>
+      </w:r>
+      <w:r>
+        <w:t xml:space="preserve"> </w:t>
+      </w:r>
+      <w:r>
+        <w:t xml:space="preserve">is the system of record for production execution and production economics. It owns:</w:t>
+      </w:r>
+    </w:p>
+    <w:p>
+      <w:pPr>
+        <w:pStyle w:val="Compact"/>
+        <w:numPr>
+          <w:ilvl w:val="0"/>
+          <w:numId w:val="1028"/>
+        </w:numPr>
+      </w:pPr>
+      <w:r>
+        <w:t xml:space="preserve">routings and work centres</w:t>
+      </w:r>
+    </w:p>
+    <w:p>
+      <w:pPr>
+        <w:pStyle w:val="Compact"/>
+        <w:numPr>
+          <w:ilvl w:val="0"/>
+          <w:numId w:val="1028"/>
+        </w:numPr>
+      </w:pPr>
+      <w:r>
+        <w:t xml:space="preserve">production orders and operation queues</w:t>
+      </w:r>
+    </w:p>
+    <w:p>
+      <w:pPr>
+        <w:pStyle w:val="Compact"/>
+        <w:numPr>
+          <w:ilvl w:val="0"/>
+          <w:numId w:val="1028"/>
+        </w:numPr>
+      </w:pPr>
+      <w:r>
+        <w:t xml:space="preserve">raw-material issue and backflush logic</w:t>
+      </w:r>
+    </w:p>
+    <w:p>
+      <w:pPr>
+        <w:pStyle w:val="Compact"/>
+        <w:numPr>
+          <w:ilvl w:val="0"/>
+          <w:numId w:val="1028"/>
+        </w:numPr>
+      </w:pPr>
+      <w:r>
+        <w:t xml:space="preserve">WIP state</w:t>
+      </w:r>
+    </w:p>
+    <w:p>
+      <w:pPr>
+        <w:pStyle w:val="Compact"/>
+        <w:numPr>
+          <w:ilvl w:val="0"/>
+          <w:numId w:val="1028"/>
+        </w:numPr>
+      </w:pPr>
+      <w:r>
+        <w:t xml:space="preserve">genealogy and traceability capture</w:t>
+      </w:r>
+    </w:p>
+    <w:p>
+      <w:pPr>
+        <w:pStyle w:val="Compact"/>
+        <w:numPr>
+          <w:ilvl w:val="0"/>
+          <w:numId w:val="1028"/>
+        </w:numPr>
+      </w:pPr>
+      <w:r>
+        <w:t xml:space="preserve">in-process quality execution</w:t>
+      </w:r>
+    </w:p>
+    <w:p>
+      <w:pPr>
+        <w:pStyle w:val="Compact"/>
+        <w:numPr>
+          <w:ilvl w:val="0"/>
+          <w:numId w:val="1028"/>
+        </w:numPr>
+      </w:pPr>
+      <w:r>
+        <w:t xml:space="preserve">rework and downtime tracking</w:t>
+      </w:r>
+    </w:p>
+    <w:p>
+      <w:pPr>
+        <w:pStyle w:val="Compact"/>
+        <w:numPr>
+          <w:ilvl w:val="0"/>
+          <w:numId w:val="1028"/>
+        </w:numPr>
+      </w:pPr>
+      <w:r>
+        <w:t xml:space="preserve">labour, overhead, yield, and scrap costing</w:t>
+      </w:r>
+    </w:p>
+    <w:bookmarkEnd w:id="137"/>
+    <w:bookmarkStart w:id="138" w:name="X63bb3dc39514c8280fa744655cbc37a59db7c59"/>
+    <w:p>
+      <w:pPr>
+        <w:pStyle w:val="Heading3"/>
+      </w:pPr>
+      <w:r>
+        <w:t xml:space="preserve">12.2.3 Transportation &amp; Fleet Operations</w:t>
+      </w:r>
+    </w:p>
+    <w:p>
+      <w:pPr>
+        <w:pStyle w:val="FirstParagraph"/>
+      </w:pPr>
+      <w:r>
+        <w:rPr>
+          <w:rStyle w:val="VerbatimChar"/>
+        </w:rPr>
+        <w:t xml:space="preserve">Transportation</w:t>
+      </w:r>
+      <w:r>
+        <w:t xml:space="preserve"> </w:t>
+      </w:r>
+      <w:r>
+        <w:t xml:space="preserve">is the system of record for shipment movement and live fleet operations. It owns:</w:t>
+      </w:r>
+    </w:p>
+    <w:p>
+      <w:pPr>
+        <w:pStyle w:val="Compact"/>
+        <w:numPr>
+          <w:ilvl w:val="0"/>
+          <w:numId w:val="1029"/>
+        </w:numPr>
+      </w:pPr>
+      <w:r>
+        <w:t xml:space="preserve">shipment demand consolidation</w:t>
+      </w:r>
+    </w:p>
+    <w:p>
+      <w:pPr>
+        <w:pStyle w:val="Compact"/>
+        <w:numPr>
+          <w:ilvl w:val="0"/>
+          <w:numId w:val="1029"/>
+        </w:numPr>
+      </w:pPr>
+      <w:r>
+        <w:t xml:space="preserve">load and route planning</w:t>
+      </w:r>
+    </w:p>
+    <w:p>
+      <w:pPr>
+        <w:pStyle w:val="Compact"/>
+        <w:numPr>
+          <w:ilvl w:val="0"/>
+          <w:numId w:val="1029"/>
+        </w:numPr>
+      </w:pPr>
+      <w:r>
+        <w:t xml:space="preserve">dispatch and resource assignment</w:t>
+      </w:r>
+    </w:p>
+    <w:p>
+      <w:pPr>
+        <w:pStyle w:val="Compact"/>
+        <w:numPr>
+          <w:ilvl w:val="0"/>
+          <w:numId w:val="1029"/>
+        </w:numPr>
+      </w:pPr>
+      <w:r>
+        <w:t xml:space="preserve">trip milestones and ETA visibility</w:t>
+      </w:r>
+    </w:p>
+    <w:p>
+      <w:pPr>
+        <w:pStyle w:val="Compact"/>
+        <w:numPr>
+          <w:ilvl w:val="0"/>
+          <w:numId w:val="1029"/>
+        </w:numPr>
+      </w:pPr>
+      <w:r>
+        <w:t xml:space="preserve">transport exception management</w:t>
+      </w:r>
+    </w:p>
+    <w:p>
+      <w:pPr>
+        <w:pStyle w:val="Compact"/>
+        <w:numPr>
+          <w:ilvl w:val="0"/>
+          <w:numId w:val="1029"/>
+        </w:numPr>
+      </w:pPr>
+      <w:r>
+        <w:t xml:space="preserve">proof capture and trip closure</w:t>
+      </w:r>
+    </w:p>
+    <w:p>
+      <w:pPr>
+        <w:pStyle w:val="Compact"/>
+        <w:numPr>
+          <w:ilvl w:val="0"/>
+          <w:numId w:val="1029"/>
+        </w:numPr>
+      </w:pPr>
+      <w:r>
+        <w:t xml:space="preserve">freight settlement and transport analytics</w:t>
+      </w:r>
+    </w:p>
+    <w:p>
+      <w:pPr>
+        <w:pStyle w:val="FirstParagraph"/>
+      </w:pPr>
+      <w:r>
+        <w:rPr>
+          <w:rStyle w:val="VerbatimChar"/>
+        </w:rPr>
+        <w:t xml:space="preserve">Assets</w:t>
+      </w:r>
+      <w:r>
+        <w:t xml:space="preserve"> </w:t>
+      </w:r>
+      <w:r>
+        <w:t xml:space="preserve">remains the owner of the vehicle as a capital asset, but not of live dispatch or trip state.</w:t>
+      </w:r>
+    </w:p>
+    <w:bookmarkEnd w:id="138"/>
+    <w:bookmarkEnd w:id="139"/>
+    <w:bookmarkStart w:id="143" w:name="Xb0a89c5ebc2befa4cc209e48fd8164bd20f69f7"/>
+    <w:p>
+      <w:pPr>
+        <w:pStyle w:val="Heading2"/>
+      </w:pPr>
+      <w:r>
+        <w:t xml:space="preserve">12.3 Component Model</w:t>
+      </w:r>
+    </w:p>
+    <w:bookmarkStart w:id="140" w:name="plm-components"/>
+    <w:p>
+      <w:pPr>
+        <w:pStyle w:val="Heading3"/>
+      </w:pPr>
+      <w:r>
+        <w:t xml:space="preserve">PLM Components</w:t>
+      </w:r>
+    </w:p>
+    <w:p>
+      <w:pPr>
+        <w:pStyle w:val="Compact"/>
+        <w:numPr>
+          <w:ilvl w:val="0"/>
+          <w:numId w:val="1030"/>
+        </w:numPr>
+      </w:pPr>
+      <w:r>
+        <w:rPr>
+          <w:rStyle w:val="VerbatimChar"/>
+        </w:rPr>
+        <w:t xml:space="preserve">ProductDefinition Service</w:t>
+      </w:r>
+      <w:r>
+        <w:t xml:space="preserve"> </w:t>
+      </w:r>
+      <w:r>
+        <w:t xml:space="preserve">- engineering items, revisions, and BOM structures</w:t>
+      </w:r>
+    </w:p>
+    <w:p>
+      <w:pPr>
+        <w:pStyle w:val="Compact"/>
+        <w:numPr>
+          <w:ilvl w:val="0"/>
+          <w:numId w:val="1030"/>
+        </w:numPr>
+      </w:pPr>
+      <w:r>
+        <w:rPr>
+          <w:rStyle w:val="VerbatimChar"/>
+        </w:rPr>
+        <w:t xml:space="preserve">EngineeringChange Service</w:t>
+      </w:r>
+      <w:r>
+        <w:t xml:space="preserve"> </w:t>
+      </w:r>
+      <w:r>
+        <w:t xml:space="preserve">- ECR/ECO workflow and approvals</w:t>
+      </w:r>
+    </w:p>
+    <w:p>
+      <w:pPr>
+        <w:pStyle w:val="Compact"/>
+        <w:numPr>
+          <w:ilvl w:val="0"/>
+          <w:numId w:val="1030"/>
+        </w:numPr>
+      </w:pPr>
+      <w:r>
+        <w:rPr>
+          <w:rStyle w:val="VerbatimChar"/>
+        </w:rPr>
+        <w:t xml:space="preserve">DocumentControl Service</w:t>
+      </w:r>
+      <w:r>
+        <w:t xml:space="preserve"> </w:t>
+      </w:r>
+      <w:r>
+        <w:t xml:space="preserve">- controlled files, certificates, and release blockers</w:t>
+      </w:r>
+    </w:p>
+    <w:p>
+      <w:pPr>
+        <w:pStyle w:val="Compact"/>
+        <w:numPr>
+          <w:ilvl w:val="0"/>
+          <w:numId w:val="1030"/>
+        </w:numPr>
+      </w:pPr>
+      <w:r>
+        <w:rPr>
+          <w:rStyle w:val="VerbatimChar"/>
+        </w:rPr>
+        <w:t xml:space="preserve">ReleasePublisher Service</w:t>
+      </w:r>
+      <w:r>
+        <w:t xml:space="preserve"> </w:t>
+      </w:r>
+      <w:r>
+        <w:t xml:space="preserve">- downstream publication to Inventory, Procurement, and Manufacturing</w:t>
+      </w:r>
+    </w:p>
+    <w:p>
+      <w:pPr>
+        <w:pStyle w:val="Compact"/>
+        <w:numPr>
+          <w:ilvl w:val="0"/>
+          <w:numId w:val="1030"/>
+        </w:numPr>
+      </w:pPr>
+      <w:r>
+        <w:rPr>
+          <w:rStyle w:val="VerbatimChar"/>
+        </w:rPr>
+        <w:t xml:space="preserve">NPI Service</w:t>
+      </w:r>
+      <w:r>
+        <w:t xml:space="preserve"> </w:t>
+      </w:r>
+      <w:r>
+        <w:t xml:space="preserve">- stage-gate governance and readiness tracking</w:t>
+      </w:r>
+    </w:p>
+    <w:bookmarkEnd w:id="140"/>
+    <w:bookmarkStart w:id="141" w:name="manufacturing-components"/>
+    <w:p>
+      <w:pPr>
+        <w:pStyle w:val="Heading3"/>
+      </w:pPr>
+      <w:r>
+        <w:t xml:space="preserve">Manufacturing Components</w:t>
+      </w:r>
+    </w:p>
+    <w:p>
+      <w:pPr>
+        <w:pStyle w:val="Compact"/>
+        <w:numPr>
+          <w:ilvl w:val="0"/>
+          <w:numId w:val="1031"/>
+        </w:numPr>
+      </w:pPr>
+      <w:r>
+        <w:rPr>
+          <w:rStyle w:val="VerbatimChar"/>
+        </w:rPr>
+        <w:t xml:space="preserve">Routing Service</w:t>
+      </w:r>
+      <w:r>
+        <w:t xml:space="preserve"> </w:t>
+      </w:r>
+      <w:r>
+        <w:t xml:space="preserve">- operation definitions, work-centre sequencing, and standards</w:t>
+      </w:r>
+    </w:p>
+    <w:p>
+      <w:pPr>
+        <w:pStyle w:val="Compact"/>
+        <w:numPr>
+          <w:ilvl w:val="0"/>
+          <w:numId w:val="1031"/>
+        </w:numPr>
+      </w:pPr>
+      <w:r>
+        <w:rPr>
+          <w:rStyle w:val="VerbatimChar"/>
+        </w:rPr>
+        <w:t xml:space="preserve">ProductionExecution Service</w:t>
+      </w:r>
+      <w:r>
+        <w:t xml:space="preserve"> </w:t>
+      </w:r>
+      <w:r>
+        <w:t xml:space="preserve">- order release, operation progression, and shift control</w:t>
+      </w:r>
+    </w:p>
+    <w:p>
+      <w:pPr>
+        <w:pStyle w:val="Compact"/>
+        <w:numPr>
+          <w:ilvl w:val="0"/>
+          <w:numId w:val="1031"/>
+        </w:numPr>
+      </w:pPr>
+      <w:r>
+        <w:rPr>
+          <w:rStyle w:val="VerbatimChar"/>
+        </w:rPr>
+        <w:t xml:space="preserve">Genealogy Service</w:t>
+      </w:r>
+      <w:r>
+        <w:t xml:space="preserve"> </w:t>
+      </w:r>
+      <w:r>
+        <w:t xml:space="preserve">- lot/serial trace links from input to output</w:t>
+      </w:r>
+    </w:p>
+    <w:p>
+      <w:pPr>
+        <w:pStyle w:val="Compact"/>
+        <w:numPr>
+          <w:ilvl w:val="0"/>
+          <w:numId w:val="1031"/>
+        </w:numPr>
+      </w:pPr>
+      <w:r>
+        <w:rPr>
+          <w:rStyle w:val="VerbatimChar"/>
+        </w:rPr>
+        <w:t xml:space="preserve">QualityExecution Service</w:t>
+      </w:r>
+      <w:r>
+        <w:t xml:space="preserve"> </w:t>
+      </w:r>
+      <w:r>
+        <w:t xml:space="preserve">- in-process checks, holds, and rework paths</w:t>
+      </w:r>
+    </w:p>
+    <w:p>
+      <w:pPr>
+        <w:pStyle w:val="Compact"/>
+        <w:numPr>
+          <w:ilvl w:val="0"/>
+          <w:numId w:val="1031"/>
+        </w:numPr>
+      </w:pPr>
+      <w:r>
+        <w:rPr>
+          <w:rStyle w:val="VerbatimChar"/>
+        </w:rPr>
+        <w:t xml:space="preserve">Costing Service</w:t>
+      </w:r>
+      <w:r>
+        <w:t xml:space="preserve"> </w:t>
+      </w:r>
+      <w:r>
+        <w:t xml:space="preserve">- WIP, labour, overhead, and variance control</w:t>
+      </w:r>
+    </w:p>
+    <w:bookmarkEnd w:id="141"/>
+    <w:bookmarkStart w:id="142" w:name="transportation-components"/>
+    <w:p>
+      <w:pPr>
+        <w:pStyle w:val="Heading3"/>
+      </w:pPr>
+      <w:r>
+        <w:t xml:space="preserve">Transportation Components</w:t>
+      </w:r>
+    </w:p>
+    <w:p>
+      <w:pPr>
+        <w:pStyle w:val="Compact"/>
+        <w:numPr>
+          <w:ilvl w:val="0"/>
+          <w:numId w:val="1032"/>
+        </w:numPr>
+      </w:pPr>
+      <w:r>
+        <w:rPr>
+          <w:rStyle w:val="VerbatimChar"/>
+        </w:rPr>
+        <w:t xml:space="preserve">ShipmentPlanning Service</w:t>
+      </w:r>
+      <w:r>
+        <w:t xml:space="preserve"> </w:t>
+      </w:r>
+      <w:r>
+        <w:t xml:space="preserve">- shipment-order intake, grouping, and prioritisation</w:t>
+      </w:r>
+    </w:p>
+    <w:p>
+      <w:pPr>
+        <w:pStyle w:val="Compact"/>
+        <w:numPr>
+          <w:ilvl w:val="0"/>
+          <w:numId w:val="1032"/>
+        </w:numPr>
+      </w:pPr>
+      <w:r>
+        <w:rPr>
+          <w:rStyle w:val="VerbatimChar"/>
+        </w:rPr>
+        <w:t xml:space="preserve">RoutePlanning Service</w:t>
+      </w:r>
+      <w:r>
+        <w:t xml:space="preserve"> </w:t>
+      </w:r>
+      <w:r>
+        <w:t xml:space="preserve">- route, stop, load, and capacity planning</w:t>
+      </w:r>
+    </w:p>
+    <w:p>
+      <w:pPr>
+        <w:pStyle w:val="Compact"/>
+        <w:numPr>
+          <w:ilvl w:val="0"/>
+          <w:numId w:val="1032"/>
+        </w:numPr>
+      </w:pPr>
+      <w:r>
+        <w:rPr>
+          <w:rStyle w:val="VerbatimChar"/>
+        </w:rPr>
+        <w:t xml:space="preserve">Dispatch Service</w:t>
+      </w:r>
+      <w:r>
+        <w:t xml:space="preserve"> </w:t>
+      </w:r>
+      <w:r>
+        <w:t xml:space="preserve">- internal-fleet or carrier assignment and trip release</w:t>
+      </w:r>
+    </w:p>
+    <w:p>
+      <w:pPr>
+        <w:pStyle w:val="Compact"/>
+        <w:numPr>
+          <w:ilvl w:val="0"/>
+          <w:numId w:val="1032"/>
+        </w:numPr>
+      </w:pPr>
+      <w:r>
+        <w:rPr>
+          <w:rStyle w:val="VerbatimChar"/>
+        </w:rPr>
+        <w:t xml:space="preserve">TripExecution Service</w:t>
+      </w:r>
+      <w:r>
+        <w:t xml:space="preserve"> </w:t>
+      </w:r>
+      <w:r>
+        <w:t xml:space="preserve">- milestones, ETA refresh, proof capture, and close-out</w:t>
+      </w:r>
+    </w:p>
+    <w:p>
+      <w:pPr>
+        <w:pStyle w:val="Compact"/>
+        <w:numPr>
+          <w:ilvl w:val="0"/>
+          <w:numId w:val="1032"/>
+        </w:numPr>
+      </w:pPr>
+      <w:r>
+        <w:rPr>
+          <w:rStyle w:val="VerbatimChar"/>
+        </w:rPr>
+        <w:t xml:space="preserve">TransportControlTower Service</w:t>
+      </w:r>
+      <w:r>
+        <w:t xml:space="preserve"> </w:t>
+      </w:r>
+      <w:r>
+        <w:t xml:space="preserve">- exception queue and service recovery actions</w:t>
+      </w:r>
+    </w:p>
+    <w:p>
+      <w:pPr>
+        <w:pStyle w:val="Compact"/>
+        <w:numPr>
+          <w:ilvl w:val="0"/>
+          <w:numId w:val="1032"/>
+        </w:numPr>
+      </w:pPr>
+      <w:r>
+        <w:rPr>
+          <w:rStyle w:val="VerbatimChar"/>
+        </w:rPr>
+        <w:t xml:space="preserve">FreightSettlement Service</w:t>
+      </w:r>
+      <w:r>
+        <w:t xml:space="preserve"> </w:t>
+      </w:r>
+      <w:r>
+        <w:t xml:space="preserve">- audit hold, approval, and cost posting</w:t>
+      </w:r>
+    </w:p>
+    <w:bookmarkEnd w:id="142"/>
+    <w:bookmarkEnd w:id="143"/>
+    <w:bookmarkStart w:id="147" w:name="X1d48cff3e0b259b3ab8916f81b979d94ac737a6"/>
+    <w:p>
+      <w:pPr>
+        <w:pStyle w:val="Heading2"/>
+      </w:pPr>
+      <w:r>
+        <w:t xml:space="preserve">12.4 Cross-Module Integration Flows</w:t>
+      </w:r>
+    </w:p>
+    <w:bookmarkStart w:id="144" w:name="X9f538046d7676674267ae8cb4f0d4686fdd3408"/>
+    <w:p>
+      <w:pPr>
+        <w:pStyle w:val="Heading3"/>
+      </w:pPr>
+      <w:r>
+        <w:t xml:space="preserve">12.4.1 PLM to Operations</w:t>
+      </w:r>
+    </w:p>
+    <w:p>
+      <w:pPr>
+        <w:pStyle w:val="Compact"/>
+        <w:numPr>
+          <w:ilvl w:val="0"/>
+          <w:numId w:val="1033"/>
+        </w:numPr>
+      </w:pPr>
+      <w:r>
+        <w:t xml:space="preserve">Engineering releases a revision in</w:t>
+      </w:r>
+      <w:r>
+        <w:t xml:space="preserve"> </w:t>
+      </w:r>
+      <w:r>
+        <w:rPr>
+          <w:rStyle w:val="VerbatimChar"/>
+        </w:rPr>
+        <w:t xml:space="preserve">PLM</w:t>
+      </w:r>
+      <w:r>
+        <w:t xml:space="preserve">.</w:t>
+      </w:r>
+    </w:p>
+    <w:p>
+      <w:pPr>
+        <w:pStyle w:val="Compact"/>
+        <w:numPr>
+          <w:ilvl w:val="0"/>
+          <w:numId w:val="1033"/>
+        </w:numPr>
+      </w:pPr>
+      <w:r>
+        <w:rPr>
+          <w:rStyle w:val="VerbatimChar"/>
+        </w:rPr>
+        <w:t xml:space="preserve">ReleasePublisher Service</w:t>
+      </w:r>
+      <w:r>
+        <w:t xml:space="preserve"> </w:t>
+      </w:r>
+      <w:r>
+        <w:t xml:space="preserve">creates a controlled publication event.</w:t>
+      </w:r>
+    </w:p>
+    <w:p>
+      <w:pPr>
+        <w:pStyle w:val="Compact"/>
+        <w:numPr>
+          <w:ilvl w:val="0"/>
+          <w:numId w:val="1033"/>
+        </w:numPr>
+      </w:pPr>
+      <w:r>
+        <w:rPr>
+          <w:rStyle w:val="VerbatimChar"/>
+        </w:rPr>
+        <w:t xml:space="preserve">Inventory</w:t>
+      </w:r>
+      <w:r>
+        <w:t xml:space="preserve"> </w:t>
+      </w:r>
+      <w:r>
+        <w:t xml:space="preserve">receives stocking and identification metadata.</w:t>
+      </w:r>
+    </w:p>
+    <w:p>
+      <w:pPr>
+        <w:pStyle w:val="Compact"/>
+        <w:numPr>
+          <w:ilvl w:val="0"/>
+          <w:numId w:val="1033"/>
+        </w:numPr>
+      </w:pPr>
+      <w:r>
+        <w:rPr>
+          <w:rStyle w:val="VerbatimChar"/>
+        </w:rPr>
+        <w:t xml:space="preserve">Procurement</w:t>
+      </w:r>
+      <w:r>
+        <w:t xml:space="preserve"> </w:t>
+      </w:r>
+      <w:r>
+        <w:t xml:space="preserve">receives approved component and substitute context.</w:t>
+      </w:r>
+    </w:p>
+    <w:p>
+      <w:pPr>
+        <w:pStyle w:val="Compact"/>
+        <w:numPr>
+          <w:ilvl w:val="0"/>
+          <w:numId w:val="1033"/>
+        </w:numPr>
+      </w:pPr>
+      <w:r>
+        <w:rPr>
+          <w:rStyle w:val="VerbatimChar"/>
+        </w:rPr>
+        <w:t xml:space="preserve">Manufacturing</w:t>
+      </w:r>
+      <w:r>
+        <w:t xml:space="preserve"> </w:t>
+      </w:r>
+      <w:r>
+        <w:t xml:space="preserve">receives effective BOM and routing baseline.</w:t>
+      </w:r>
+    </w:p>
+    <w:p>
+      <w:pPr>
+        <w:pStyle w:val="FirstParagraph"/>
+      </w:pPr>
+      <w:r>
+        <w:t xml:space="preserve">No downstream module may silently mutate the released engineering baseline.</w:t>
+      </w:r>
+    </w:p>
+    <w:bookmarkEnd w:id="144"/>
+    <w:bookmarkStart w:id="145" w:name="X6f45dc759ab7a69b25770edce2e018e09f6ae51"/>
+    <w:p>
+      <w:pPr>
+        <w:pStyle w:val="Heading3"/>
+      </w:pPr>
+      <w:r>
+        <w:t xml:space="preserve">12.4.2 Operations to Transportation</w:t>
+      </w:r>
+    </w:p>
+    <w:p>
+      <w:pPr>
+        <w:pStyle w:val="Compact"/>
+        <w:numPr>
+          <w:ilvl w:val="0"/>
+          <w:numId w:val="1034"/>
+        </w:numPr>
+      </w:pPr>
+      <w:r>
+        <w:rPr>
+          <w:rStyle w:val="VerbatimChar"/>
+        </w:rPr>
+        <w:t xml:space="preserve">Sales</w:t>
+      </w:r>
+      <w:r>
+        <w:t xml:space="preserve">,</w:t>
+      </w:r>
+      <w:r>
+        <w:t xml:space="preserve"> </w:t>
+      </w:r>
+      <w:r>
+        <w:rPr>
+          <w:rStyle w:val="VerbatimChar"/>
+        </w:rPr>
+        <w:t xml:space="preserve">Procurement</w:t>
+      </w:r>
+      <w:r>
+        <w:t xml:space="preserve">, or</w:t>
+      </w:r>
+      <w:r>
+        <w:t xml:space="preserve"> </w:t>
+      </w:r>
+      <w:r>
+        <w:rPr>
+          <w:rStyle w:val="VerbatimChar"/>
+        </w:rPr>
+        <w:t xml:space="preserve">Inventory</w:t>
+      </w:r>
+      <w:r>
+        <w:t xml:space="preserve"> </w:t>
+      </w:r>
+      <w:r>
+        <w:t xml:space="preserve">creates physical-movement demand.</w:t>
+      </w:r>
+    </w:p>
+    <w:p>
+      <w:pPr>
+        <w:pStyle w:val="Compact"/>
+        <w:numPr>
+          <w:ilvl w:val="0"/>
+          <w:numId w:val="1034"/>
+        </w:numPr>
+      </w:pPr>
+      <w:r>
+        <w:rPr>
+          <w:rStyle w:val="VerbatimChar"/>
+        </w:rPr>
+        <w:t xml:space="preserve">Transportation</w:t>
+      </w:r>
+      <w:r>
+        <w:t xml:space="preserve"> </w:t>
+      </w:r>
+      <w:r>
+        <w:t xml:space="preserve">converts demand into shipment orders.</w:t>
+      </w:r>
+    </w:p>
+    <w:p>
+      <w:pPr>
+        <w:pStyle w:val="Compact"/>
+        <w:numPr>
+          <w:ilvl w:val="0"/>
+          <w:numId w:val="1034"/>
+        </w:numPr>
+      </w:pPr>
+      <w:r>
+        <w:t xml:space="preserve">Loads and routes are planned.</w:t>
+      </w:r>
+    </w:p>
+    <w:p>
+      <w:pPr>
+        <w:pStyle w:val="Compact"/>
+        <w:numPr>
+          <w:ilvl w:val="0"/>
+          <w:numId w:val="1034"/>
+        </w:numPr>
+      </w:pPr>
+      <w:r>
+        <w:t xml:space="preserve">Internal fleet or carrier resources are assigned.</w:t>
+      </w:r>
+    </w:p>
+    <w:p>
+      <w:pPr>
+        <w:pStyle w:val="Compact"/>
+        <w:numPr>
+          <w:ilvl w:val="0"/>
+          <w:numId w:val="1034"/>
+        </w:numPr>
+      </w:pPr>
+      <w:r>
+        <w:t xml:space="preserve">Trip events and proofs are captured.</w:t>
+      </w:r>
+    </w:p>
+    <w:p>
+      <w:pPr>
+        <w:pStyle w:val="Compact"/>
+        <w:numPr>
+          <w:ilvl w:val="0"/>
+          <w:numId w:val="1034"/>
+        </w:numPr>
+      </w:pPr>
+      <w:r>
+        <w:t xml:space="preserve">Settlement is posted to</w:t>
+      </w:r>
+      <w:r>
+        <w:t xml:space="preserve"> </w:t>
+      </w:r>
+      <w:r>
+        <w:rPr>
+          <w:rStyle w:val="VerbatimChar"/>
+        </w:rPr>
+        <w:t xml:space="preserve">Accounting</w:t>
+      </w:r>
+      <w:r>
+        <w:t xml:space="preserve">.</w:t>
+      </w:r>
+    </w:p>
+    <w:bookmarkEnd w:id="145"/>
+    <w:bookmarkStart w:id="146" w:name="Xdbc1e58726775ae353dffe29a9457b7901d86b0"/>
+    <w:p>
+      <w:pPr>
+        <w:pStyle w:val="Heading3"/>
+      </w:pPr>
+      <w:r>
+        <w:t xml:space="preserve">12.4.3 Transportation to Assets</w:t>
+      </w:r>
+    </w:p>
+    <w:p>
+      <w:pPr>
+        <w:pStyle w:val="FirstParagraph"/>
+      </w:pPr>
+      <w:r>
+        <w:rPr>
+          <w:rStyle w:val="VerbatimChar"/>
+        </w:rPr>
+        <w:t xml:space="preserve">Transportation</w:t>
+      </w:r>
+      <w:r>
+        <w:t xml:space="preserve"> </w:t>
+      </w:r>
+      <w:r>
+        <w:t xml:space="preserve">may reference</w:t>
+      </w:r>
+      <w:r>
+        <w:t xml:space="preserve"> </w:t>
+      </w:r>
+      <w:r>
+        <w:rPr>
+          <w:rStyle w:val="VerbatimChar"/>
+        </w:rPr>
+        <w:t xml:space="preserve">Assets</w:t>
+      </w:r>
+      <w:r>
+        <w:t xml:space="preserve"> </w:t>
+      </w:r>
+      <w:r>
+        <w:t xml:space="preserve">for vehicle identity, maintenance hold state, insurance status, and odometer context.</w:t>
+      </w:r>
+      <w:r>
+        <w:t xml:space="preserve"> </w:t>
+      </w:r>
+      <w:r>
+        <w:rPr>
+          <w:rStyle w:val="VerbatimChar"/>
+        </w:rPr>
+        <w:t xml:space="preserve">Assets</w:t>
+      </w:r>
+      <w:r>
+        <w:t xml:space="preserve"> </w:t>
+      </w:r>
+      <w:r>
+        <w:t xml:space="preserve">does not own trip records, route stops, or dispatch queues.</w:t>
+      </w:r>
+    </w:p>
+    <w:bookmarkEnd w:id="146"/>
+    <w:bookmarkEnd w:id="147"/>
+    <w:bookmarkStart w:id="148" w:name="X20e6125eb46ef43c13f682abb298a31823c0104"/>
+    <w:p>
+      <w:pPr>
+        <w:pStyle w:val="Heading2"/>
+      </w:pPr>
+      <w:r>
+        <w:t xml:space="preserve">12.5 High-Level Data Ownership Rules</w:t>
+      </w:r>
+    </w:p>
+    <w:tbl>
+      <w:tblPr>
+        <w:tblStyle w:val="Table"/>
+        <w:tblW w:type="auto" w:w="0"/>
+        <w:tblLook w:firstRow="1" w:lastRow="0" w:firstColumn="0" w:lastColumn="0" w:noHBand="0" w:noVBand="0" w:val="0020"/>
+      </w:tblPr>
+      <w:tblGrid>
+        <w:gridCol w:w="3960"/>
+        <w:gridCol w:w="3960"/>
+      </w:tblGrid>
+      <w:tr>
+        <w:trPr>
+          <w:tblHeader w:val="on"/>
+        </w:trPr>
+        <w:tc>
+          <w:tcPr/>
+          <w:p>
+            <w:pPr>
+              <w:pStyle w:val="Compact"/>
+            </w:pPr>
+            <w:r>
+              <w:t xml:space="preserve">Concern</w:t>
+            </w:r>
+          </w:p>
+        </w:tc>
+        <w:tc>
+          <w:tcPr/>
+          <w:p>
+            <w:pPr>
+              <w:pStyle w:val="Compact"/>
+            </w:pPr>
+            <w:r>
+              <w:t xml:space="preserve">Owning Module</w:t>
+            </w:r>
+          </w:p>
+        </w:tc>
+      </w:tr>
+      <w:tr>
+        <w:tc>
+          <w:tcPr/>
+          <w:p>
+            <w:pPr>
+              <w:pStyle w:val="Compact"/>
+            </w:pPr>
+            <w:r>
+              <w:t xml:space="preserve">Engineering revision</w:t>
+            </w:r>
+          </w:p>
+        </w:tc>
+        <w:tc>
+          <w:tcPr/>
+          <w:p>
+            <w:pPr>
+              <w:pStyle w:val="Compact"/>
+            </w:pPr>
+            <w:r>
+              <w:rPr>
+                <w:rStyle w:val="VerbatimChar"/>
+              </w:rPr>
+              <w:t xml:space="preserve">PLM</w:t>
+            </w:r>
+          </w:p>
+        </w:tc>
+      </w:tr>
+      <w:tr>
+        <w:tc>
+          <w:tcPr/>
+          <w:p>
+            <w:pPr>
+              <w:pStyle w:val="Compact"/>
+            </w:pPr>
+            <w:r>
+              <w:t xml:space="preserve">Effective BOM and release baseline</w:t>
+            </w:r>
+          </w:p>
+        </w:tc>
+        <w:tc>
+          <w:tcPr/>
+          <w:p>
+            <w:pPr>
+              <w:pStyle w:val="Compact"/>
+            </w:pPr>
+            <w:r>
+              <w:rPr>
+                <w:rStyle w:val="VerbatimChar"/>
+              </w:rPr>
+              <w:t xml:space="preserve">PLM</w:t>
+            </w:r>
+          </w:p>
+        </w:tc>
+      </w:tr>
+      <w:tr>
+        <w:tc>
+          <w:tcPr/>
+          <w:p>
+            <w:pPr>
+              <w:pStyle w:val="Compact"/>
+            </w:pPr>
+            <w:r>
+              <w:t xml:space="preserve">Production operation status</w:t>
+            </w:r>
+          </w:p>
+        </w:tc>
+        <w:tc>
+          <w:tcPr/>
+          <w:p>
+            <w:pPr>
+              <w:pStyle w:val="Compact"/>
+            </w:pPr>
+            <w:r>
+              <w:rPr>
+                <w:rStyle w:val="VerbatimChar"/>
+              </w:rPr>
+              <w:t xml:space="preserve">Manufacturing</w:t>
+            </w:r>
+          </w:p>
+        </w:tc>
+      </w:tr>
+      <w:tr>
+        <w:tc>
+          <w:tcPr/>
+          <w:p>
+            <w:pPr>
+              <w:pStyle w:val="Compact"/>
+            </w:pPr>
+            <w:r>
+              <w:t xml:space="preserve">Production genealogy</w:t>
+            </w:r>
+          </w:p>
+        </w:tc>
+        <w:tc>
+          <w:tcPr/>
+          <w:p>
+            <w:pPr>
+              <w:pStyle w:val="Compact"/>
+            </w:pPr>
+            <w:r>
+              <w:rPr>
+                <w:rStyle w:val="VerbatimChar"/>
+              </w:rPr>
+              <w:t xml:space="preserve">Manufacturing</w:t>
+            </w:r>
+          </w:p>
+        </w:tc>
+      </w:tr>
+      <w:tr>
+        <w:tc>
+          <w:tcPr/>
+          <w:p>
+            <w:pPr>
+              <w:pStyle w:val="Compact"/>
+            </w:pPr>
+            <w:r>
+              <w:t xml:space="preserve">Vehicle asset book value and depreciation</w:t>
+            </w:r>
+          </w:p>
+        </w:tc>
+        <w:tc>
+          <w:tcPr/>
+          <w:p>
+            <w:pPr>
+              <w:pStyle w:val="Compact"/>
+            </w:pPr>
+            <w:r>
+              <w:rPr>
+                <w:rStyle w:val="VerbatimChar"/>
+              </w:rPr>
+              <w:t xml:space="preserve">ASSETS</w:t>
+            </w:r>
+          </w:p>
+        </w:tc>
+      </w:tr>
+      <w:tr>
+        <w:tc>
+          <w:tcPr/>
+          <w:p>
+            <w:pPr>
+              <w:pStyle w:val="Compact"/>
+            </w:pPr>
+            <w:r>
+              <w:t xml:space="preserve">Shipment route and dispatch state</w:t>
+            </w:r>
+          </w:p>
+        </w:tc>
+        <w:tc>
+          <w:tcPr/>
+          <w:p>
+            <w:pPr>
+              <w:pStyle w:val="Compact"/>
+            </w:pPr>
+            <w:r>
+              <w:rPr>
+                <w:rStyle w:val="VerbatimChar"/>
+              </w:rPr>
+              <w:t xml:space="preserve">TRANSPORTATION</w:t>
+            </w:r>
+          </w:p>
+        </w:tc>
+      </w:tr>
+      <w:tr>
+        <w:tc>
+          <w:tcPr/>
+          <w:p>
+            <w:pPr>
+              <w:pStyle w:val="Compact"/>
+            </w:pPr>
+            <w:r>
+              <w:t xml:space="preserve">Proof of delivery and freight settlement</w:t>
+            </w:r>
+          </w:p>
+        </w:tc>
+        <w:tc>
+          <w:tcPr/>
+          <w:p>
+            <w:pPr>
+              <w:pStyle w:val="Compact"/>
+            </w:pPr>
+            <w:r>
+              <w:rPr>
+                <w:rStyle w:val="VerbatimChar"/>
+              </w:rPr>
+              <w:t xml:space="preserve">TRANSPORTATION</w:t>
+            </w:r>
+          </w:p>
+        </w:tc>
+      </w:tr>
+    </w:tbl>
+    <w:bookmarkEnd w:id="148"/>
+    <w:bookmarkStart w:id="149" w:name="Xbbc2a3f8d3fb28ea14f0aa0a91375e1e78999ae"/>
+    <w:p>
+      <w:pPr>
+        <w:pStyle w:val="Heading2"/>
+      </w:pPr>
+      <w:r>
+        <w:t xml:space="preserve">12.6 Failure and Recovery Boundaries</w:t>
+      </w:r>
+    </w:p>
+    <w:p>
+      <w:pPr>
+        <w:pStyle w:val="Compact"/>
+        <w:numPr>
+          <w:ilvl w:val="0"/>
+          <w:numId w:val="1035"/>
+        </w:numPr>
+      </w:pPr>
+      <w:r>
+        <w:t xml:space="preserve">Failure of PLM downstream publication shall not corrupt the released engineering revision; publication retries occur asynchronously with visible failure state.</w:t>
+      </w:r>
+    </w:p>
+    <w:p>
+      <w:pPr>
+        <w:pStyle w:val="Compact"/>
+        <w:numPr>
+          <w:ilvl w:val="0"/>
+          <w:numId w:val="1035"/>
+        </w:numPr>
+      </w:pPr>
+      <w:r>
+        <w:t xml:space="preserve">Failure of telematics or ETA refresh shall not block manual transportation execution, proof capture, or settlement.</w:t>
+      </w:r>
+    </w:p>
+    <w:p>
+      <w:pPr>
+        <w:pStyle w:val="Compact"/>
+        <w:numPr>
+          <w:ilvl w:val="0"/>
+          <w:numId w:val="1035"/>
+        </w:numPr>
+      </w:pPr>
+      <w:r>
+        <w:t xml:space="preserve">Failure of manufacturing machine-event ingestion shall not block manual operation progression.</w:t>
+      </w:r>
+    </w:p>
+    <w:p>
+      <w:pPr>
+        <w:pStyle w:val="Compact"/>
+        <w:numPr>
+          <w:ilvl w:val="0"/>
+          <w:numId w:val="1035"/>
+        </w:numPr>
+      </w:pPr>
+      <w:r>
+        <w:t xml:space="preserve">Cross-module financial postings shall remain transactionally consistent inside the owning module's posting boundary.</w:t>
+      </w:r>
+    </w:p>
+    <w:bookmarkEnd w:id="149"/>
+    <w:bookmarkEnd w:id="150"/>
     <w:sectPr>
       <w:footerReference r:id="rId9" w:type="default"/>
       <w:headerReference r:id="rId10" w:type="default"/>
@@ -15244,6 +17076,9 @@
     <w:abstractNumId w:val="991"/>
   </w:num>
   <w:num w:numId="1004">
+    <w:abstractNumId w:val="991"/>
+  </w:num>
+  <w:num w:numId="1005">
     <w:abstractNumId w:val="99411"/>
     <w:lvlOverride w:ilvl="0">
       <w:startOverride w:val="1"/>
@@ -15273,41 +17108,11 @@
       <w:startOverride w:val="1"/>
     </w:lvlOverride>
   </w:num>
-  <w:num w:numId="1005">
-    <w:abstractNumId w:val="991"/>
-  </w:num>
   <w:num w:numId="1006">
     <w:abstractNumId w:val="991"/>
   </w:num>
   <w:num w:numId="1007">
-    <w:abstractNumId w:val="99411"/>
-    <w:lvlOverride w:ilvl="0">
-      <w:startOverride w:val="1"/>
-    </w:lvlOverride>
-    <w:lvlOverride w:ilvl="1">
-      <w:startOverride w:val="1"/>
-    </w:lvlOverride>
-    <w:lvlOverride w:ilvl="2">
-      <w:startOverride w:val="1"/>
-    </w:lvlOverride>
-    <w:lvlOverride w:ilvl="3">
-      <w:startOverride w:val="1"/>
-    </w:lvlOverride>
-    <w:lvlOverride w:ilvl="4">
-      <w:startOverride w:val="1"/>
-    </w:lvlOverride>
-    <w:lvlOverride w:ilvl="5">
-      <w:startOverride w:val="1"/>
-    </w:lvlOverride>
-    <w:lvlOverride w:ilvl="6">
-      <w:startOverride w:val="1"/>
-    </w:lvlOverride>
-    <w:lvlOverride w:ilvl="7">
-      <w:startOverride w:val="1"/>
-    </w:lvlOverride>
-    <w:lvlOverride w:ilvl="8">
-      <w:startOverride w:val="1"/>
-    </w:lvlOverride>
+    <w:abstractNumId w:val="991"/>
   </w:num>
   <w:num w:numId="1008">
     <w:abstractNumId w:val="991"/>
@@ -15346,12 +17151,6 @@
     <w:abstractNumId w:val="991"/>
   </w:num>
   <w:num w:numId="1011">
-    <w:abstractNumId w:val="991"/>
-  </w:num>
-  <w:num w:numId="1012">
-    <w:abstractNumId w:val="991"/>
-  </w:num>
-  <w:num w:numId="1013">
     <w:abstractNumId w:val="99411"/>
     <w:lvlOverride w:ilvl="0">
       <w:startOverride w:val="1"/>
@@ -15381,35 +17180,14 @@
       <w:startOverride w:val="1"/>
     </w:lvlOverride>
   </w:num>
+  <w:num w:numId="1012">
+    <w:abstractNumId w:val="991"/>
+  </w:num>
+  <w:num w:numId="1013">
+    <w:abstractNumId w:val="991"/>
+  </w:num>
   <w:num w:numId="1014">
-    <w:abstractNumId w:val="99411"/>
-    <w:lvlOverride w:ilvl="0">
-      <w:startOverride w:val="1"/>
-    </w:lvlOverride>
-    <w:lvlOverride w:ilvl="1">
-      <w:startOverride w:val="1"/>
-    </w:lvlOverride>
-    <w:lvlOverride w:ilvl="2">
-      <w:startOverride w:val="1"/>
-    </w:lvlOverride>
-    <w:lvlOverride w:ilvl="3">
-      <w:startOverride w:val="1"/>
-    </w:lvlOverride>
-    <w:lvlOverride w:ilvl="4">
-      <w:startOverride w:val="1"/>
-    </w:lvlOverride>
-    <w:lvlOverride w:ilvl="5">
-      <w:startOverride w:val="1"/>
-    </w:lvlOverride>
-    <w:lvlOverride w:ilvl="6">
-      <w:startOverride w:val="1"/>
-    </w:lvlOverride>
-    <w:lvlOverride w:ilvl="7">
-      <w:startOverride w:val="1"/>
-    </w:lvlOverride>
-    <w:lvlOverride w:ilvl="8">
-      <w:startOverride w:val="1"/>
-    </w:lvlOverride>
+    <w:abstractNumId w:val="991"/>
   </w:num>
   <w:num w:numId="1015">
     <w:abstractNumId w:val="99411"/>
@@ -15442,7 +17220,34 @@
     </w:lvlOverride>
   </w:num>
   <w:num w:numId="1016">
-    <w:abstractNumId w:val="991"/>
+    <w:abstractNumId w:val="99411"/>
+    <w:lvlOverride w:ilvl="0">
+      <w:startOverride w:val="1"/>
+    </w:lvlOverride>
+    <w:lvlOverride w:ilvl="1">
+      <w:startOverride w:val="1"/>
+    </w:lvlOverride>
+    <w:lvlOverride w:ilvl="2">
+      <w:startOverride w:val="1"/>
+    </w:lvlOverride>
+    <w:lvlOverride w:ilvl="3">
+      <w:startOverride w:val="1"/>
+    </w:lvlOverride>
+    <w:lvlOverride w:ilvl="4">
+      <w:startOverride w:val="1"/>
+    </w:lvlOverride>
+    <w:lvlOverride w:ilvl="5">
+      <w:startOverride w:val="1"/>
+    </w:lvlOverride>
+    <w:lvlOverride w:ilvl="6">
+      <w:startOverride w:val="1"/>
+    </w:lvlOverride>
+    <w:lvlOverride w:ilvl="7">
+      <w:startOverride w:val="1"/>
+    </w:lvlOverride>
+    <w:lvlOverride w:ilvl="8">
+      <w:startOverride w:val="1"/>
+    </w:lvlOverride>
   </w:num>
   <w:num w:numId="1017">
     <w:abstractNumId w:val="99411"/>
@@ -15478,7 +17283,34 @@
     <w:abstractNumId w:val="991"/>
   </w:num>
   <w:num w:numId="1019">
-    <w:abstractNumId w:val="991"/>
+    <w:abstractNumId w:val="99411"/>
+    <w:lvlOverride w:ilvl="0">
+      <w:startOverride w:val="1"/>
+    </w:lvlOverride>
+    <w:lvlOverride w:ilvl="1">
+      <w:startOverride w:val="1"/>
+    </w:lvlOverride>
+    <w:lvlOverride w:ilvl="2">
+      <w:startOverride w:val="1"/>
+    </w:lvlOverride>
+    <w:lvlOverride w:ilvl="3">
+      <w:startOverride w:val="1"/>
+    </w:lvlOverride>
+    <w:lvlOverride w:ilvl="4">
+      <w:startOverride w:val="1"/>
+    </w:lvlOverride>
+    <w:lvlOverride w:ilvl="5">
+      <w:startOverride w:val="1"/>
+    </w:lvlOverride>
+    <w:lvlOverride w:ilvl="6">
+      <w:startOverride w:val="1"/>
+    </w:lvlOverride>
+    <w:lvlOverride w:ilvl="7">
+      <w:startOverride w:val="1"/>
+    </w:lvlOverride>
+    <w:lvlOverride w:ilvl="8">
+      <w:startOverride w:val="1"/>
+    </w:lvlOverride>
   </w:num>
   <w:num w:numId="1020">
     <w:abstractNumId w:val="991"/>
@@ -15493,6 +17325,93 @@
     <w:abstractNumId w:val="991"/>
   </w:num>
   <w:num w:numId="1024">
+    <w:abstractNumId w:val="991"/>
+  </w:num>
+  <w:num w:numId="1025">
+    <w:abstractNumId w:val="991"/>
+  </w:num>
+  <w:num w:numId="1026">
+    <w:abstractNumId w:val="991"/>
+  </w:num>
+  <w:num w:numId="1027">
+    <w:abstractNumId w:val="991"/>
+  </w:num>
+  <w:num w:numId="1028">
+    <w:abstractNumId w:val="991"/>
+  </w:num>
+  <w:num w:numId="1029">
+    <w:abstractNumId w:val="991"/>
+  </w:num>
+  <w:num w:numId="1030">
+    <w:abstractNumId w:val="991"/>
+  </w:num>
+  <w:num w:numId="1031">
+    <w:abstractNumId w:val="991"/>
+  </w:num>
+  <w:num w:numId="1032">
+    <w:abstractNumId w:val="991"/>
+  </w:num>
+  <w:num w:numId="1033">
+    <w:abstractNumId w:val="99411"/>
+    <w:lvlOverride w:ilvl="0">
+      <w:startOverride w:val="1"/>
+    </w:lvlOverride>
+    <w:lvlOverride w:ilvl="1">
+      <w:startOverride w:val="1"/>
+    </w:lvlOverride>
+    <w:lvlOverride w:ilvl="2">
+      <w:startOverride w:val="1"/>
+    </w:lvlOverride>
+    <w:lvlOverride w:ilvl="3">
+      <w:startOverride w:val="1"/>
+    </w:lvlOverride>
+    <w:lvlOverride w:ilvl="4">
+      <w:startOverride w:val="1"/>
+    </w:lvlOverride>
+    <w:lvlOverride w:ilvl="5">
+      <w:startOverride w:val="1"/>
+    </w:lvlOverride>
+    <w:lvlOverride w:ilvl="6">
+      <w:startOverride w:val="1"/>
+    </w:lvlOverride>
+    <w:lvlOverride w:ilvl="7">
+      <w:startOverride w:val="1"/>
+    </w:lvlOverride>
+    <w:lvlOverride w:ilvl="8">
+      <w:startOverride w:val="1"/>
+    </w:lvlOverride>
+  </w:num>
+  <w:num w:numId="1034">
+    <w:abstractNumId w:val="99411"/>
+    <w:lvlOverride w:ilvl="0">
+      <w:startOverride w:val="1"/>
+    </w:lvlOverride>
+    <w:lvlOverride w:ilvl="1">
+      <w:startOverride w:val="1"/>
+    </w:lvlOverride>
+    <w:lvlOverride w:ilvl="2">
+      <w:startOverride w:val="1"/>
+    </w:lvlOverride>
+    <w:lvlOverride w:ilvl="3">
+      <w:startOverride w:val="1"/>
+    </w:lvlOverride>
+    <w:lvlOverride w:ilvl="4">
+      <w:startOverride w:val="1"/>
+    </w:lvlOverride>
+    <w:lvlOverride w:ilvl="5">
+      <w:startOverride w:val="1"/>
+    </w:lvlOverride>
+    <w:lvlOverride w:ilvl="6">
+      <w:startOverride w:val="1"/>
+    </w:lvlOverride>
+    <w:lvlOverride w:ilvl="7">
+      <w:startOverride w:val="1"/>
+    </w:lvlOverride>
+    <w:lvlOverride w:ilvl="8">
+      <w:startOverride w:val="1"/>
+    </w:lvlOverride>
+  </w:num>
+  <w:num w:numId="1035">
     <w:abstractNumId w:val="991"/>
   </w:num>
 </w:numbering>

--- a/projects/LonghornERP/03-design-documentation/LonghornERP_HLD.docx
+++ b/projects/LonghornERP/03-design-documentation/LonghornERP_HLD.docx
@@ -17946,6 +17946,1547 @@
     </w:p>
     <w:bookmarkEnd w:id="172"/>
     <w:bookmarkEnd w:id="173"/>
+    <w:bookmarkStart w:id="202" w:name="X51574596d4b5b970124a39f11de6c3fa9dacc0a"/>
+    <w:p>
+      <w:pPr>
+        <w:pStyle w:val="Heading1"/>
+      </w:pPr>
+      <w:r>
+        <w:t xml:space="preserve">Customer, Revenue, and Service Architecture</w:t>
+      </w:r>
+    </w:p>
+    <w:bookmarkStart w:id="174" w:name="purpose-3"/>
+    <w:p>
+      <w:pPr>
+        <w:pStyle w:val="Heading2"/>
+      </w:pPr>
+      <w:r>
+        <w:t xml:space="preserve">Purpose</w:t>
+      </w:r>
+    </w:p>
+    <w:p>
+      <w:pPr>
+        <w:pStyle w:val="FirstParagraph"/>
+      </w:pPr>
+      <w:r>
+        <w:t xml:space="preserve">This document defines the high-level architecture for LonghornERP CRM so the platform can support both revenue CRM and service CRM without collapsing customer workflow into ERP execution logic.</w:t>
+      </w:r>
+    </w:p>
+    <w:p>
+      <w:pPr>
+        <w:pStyle w:val="BodyText"/>
+      </w:pPr>
+      <w:r>
+        <w:t xml:space="preserve">The CRM architecture follows a strict boundary:</w:t>
+      </w:r>
+    </w:p>
+    <w:p>
+      <w:pPr>
+        <w:pStyle w:val="Compact"/>
+        <w:numPr>
+          <w:ilvl w:val="0"/>
+          <w:numId w:val="1050"/>
+        </w:numPr>
+      </w:pPr>
+      <w:r>
+        <w:t xml:space="preserve">CRM owns customer intent, relationship workflow, pipeline governance, service interactions, and account intelligence.</w:t>
+      </w:r>
+    </w:p>
+    <w:p>
+      <w:pPr>
+        <w:pStyle w:val="Compact"/>
+        <w:numPr>
+          <w:ilvl w:val="0"/>
+          <w:numId w:val="1050"/>
+        </w:numPr>
+      </w:pPr>
+      <w:r>
+        <w:t xml:space="preserve">ERP owns executable transactions, inventory and fulfilment, invoicing, receivables, taxation, and financial truth.</w:t>
+      </w:r>
+    </w:p>
+    <w:p>
+      <w:pPr>
+        <w:pStyle w:val="FirstParagraph"/>
+      </w:pPr>
+      <w:r>
+        <w:t xml:space="preserve">This split keeps customer-facing teams productive while preserving operational and accounting integrity.</w:t>
+      </w:r>
+    </w:p>
+    <w:p>
+      <w:r>
+        <w:pict>
+          <v:rect style="width:0;height:1.5pt" o:hralign="center" o:hrstd="t" o:hr="t"/>
+        </w:pict>
+      </w:r>
+    </w:p>
+    <w:bookmarkEnd w:id="174"/>
+    <w:bookmarkStart w:id="175" w:name="crm-capability-scope"/>
+    <w:p>
+      <w:pPr>
+        <w:pStyle w:val="Heading2"/>
+      </w:pPr>
+      <w:r>
+        <w:t xml:space="preserve">CRM Capability Scope</w:t>
+      </w:r>
+    </w:p>
+    <w:p>
+      <w:pPr>
+        <w:pStyle w:val="FirstParagraph"/>
+      </w:pPr>
+      <w:r>
+        <w:t xml:space="preserve">LonghornERP CRM covers six capability groups:</w:t>
+      </w:r>
+    </w:p>
+    <w:p>
+      <w:pPr>
+        <w:pStyle w:val="Compact"/>
+        <w:numPr>
+          <w:ilvl w:val="0"/>
+          <w:numId w:val="1051"/>
+        </w:numPr>
+      </w:pPr>
+      <w:r>
+        <w:t xml:space="preserve">Revenue CRM: lead, opportunity, pipeline, forecast, and account planning.</w:t>
+      </w:r>
+    </w:p>
+    <w:p>
+      <w:pPr>
+        <w:pStyle w:val="Compact"/>
+        <w:numPr>
+          <w:ilvl w:val="0"/>
+          <w:numId w:val="1051"/>
+        </w:numPr>
+      </w:pPr>
+      <w:r>
+        <w:t xml:space="preserve">Service CRM: case intake, SLA management, escalation, and case resolution workflow.</w:t>
+      </w:r>
+    </w:p>
+    <w:p>
+      <w:pPr>
+        <w:pStyle w:val="Compact"/>
+        <w:numPr>
+          <w:ilvl w:val="0"/>
+          <w:numId w:val="1051"/>
+        </w:numPr>
+      </w:pPr>
+      <w:r>
+        <w:t xml:space="preserve">Customer master workflow: account hierarchy, contact relationships, segmentation, and account ownership.</w:t>
+      </w:r>
+    </w:p>
+    <w:p>
+      <w:pPr>
+        <w:pStyle w:val="Compact"/>
+        <w:numPr>
+          <w:ilvl w:val="0"/>
+          <w:numId w:val="1051"/>
+        </w:numPr>
+      </w:pPr>
+      <w:r>
+        <w:t xml:space="preserve">Quote-to-cash coordination: quote intent, commercial approvals, and controlled handoff into ERP execution.</w:t>
+      </w:r>
+    </w:p>
+    <w:p>
+      <w:pPr>
+        <w:pStyle w:val="Compact"/>
+        <w:numPr>
+          <w:ilvl w:val="0"/>
+          <w:numId w:val="1051"/>
+        </w:numPr>
+      </w:pPr>
+      <w:r>
+        <w:t xml:space="preserve">Customer intelligence: activity history, health signals, renewal watchlists, and customer financial context snapshots.</w:t>
+      </w:r>
+    </w:p>
+    <w:p>
+      <w:pPr>
+        <w:pStyle w:val="Compact"/>
+        <w:numPr>
+          <w:ilvl w:val="0"/>
+          <w:numId w:val="1051"/>
+        </w:numPr>
+      </w:pPr>
+      <w:r>
+        <w:t xml:space="preserve">Channel support: partner registry, partner deal registration, and shared customer-account relationships.</w:t>
+      </w:r>
+    </w:p>
+    <w:p>
+      <w:pPr>
+        <w:pStyle w:val="FirstParagraph"/>
+      </w:pPr>
+      <w:r>
+        <w:t xml:space="preserve">CRM does not replace the ERP modules that execute orders, issue invoices, settle receivables, or post accounting entries.</w:t>
+      </w:r>
+    </w:p>
+    <w:p>
+      <w:r>
+        <w:pict>
+          <v:rect style="width:0;height:1.5pt" o:hralign="center" o:hrstd="t" o:hr="t"/>
+        </w:pict>
+      </w:r>
+    </w:p>
+    <w:bookmarkEnd w:id="175"/>
+    <w:bookmarkStart w:id="179" w:name="Xd0c1897f7d23ee1cf38073f33cba0226491f974"/>
+    <w:p>
+      <w:pPr>
+        <w:pStyle w:val="Heading2"/>
+      </w:pPr>
+      <w:r>
+        <w:t xml:space="preserve">Boundary Model: CRM Workflow vs ERP Execution</w:t>
+      </w:r>
+    </w:p>
+    <w:bookmarkStart w:id="176" w:name="crm-owns"/>
+    <w:p>
+      <w:pPr>
+        <w:pStyle w:val="Heading3"/>
+      </w:pPr>
+      <w:r>
+        <w:t xml:space="preserve">CRM Owns</w:t>
+      </w:r>
+    </w:p>
+    <w:p>
+      <w:pPr>
+        <w:pStyle w:val="Compact"/>
+        <w:numPr>
+          <w:ilvl w:val="0"/>
+          <w:numId w:val="1052"/>
+        </w:numPr>
+      </w:pPr>
+      <w:r>
+        <w:t xml:space="preserve">lead capture and qualification</w:t>
+      </w:r>
+    </w:p>
+    <w:p>
+      <w:pPr>
+        <w:pStyle w:val="Compact"/>
+        <w:numPr>
+          <w:ilvl w:val="0"/>
+          <w:numId w:val="1052"/>
+        </w:numPr>
+      </w:pPr>
+      <w:r>
+        <w:t xml:space="preserve">account and contact relationship management</w:t>
+      </w:r>
+    </w:p>
+    <w:p>
+      <w:pPr>
+        <w:pStyle w:val="Compact"/>
+        <w:numPr>
+          <w:ilvl w:val="0"/>
+          <w:numId w:val="1052"/>
+        </w:numPr>
+      </w:pPr>
+      <w:r>
+        <w:t xml:space="preserve">opportunity stages, forecast, and commercial exception approvals</w:t>
+      </w:r>
+    </w:p>
+    <w:p>
+      <w:pPr>
+        <w:pStyle w:val="Compact"/>
+        <w:numPr>
+          <w:ilvl w:val="0"/>
+          <w:numId w:val="1052"/>
+        </w:numPr>
+      </w:pPr>
+      <w:r>
+        <w:t xml:space="preserve">sales activities, account plans, and customer segmentation</w:t>
+      </w:r>
+    </w:p>
+    <w:p>
+      <w:pPr>
+        <w:pStyle w:val="Compact"/>
+        <w:numPr>
+          <w:ilvl w:val="0"/>
+          <w:numId w:val="1052"/>
+        </w:numPr>
+      </w:pPr>
+      <w:r>
+        <w:t xml:space="preserve">service cases, comments, timelines, SLA clocks, and escalations</w:t>
+      </w:r>
+    </w:p>
+    <w:p>
+      <w:pPr>
+        <w:pStyle w:val="Compact"/>
+        <w:numPr>
+          <w:ilvl w:val="0"/>
+          <w:numId w:val="1052"/>
+        </w:numPr>
+      </w:pPr>
+      <w:r>
+        <w:t xml:space="preserve">renewal watchlists, health signals, and customer-success workflow</w:t>
+      </w:r>
+    </w:p>
+    <w:p>
+      <w:pPr>
+        <w:pStyle w:val="Compact"/>
+        <w:numPr>
+          <w:ilvl w:val="0"/>
+          <w:numId w:val="1052"/>
+        </w:numPr>
+      </w:pPr>
+      <w:r>
+        <w:t xml:space="preserve">quote preparation context and quote-to-cash handoff records</w:t>
+      </w:r>
+    </w:p>
+    <w:p>
+      <w:pPr>
+        <w:pStyle w:val="Compact"/>
+        <w:numPr>
+          <w:ilvl w:val="0"/>
+          <w:numId w:val="1052"/>
+        </w:numPr>
+      </w:pPr>
+      <w:r>
+        <w:t xml:space="preserve">partner and channel relationship workflow</w:t>
+      </w:r>
+    </w:p>
+    <w:bookmarkEnd w:id="176"/>
+    <w:bookmarkStart w:id="177" w:name="erp-owns"/>
+    <w:p>
+      <w:pPr>
+        <w:pStyle w:val="Heading3"/>
+      </w:pPr>
+      <w:r>
+        <w:t xml:space="preserve">ERP Owns</w:t>
+      </w:r>
+    </w:p>
+    <w:p>
+      <w:pPr>
+        <w:pStyle w:val="Compact"/>
+        <w:numPr>
+          <w:ilvl w:val="0"/>
+          <w:numId w:val="1053"/>
+        </w:numPr>
+      </w:pPr>
+      <w:r>
+        <w:t xml:space="preserve">item master, stock availability, and fulfilment commitments</w:t>
+      </w:r>
+    </w:p>
+    <w:p>
+      <w:pPr>
+        <w:pStyle w:val="Compact"/>
+        <w:numPr>
+          <w:ilvl w:val="0"/>
+          <w:numId w:val="1053"/>
+        </w:numPr>
+      </w:pPr>
+      <w:r>
+        <w:t xml:space="preserve">executable quotations where legal, tax, and pricing controls apply</w:t>
+      </w:r>
+    </w:p>
+    <w:p>
+      <w:pPr>
+        <w:pStyle w:val="Compact"/>
+        <w:numPr>
+          <w:ilvl w:val="0"/>
+          <w:numId w:val="1053"/>
+        </w:numPr>
+      </w:pPr>
+      <w:r>
+        <w:t xml:space="preserve">sales orders, delivery, shipment, and invoicing</w:t>
+      </w:r>
+    </w:p>
+    <w:p>
+      <w:pPr>
+        <w:pStyle w:val="Compact"/>
+        <w:numPr>
+          <w:ilvl w:val="0"/>
+          <w:numId w:val="1053"/>
+        </w:numPr>
+      </w:pPr>
+      <w:r>
+        <w:t xml:space="preserve">receivables, collections, ageing, and credit-control truth</w:t>
+      </w:r>
+    </w:p>
+    <w:p>
+      <w:pPr>
+        <w:pStyle w:val="Compact"/>
+        <w:numPr>
+          <w:ilvl w:val="0"/>
+          <w:numId w:val="1053"/>
+        </w:numPr>
+      </w:pPr>
+      <w:r>
+        <w:t xml:space="preserve">tax determination, revenue postings, and financial statements</w:t>
+      </w:r>
+    </w:p>
+    <w:p>
+      <w:pPr>
+        <w:pStyle w:val="Compact"/>
+        <w:numPr>
+          <w:ilvl w:val="0"/>
+          <w:numId w:val="1053"/>
+        </w:numPr>
+      </w:pPr>
+      <w:r>
+        <w:t xml:space="preserve">service-related inventory consumption, field-work costing, and warranty accounting</w:t>
+      </w:r>
+    </w:p>
+    <w:bookmarkEnd w:id="177"/>
+    <w:bookmarkStart w:id="178" w:name="shared-but-controlled"/>
+    <w:p>
+      <w:pPr>
+        <w:pStyle w:val="Heading3"/>
+      </w:pPr>
+      <w:r>
+        <w:t xml:space="preserve">Shared but Controlled</w:t>
+      </w:r>
+    </w:p>
+    <w:p>
+      <w:pPr>
+        <w:pStyle w:val="Compact"/>
+        <w:numPr>
+          <w:ilvl w:val="0"/>
+          <w:numId w:val="1054"/>
+        </w:numPr>
+      </w:pPr>
+      <w:r>
+        <w:t xml:space="preserve">customer master references:</w:t>
+      </w:r>
+    </w:p>
+    <w:p>
+      <w:pPr>
+        <w:pStyle w:val="Compact"/>
+        <w:numPr>
+          <w:ilvl w:val="1"/>
+          <w:numId w:val="1055"/>
+        </w:numPr>
+      </w:pPr>
+      <w:r>
+        <w:t xml:space="preserve">CRM can maintain selling and service relationship views.</w:t>
+      </w:r>
+    </w:p>
+    <w:p>
+      <w:pPr>
+        <w:pStyle w:val="Compact"/>
+        <w:numPr>
+          <w:ilvl w:val="1"/>
+          <w:numId w:val="1055"/>
+        </w:numPr>
+      </w:pPr>
+      <w:r>
+        <w:t xml:space="preserve">ERP customer execution records remain the source of truth once a customer is transacting.</w:t>
+      </w:r>
+    </w:p>
+    <w:p>
+      <w:pPr>
+        <w:pStyle w:val="Compact"/>
+        <w:numPr>
+          <w:ilvl w:val="0"/>
+          <w:numId w:val="1054"/>
+        </w:numPr>
+      </w:pPr>
+      <w:r>
+        <w:t xml:space="preserve">quote and order coordination:</w:t>
+      </w:r>
+    </w:p>
+    <w:p>
+      <w:pPr>
+        <w:pStyle w:val="Compact"/>
+        <w:numPr>
+          <w:ilvl w:val="1"/>
+          <w:numId w:val="1056"/>
+        </w:numPr>
+      </w:pPr>
+      <w:r>
+        <w:t xml:space="preserve">CRM originates selling intent and governed commercial context.</w:t>
+      </w:r>
+    </w:p>
+    <w:p>
+      <w:pPr>
+        <w:pStyle w:val="Compact"/>
+        <w:numPr>
+          <w:ilvl w:val="1"/>
+          <w:numId w:val="1056"/>
+        </w:numPr>
+      </w:pPr>
+      <w:r>
+        <w:t xml:space="preserve">ERP validates execution details and creates executable quote or order records.</w:t>
+      </w:r>
+    </w:p>
+    <w:p>
+      <w:pPr>
+        <w:pStyle w:val="Compact"/>
+        <w:numPr>
+          <w:ilvl w:val="0"/>
+          <w:numId w:val="1054"/>
+        </w:numPr>
+      </w:pPr>
+      <w:r>
+        <w:t xml:space="preserve">customer financial context:</w:t>
+      </w:r>
+    </w:p>
+    <w:p>
+      <w:pPr>
+        <w:pStyle w:val="Compact"/>
+        <w:numPr>
+          <w:ilvl w:val="1"/>
+          <w:numId w:val="1057"/>
+        </w:numPr>
+      </w:pPr>
+      <w:r>
+        <w:t xml:space="preserve">CRM receives read-only financial context from ERP for account planning, service prioritization, and renewal decisions.</w:t>
+      </w:r>
+    </w:p>
+    <w:p>
+      <w:pPr>
+        <w:pStyle w:val="Compact"/>
+        <w:numPr>
+          <w:ilvl w:val="1"/>
+          <w:numId w:val="1057"/>
+        </w:numPr>
+      </w:pPr>
+      <w:r>
+        <w:t xml:space="preserve">CRM cannot alter receivable balances, credit limits, or invoice truth.</w:t>
+      </w:r>
+    </w:p>
+    <w:p>
+      <w:r>
+        <w:pict>
+          <v:rect style="width:0;height:1.5pt" o:hralign="center" o:hrstd="t" o:hr="t"/>
+        </w:pict>
+      </w:r>
+    </w:p>
+    <w:bookmarkEnd w:id="178"/>
+    <w:bookmarkEnd w:id="179"/>
+    <w:bookmarkStart w:id="188" w:name="core-crm-object-model"/>
+    <w:p>
+      <w:pPr>
+        <w:pStyle w:val="Heading2"/>
+      </w:pPr>
+      <w:r>
+        <w:t xml:space="preserve">Core CRM Object Model</w:t>
+      </w:r>
+    </w:p>
+    <w:bookmarkStart w:id="180" w:name="accounts"/>
+    <w:p>
+      <w:pPr>
+        <w:pStyle w:val="Heading3"/>
+      </w:pPr>
+      <w:r>
+        <w:t xml:space="preserve">Accounts</w:t>
+      </w:r>
+    </w:p>
+    <w:p>
+      <w:pPr>
+        <w:pStyle w:val="FirstParagraph"/>
+      </w:pPr>
+      <w:r>
+        <w:rPr>
+          <w:rStyle w:val="VerbatimChar"/>
+        </w:rPr>
+        <w:t xml:space="preserve">Account</w:t>
+      </w:r>
+      <w:r>
+        <w:t xml:space="preserve"> </w:t>
+      </w:r>
+      <w:r>
+        <w:t xml:space="preserve">is the commercial and service relationship anchor. It represents a customer, prospect, distributor, government entity, donor, buyer group, or other commercial party.</w:t>
+      </w:r>
+    </w:p>
+    <w:p>
+      <w:pPr>
+        <w:pStyle w:val="BodyText"/>
+      </w:pPr>
+      <w:r>
+        <w:t xml:space="preserve">Key account concerns:</w:t>
+      </w:r>
+    </w:p>
+    <w:p>
+      <w:pPr>
+        <w:pStyle w:val="Compact"/>
+        <w:numPr>
+          <w:ilvl w:val="0"/>
+          <w:numId w:val="1058"/>
+        </w:numPr>
+      </w:pPr>
+      <w:r>
+        <w:t xml:space="preserve">segmentation and tiering</w:t>
+      </w:r>
+    </w:p>
+    <w:p>
+      <w:pPr>
+        <w:pStyle w:val="Compact"/>
+        <w:numPr>
+          <w:ilvl w:val="0"/>
+          <w:numId w:val="1058"/>
+        </w:numPr>
+      </w:pPr>
+      <w:r>
+        <w:t xml:space="preserve">territory and ownership</w:t>
+      </w:r>
+    </w:p>
+    <w:p>
+      <w:pPr>
+        <w:pStyle w:val="Compact"/>
+        <w:numPr>
+          <w:ilvl w:val="0"/>
+          <w:numId w:val="1058"/>
+        </w:numPr>
+      </w:pPr>
+      <w:r>
+        <w:t xml:space="preserve">parent-child hierarchy</w:t>
+      </w:r>
+    </w:p>
+    <w:p>
+      <w:pPr>
+        <w:pStyle w:val="Compact"/>
+        <w:numPr>
+          <w:ilvl w:val="0"/>
+          <w:numId w:val="1058"/>
+        </w:numPr>
+      </w:pPr>
+      <w:r>
+        <w:t xml:space="preserve">partner attachment</w:t>
+      </w:r>
+    </w:p>
+    <w:p>
+      <w:pPr>
+        <w:pStyle w:val="Compact"/>
+        <w:numPr>
+          <w:ilvl w:val="0"/>
+          <w:numId w:val="1058"/>
+        </w:numPr>
+      </w:pPr>
+      <w:r>
+        <w:t xml:space="preserve">financial-context snapshots from ERP</w:t>
+      </w:r>
+    </w:p>
+    <w:p>
+      <w:pPr>
+        <w:pStyle w:val="Compact"/>
+        <w:numPr>
+          <w:ilvl w:val="0"/>
+          <w:numId w:val="1058"/>
+        </w:numPr>
+      </w:pPr>
+      <w:r>
+        <w:t xml:space="preserve">service posture, health, and renewal state</w:t>
+      </w:r>
+    </w:p>
+    <w:bookmarkEnd w:id="180"/>
+    <w:bookmarkStart w:id="181" w:name="contacts"/>
+    <w:p>
+      <w:pPr>
+        <w:pStyle w:val="Heading3"/>
+      </w:pPr>
+      <w:r>
+        <w:t xml:space="preserve">Contacts</w:t>
+      </w:r>
+    </w:p>
+    <w:p>
+      <w:pPr>
+        <w:pStyle w:val="FirstParagraph"/>
+      </w:pPr>
+      <w:r>
+        <w:rPr>
+          <w:rStyle w:val="VerbatimChar"/>
+        </w:rPr>
+        <w:t xml:space="preserve">Contact</w:t>
+      </w:r>
+      <w:r>
+        <w:t xml:space="preserve"> </w:t>
+      </w:r>
+      <w:r>
+        <w:t xml:space="preserve">represents a person linked to one or more accounts, with roles such as decision-maker, approver, service requester, finance contact, or executive sponsor.</w:t>
+      </w:r>
+    </w:p>
+    <w:bookmarkEnd w:id="181"/>
+    <w:bookmarkStart w:id="182" w:name="leads"/>
+    <w:p>
+      <w:pPr>
+        <w:pStyle w:val="Heading3"/>
+      </w:pPr>
+      <w:r>
+        <w:t xml:space="preserve">Leads</w:t>
+      </w:r>
+    </w:p>
+    <w:p>
+      <w:pPr>
+        <w:pStyle w:val="FirstParagraph"/>
+      </w:pPr>
+      <w:r>
+        <w:rPr>
+          <w:rStyle w:val="VerbatimChar"/>
+        </w:rPr>
+        <w:t xml:space="preserve">Lead</w:t>
+      </w:r>
+      <w:r>
+        <w:t xml:space="preserve"> </w:t>
+      </w:r>
+      <w:r>
+        <w:t xml:space="preserve">captures unqualified or partially qualified demand before the relationship is normalized into account, contact, and opportunity objects.</w:t>
+      </w:r>
+    </w:p>
+    <w:bookmarkEnd w:id="182"/>
+    <w:bookmarkStart w:id="183" w:name="opportunities"/>
+    <w:p>
+      <w:pPr>
+        <w:pStyle w:val="Heading3"/>
+      </w:pPr>
+      <w:r>
+        <w:t xml:space="preserve">Opportunities</w:t>
+      </w:r>
+    </w:p>
+    <w:p>
+      <w:pPr>
+        <w:pStyle w:val="FirstParagraph"/>
+      </w:pPr>
+      <w:r>
+        <w:rPr>
+          <w:rStyle w:val="VerbatimChar"/>
+        </w:rPr>
+        <w:t xml:space="preserve">Opportunity</w:t>
+      </w:r>
+      <w:r>
+        <w:t xml:space="preserve"> </w:t>
+      </w:r>
+      <w:r>
+        <w:t xml:space="preserve">represents governed revenue intent. It owns:</w:t>
+      </w:r>
+    </w:p>
+    <w:p>
+      <w:pPr>
+        <w:pStyle w:val="Compact"/>
+        <w:numPr>
+          <w:ilvl w:val="0"/>
+          <w:numId w:val="1059"/>
+        </w:numPr>
+      </w:pPr>
+      <w:r>
+        <w:t xml:space="preserve">pipeline stage</w:t>
+      </w:r>
+    </w:p>
+    <w:p>
+      <w:pPr>
+        <w:pStyle w:val="Compact"/>
+        <w:numPr>
+          <w:ilvl w:val="0"/>
+          <w:numId w:val="1059"/>
+        </w:numPr>
+      </w:pPr>
+      <w:r>
+        <w:t xml:space="preserve">value and probability</w:t>
+      </w:r>
+    </w:p>
+    <w:p>
+      <w:pPr>
+        <w:pStyle w:val="Compact"/>
+        <w:numPr>
+          <w:ilvl w:val="0"/>
+          <w:numId w:val="1059"/>
+        </w:numPr>
+      </w:pPr>
+      <w:r>
+        <w:t xml:space="preserve">expected close timing</w:t>
+      </w:r>
+    </w:p>
+    <w:p>
+      <w:pPr>
+        <w:pStyle w:val="Compact"/>
+        <w:numPr>
+          <w:ilvl w:val="0"/>
+          <w:numId w:val="1059"/>
+        </w:numPr>
+      </w:pPr>
+      <w:r>
+        <w:t xml:space="preserve">competition and win strategy</w:t>
+      </w:r>
+    </w:p>
+    <w:p>
+      <w:pPr>
+        <w:pStyle w:val="Compact"/>
+        <w:numPr>
+          <w:ilvl w:val="0"/>
+          <w:numId w:val="1059"/>
+        </w:numPr>
+      </w:pPr>
+      <w:r>
+        <w:t xml:space="preserve">approval gates for discounting or non-standard terms</w:t>
+      </w:r>
+    </w:p>
+    <w:p>
+      <w:pPr>
+        <w:pStyle w:val="Compact"/>
+        <w:numPr>
+          <w:ilvl w:val="0"/>
+          <w:numId w:val="1059"/>
+        </w:numPr>
+      </w:pPr>
+      <w:r>
+        <w:t xml:space="preserve">quote-to-cash handoff status</w:t>
+      </w:r>
+    </w:p>
+    <w:bookmarkEnd w:id="183"/>
+    <w:bookmarkStart w:id="184" w:name="cases"/>
+    <w:p>
+      <w:pPr>
+        <w:pStyle w:val="Heading3"/>
+      </w:pPr>
+      <w:r>
+        <w:t xml:space="preserve">Cases</w:t>
+      </w:r>
+    </w:p>
+    <w:p>
+      <w:pPr>
+        <w:pStyle w:val="FirstParagraph"/>
+      </w:pPr>
+      <w:r>
+        <w:rPr>
+          <w:rStyle w:val="VerbatimChar"/>
+        </w:rPr>
+        <w:t xml:space="preserve">Case</w:t>
+      </w:r>
+      <w:r>
+        <w:t xml:space="preserve"> </w:t>
+      </w:r>
+      <w:r>
+        <w:t xml:space="preserve">represents a service issue, complaint, request, or incident. It owns:</w:t>
+      </w:r>
+    </w:p>
+    <w:p>
+      <w:pPr>
+        <w:pStyle w:val="Compact"/>
+        <w:numPr>
+          <w:ilvl w:val="0"/>
+          <w:numId w:val="1060"/>
+        </w:numPr>
+      </w:pPr>
+      <w:r>
+        <w:t xml:space="preserve">case type and severity</w:t>
+      </w:r>
+    </w:p>
+    <w:p>
+      <w:pPr>
+        <w:pStyle w:val="Compact"/>
+        <w:numPr>
+          <w:ilvl w:val="0"/>
+          <w:numId w:val="1060"/>
+        </w:numPr>
+      </w:pPr>
+      <w:r>
+        <w:t xml:space="preserve">SLA policy</w:t>
+      </w:r>
+    </w:p>
+    <w:p>
+      <w:pPr>
+        <w:pStyle w:val="Compact"/>
+        <w:numPr>
+          <w:ilvl w:val="0"/>
+          <w:numId w:val="1060"/>
+        </w:numPr>
+      </w:pPr>
+      <w:r>
+        <w:t xml:space="preserve">response and resolution clocks</w:t>
+      </w:r>
+    </w:p>
+    <w:p>
+      <w:pPr>
+        <w:pStyle w:val="Compact"/>
+        <w:numPr>
+          <w:ilvl w:val="0"/>
+          <w:numId w:val="1060"/>
+        </w:numPr>
+      </w:pPr>
+      <w:r>
+        <w:t xml:space="preserve">status, comments, timeline events, and escalations</w:t>
+      </w:r>
+    </w:p>
+    <w:p>
+      <w:pPr>
+        <w:pStyle w:val="Compact"/>
+        <w:numPr>
+          <w:ilvl w:val="0"/>
+          <w:numId w:val="1060"/>
+        </w:numPr>
+      </w:pPr>
+      <w:r>
+        <w:t xml:space="preserve">linkage to account, contact, assets, orders, or invoices where relevant</w:t>
+      </w:r>
+    </w:p>
+    <w:bookmarkEnd w:id="184"/>
+    <w:bookmarkStart w:id="185" w:name="activities"/>
+    <w:p>
+      <w:pPr>
+        <w:pStyle w:val="Heading3"/>
+      </w:pPr>
+      <w:r>
+        <w:t xml:space="preserve">Activities</w:t>
+      </w:r>
+    </w:p>
+    <w:p>
+      <w:pPr>
+        <w:pStyle w:val="FirstParagraph"/>
+      </w:pPr>
+      <w:r>
+        <w:rPr>
+          <w:rStyle w:val="VerbatimChar"/>
+        </w:rPr>
+        <w:t xml:space="preserve">Activity</w:t>
+      </w:r>
+      <w:r>
+        <w:t xml:space="preserve"> </w:t>
+      </w:r>
+      <w:r>
+        <w:t xml:space="preserve">captures sales and service engagement events such as calls, visits, emails, tasks, demos, and follow-ups.</w:t>
+      </w:r>
+    </w:p>
+    <w:bookmarkEnd w:id="185"/>
+    <w:bookmarkStart w:id="186" w:name="quote-and-order-coordination"/>
+    <w:p>
+      <w:pPr>
+        <w:pStyle w:val="Heading3"/>
+      </w:pPr>
+      <w:r>
+        <w:t xml:space="preserve">Quote and Order Coordination</w:t>
+      </w:r>
+    </w:p>
+    <w:p>
+      <w:pPr>
+        <w:pStyle w:val="FirstParagraph"/>
+      </w:pPr>
+      <w:r>
+        <w:t xml:space="preserve">CRM stores quote intent, commercial context, and approval state. ERP owns the executable quote or order and returns the resulting execution reference back to CRM.</w:t>
+      </w:r>
+    </w:p>
+    <w:bookmarkEnd w:id="186"/>
+    <w:bookmarkStart w:id="187" w:name="customer-financial-context"/>
+    <w:p>
+      <w:pPr>
+        <w:pStyle w:val="Heading3"/>
+      </w:pPr>
+      <w:r>
+        <w:t xml:space="preserve">Customer Financial Context</w:t>
+      </w:r>
+    </w:p>
+    <w:p>
+      <w:pPr>
+        <w:pStyle w:val="FirstParagraph"/>
+      </w:pPr>
+      <w:r>
+        <w:t xml:space="preserve">CRM exposes a read-only context layer sourced from ERP:</w:t>
+      </w:r>
+    </w:p>
+    <w:p>
+      <w:pPr>
+        <w:pStyle w:val="Compact"/>
+        <w:numPr>
+          <w:ilvl w:val="0"/>
+          <w:numId w:val="1061"/>
+        </w:numPr>
+      </w:pPr>
+      <w:r>
+        <w:t xml:space="preserve">credit status</w:t>
+      </w:r>
+    </w:p>
+    <w:p>
+      <w:pPr>
+        <w:pStyle w:val="Compact"/>
+        <w:numPr>
+          <w:ilvl w:val="0"/>
+          <w:numId w:val="1061"/>
+        </w:numPr>
+      </w:pPr>
+      <w:r>
+        <w:t xml:space="preserve">receivables ageing summary</w:t>
+      </w:r>
+    </w:p>
+    <w:p>
+      <w:pPr>
+        <w:pStyle w:val="Compact"/>
+        <w:numPr>
+          <w:ilvl w:val="0"/>
+          <w:numId w:val="1061"/>
+        </w:numPr>
+      </w:pPr>
+      <w:r>
+        <w:t xml:space="preserve">overdue exposure</w:t>
+      </w:r>
+    </w:p>
+    <w:p>
+      <w:pPr>
+        <w:pStyle w:val="Compact"/>
+        <w:numPr>
+          <w:ilvl w:val="0"/>
+          <w:numId w:val="1061"/>
+        </w:numPr>
+      </w:pPr>
+      <w:r>
+        <w:t xml:space="preserve">open orders and disputed invoices</w:t>
+      </w:r>
+    </w:p>
+    <w:p>
+      <w:pPr>
+        <w:pStyle w:val="Compact"/>
+        <w:numPr>
+          <w:ilvl w:val="0"/>
+          <w:numId w:val="1061"/>
+        </w:numPr>
+      </w:pPr>
+      <w:r>
+        <w:t xml:space="preserve">payment behavior indicators</w:t>
+      </w:r>
+    </w:p>
+    <w:p>
+      <w:pPr>
+        <w:pStyle w:val="FirstParagraph"/>
+      </w:pPr>
+      <w:r>
+        <w:t xml:space="preserve">This is used for selling and service prioritization, not for transaction posting.</w:t>
+      </w:r>
+    </w:p>
+    <w:p>
+      <w:r>
+        <w:pict>
+          <v:rect style="width:0;height:1.5pt" o:hralign="center" o:hrstd="t" o:hr="t"/>
+        </w:pict>
+      </w:r>
+    </w:p>
+    <w:bookmarkEnd w:id="187"/>
+    <w:bookmarkEnd w:id="188"/>
+    <w:bookmarkStart w:id="193" w:name="integration-boundaries"/>
+    <w:p>
+      <w:pPr>
+        <w:pStyle w:val="Heading2"/>
+      </w:pPr>
+      <w:r>
+        <w:t xml:space="preserve">Integration Boundaries</w:t>
+      </w:r>
+    </w:p>
+    <w:bookmarkStart w:id="189" w:name="crm-to-sales-and-order-execution"/>
+    <w:p>
+      <w:pPr>
+        <w:pStyle w:val="Heading3"/>
+      </w:pPr>
+      <w:r>
+        <w:t xml:space="preserve">CRM to Sales and Order Execution</w:t>
+      </w:r>
+    </w:p>
+    <w:p>
+      <w:pPr>
+        <w:pStyle w:val="FirstParagraph"/>
+      </w:pPr>
+      <w:r>
+        <w:t xml:space="preserve">The integration contract between CRM and ERP order execution must support:</w:t>
+      </w:r>
+    </w:p>
+    <w:p>
+      <w:pPr>
+        <w:pStyle w:val="Compact"/>
+        <w:numPr>
+          <w:ilvl w:val="0"/>
+          <w:numId w:val="1062"/>
+        </w:numPr>
+      </w:pPr>
+      <w:r>
+        <w:t xml:space="preserve">quote or order handoff payloads</w:t>
+      </w:r>
+    </w:p>
+    <w:p>
+      <w:pPr>
+        <w:pStyle w:val="Compact"/>
+        <w:numPr>
+          <w:ilvl w:val="0"/>
+          <w:numId w:val="1062"/>
+        </w:numPr>
+      </w:pPr>
+      <w:r>
+        <w:t xml:space="preserve">item and pricing validation feedback</w:t>
+      </w:r>
+    </w:p>
+    <w:p>
+      <w:pPr>
+        <w:pStyle w:val="Compact"/>
+        <w:numPr>
+          <w:ilvl w:val="0"/>
+          <w:numId w:val="1062"/>
+        </w:numPr>
+      </w:pPr>
+      <w:r>
+        <w:t xml:space="preserve">execution acceptance or rejection</w:t>
+      </w:r>
+    </w:p>
+    <w:p>
+      <w:pPr>
+        <w:pStyle w:val="Compact"/>
+        <w:numPr>
+          <w:ilvl w:val="0"/>
+          <w:numId w:val="1062"/>
+        </w:numPr>
+      </w:pPr>
+      <w:r>
+        <w:t xml:space="preserve">created ERP quote, order, and invoice references</w:t>
+      </w:r>
+    </w:p>
+    <w:p>
+      <w:pPr>
+        <w:pStyle w:val="Compact"/>
+        <w:numPr>
+          <w:ilvl w:val="0"/>
+          <w:numId w:val="1062"/>
+        </w:numPr>
+      </w:pPr>
+      <w:r>
+        <w:t xml:space="preserve">account credit warnings returned to CRM</w:t>
+      </w:r>
+    </w:p>
+    <w:bookmarkEnd w:id="189"/>
+    <w:bookmarkStart w:id="190" w:name="crm-to-accounting-and-finance"/>
+    <w:p>
+      <w:pPr>
+        <w:pStyle w:val="Heading3"/>
+      </w:pPr>
+      <w:r>
+        <w:t xml:space="preserve">CRM to Accounting and Finance</w:t>
+      </w:r>
+    </w:p>
+    <w:p>
+      <w:pPr>
+        <w:pStyle w:val="FirstParagraph"/>
+      </w:pPr>
+      <w:r>
+        <w:t xml:space="preserve">CRM consumes but does not own:</w:t>
+      </w:r>
+    </w:p>
+    <w:p>
+      <w:pPr>
+        <w:pStyle w:val="Compact"/>
+        <w:numPr>
+          <w:ilvl w:val="0"/>
+          <w:numId w:val="1063"/>
+        </w:numPr>
+      </w:pPr>
+      <w:r>
+        <w:t xml:space="preserve">customer balance and ageing</w:t>
+      </w:r>
+    </w:p>
+    <w:p>
+      <w:pPr>
+        <w:pStyle w:val="Compact"/>
+        <w:numPr>
+          <w:ilvl w:val="0"/>
+          <w:numId w:val="1063"/>
+        </w:numPr>
+      </w:pPr>
+      <w:r>
+        <w:t xml:space="preserve">credit blocks and release status</w:t>
+      </w:r>
+    </w:p>
+    <w:p>
+      <w:pPr>
+        <w:pStyle w:val="Compact"/>
+        <w:numPr>
+          <w:ilvl w:val="0"/>
+          <w:numId w:val="1063"/>
+        </w:numPr>
+      </w:pPr>
+      <w:r>
+        <w:t xml:space="preserve">payment performance indicators</w:t>
+      </w:r>
+    </w:p>
+    <w:p>
+      <w:pPr>
+        <w:pStyle w:val="Compact"/>
+        <w:numPr>
+          <w:ilvl w:val="0"/>
+          <w:numId w:val="1063"/>
+        </w:numPr>
+      </w:pPr>
+      <w:r>
+        <w:t xml:space="preserve">disputed invoice indicators</w:t>
+      </w:r>
+    </w:p>
+    <w:p>
+      <w:pPr>
+        <w:pStyle w:val="FirstParagraph"/>
+      </w:pPr>
+      <w:r>
+        <w:t xml:space="preserve">Any financial figure shown in CRM must be traceable to an ERP-owned source.</w:t>
+      </w:r>
+    </w:p>
+    <w:bookmarkEnd w:id="190"/>
+    <w:bookmarkStart w:id="191" w:name="crm-to-service-and-asset-context"/>
+    <w:p>
+      <w:pPr>
+        <w:pStyle w:val="Heading3"/>
+      </w:pPr>
+      <w:r>
+        <w:t xml:space="preserve">CRM to Service and Asset Context</w:t>
+      </w:r>
+    </w:p>
+    <w:p>
+      <w:pPr>
+        <w:pStyle w:val="FirstParagraph"/>
+      </w:pPr>
+      <w:r>
+        <w:t xml:space="preserve">Service CRM can reference:</w:t>
+      </w:r>
+    </w:p>
+    <w:p>
+      <w:pPr>
+        <w:pStyle w:val="Compact"/>
+        <w:numPr>
+          <w:ilvl w:val="0"/>
+          <w:numId w:val="1064"/>
+        </w:numPr>
+      </w:pPr>
+      <w:r>
+        <w:t xml:space="preserve">sold products or service contracts</w:t>
+      </w:r>
+    </w:p>
+    <w:p>
+      <w:pPr>
+        <w:pStyle w:val="Compact"/>
+        <w:numPr>
+          <w:ilvl w:val="0"/>
+          <w:numId w:val="1064"/>
+        </w:numPr>
+      </w:pPr>
+      <w:r>
+        <w:t xml:space="preserve">registered assets or installed base</w:t>
+      </w:r>
+    </w:p>
+    <w:p>
+      <w:pPr>
+        <w:pStyle w:val="Compact"/>
+        <w:numPr>
+          <w:ilvl w:val="0"/>
+          <w:numId w:val="1064"/>
+        </w:numPr>
+      </w:pPr>
+      <w:r>
+        <w:t xml:space="preserve">shipment and order history</w:t>
+      </w:r>
+    </w:p>
+    <w:p>
+      <w:pPr>
+        <w:pStyle w:val="Compact"/>
+        <w:numPr>
+          <w:ilvl w:val="0"/>
+          <w:numId w:val="1064"/>
+        </w:numPr>
+      </w:pPr>
+      <w:r>
+        <w:t xml:space="preserve">warranty or entitlement signals</w:t>
+      </w:r>
+    </w:p>
+    <w:p>
+      <w:pPr>
+        <w:pStyle w:val="FirstParagraph"/>
+      </w:pPr>
+      <w:r>
+        <w:t xml:space="preserve">Those records remain mastered by the relevant ERP modules.</w:t>
+      </w:r>
+    </w:p>
+    <w:bookmarkEnd w:id="191"/>
+    <w:bookmarkStart w:id="192" w:name="crm-to-channel-and-partner-ecosystem"/>
+    <w:p>
+      <w:pPr>
+        <w:pStyle w:val="Heading3"/>
+      </w:pPr>
+      <w:r>
+        <w:t xml:space="preserve">CRM to Channel and Partner Ecosystem</w:t>
+      </w:r>
+    </w:p>
+    <w:p>
+      <w:pPr>
+        <w:pStyle w:val="FirstParagraph"/>
+      </w:pPr>
+      <w:r>
+        <w:t xml:space="preserve">CRM must support:</w:t>
+      </w:r>
+    </w:p>
+    <w:p>
+      <w:pPr>
+        <w:pStyle w:val="Compact"/>
+        <w:numPr>
+          <w:ilvl w:val="0"/>
+          <w:numId w:val="1065"/>
+        </w:numPr>
+      </w:pPr>
+      <w:r>
+        <w:t xml:space="preserve">partner registry</w:t>
+      </w:r>
+    </w:p>
+    <w:p>
+      <w:pPr>
+        <w:pStyle w:val="Compact"/>
+        <w:numPr>
+          <w:ilvl w:val="0"/>
+          <w:numId w:val="1065"/>
+        </w:numPr>
+      </w:pPr>
+      <w:r>
+        <w:t xml:space="preserve">partner-owned or partner-assisted opportunities</w:t>
+      </w:r>
+    </w:p>
+    <w:p>
+      <w:pPr>
+        <w:pStyle w:val="Compact"/>
+        <w:numPr>
+          <w:ilvl w:val="0"/>
+          <w:numId w:val="1065"/>
+        </w:numPr>
+      </w:pPr>
+      <w:r>
+        <w:t xml:space="preserve">partner-linked accounts</w:t>
+      </w:r>
+    </w:p>
+    <w:p>
+      <w:pPr>
+        <w:pStyle w:val="Compact"/>
+        <w:numPr>
+          <w:ilvl w:val="0"/>
+          <w:numId w:val="1065"/>
+        </w:numPr>
+      </w:pPr>
+      <w:r>
+        <w:t xml:space="preserve">deal registration and protection windows</w:t>
+      </w:r>
+    </w:p>
+    <w:p>
+      <w:pPr>
+        <w:pStyle w:val="FirstParagraph"/>
+      </w:pPr>
+      <w:r>
+        <w:t xml:space="preserve">Commercial settlement with partners remains an ERP and finance workflow.</w:t>
+      </w:r>
+    </w:p>
+    <w:p>
+      <w:r>
+        <w:pict>
+          <v:rect style="width:0;height:1.5pt" o:hralign="center" o:hrstd="t" o:hr="t"/>
+        </w:pict>
+      </w:r>
+    </w:p>
+    <w:bookmarkEnd w:id="192"/>
+    <w:bookmarkEnd w:id="193"/>
+    <w:bookmarkStart w:id="199" w:name="high-level-service-domains"/>
+    <w:p>
+      <w:pPr>
+        <w:pStyle w:val="Heading2"/>
+      </w:pPr>
+      <w:r>
+        <w:t xml:space="preserve">High-Level Service Domains</w:t>
+      </w:r>
+    </w:p>
+    <w:bookmarkStart w:id="194" w:name="revenue-crm-domain"/>
+    <w:p>
+      <w:pPr>
+        <w:pStyle w:val="Heading3"/>
+      </w:pPr>
+      <w:r>
+        <w:t xml:space="preserve">Revenue CRM Domain</w:t>
+      </w:r>
+    </w:p>
+    <w:p>
+      <w:pPr>
+        <w:pStyle w:val="FirstParagraph"/>
+      </w:pPr>
+      <w:r>
+        <w:t xml:space="preserve">Owns account, contact, lead, opportunity, activity, forecast, and account-planning workflow.</w:t>
+      </w:r>
+    </w:p>
+    <w:bookmarkEnd w:id="194"/>
+    <w:bookmarkStart w:id="195" w:name="service-crm-domain"/>
+    <w:p>
+      <w:pPr>
+        <w:pStyle w:val="Heading3"/>
+      </w:pPr>
+      <w:r>
+        <w:t xml:space="preserve">Service CRM Domain</w:t>
+      </w:r>
+    </w:p>
+    <w:p>
+      <w:pPr>
+        <w:pStyle w:val="FirstParagraph"/>
+      </w:pPr>
+      <w:r>
+        <w:t xml:space="preserve">Owns case intake, SLA policy selection, assignment, escalation, resolution, and customer-facing service timeline history.</w:t>
+      </w:r>
+    </w:p>
+    <w:bookmarkEnd w:id="195"/>
+    <w:bookmarkStart w:id="196" w:name="quote-to-cash-coordination-domain"/>
+    <w:p>
+      <w:pPr>
+        <w:pStyle w:val="Heading3"/>
+      </w:pPr>
+      <w:r>
+        <w:t xml:space="preserve">Quote-to-Cash Coordination Domain</w:t>
+      </w:r>
+    </w:p>
+    <w:p>
+      <w:pPr>
+        <w:pStyle w:val="FirstParagraph"/>
+      </w:pPr>
+      <w:r>
+        <w:t xml:space="preserve">Owns governed transfer of opportunity and quote context from CRM into ERP execution flows.</w:t>
+      </w:r>
+    </w:p>
+    <w:bookmarkEnd w:id="196"/>
+    <w:bookmarkStart w:id="197" w:name="customer-intelligence-domain"/>
+    <w:p>
+      <w:pPr>
+        <w:pStyle w:val="Heading3"/>
+      </w:pPr>
+      <w:r>
+        <w:t xml:space="preserve">Customer Intelligence Domain</w:t>
+      </w:r>
+    </w:p>
+    <w:p>
+      <w:pPr>
+        <w:pStyle w:val="FirstParagraph"/>
+      </w:pPr>
+      <w:r>
+        <w:t xml:space="preserve">Owns account segmentation, health signals, renewal watchlists, relationship history, and next-action cues.</w:t>
+      </w:r>
+    </w:p>
+    <w:bookmarkEnd w:id="197"/>
+    <w:bookmarkStart w:id="198" w:name="partner-and-channel-domain"/>
+    <w:p>
+      <w:pPr>
+        <w:pStyle w:val="Heading3"/>
+      </w:pPr>
+      <w:r>
+        <w:t xml:space="preserve">Partner and Channel Domain</w:t>
+      </w:r>
+    </w:p>
+    <w:p>
+      <w:pPr>
+        <w:pStyle w:val="FirstParagraph"/>
+      </w:pPr>
+      <w:r>
+        <w:t xml:space="preserve">Owns partner registry, partner-account links, partner opportunity participation, and channel governance workflow.</w:t>
+      </w:r>
+    </w:p>
+    <w:p>
+      <w:r>
+        <w:pict>
+          <v:rect style="width:0;height:1.5pt" o:hralign="center" o:hrstd="t" o:hr="t"/>
+        </w:pict>
+      </w:r>
+    </w:p>
+    <w:bookmarkEnd w:id="198"/>
+    <w:bookmarkEnd w:id="199"/>
+    <w:bookmarkStart w:id="200" w:name="architectural-guardrails"/>
+    <w:p>
+      <w:pPr>
+        <w:pStyle w:val="Heading2"/>
+      </w:pPr>
+      <w:r>
+        <w:t xml:space="preserve">Architectural Guardrails</w:t>
+      </w:r>
+    </w:p>
+    <w:p>
+      <w:pPr>
+        <w:pStyle w:val="Compact"/>
+        <w:numPr>
+          <w:ilvl w:val="0"/>
+          <w:numId w:val="1066"/>
+        </w:numPr>
+      </w:pPr>
+      <w:r>
+        <w:t xml:space="preserve">CRM must never be the source of financial truth.</w:t>
+      </w:r>
+    </w:p>
+    <w:p>
+      <w:pPr>
+        <w:pStyle w:val="Compact"/>
+        <w:numPr>
+          <w:ilvl w:val="0"/>
+          <w:numId w:val="1066"/>
+        </w:numPr>
+      </w:pPr>
+      <w:r>
+        <w:t xml:space="preserve">Opportunity forecasts must exclude or flag deals that are missing required commercial approvals.</w:t>
+      </w:r>
+    </w:p>
+    <w:p>
+      <w:pPr>
+        <w:pStyle w:val="Compact"/>
+        <w:numPr>
+          <w:ilvl w:val="0"/>
+          <w:numId w:val="1066"/>
+        </w:numPr>
+      </w:pPr>
+      <w:r>
+        <w:t xml:space="preserve">Case SLA clocks must run from governed policy definitions, not from ad hoc manual interpretation.</w:t>
+      </w:r>
+    </w:p>
+    <w:p>
+      <w:pPr>
+        <w:pStyle w:val="Compact"/>
+        <w:numPr>
+          <w:ilvl w:val="0"/>
+          <w:numId w:val="1066"/>
+        </w:numPr>
+      </w:pPr>
+      <w:r>
+        <w:t xml:space="preserve">Customer financial context shown in CRM must be time-stamped and attributable to ERP source data.</w:t>
+      </w:r>
+    </w:p>
+    <w:p>
+      <w:pPr>
+        <w:pStyle w:val="Compact"/>
+        <w:numPr>
+          <w:ilvl w:val="0"/>
+          <w:numId w:val="1066"/>
+        </w:numPr>
+      </w:pPr>
+      <w:r>
+        <w:t xml:space="preserve">Quote-to-cash handoff must be idempotent and auditable.</w:t>
+      </w:r>
+    </w:p>
+    <w:p>
+      <w:pPr>
+        <w:pStyle w:val="Compact"/>
+        <w:numPr>
+          <w:ilvl w:val="0"/>
+          <w:numId w:val="1066"/>
+        </w:numPr>
+      </w:pPr>
+      <w:r>
+        <w:t xml:space="preserve">Customer hierarchy and duplication controls must prevent fragmented views of the same enterprise account.</w:t>
+      </w:r>
+    </w:p>
+    <w:p>
+      <w:pPr>
+        <w:pStyle w:val="Compact"/>
+        <w:numPr>
+          <w:ilvl w:val="0"/>
+          <w:numId w:val="1066"/>
+        </w:numPr>
+      </w:pPr>
+      <w:r>
+        <w:t xml:space="preserve">Partner relationships must not weaken direct customer ownership, financial controls, or reporting integrity.</w:t>
+      </w:r>
+    </w:p>
+    <w:p>
+      <w:r>
+        <w:pict>
+          <v:rect style="width:0;height:1.5pt" o:hralign="center" o:hrstd="t" o:hr="t"/>
+        </w:pict>
+      </w:r>
+    </w:p>
+    <w:bookmarkEnd w:id="200"/>
+    <w:bookmarkStart w:id="201" w:name="outcome"/>
+    <w:p>
+      <w:pPr>
+        <w:pStyle w:val="Heading2"/>
+      </w:pPr>
+      <w:r>
+        <w:t xml:space="preserve">Outcome</w:t>
+      </w:r>
+    </w:p>
+    <w:p>
+      <w:pPr>
+        <w:pStyle w:val="FirstParagraph"/>
+      </w:pPr>
+      <w:r>
+        <w:t xml:space="preserve">With this architecture, LonghornERP CRM becomes a first-class customer workflow layer for both growth and service operations while preserving the integrity of ERP execution and finance.</w:t>
+      </w:r>
+    </w:p>
+    <w:bookmarkEnd w:id="201"/>
+    <w:bookmarkEnd w:id="202"/>
     <w:sectPr>
       <w:footerReference r:id="rId9" w:type="default"/>
       <w:headerReference r:id="rId10" w:type="default"/>
@@ -18983,6 +20524,111 @@
   </w:num>
   <w:num w:numId="1049">
     <w:abstractNumId w:val="991"/>
+  </w:num>
+  <w:num w:numId="1050">
+    <w:abstractNumId w:val="991"/>
+  </w:num>
+  <w:num w:numId="1051">
+    <w:abstractNumId w:val="99411"/>
+    <w:lvlOverride w:ilvl="0">
+      <w:startOverride w:val="1"/>
+    </w:lvlOverride>
+    <w:lvlOverride w:ilvl="1">
+      <w:startOverride w:val="1"/>
+    </w:lvlOverride>
+    <w:lvlOverride w:ilvl="2">
+      <w:startOverride w:val="1"/>
+    </w:lvlOverride>
+    <w:lvlOverride w:ilvl="3">
+      <w:startOverride w:val="1"/>
+    </w:lvlOverride>
+    <w:lvlOverride w:ilvl="4">
+      <w:startOverride w:val="1"/>
+    </w:lvlOverride>
+    <w:lvlOverride w:ilvl="5">
+      <w:startOverride w:val="1"/>
+    </w:lvlOverride>
+    <w:lvlOverride w:ilvl="6">
+      <w:startOverride w:val="1"/>
+    </w:lvlOverride>
+    <w:lvlOverride w:ilvl="7">
+      <w:startOverride w:val="1"/>
+    </w:lvlOverride>
+    <w:lvlOverride w:ilvl="8">
+      <w:startOverride w:val="1"/>
+    </w:lvlOverride>
+  </w:num>
+  <w:num w:numId="1052">
+    <w:abstractNumId w:val="991"/>
+  </w:num>
+  <w:num w:numId="1053">
+    <w:abstractNumId w:val="991"/>
+  </w:num>
+  <w:num w:numId="1054">
+    <w:abstractNumId w:val="991"/>
+  </w:num>
+  <w:num w:numId="1055">
+    <w:abstractNumId w:val="991"/>
+  </w:num>
+  <w:num w:numId="1056">
+    <w:abstractNumId w:val="991"/>
+  </w:num>
+  <w:num w:numId="1057">
+    <w:abstractNumId w:val="991"/>
+  </w:num>
+  <w:num w:numId="1058">
+    <w:abstractNumId w:val="991"/>
+  </w:num>
+  <w:num w:numId="1059">
+    <w:abstractNumId w:val="991"/>
+  </w:num>
+  <w:num w:numId="1060">
+    <w:abstractNumId w:val="991"/>
+  </w:num>
+  <w:num w:numId="1061">
+    <w:abstractNumId w:val="991"/>
+  </w:num>
+  <w:num w:numId="1062">
+    <w:abstractNumId w:val="991"/>
+  </w:num>
+  <w:num w:numId="1063">
+    <w:abstractNumId w:val="991"/>
+  </w:num>
+  <w:num w:numId="1064">
+    <w:abstractNumId w:val="991"/>
+  </w:num>
+  <w:num w:numId="1065">
+    <w:abstractNumId w:val="991"/>
+  </w:num>
+  <w:num w:numId="1066">
+    <w:abstractNumId w:val="99411"/>
+    <w:lvlOverride w:ilvl="0">
+      <w:startOverride w:val="1"/>
+    </w:lvlOverride>
+    <w:lvlOverride w:ilvl="1">
+      <w:startOverride w:val="1"/>
+    </w:lvlOverride>
+    <w:lvlOverride w:ilvl="2">
+      <w:startOverride w:val="1"/>
+    </w:lvlOverride>
+    <w:lvlOverride w:ilvl="3">
+      <w:startOverride w:val="1"/>
+    </w:lvlOverride>
+    <w:lvlOverride w:ilvl="4">
+      <w:startOverride w:val="1"/>
+    </w:lvlOverride>
+    <w:lvlOverride w:ilvl="5">
+      <w:startOverride w:val="1"/>
+    </w:lvlOverride>
+    <w:lvlOverride w:ilvl="6">
+      <w:startOverride w:val="1"/>
+    </w:lvlOverride>
+    <w:lvlOverride w:ilvl="7">
+      <w:startOverride w:val="1"/>
+    </w:lvlOverride>
+    <w:lvlOverride w:ilvl="8">
+      <w:startOverride w:val="1"/>
+    </w:lvlOverride>
   </w:num>
 </w:numbering>
 </file>

--- a/projects/LonghornERP/03-design-documentation/LonghornERP_HLD.docx
+++ b/projects/LonghornERP/03-design-documentation/LonghornERP_HLD.docx
@@ -9604,7 +9604,7 @@
         <w:pStyle w:val="FirstParagraph"/>
       </w:pPr>
       <w:r>
-        <w:t xml:space="preserve">The following 13 add-on modules are available for per-tenant activation based on the tenant's subscription plan:</w:t>
+        <w:t xml:space="preserve">The following 14 add-on modules are available for per-tenant activation based on the tenant's subscription plan:</w:t>
       </w:r>
     </w:p>
     <w:tbl>
@@ -9995,6 +9995,33 @@
           </w:p>
         </w:tc>
       </w:tr>
+      <w:tr>
+        <w:tc>
+          <w:tcPr/>
+          <w:p>
+            <w:pPr>
+              <w:pStyle w:val="Compact"/>
+            </w:pPr>
+            <w:r>
+              <w:t xml:space="preserve">Supply Chain Planning</w:t>
+            </w:r>
+          </w:p>
+        </w:tc>
+        <w:tc>
+          <w:tcPr/>
+          <w:p>
+            <w:pPr>
+              <w:pStyle w:val="Compact"/>
+            </w:pPr>
+            <w:r>
+              <w:rPr>
+                <w:rStyle w:val="VerbatimChar"/>
+              </w:rPr>
+              <w:t xml:space="preserve">SUPPLY_CHAIN_PLANNING</w:t>
+            </w:r>
+          </w:p>
+        </w:tc>
+      </w:tr>
     </w:tbl>
     <w:bookmarkEnd w:id="84"/>
     <w:bookmarkStart w:id="85" w:name="Xbb10c3c742b13dfcd3db94daf952f20de919e34"/>
@@ -10386,6 +10413,102 @@
             </w:r>
             <w:r>
               <w:t xml:space="preserve">for vehicle reference data.</w:t>
+            </w:r>
+          </w:p>
+        </w:tc>
+      </w:tr>
+      <w:tr>
+        <w:tc>
+          <w:tcPr/>
+          <w:p>
+            <w:pPr>
+              <w:pStyle w:val="Compact"/>
+            </w:pPr>
+            <w:r>
+              <w:rPr>
+                <w:rStyle w:val="VerbatimChar"/>
+              </w:rPr>
+              <w:t xml:space="preserve">SUPPLY_CHAIN_PLANNING</w:t>
+            </w:r>
+          </w:p>
+        </w:tc>
+        <w:tc>
+          <w:tcPr/>
+          <w:p>
+            <w:pPr>
+              <w:pStyle w:val="Compact"/>
+            </w:pPr>
+            <w:r>
+              <w:t xml:space="preserve">Requires</w:t>
+            </w:r>
+            <w:r>
+              <w:t xml:space="preserve"> </w:t>
+            </w:r>
+            <w:r>
+              <w:rPr>
+                <w:rStyle w:val="VerbatimChar"/>
+              </w:rPr>
+              <w:t xml:space="preserve">INVENTORY</w:t>
+            </w:r>
+            <w:r>
+              <w:t xml:space="preserve"> </w:t>
+            </w:r>
+            <w:r>
+              <w:t xml:space="preserve">and</w:t>
+            </w:r>
+            <w:r>
+              <w:t xml:space="preserve"> </w:t>
+            </w:r>
+            <w:r>
+              <w:rPr>
+                <w:rStyle w:val="VerbatimChar"/>
+              </w:rPr>
+              <w:t xml:space="preserve">PROCUREMENT</w:t>
+            </w:r>
+            <w:r>
+              <w:t xml:space="preserve"> </w:t>
+            </w:r>
+            <w:r>
+              <w:t xml:space="preserve">to be active (both core - always satisfied).</w:t>
+            </w:r>
+            <w:r>
+              <w:t xml:space="preserve"> </w:t>
+            </w:r>
+            <w:r>
+              <w:rPr>
+                <w:rStyle w:val="VerbatimChar"/>
+              </w:rPr>
+              <w:t xml:space="preserve">ADV_INVENTORY</w:t>
+            </w:r>
+            <w:r>
+              <w:t xml:space="preserve">,</w:t>
+            </w:r>
+            <w:r>
+              <w:t xml:space="preserve"> </w:t>
+            </w:r>
+            <w:r>
+              <w:rPr>
+                <w:rStyle w:val="VerbatimChar"/>
+              </w:rPr>
+              <w:t xml:space="preserve">MANUFACTURING</w:t>
+            </w:r>
+            <w:r>
+              <w:t xml:space="preserve">, and</w:t>
+            </w:r>
+            <w:r>
+              <w:t xml:space="preserve"> </w:t>
+            </w:r>
+            <w:r>
+              <w:rPr>
+                <w:rStyle w:val="VerbatimChar"/>
+              </w:rPr>
+              <w:t xml:space="preserve">TRANSPORTATION</w:t>
+            </w:r>
+            <w:r>
+              <w:t xml:space="preserve"> </w:t>
+            </w:r>
+            <w:r>
+              <w:t xml:space="preserve">enrich planning fidelity where enabled but are not hard activation prerequisites.</w:t>
             </w:r>
           </w:p>
         </w:tc>
@@ -19487,6 +19610,1489 @@
     </w:p>
     <w:bookmarkEnd w:id="201"/>
     <w:bookmarkEnd w:id="202"/>
+    <w:bookmarkStart w:id="218" w:name="Xad2db5479209e0dfb936657c36cd0476370edf5"/>
+    <w:p>
+      <w:pPr>
+        <w:pStyle w:val="Heading1"/>
+      </w:pPr>
+      <w:r>
+        <w:t xml:space="preserve">Workforce, Planning, and Asset Operations Architecture</w:t>
+      </w:r>
+    </w:p>
+    <w:bookmarkStart w:id="203" w:name="X72ef568b04d9e2c49f57ee0a3f1aa5cba873e10"/>
+    <w:p>
+      <w:pPr>
+        <w:pStyle w:val="Heading2"/>
+      </w:pPr>
+      <w:r>
+        <w:t xml:space="preserve">15.1 Purpose</w:t>
+      </w:r>
+    </w:p>
+    <w:p>
+      <w:pPr>
+        <w:pStyle w:val="FirstParagraph"/>
+      </w:pPr>
+      <w:r>
+        <w:t xml:space="preserve">This section defines the high-level architecture for 3 cross-functional operating domains strengthened in this revision:</w:t>
+      </w:r>
+    </w:p>
+    <w:p>
+      <w:pPr>
+        <w:pStyle w:val="Compact"/>
+        <w:numPr>
+          <w:ilvl w:val="0"/>
+          <w:numId w:val="1067"/>
+        </w:numPr>
+      </w:pPr>
+      <w:r>
+        <w:t xml:space="preserve">governed workforce operations inside</w:t>
+      </w:r>
+      <w:r>
+        <w:t xml:space="preserve"> </w:t>
+      </w:r>
+      <w:r>
+        <w:rPr>
+          <w:rStyle w:val="VerbatimChar"/>
+        </w:rPr>
+        <w:t xml:space="preserve">HR_PAYROLL</w:t>
+      </w:r>
+    </w:p>
+    <w:p>
+      <w:pPr>
+        <w:pStyle w:val="Compact"/>
+        <w:numPr>
+          <w:ilvl w:val="0"/>
+          <w:numId w:val="1067"/>
+        </w:numPr>
+      </w:pPr>
+      <w:r>
+        <w:t xml:space="preserve">forward-looking planning inside</w:t>
+      </w:r>
+      <w:r>
+        <w:t xml:space="preserve"> </w:t>
+      </w:r>
+      <w:r>
+        <w:rPr>
+          <w:rStyle w:val="VerbatimChar"/>
+        </w:rPr>
+        <w:t xml:space="preserve">SUPPLY_CHAIN_PLANNING</w:t>
+      </w:r>
+    </w:p>
+    <w:p>
+      <w:pPr>
+        <w:pStyle w:val="Compact"/>
+        <w:numPr>
+          <w:ilvl w:val="0"/>
+          <w:numId w:val="1067"/>
+        </w:numPr>
+      </w:pPr>
+      <w:r>
+        <w:t xml:space="preserve">enterprise asset work management and reliability inside</w:t>
+      </w:r>
+      <w:r>
+        <w:t xml:space="preserve"> </w:t>
+      </w:r>
+      <w:r>
+        <w:rPr>
+          <w:rStyle w:val="VerbatimChar"/>
+        </w:rPr>
+        <w:t xml:space="preserve">ASSETS</w:t>
+      </w:r>
+    </w:p>
+    <w:p>
+      <w:pPr>
+        <w:pStyle w:val="FirstParagraph"/>
+      </w:pPr>
+      <w:r>
+        <w:t xml:space="preserve">These domains remain peers of the existing accounting, inventory, procurement, manufacturing, and transportation capabilities. None should be collapsed into generic admin screens or ungoverned side workflows.</w:t>
+      </w:r>
+    </w:p>
+    <w:bookmarkEnd w:id="203"/>
+    <w:bookmarkStart w:id="207" w:name="X98202791a456d887253cbc8cd0b8b493882bde4"/>
+    <w:p>
+      <w:pPr>
+        <w:pStyle w:val="Heading2"/>
+      </w:pPr>
+      <w:r>
+        <w:t xml:space="preserve">15.2 Bounded Contexts</w:t>
+      </w:r>
+    </w:p>
+    <w:bookmarkStart w:id="204" w:name="X40004480a8f5bc9d8b93d6886bf37aea73cd6e1"/>
+    <w:p>
+      <w:pPr>
+        <w:pStyle w:val="Heading3"/>
+      </w:pPr>
+      <w:r>
+        <w:t xml:space="preserve">15.2.1 HR and Payroll Workforce Operations</w:t>
+      </w:r>
+    </w:p>
+    <w:p>
+      <w:pPr>
+        <w:pStyle w:val="FirstParagraph"/>
+      </w:pPr>
+      <w:r>
+        <w:rPr>
+          <w:rStyle w:val="VerbatimChar"/>
+        </w:rPr>
+        <w:t xml:space="preserve">HR_PAYROLL</w:t>
+      </w:r>
+      <w:r>
+        <w:t xml:space="preserve"> </w:t>
+      </w:r>
+      <w:r>
+        <w:t xml:space="preserve">is the system of record for:</w:t>
+      </w:r>
+    </w:p>
+    <w:p>
+      <w:pPr>
+        <w:pStyle w:val="Compact"/>
+        <w:numPr>
+          <w:ilvl w:val="0"/>
+          <w:numId w:val="1068"/>
+        </w:numPr>
+      </w:pPr>
+      <w:r>
+        <w:t xml:space="preserve">worker and employment history</w:t>
+      </w:r>
+    </w:p>
+    <w:p>
+      <w:pPr>
+        <w:pStyle w:val="Compact"/>
+        <w:numPr>
+          <w:ilvl w:val="0"/>
+          <w:numId w:val="1068"/>
+        </w:numPr>
+      </w:pPr>
+      <w:r>
+        <w:t xml:space="preserve">job and position governance</w:t>
+      </w:r>
+    </w:p>
+    <w:p>
+      <w:pPr>
+        <w:pStyle w:val="Compact"/>
+        <w:numPr>
+          <w:ilvl w:val="0"/>
+          <w:numId w:val="1068"/>
+        </w:numPr>
+      </w:pPr>
+      <w:r>
+        <w:t xml:space="preserve">manager and employee self-service workflows</w:t>
+      </w:r>
+    </w:p>
+    <w:p>
+      <w:pPr>
+        <w:pStyle w:val="Compact"/>
+        <w:numPr>
+          <w:ilvl w:val="0"/>
+          <w:numId w:val="1068"/>
+        </w:numPr>
+      </w:pPr>
+      <w:r>
+        <w:t xml:space="preserve">payroll calendars, validation, and release controls</w:t>
+      </w:r>
+    </w:p>
+    <w:p>
+      <w:pPr>
+        <w:pStyle w:val="Compact"/>
+        <w:numPr>
+          <w:ilvl w:val="0"/>
+          <w:numId w:val="1068"/>
+        </w:numPr>
+      </w:pPr>
+      <w:r>
+        <w:t xml:space="preserve">workforce analytics and operational HR dashboards</w:t>
+      </w:r>
+    </w:p>
+    <w:p>
+      <w:pPr>
+        <w:pStyle w:val="FirstParagraph"/>
+      </w:pPr>
+      <w:r>
+        <w:rPr>
+          <w:rStyle w:val="VerbatimChar"/>
+        </w:rPr>
+        <w:t xml:space="preserve">ACCOUNTING</w:t>
+      </w:r>
+      <w:r>
+        <w:t xml:space="preserve"> </w:t>
+      </w:r>
+      <w:r>
+        <w:t xml:space="preserve">remains the owner of the finance book of record.</w:t>
+      </w:r>
+      <w:r>
+        <w:t xml:space="preserve"> </w:t>
+      </w:r>
+      <w:r>
+        <w:rPr>
+          <w:rStyle w:val="VerbatimChar"/>
+        </w:rPr>
+        <w:t xml:space="preserve">USER_MGMT</w:t>
+      </w:r>
+      <w:r>
+        <w:t xml:space="preserve"> </w:t>
+      </w:r>
+      <w:r>
+        <w:t xml:space="preserve">remains the owner of platform identity and permission enforcement.</w:t>
+      </w:r>
+    </w:p>
+    <w:bookmarkEnd w:id="204"/>
+    <w:bookmarkStart w:id="205" w:name="Xbd7f1d7139a4a182becbfb8090fd3782ff3425e"/>
+    <w:p>
+      <w:pPr>
+        <w:pStyle w:val="Heading3"/>
+      </w:pPr>
+      <w:r>
+        <w:t xml:space="preserve">15.2.2 Supply Chain Planning</w:t>
+      </w:r>
+    </w:p>
+    <w:p>
+      <w:pPr>
+        <w:pStyle w:val="FirstParagraph"/>
+      </w:pPr>
+      <w:r>
+        <w:rPr>
+          <w:rStyle w:val="VerbatimChar"/>
+        </w:rPr>
+        <w:t xml:space="preserve">SUPPLY_CHAIN_PLANNING</w:t>
+      </w:r>
+      <w:r>
+        <w:t xml:space="preserve"> </w:t>
+      </w:r>
+      <w:r>
+        <w:t xml:space="preserve">is the system of record for:</w:t>
+      </w:r>
+    </w:p>
+    <w:p>
+      <w:pPr>
+        <w:pStyle w:val="Compact"/>
+        <w:numPr>
+          <w:ilvl w:val="0"/>
+          <w:numId w:val="1069"/>
+        </w:numPr>
+      </w:pPr>
+      <w:r>
+        <w:t xml:space="preserve">consensus demand versions</w:t>
+      </w:r>
+    </w:p>
+    <w:p>
+      <w:pPr>
+        <w:pStyle w:val="Compact"/>
+        <w:numPr>
+          <w:ilvl w:val="0"/>
+          <w:numId w:val="1069"/>
+        </w:numPr>
+      </w:pPr>
+      <w:r>
+        <w:t xml:space="preserve">supply-plan versions</w:t>
+      </w:r>
+    </w:p>
+    <w:p>
+      <w:pPr>
+        <w:pStyle w:val="Compact"/>
+        <w:numPr>
+          <w:ilvl w:val="0"/>
+          <w:numId w:val="1069"/>
+        </w:numPr>
+      </w:pPr>
+      <w:r>
+        <w:t xml:space="preserve">inventory-policy versions</w:t>
+      </w:r>
+    </w:p>
+    <w:p>
+      <w:pPr>
+        <w:pStyle w:val="Compact"/>
+        <w:numPr>
+          <w:ilvl w:val="0"/>
+          <w:numId w:val="1069"/>
+        </w:numPr>
+      </w:pPr>
+      <w:r>
+        <w:t xml:space="preserve">S&amp;OP / IBP cycle state</w:t>
+      </w:r>
+    </w:p>
+    <w:p>
+      <w:pPr>
+        <w:pStyle w:val="Compact"/>
+        <w:numPr>
+          <w:ilvl w:val="0"/>
+          <w:numId w:val="1069"/>
+        </w:numPr>
+      </w:pPr>
+      <w:r>
+        <w:t xml:space="preserve">planning scenarios and released plan views</w:t>
+      </w:r>
+    </w:p>
+    <w:p>
+      <w:pPr>
+        <w:pStyle w:val="FirstParagraph"/>
+      </w:pPr>
+      <w:r>
+        <w:t xml:space="preserve">Execution modules remain the owners of actual transactions:</w:t>
+      </w:r>
+    </w:p>
+    <w:p>
+      <w:pPr>
+        <w:pStyle w:val="Compact"/>
+        <w:numPr>
+          <w:ilvl w:val="0"/>
+          <w:numId w:val="1070"/>
+        </w:numPr>
+      </w:pPr>
+      <w:r>
+        <w:rPr>
+          <w:rStyle w:val="VerbatimChar"/>
+        </w:rPr>
+        <w:t xml:space="preserve">PROCUREMENT</w:t>
+      </w:r>
+      <w:r>
+        <w:t xml:space="preserve"> </w:t>
+      </w:r>
+      <w:r>
+        <w:t xml:space="preserve">owns purchase execution</w:t>
+      </w:r>
+    </w:p>
+    <w:p>
+      <w:pPr>
+        <w:pStyle w:val="Compact"/>
+        <w:numPr>
+          <w:ilvl w:val="0"/>
+          <w:numId w:val="1070"/>
+        </w:numPr>
+      </w:pPr>
+      <w:r>
+        <w:rPr>
+          <w:rStyle w:val="VerbatimChar"/>
+        </w:rPr>
+        <w:t xml:space="preserve">INVENTORY</w:t>
+      </w:r>
+      <w:r>
+        <w:t xml:space="preserve"> </w:t>
+      </w:r>
+      <w:r>
+        <w:t xml:space="preserve">and</w:t>
+      </w:r>
+      <w:r>
+        <w:t xml:space="preserve"> </w:t>
+      </w:r>
+      <w:r>
+        <w:rPr>
+          <w:rStyle w:val="VerbatimChar"/>
+        </w:rPr>
+        <w:t xml:space="preserve">ADV_INVENTORY</w:t>
+      </w:r>
+      <w:r>
+        <w:t xml:space="preserve"> </w:t>
+      </w:r>
+      <w:r>
+        <w:t xml:space="preserve">own stock movements and location truth</w:t>
+      </w:r>
+    </w:p>
+    <w:p>
+      <w:pPr>
+        <w:pStyle w:val="Compact"/>
+        <w:numPr>
+          <w:ilvl w:val="0"/>
+          <w:numId w:val="1070"/>
+        </w:numPr>
+      </w:pPr>
+      <w:r>
+        <w:rPr>
+          <w:rStyle w:val="VerbatimChar"/>
+        </w:rPr>
+        <w:t xml:space="preserve">MANUFACTURING</w:t>
+      </w:r>
+      <w:r>
+        <w:t xml:space="preserve"> </w:t>
+      </w:r>
+      <w:r>
+        <w:t xml:space="preserve">owns production execution</w:t>
+      </w:r>
+    </w:p>
+    <w:p>
+      <w:pPr>
+        <w:pStyle w:val="Compact"/>
+        <w:numPr>
+          <w:ilvl w:val="0"/>
+          <w:numId w:val="1070"/>
+        </w:numPr>
+      </w:pPr>
+      <w:r>
+        <w:rPr>
+          <w:rStyle w:val="VerbatimChar"/>
+        </w:rPr>
+        <w:t xml:space="preserve">TRANSPORTATION</w:t>
+      </w:r>
+      <w:r>
+        <w:t xml:space="preserve"> </w:t>
+      </w:r>
+      <w:r>
+        <w:t xml:space="preserve">owns movement execution</w:t>
+      </w:r>
+    </w:p>
+    <w:bookmarkEnd w:id="205"/>
+    <w:bookmarkStart w:id="206" w:name="X8f91f95e91bc3ad604ad032ae3786d6610c65e5"/>
+    <w:p>
+      <w:pPr>
+        <w:pStyle w:val="Heading3"/>
+      </w:pPr>
+      <w:r>
+        <w:t xml:space="preserve">15.2.3 Enterprise Asset Management</w:t>
+      </w:r>
+    </w:p>
+    <w:p>
+      <w:pPr>
+        <w:pStyle w:val="FirstParagraph"/>
+      </w:pPr>
+      <w:r>
+        <w:rPr>
+          <w:rStyle w:val="VerbatimChar"/>
+        </w:rPr>
+        <w:t xml:space="preserve">ASSETS</w:t>
+      </w:r>
+      <w:r>
+        <w:t xml:space="preserve"> </w:t>
+      </w:r>
+      <w:r>
+        <w:t xml:space="preserve">is the system of record for:</w:t>
+      </w:r>
+    </w:p>
+    <w:p>
+      <w:pPr>
+        <w:pStyle w:val="Compact"/>
+        <w:numPr>
+          <w:ilvl w:val="0"/>
+          <w:numId w:val="1071"/>
+        </w:numPr>
+      </w:pPr>
+      <w:r>
+        <w:t xml:space="preserve">asset registry and functional locations</w:t>
+      </w:r>
+    </w:p>
+    <w:p>
+      <w:pPr>
+        <w:pStyle w:val="Compact"/>
+        <w:numPr>
+          <w:ilvl w:val="0"/>
+          <w:numId w:val="1071"/>
+        </w:numPr>
+      </w:pPr>
+      <w:r>
+        <w:t xml:space="preserve">asset criticality and lifecycle status</w:t>
+      </w:r>
+    </w:p>
+    <w:p>
+      <w:pPr>
+        <w:pStyle w:val="Compact"/>
+        <w:numPr>
+          <w:ilvl w:val="0"/>
+          <w:numId w:val="1071"/>
+        </w:numPr>
+      </w:pPr>
+      <w:r>
+        <w:t xml:space="preserve">work requests, work orders, and shutdown packages</w:t>
+      </w:r>
+    </w:p>
+    <w:p>
+      <w:pPr>
+        <w:pStyle w:val="Compact"/>
+        <w:numPr>
+          <w:ilvl w:val="0"/>
+          <w:numId w:val="1071"/>
+        </w:numPr>
+      </w:pPr>
+      <w:r>
+        <w:t xml:space="preserve">maintenance history, failure evidence, and condition events</w:t>
+      </w:r>
+    </w:p>
+    <w:p>
+      <w:pPr>
+        <w:pStyle w:val="Compact"/>
+        <w:numPr>
+          <w:ilvl w:val="0"/>
+          <w:numId w:val="1071"/>
+        </w:numPr>
+      </w:pPr>
+      <w:r>
+        <w:t xml:space="preserve">asset-side reliability analytics</w:t>
+      </w:r>
+    </w:p>
+    <w:p>
+      <w:pPr>
+        <w:pStyle w:val="FirstParagraph"/>
+      </w:pPr>
+      <w:r>
+        <w:rPr>
+          <w:rStyle w:val="VerbatimChar"/>
+        </w:rPr>
+        <w:t xml:space="preserve">INVENTORY</w:t>
+      </w:r>
+      <w:r>
+        <w:t xml:space="preserve"> </w:t>
+      </w:r>
+      <w:r>
+        <w:t xml:space="preserve">owns stocked-material balances and reservations.</w:t>
+      </w:r>
+      <w:r>
+        <w:t xml:space="preserve"> </w:t>
+      </w:r>
+      <w:r>
+        <w:rPr>
+          <w:rStyle w:val="VerbatimChar"/>
+        </w:rPr>
+        <w:t xml:space="preserve">PROCUREMENT</w:t>
+      </w:r>
+      <w:r>
+        <w:t xml:space="preserve"> </w:t>
+      </w:r>
+      <w:r>
+        <w:t xml:space="preserve">owns purchasing and supplier obligations.</w:t>
+      </w:r>
+      <w:r>
+        <w:t xml:space="preserve"> </w:t>
+      </w:r>
+      <w:r>
+        <w:rPr>
+          <w:rStyle w:val="VerbatimChar"/>
+        </w:rPr>
+        <w:t xml:space="preserve">TRANSPORTATION</w:t>
+      </w:r>
+      <w:r>
+        <w:t xml:space="preserve"> </w:t>
+      </w:r>
+      <w:r>
+        <w:t xml:space="preserve">remains the owner of live fleet dispatch and trip state.</w:t>
+      </w:r>
+    </w:p>
+    <w:bookmarkEnd w:id="206"/>
+    <w:bookmarkEnd w:id="207"/>
+    <w:bookmarkStart w:id="211" w:name="X0881e267b5e4490895aa066ed36c6370d370d8f"/>
+    <w:p>
+      <w:pPr>
+        <w:pStyle w:val="Heading2"/>
+      </w:pPr>
+      <w:r>
+        <w:t xml:space="preserve">15.3 Component Model</w:t>
+      </w:r>
+    </w:p>
+    <w:bookmarkStart w:id="208" w:name="hr-and-payroll-components"/>
+    <w:p>
+      <w:pPr>
+        <w:pStyle w:val="Heading3"/>
+      </w:pPr>
+      <w:r>
+        <w:t xml:space="preserve">HR and Payroll Components</w:t>
+      </w:r>
+    </w:p>
+    <w:p>
+      <w:pPr>
+        <w:pStyle w:val="Compact"/>
+        <w:numPr>
+          <w:ilvl w:val="0"/>
+          <w:numId w:val="1072"/>
+        </w:numPr>
+      </w:pPr>
+      <w:r>
+        <w:rPr>
+          <w:rStyle w:val="VerbatimChar"/>
+        </w:rPr>
+        <w:t xml:space="preserve">PositionGovernance Service</w:t>
+      </w:r>
+      <w:r>
+        <w:t xml:space="preserve"> </w:t>
+      </w:r>
+      <w:r>
+        <w:t xml:space="preserve">- job families, positions, approvals, and effective-dated workforce changes</w:t>
+      </w:r>
+    </w:p>
+    <w:p>
+      <w:pPr>
+        <w:pStyle w:val="Compact"/>
+        <w:numPr>
+          <w:ilvl w:val="0"/>
+          <w:numId w:val="1072"/>
+        </w:numPr>
+      </w:pPr>
+      <w:r>
+        <w:rPr>
+          <w:rStyle w:val="VerbatimChar"/>
+        </w:rPr>
+        <w:t xml:space="preserve">PayrollControl Service</w:t>
+      </w:r>
+      <w:r>
+        <w:t xml:space="preserve"> </w:t>
+      </w:r>
+      <w:r>
+        <w:t xml:space="preserve">- calendars, validation packs, variance review, shadow runs, and release checklists</w:t>
+      </w:r>
+    </w:p>
+    <w:p>
+      <w:pPr>
+        <w:pStyle w:val="Compact"/>
+        <w:numPr>
+          <w:ilvl w:val="0"/>
+          <w:numId w:val="1072"/>
+        </w:numPr>
+      </w:pPr>
+      <w:r>
+        <w:rPr>
+          <w:rStyle w:val="VerbatimChar"/>
+        </w:rPr>
+        <w:t xml:space="preserve">ManagerSelfService Service</w:t>
+      </w:r>
+      <w:r>
+        <w:t xml:space="preserve"> </w:t>
+      </w:r>
+      <w:r>
+        <w:t xml:space="preserve">- manager approvals and scoped workforce actions</w:t>
+      </w:r>
+    </w:p>
+    <w:p>
+      <w:pPr>
+        <w:pStyle w:val="Compact"/>
+        <w:numPr>
+          <w:ilvl w:val="0"/>
+          <w:numId w:val="1072"/>
+        </w:numPr>
+      </w:pPr>
+      <w:r>
+        <w:rPr>
+          <w:rStyle w:val="VerbatimChar"/>
+        </w:rPr>
+        <w:t xml:space="preserve">WorkforceAnalytics Service</w:t>
+      </w:r>
+      <w:r>
+        <w:t xml:space="preserve"> </w:t>
+      </w:r>
+      <w:r>
+        <w:t xml:space="preserve">- headcount, absenteeism, overtime, payroll, and change metrics</w:t>
+      </w:r>
+    </w:p>
+    <w:bookmarkEnd w:id="208"/>
+    <w:bookmarkStart w:id="209" w:name="supply-chain-planning-components"/>
+    <w:p>
+      <w:pPr>
+        <w:pStyle w:val="Heading3"/>
+      </w:pPr>
+      <w:r>
+        <w:t xml:space="preserve">Supply Chain Planning Components</w:t>
+      </w:r>
+    </w:p>
+    <w:p>
+      <w:pPr>
+        <w:pStyle w:val="Compact"/>
+        <w:numPr>
+          <w:ilvl w:val="0"/>
+          <w:numId w:val="1073"/>
+        </w:numPr>
+      </w:pPr>
+      <w:r>
+        <w:rPr>
+          <w:rStyle w:val="VerbatimChar"/>
+        </w:rPr>
+        <w:t xml:space="preserve">DemandPlanning Service</w:t>
+      </w:r>
+      <w:r>
+        <w:t xml:space="preserve"> </w:t>
+      </w:r>
+      <w:r>
+        <w:t xml:space="preserve">- baseline forecasts, overrides, and consensus-demand governance</w:t>
+      </w:r>
+    </w:p>
+    <w:p>
+      <w:pPr>
+        <w:pStyle w:val="Compact"/>
+        <w:numPr>
+          <w:ilvl w:val="0"/>
+          <w:numId w:val="1073"/>
+        </w:numPr>
+      </w:pPr>
+      <w:r>
+        <w:rPr>
+          <w:rStyle w:val="VerbatimChar"/>
+        </w:rPr>
+        <w:t xml:space="preserve">SupplyPlanning Service</w:t>
+      </w:r>
+      <w:r>
+        <w:t xml:space="preserve"> </w:t>
+      </w:r>
+      <w:r>
+        <w:t xml:space="preserve">- feasible supply, replenishment recommendations, and shortage exceptions</w:t>
+      </w:r>
+    </w:p>
+    <w:p>
+      <w:pPr>
+        <w:pStyle w:val="Compact"/>
+        <w:numPr>
+          <w:ilvl w:val="0"/>
+          <w:numId w:val="1073"/>
+        </w:numPr>
+      </w:pPr>
+      <w:r>
+        <w:rPr>
+          <w:rStyle w:val="VerbatimChar"/>
+        </w:rPr>
+        <w:t xml:space="preserve">InventoryPolicy Service</w:t>
+      </w:r>
+      <w:r>
+        <w:t xml:space="preserve"> </w:t>
+      </w:r>
+      <w:r>
+        <w:t xml:space="preserve">- service classes, safety stock, and policy versioning</w:t>
+      </w:r>
+    </w:p>
+    <w:p>
+      <w:pPr>
+        <w:pStyle w:val="Compact"/>
+        <w:numPr>
+          <w:ilvl w:val="0"/>
+          <w:numId w:val="1073"/>
+        </w:numPr>
+      </w:pPr>
+      <w:r>
+        <w:rPr>
+          <w:rStyle w:val="VerbatimChar"/>
+        </w:rPr>
+        <w:t xml:space="preserve">SopCycle Service</w:t>
+      </w:r>
+      <w:r>
+        <w:t xml:space="preserve"> </w:t>
+      </w:r>
+      <w:r>
+        <w:t xml:space="preserve">- demand review, supply review, executive review, and plan release</w:t>
+      </w:r>
+    </w:p>
+    <w:p>
+      <w:pPr>
+        <w:pStyle w:val="Compact"/>
+        <w:numPr>
+          <w:ilvl w:val="0"/>
+          <w:numId w:val="1073"/>
+        </w:numPr>
+      </w:pPr>
+      <w:r>
+        <w:rPr>
+          <w:rStyle w:val="VerbatimChar"/>
+        </w:rPr>
+        <w:t xml:space="preserve">Scenario Service</w:t>
+      </w:r>
+      <w:r>
+        <w:t xml:space="preserve"> </w:t>
+      </w:r>
+      <w:r>
+        <w:t xml:space="preserve">- sandbox scenario creation, comparison, and decision capture</w:t>
+      </w:r>
+    </w:p>
+    <w:bookmarkEnd w:id="209"/>
+    <w:bookmarkStart w:id="210" w:name="asset-management-components"/>
+    <w:p>
+      <w:pPr>
+        <w:pStyle w:val="Heading3"/>
+      </w:pPr>
+      <w:r>
+        <w:t xml:space="preserve">Asset Management Components</w:t>
+      </w:r>
+    </w:p>
+    <w:p>
+      <w:pPr>
+        <w:pStyle w:val="Compact"/>
+        <w:numPr>
+          <w:ilvl w:val="0"/>
+          <w:numId w:val="1074"/>
+        </w:numPr>
+      </w:pPr>
+      <w:r>
+        <w:rPr>
+          <w:rStyle w:val="VerbatimChar"/>
+        </w:rPr>
+        <w:t xml:space="preserve">AssetHierarchy Service</w:t>
+      </w:r>
+      <w:r>
+        <w:t xml:space="preserve"> </w:t>
+      </w:r>
+      <w:r>
+        <w:t xml:space="preserve">- functional locations, hierarchy, and asset criticality</w:t>
+      </w:r>
+    </w:p>
+    <w:p>
+      <w:pPr>
+        <w:pStyle w:val="Compact"/>
+        <w:numPr>
+          <w:ilvl w:val="0"/>
+          <w:numId w:val="1074"/>
+        </w:numPr>
+      </w:pPr>
+      <w:r>
+        <w:rPr>
+          <w:rStyle w:val="VerbatimChar"/>
+        </w:rPr>
+        <w:t xml:space="preserve">WorkManagement Service</w:t>
+      </w:r>
+      <w:r>
+        <w:t xml:space="preserve"> </w:t>
+      </w:r>
+      <w:r>
+        <w:t xml:space="preserve">- work requests, planning packages, scheduling, and shutdown packages</w:t>
+      </w:r>
+    </w:p>
+    <w:p>
+      <w:pPr>
+        <w:pStyle w:val="Compact"/>
+        <w:numPr>
+          <w:ilvl w:val="0"/>
+          <w:numId w:val="1074"/>
+        </w:numPr>
+      </w:pPr>
+      <w:r>
+        <w:rPr>
+          <w:rStyle w:val="VerbatimChar"/>
+        </w:rPr>
+        <w:t xml:space="preserve">Reliability Service</w:t>
+      </w:r>
+      <w:r>
+        <w:t xml:space="preserve"> </w:t>
+      </w:r>
+      <w:r>
+        <w:t xml:space="preserve">- failure coding, repeat-failure detection, and KPI computation</w:t>
+      </w:r>
+    </w:p>
+    <w:p>
+      <w:pPr>
+        <w:pStyle w:val="Compact"/>
+        <w:numPr>
+          <w:ilvl w:val="0"/>
+          <w:numId w:val="1074"/>
+        </w:numPr>
+      </w:pPr>
+      <w:r>
+        <w:rPr>
+          <w:rStyle w:val="VerbatimChar"/>
+        </w:rPr>
+        <w:t xml:space="preserve">ConditionEvent Service</w:t>
+      </w:r>
+      <w:r>
+        <w:t xml:space="preserve"> </w:t>
+      </w:r>
+      <w:r>
+        <w:t xml:space="preserve">- inspection, meter, and telemetry threshold evaluation</w:t>
+      </w:r>
+    </w:p>
+    <w:bookmarkEnd w:id="210"/>
+    <w:bookmarkEnd w:id="211"/>
+    <w:bookmarkStart w:id="215" w:name="X16fad5fa907b32c621a8ae857370c5b45bfa98d"/>
+    <w:p>
+      <w:pPr>
+        <w:pStyle w:val="Heading2"/>
+      </w:pPr>
+      <w:r>
+        <w:t xml:space="preserve">15.4 Cross-Module Integration Flows</w:t>
+      </w:r>
+    </w:p>
+    <w:bookmarkStart w:id="212" w:name="Xe144b83c1fb6837e80427eba05dcf3f538cb95f"/>
+    <w:p>
+      <w:pPr>
+        <w:pStyle w:val="Heading3"/>
+      </w:pPr>
+      <w:r>
+        <w:t xml:space="preserve">15.4.1 Workforce to Finance and Access Control</w:t>
+      </w:r>
+    </w:p>
+    <w:p>
+      <w:pPr>
+        <w:pStyle w:val="Compact"/>
+        <w:numPr>
+          <w:ilvl w:val="0"/>
+          <w:numId w:val="1075"/>
+        </w:numPr>
+      </w:pPr>
+      <w:r>
+        <w:t xml:space="preserve">A manager or HR officer initiates a workforce or payroll control action.</w:t>
+      </w:r>
+    </w:p>
+    <w:p>
+      <w:pPr>
+        <w:pStyle w:val="Compact"/>
+        <w:numPr>
+          <w:ilvl w:val="0"/>
+          <w:numId w:val="1075"/>
+        </w:numPr>
+      </w:pPr>
+      <w:r>
+        <w:rPr>
+          <w:rStyle w:val="VerbatimChar"/>
+        </w:rPr>
+        <w:t xml:space="preserve">HR_PAYROLL</w:t>
+      </w:r>
+      <w:r>
+        <w:t xml:space="preserve"> </w:t>
+      </w:r>
+      <w:r>
+        <w:t xml:space="preserve">validates reporting scope, position state, and payroll calendar state.</w:t>
+      </w:r>
+    </w:p>
+    <w:p>
+      <w:pPr>
+        <w:pStyle w:val="Compact"/>
+        <w:numPr>
+          <w:ilvl w:val="0"/>
+          <w:numId w:val="1075"/>
+        </w:numPr>
+      </w:pPr>
+      <w:r>
+        <w:t xml:space="preserve">Approved payroll runs publish GL-ready outcomes to</w:t>
+      </w:r>
+      <w:r>
+        <w:t xml:space="preserve"> </w:t>
+      </w:r>
+      <w:r>
+        <w:rPr>
+          <w:rStyle w:val="VerbatimChar"/>
+        </w:rPr>
+        <w:t xml:space="preserve">ACCOUNTING</w:t>
+      </w:r>
+      <w:r>
+        <w:t xml:space="preserve">.</w:t>
+      </w:r>
+    </w:p>
+    <w:p>
+      <w:pPr>
+        <w:pStyle w:val="Compact"/>
+        <w:numPr>
+          <w:ilvl w:val="0"/>
+          <w:numId w:val="1075"/>
+        </w:numPr>
+      </w:pPr>
+      <w:r>
+        <w:t xml:space="preserve">Access scope remains enforced through</w:t>
+      </w:r>
+      <w:r>
+        <w:t xml:space="preserve"> </w:t>
+      </w:r>
+      <w:r>
+        <w:rPr>
+          <w:rStyle w:val="VerbatimChar"/>
+        </w:rPr>
+        <w:t xml:space="preserve">USER_MGMT</w:t>
+      </w:r>
+      <w:r>
+        <w:t xml:space="preserve"> </w:t>
+      </w:r>
+      <w:r>
+        <w:t xml:space="preserve">and RBAC claims.</w:t>
+      </w:r>
+    </w:p>
+    <w:bookmarkEnd w:id="212"/>
+    <w:bookmarkStart w:id="213" w:name="X51d565c1420fc3386dd036acd0441f06b258121"/>
+    <w:p>
+      <w:pPr>
+        <w:pStyle w:val="Heading3"/>
+      </w:pPr>
+      <w:r>
+        <w:t xml:space="preserve">15.4.2 Planning to Execution</w:t>
+      </w:r>
+    </w:p>
+    <w:p>
+      <w:pPr>
+        <w:pStyle w:val="Compact"/>
+        <w:numPr>
+          <w:ilvl w:val="0"/>
+          <w:numId w:val="1076"/>
+        </w:numPr>
+      </w:pPr>
+      <w:r>
+        <w:rPr>
+          <w:rStyle w:val="VerbatimChar"/>
+        </w:rPr>
+        <w:t xml:space="preserve">SUPPLY_CHAIN_PLANNING</w:t>
+      </w:r>
+      <w:r>
+        <w:t xml:space="preserve"> </w:t>
+      </w:r>
+      <w:r>
+        <w:t xml:space="preserve">ingests demand, inventory, procurement, manufacturing, and transport context.</w:t>
+      </w:r>
+    </w:p>
+    <w:p>
+      <w:pPr>
+        <w:pStyle w:val="Compact"/>
+        <w:numPr>
+          <w:ilvl w:val="0"/>
+          <w:numId w:val="1076"/>
+        </w:numPr>
+      </w:pPr>
+      <w:r>
+        <w:t xml:space="preserve">Demand, supply, and inventory-policy versions are generated and reviewed.</w:t>
+      </w:r>
+    </w:p>
+    <w:p>
+      <w:pPr>
+        <w:pStyle w:val="Compact"/>
+        <w:numPr>
+          <w:ilvl w:val="0"/>
+          <w:numId w:val="1076"/>
+        </w:numPr>
+      </w:pPr>
+      <w:r>
+        <w:t xml:space="preserve">Approved plans are released as recommendations.</w:t>
+      </w:r>
+    </w:p>
+    <w:p>
+      <w:pPr>
+        <w:pStyle w:val="Compact"/>
+        <w:numPr>
+          <w:ilvl w:val="0"/>
+          <w:numId w:val="1076"/>
+        </w:numPr>
+      </w:pPr>
+      <w:r>
+        <w:t xml:space="preserve">Downstream execution modules decide whether and when to turn those recommendations into live transactions.</w:t>
+      </w:r>
+    </w:p>
+    <w:bookmarkEnd w:id="213"/>
+    <w:bookmarkStart w:id="214" w:name="X88fee95a32b2b04eeedd34de39fb50bbb074953"/>
+    <w:p>
+      <w:pPr>
+        <w:pStyle w:val="Heading3"/>
+      </w:pPr>
+      <w:r>
+        <w:t xml:space="preserve">15.4.3 Assets to Materials and Supply</w:t>
+      </w:r>
+    </w:p>
+    <w:p>
+      <w:pPr>
+        <w:pStyle w:val="Compact"/>
+        <w:numPr>
+          <w:ilvl w:val="0"/>
+          <w:numId w:val="1077"/>
+        </w:numPr>
+      </w:pPr>
+      <w:r>
+        <w:rPr>
+          <w:rStyle w:val="VerbatimChar"/>
+        </w:rPr>
+        <w:t xml:space="preserve">ASSETS</w:t>
+      </w:r>
+      <w:r>
+        <w:t xml:space="preserve"> </w:t>
+      </w:r>
+      <w:r>
+        <w:t xml:space="preserve">creates or plans work orders.</w:t>
+      </w:r>
+    </w:p>
+    <w:p>
+      <w:pPr>
+        <w:pStyle w:val="Compact"/>
+        <w:numPr>
+          <w:ilvl w:val="0"/>
+          <w:numId w:val="1077"/>
+        </w:numPr>
+      </w:pPr>
+      <w:r>
+        <w:t xml:space="preserve">Required materials are reserved against</w:t>
+      </w:r>
+      <w:r>
+        <w:t xml:space="preserve"> </w:t>
+      </w:r>
+      <w:r>
+        <w:rPr>
+          <w:rStyle w:val="VerbatimChar"/>
+        </w:rPr>
+        <w:t xml:space="preserve">INVENTORY</w:t>
+      </w:r>
+      <w:r>
+        <w:t xml:space="preserve"> </w:t>
+      </w:r>
+      <w:r>
+        <w:t xml:space="preserve">when available.</w:t>
+      </w:r>
+    </w:p>
+    <w:p>
+      <w:pPr>
+        <w:pStyle w:val="Compact"/>
+        <w:numPr>
+          <w:ilvl w:val="0"/>
+          <w:numId w:val="1077"/>
+        </w:numPr>
+      </w:pPr>
+      <w:r>
+        <w:t xml:space="preserve">Shortages raise procurement or transfer demand through controlled handoff.</w:t>
+      </w:r>
+    </w:p>
+    <w:p>
+      <w:pPr>
+        <w:pStyle w:val="Compact"/>
+        <w:numPr>
+          <w:ilvl w:val="0"/>
+          <w:numId w:val="1077"/>
+        </w:numPr>
+      </w:pPr>
+      <w:r>
+        <w:t xml:space="preserve">Closeout data and reliability events remain owned by</w:t>
+      </w:r>
+      <w:r>
+        <w:t xml:space="preserve"> </w:t>
+      </w:r>
+      <w:r>
+        <w:rPr>
+          <w:rStyle w:val="VerbatimChar"/>
+        </w:rPr>
+        <w:t xml:space="preserve">ASSETS</w:t>
+      </w:r>
+      <w:r>
+        <w:t xml:space="preserve">.</w:t>
+      </w:r>
+    </w:p>
+    <w:bookmarkEnd w:id="214"/>
+    <w:bookmarkEnd w:id="215"/>
+    <w:bookmarkStart w:id="216" w:name="X187d1401beb1e88bc5be52f55ab99928d5fe0f5"/>
+    <w:p>
+      <w:pPr>
+        <w:pStyle w:val="Heading2"/>
+      </w:pPr>
+      <w:r>
+        <w:t xml:space="preserve">15.5 Data Ownership Rules</w:t>
+      </w:r>
+    </w:p>
+    <w:tbl>
+      <w:tblPr>
+        <w:tblStyle w:val="Table"/>
+        <w:tblW w:type="auto" w:w="0"/>
+        <w:tblLook w:firstRow="1" w:lastRow="0" w:firstColumn="0" w:lastColumn="0" w:noHBand="0" w:noVBand="0" w:val="0020"/>
+      </w:tblPr>
+      <w:tblGrid>
+        <w:gridCol w:w="3960"/>
+        <w:gridCol w:w="3960"/>
+      </w:tblGrid>
+      <w:tr>
+        <w:trPr>
+          <w:tblHeader w:val="on"/>
+        </w:trPr>
+        <w:tc>
+          <w:tcPr/>
+          <w:p>
+            <w:pPr>
+              <w:pStyle w:val="Compact"/>
+            </w:pPr>
+            <w:r>
+              <w:t xml:space="preserve">Concern</w:t>
+            </w:r>
+          </w:p>
+        </w:tc>
+        <w:tc>
+          <w:tcPr/>
+          <w:p>
+            <w:pPr>
+              <w:pStyle w:val="Compact"/>
+            </w:pPr>
+            <w:r>
+              <w:t xml:space="preserve">Owning Module</w:t>
+            </w:r>
+          </w:p>
+        </w:tc>
+      </w:tr>
+      <w:tr>
+        <w:tc>
+          <w:tcPr/>
+          <w:p>
+            <w:pPr>
+              <w:pStyle w:val="Compact"/>
+            </w:pPr>
+            <w:r>
+              <w:t xml:space="preserve">Effective-dated worker history</w:t>
+            </w:r>
+          </w:p>
+        </w:tc>
+        <w:tc>
+          <w:tcPr/>
+          <w:p>
+            <w:pPr>
+              <w:pStyle w:val="Compact"/>
+            </w:pPr>
+            <w:r>
+              <w:rPr>
+                <w:rStyle w:val="VerbatimChar"/>
+              </w:rPr>
+              <w:t xml:space="preserve">HR_PAYROLL</w:t>
+            </w:r>
+          </w:p>
+        </w:tc>
+      </w:tr>
+      <w:tr>
+        <w:tc>
+          <w:tcPr/>
+          <w:p>
+            <w:pPr>
+              <w:pStyle w:val="Compact"/>
+            </w:pPr>
+            <w:r>
+              <w:t xml:space="preserve">Payroll release checklist and shadow-run evidence</w:t>
+            </w:r>
+          </w:p>
+        </w:tc>
+        <w:tc>
+          <w:tcPr/>
+          <w:p>
+            <w:pPr>
+              <w:pStyle w:val="Compact"/>
+            </w:pPr>
+            <w:r>
+              <w:rPr>
+                <w:rStyle w:val="VerbatimChar"/>
+              </w:rPr>
+              <w:t xml:space="preserve">HR_PAYROLL</w:t>
+            </w:r>
+          </w:p>
+        </w:tc>
+      </w:tr>
+      <w:tr>
+        <w:tc>
+          <w:tcPr/>
+          <w:p>
+            <w:pPr>
+              <w:pStyle w:val="Compact"/>
+            </w:pPr>
+            <w:r>
+              <w:t xml:space="preserve">Consensus demand version</w:t>
+            </w:r>
+          </w:p>
+        </w:tc>
+        <w:tc>
+          <w:tcPr/>
+          <w:p>
+            <w:pPr>
+              <w:pStyle w:val="Compact"/>
+            </w:pPr>
+            <w:r>
+              <w:rPr>
+                <w:rStyle w:val="VerbatimChar"/>
+              </w:rPr>
+              <w:t xml:space="preserve">SUPPLY_CHAIN_PLANNING</w:t>
+            </w:r>
+          </w:p>
+        </w:tc>
+      </w:tr>
+      <w:tr>
+        <w:tc>
+          <w:tcPr/>
+          <w:p>
+            <w:pPr>
+              <w:pStyle w:val="Compact"/>
+            </w:pPr>
+            <w:r>
+              <w:t xml:space="preserve">Released replenishment recommendation</w:t>
+            </w:r>
+          </w:p>
+        </w:tc>
+        <w:tc>
+          <w:tcPr/>
+          <w:p>
+            <w:pPr>
+              <w:pStyle w:val="Compact"/>
+            </w:pPr>
+            <w:r>
+              <w:rPr>
+                <w:rStyle w:val="VerbatimChar"/>
+              </w:rPr>
+              <w:t xml:space="preserve">SUPPLY_CHAIN_PLANNING</w:t>
+            </w:r>
+          </w:p>
+        </w:tc>
+      </w:tr>
+      <w:tr>
+        <w:tc>
+          <w:tcPr/>
+          <w:p>
+            <w:pPr>
+              <w:pStyle w:val="Compact"/>
+            </w:pPr>
+            <w:r>
+              <w:t xml:space="preserve">Purchase order and goods receipt</w:t>
+            </w:r>
+          </w:p>
+        </w:tc>
+        <w:tc>
+          <w:tcPr/>
+          <w:p>
+            <w:pPr>
+              <w:pStyle w:val="Compact"/>
+            </w:pPr>
+            <w:r>
+              <w:rPr>
+                <w:rStyle w:val="VerbatimChar"/>
+              </w:rPr>
+              <w:t xml:space="preserve">PROCUREMENT</w:t>
+            </w:r>
+            <w:r>
+              <w:t xml:space="preserve"> </w:t>
+            </w:r>
+            <w:r>
+              <w:t xml:space="preserve">/</w:t>
+            </w:r>
+            <w:r>
+              <w:t xml:space="preserve"> </w:t>
+            </w:r>
+            <w:r>
+              <w:rPr>
+                <w:rStyle w:val="VerbatimChar"/>
+              </w:rPr>
+              <w:t xml:space="preserve">INVENTORY</w:t>
+            </w:r>
+          </w:p>
+        </w:tc>
+      </w:tr>
+      <w:tr>
+        <w:tc>
+          <w:tcPr/>
+          <w:p>
+            <w:pPr>
+              <w:pStyle w:val="Compact"/>
+            </w:pPr>
+            <w:r>
+              <w:t xml:space="preserve">Functional location and asset criticality</w:t>
+            </w:r>
+          </w:p>
+        </w:tc>
+        <w:tc>
+          <w:tcPr/>
+          <w:p>
+            <w:pPr>
+              <w:pStyle w:val="Compact"/>
+            </w:pPr>
+            <w:r>
+              <w:rPr>
+                <w:rStyle w:val="VerbatimChar"/>
+              </w:rPr>
+              <w:t xml:space="preserve">ASSETS</w:t>
+            </w:r>
+          </w:p>
+        </w:tc>
+      </w:tr>
+      <w:tr>
+        <w:tc>
+          <w:tcPr/>
+          <w:p>
+            <w:pPr>
+              <w:pStyle w:val="Compact"/>
+            </w:pPr>
+            <w:r>
+              <w:t xml:space="preserve">Work-request and work-order closeout evidence</w:t>
+            </w:r>
+          </w:p>
+        </w:tc>
+        <w:tc>
+          <w:tcPr/>
+          <w:p>
+            <w:pPr>
+              <w:pStyle w:val="Compact"/>
+            </w:pPr>
+            <w:r>
+              <w:rPr>
+                <w:rStyle w:val="VerbatimChar"/>
+              </w:rPr>
+              <w:t xml:space="preserve">ASSETS</w:t>
+            </w:r>
+          </w:p>
+        </w:tc>
+      </w:tr>
+      <w:tr>
+        <w:tc>
+          <w:tcPr/>
+          <w:p>
+            <w:pPr>
+              <w:pStyle w:val="Compact"/>
+            </w:pPr>
+            <w:r>
+              <w:t xml:space="preserve">Stock balance and reserved quantity</w:t>
+            </w:r>
+          </w:p>
+        </w:tc>
+        <w:tc>
+          <w:tcPr/>
+          <w:p>
+            <w:pPr>
+              <w:pStyle w:val="Compact"/>
+            </w:pPr>
+            <w:r>
+              <w:rPr>
+                <w:rStyle w:val="VerbatimChar"/>
+              </w:rPr>
+              <w:t xml:space="preserve">INVENTORY</w:t>
+            </w:r>
+          </w:p>
+        </w:tc>
+      </w:tr>
+    </w:tbl>
+    <w:bookmarkEnd w:id="216"/>
+    <w:bookmarkStart w:id="217" w:name="Xb2a881a2a48064f85d002dfcfadba8d2fffef0a"/>
+    <w:p>
+      <w:pPr>
+        <w:pStyle w:val="Heading2"/>
+      </w:pPr>
+      <w:r>
+        <w:t xml:space="preserve">15.6 Failure and Recovery Boundaries</w:t>
+      </w:r>
+    </w:p>
+    <w:p>
+      <w:pPr>
+        <w:pStyle w:val="Compact"/>
+        <w:numPr>
+          <w:ilvl w:val="0"/>
+          <w:numId w:val="1078"/>
+        </w:numPr>
+      </w:pPr>
+      <w:r>
+        <w:t xml:space="preserve">Failure of a shadow payroll run shall not affect live payroll postings, payslips, or disbursement artifacts.</w:t>
+      </w:r>
+    </w:p>
+    <w:p>
+      <w:pPr>
+        <w:pStyle w:val="Compact"/>
+        <w:numPr>
+          <w:ilvl w:val="0"/>
+          <w:numId w:val="1078"/>
+        </w:numPr>
+      </w:pPr>
+      <w:r>
+        <w:t xml:space="preserve">Failure of plan release shall not create duplicate downstream recommendations; release retry remains idempotent.</w:t>
+      </w:r>
+    </w:p>
+    <w:p>
+      <w:pPr>
+        <w:pStyle w:val="Compact"/>
+        <w:numPr>
+          <w:ilvl w:val="0"/>
+          <w:numId w:val="1078"/>
+        </w:numPr>
+      </w:pPr>
+      <w:r>
+        <w:t xml:space="preserve">Failure of external telemetry ingestion shall not block manual inspection or work-order workflows inside</w:t>
+      </w:r>
+      <w:r>
+        <w:t xml:space="preserve"> </w:t>
+      </w:r>
+      <w:r>
+        <w:rPr>
+          <w:rStyle w:val="VerbatimChar"/>
+        </w:rPr>
+        <w:t xml:space="preserve">ASSETS</w:t>
+      </w:r>
+      <w:r>
+        <w:t xml:space="preserve">.</w:t>
+      </w:r>
+    </w:p>
+    <w:p>
+      <w:pPr>
+        <w:pStyle w:val="Compact"/>
+        <w:numPr>
+          <w:ilvl w:val="0"/>
+          <w:numId w:val="1078"/>
+        </w:numPr>
+      </w:pPr>
+      <w:r>
+        <w:t xml:space="preserve">Failure of inventory reservation during asset work planning shall create a shortage exception rather than silently dropping required materials.</w:t>
+      </w:r>
+    </w:p>
+    <w:bookmarkEnd w:id="217"/>
+    <w:bookmarkEnd w:id="218"/>
     <w:sectPr>
       <w:footerReference r:id="rId9" w:type="default"/>
       <w:headerReference r:id="rId10" w:type="default"/>
@@ -20629,6 +22235,123 @@
     <w:lvlOverride w:ilvl="8">
       <w:startOverride w:val="1"/>
     </w:lvlOverride>
+  </w:num>
+  <w:num w:numId="1067">
+    <w:abstractNumId w:val="991"/>
+  </w:num>
+  <w:num w:numId="1068">
+    <w:abstractNumId w:val="991"/>
+  </w:num>
+  <w:num w:numId="1069">
+    <w:abstractNumId w:val="991"/>
+  </w:num>
+  <w:num w:numId="1070">
+    <w:abstractNumId w:val="991"/>
+  </w:num>
+  <w:num w:numId="1071">
+    <w:abstractNumId w:val="991"/>
+  </w:num>
+  <w:num w:numId="1072">
+    <w:abstractNumId w:val="991"/>
+  </w:num>
+  <w:num w:numId="1073">
+    <w:abstractNumId w:val="991"/>
+  </w:num>
+  <w:num w:numId="1074">
+    <w:abstractNumId w:val="991"/>
+  </w:num>
+  <w:num w:numId="1075">
+    <w:abstractNumId w:val="99411"/>
+    <w:lvlOverride w:ilvl="0">
+      <w:startOverride w:val="1"/>
+    </w:lvlOverride>
+    <w:lvlOverride w:ilvl="1">
+      <w:startOverride w:val="1"/>
+    </w:lvlOverride>
+    <w:lvlOverride w:ilvl="2">
+      <w:startOverride w:val="1"/>
+    </w:lvlOverride>
+    <w:lvlOverride w:ilvl="3">
+      <w:startOverride w:val="1"/>
+    </w:lvlOverride>
+    <w:lvlOverride w:ilvl="4">
+      <w:startOverride w:val="1"/>
+    </w:lvlOverride>
+    <w:lvlOverride w:ilvl="5">
+      <w:startOverride w:val="1"/>
+    </w:lvlOverride>
+    <w:lvlOverride w:ilvl="6">
+      <w:startOverride w:val="1"/>
+    </w:lvlOverride>
+    <w:lvlOverride w:ilvl="7">
+      <w:startOverride w:val="1"/>
+    </w:lvlOverride>
+    <w:lvlOverride w:ilvl="8">
+      <w:startOverride w:val="1"/>
+    </w:lvlOverride>
+  </w:num>
+  <w:num w:numId="1076">
+    <w:abstractNumId w:val="99411"/>
+    <w:lvlOverride w:ilvl="0">
+      <w:startOverride w:val="1"/>
+    </w:lvlOverride>
+    <w:lvlOverride w:ilvl="1">
+      <w:startOverride w:val="1"/>
+    </w:lvlOverride>
+    <w:lvlOverride w:ilvl="2">
+      <w:startOverride w:val="1"/>
+    </w:lvlOverride>
+    <w:lvlOverride w:ilvl="3">
+      <w:startOverride w:val="1"/>
+    </w:lvlOverride>
+    <w:lvlOverride w:ilvl="4">
+      <w:startOverride w:val="1"/>
+    </w:lvlOverride>
+    <w:lvlOverride w:ilvl="5">
+      <w:startOverride w:val="1"/>
+    </w:lvlOverride>
+    <w:lvlOverride w:ilvl="6">
+      <w:startOverride w:val="1"/>
+    </w:lvlOverride>
+    <w:lvlOverride w:ilvl="7">
+      <w:startOverride w:val="1"/>
+    </w:lvlOverride>
+    <w:lvlOverride w:ilvl="8">
+      <w:startOverride w:val="1"/>
+    </w:lvlOverride>
+  </w:num>
+  <w:num w:numId="1077">
+    <w:abstractNumId w:val="99411"/>
+    <w:lvlOverride w:ilvl="0">
+      <w:startOverride w:val="1"/>
+    </w:lvlOverride>
+    <w:lvlOverride w:ilvl="1">
+      <w:startOverride w:val="1"/>
+    </w:lvlOverride>
+    <w:lvlOverride w:ilvl="2">
+      <w:startOverride w:val="1"/>
+    </w:lvlOverride>
+    <w:lvlOverride w:ilvl="3">
+      <w:startOverride w:val="1"/>
+    </w:lvlOverride>
+    <w:lvlOverride w:ilvl="4">
+      <w:startOverride w:val="1"/>
+    </w:lvlOverride>
+    <w:lvlOverride w:ilvl="5">
+      <w:startOverride w:val="1"/>
+    </w:lvlOverride>
+    <w:lvlOverride w:ilvl="6">
+      <w:startOverride w:val="1"/>
+    </w:lvlOverride>
+    <w:lvlOverride w:ilvl="7">
+      <w:startOverride w:val="1"/>
+    </w:lvlOverride>
+    <w:lvlOverride w:ilvl="8">
+      <w:startOverride w:val="1"/>
+    </w:lvlOverride>
+  </w:num>
+  <w:num w:numId="1078">
+    <w:abstractNumId w:val="991"/>
   </w:num>
 </w:numbering>
 </file>
